--- a/outputs/Table_S1.docx
+++ b/outputs/Table_S1.docx
@@ -2,8 +2,8806 @@
 <file path=word/document.xml><?xml version="1.0" encoding="utf-8"?>
 <w:document xmlns:wpc="http://schemas.microsoft.com/office/word/2010/wordprocessingCanvas" xmlns:cx="http://schemas.microsoft.com/office/drawing/2014/chartex" xmlns:cx1="http://schemas.microsoft.com/office/drawing/2015/9/8/chartex" xmlns:cx2="http://schemas.microsoft.com/office/drawing/2015/10/21/chartex" xmlns:cx3="http://schemas.microsoft.com/office/drawing/2016/5/9/chartex" xmlns:cx4="http://schemas.microsoft.com/office/drawing/2016/5/10/chartex" xmlns:cx5="http://schemas.microsoft.com/office/drawing/2016/5/11/chartex" xmlns:cx6="http://schemas.microsoft.com/office/drawing/2016/5/12/chartex" xmlns:cx7="http://schemas.microsoft.com/office/drawing/2016/5/13/chartex" xmlns:cx8="http://schemas.microsoft.com/office/drawing/2016/5/14/chartex" xmlns:mc="http://schemas.openxmlformats.org/markup-compatibility/2006" xmlns:aink="http://schemas.microsoft.com/office/drawing/2016/ink" xmlns:am3d="http://schemas.microsoft.com/office/drawing/2017/model3d" xmlns:o="urn:schemas-microsoft-com:office:office" xmlns:r="http://schemas.openxmlformats.org/officeDocument/2006/relationships" xmlns:m="http://schemas.openxmlformats.org/officeDocument/2006/math" xmlns:v="urn:schemas-microsoft-com:vml" xmlns:wp14="http://schemas.microsoft.com/office/word/2010/wordprocessingDrawing" xmlns:wp="http://schemas.openxmlformats.org/drawingml/2006/wordprocessingDrawing" xmlns:w10="urn:schemas-microsoft-com:office:word" xmlns:w="http://schemas.openxmlformats.org/wordprocessingml/2006/main" xmlns:w14="http://schemas.microsoft.com/office/word/2010/wordml" xmlns:w15="http://schemas.microsoft.com/office/word/2012/wordml" xmlns:w16cex="http://schemas.microsoft.com/office/word/2018/wordml/cex" xmlns:w16cid="http://schemas.microsoft.com/office/word/2016/wordml/cid" xmlns:w16="http://schemas.microsoft.com/office/word/2018/wordml" xmlns:w16se="http://schemas.microsoft.com/office/word/2015/wordml/symex" xmlns:wpg="http://schemas.microsoft.com/office/word/2010/wordprocessingGroup" xmlns:wpi="http://schemas.microsoft.com/office/word/2010/wordprocessingInk" xmlns:wne="http://schemas.microsoft.com/office/word/2006/wordml" xmlns:wps="http://schemas.microsoft.com/office/word/2010/wordprocessingShape" mc:Ignorable="w14 w15 w16se w16cid w16 w16cex wp14">
   <w:body>
+    <w:p>
+      <w:pPr>
+        <w:pStyle w:val="Normal"/>
+      </w:pPr>
+      <w:r>
+        <w:t xml:space="preserve"/>
+      </w:r>
+    </w:p>
+    <w:tbl xmlns:a="http://schemas.openxmlformats.org/drawingml/2006/main" xmlns:pic="http://schemas.openxmlformats.org/drawingml/2006/picture">
+      <w:tblPr>
+        <w:tblLayout w:type="fixed"/>
+        <w:jc w:val="center"/>
+        <w:tblLook w:firstRow="1" w:lastRow="0" w:firstColumn="0" w:lastColumn="0" w:noHBand="0" w:noVBand="1"/>
+      </w:tblPr>
+      <w:tblGrid>
+        <w:gridCol w:w="2880"/>
+        <w:gridCol w:w="1440"/>
+        <w:gridCol w:w="1440"/>
+        <w:gridCol w:w="1008"/>
+      </w:tblGrid>
+      <w:tr>
+        <w:trPr>
+          <w:trHeight w:val="824" w:hRule="auto"/>
+          <w:tblHeader/>
+        </w:trPr>
+        header 1
+        <w:tc>
+          <w:tcPr>
+            <w:tcBorders>
+              <w:bottom w:val="single" w:sz="12" w:space="0" w:color="666666"/>
+              <w:top w:val="single" w:sz="12" w:space="0" w:color="666666"/>
+              <w:left w:val="none" w:sz="0" w:space="0" w:color="000000"/>
+              <w:right w:val="none" w:sz="0" w:space="0" w:color="000000"/>
+            </w:tcBorders>
+            <w:shd w:val="clear" w:color="auto" w:fill="FFFFFF"/>
+            <w:tcMar>
+              <w:top w:w="0" w:type="dxa"/>
+              <w:bottom w:w="0" w:type="dxa"/>
+              <w:left w:w="0" w:type="dxa"/>
+              <w:right w:w="0" w:type="dxa"/>
+            </w:tcMar>
+            <w:vAlign w:val="center"/>
+          </w:tcPr>
+          <w:p>
+            <w:pPr>
+              <w:jc w:val="center"/>
+              <w:pBdr>
+                <w:bottom w:val="none" w:sz="0" w:space="0" w:color="000000"/>
+                <w:top w:val="none" w:sz="0" w:space="0" w:color="000000"/>
+                <w:left w:val="none" w:sz="0" w:space="0" w:color="000000"/>
+                <w:right w:val="none" w:sz="0" w:space="0" w:color="000000"/>
+              </w:pBdr>
+              <w:spacing w:after="10" w:before="10" w:line="240"/>
+              <w:ind w:left="100" w:right="100" w:firstLine="0" w:firstLineChars="0"/>
+              <w:rPr>
+                <w:rFonts w:ascii="Arial" w:hAnsi="Arial" w:eastAsia="Arial" w:cs="Arial"/>
+                <w:i w:val="false"/>
+                <w:b w:val="false"/>
+                <w:u w:val="none"/>
+                <w:sz w:val="18"/>
+                <w:szCs w:val="18"/>
+                <w:color w:val="000000"/>
+              </w:rPr>
+            </w:pPr>
+            <w:r>
+              <w:rPr>
+                <w:rFonts w:ascii="Arial" w:hAnsi="Arial" w:eastAsia="Arial" w:cs="Arial"/>
+                <w:i w:val="false"/>
+                <w:b w:val="true"/>
+                <w:u w:val="none"/>
+                <w:sz w:val="18"/>
+                <w:szCs w:val="18"/>
+                <w:color w:val="000000"/>
+              </w:rPr>
+              <w:t xml:space="preserve">Características</w:t>
+            </w:r>
+          </w:p>
+        </w:tc>
+        <w:tc>
+          <w:tcPr>
+            <w:tcBorders>
+              <w:bottom w:val="single" w:sz="12" w:space="0" w:color="666666"/>
+              <w:top w:val="single" w:sz="12" w:space="0" w:color="666666"/>
+              <w:left w:val="none" w:sz="0" w:space="0" w:color="000000"/>
+              <w:right w:val="none" w:sz="0" w:space="0" w:color="000000"/>
+            </w:tcBorders>
+            <w:shd w:val="clear" w:color="auto" w:fill="FFFFFF"/>
+            <w:tcMar>
+              <w:top w:w="0" w:type="dxa"/>
+              <w:bottom w:w="0" w:type="dxa"/>
+              <w:left w:w="0" w:type="dxa"/>
+              <w:right w:w="0" w:type="dxa"/>
+            </w:tcMar>
+            <w:vAlign w:val="center"/>
+          </w:tcPr>
+          <w:p>
+            <w:pPr>
+              <w:jc w:val="center"/>
+              <w:pBdr>
+                <w:bottom w:val="none" w:sz="0" w:space="0" w:color="000000"/>
+                <w:top w:val="none" w:sz="0" w:space="0" w:color="000000"/>
+                <w:left w:val="none" w:sz="0" w:space="0" w:color="000000"/>
+                <w:right w:val="none" w:sz="0" w:space="0" w:color="000000"/>
+              </w:pBdr>
+              <w:spacing w:after="10" w:before="10" w:line="240"/>
+              <w:ind w:left="100" w:right="100" w:firstLine="0" w:firstLineChars="0"/>
+              <w:rPr>
+                <w:rFonts w:ascii="Arial" w:hAnsi="Arial" w:eastAsia="Arial" w:cs="Arial"/>
+                <w:i w:val="false"/>
+                <w:b w:val="false"/>
+                <w:u w:val="none"/>
+                <w:sz w:val="18"/>
+                <w:szCs w:val="18"/>
+                <w:color w:val="000000"/>
+              </w:rPr>
+            </w:pPr>
+            <w:r>
+              <w:rPr>
+                <w:rFonts w:ascii="Arial" w:hAnsi="Arial" w:eastAsia="Arial" w:cs="Arial"/>
+                <w:i w:val="false"/>
+                <w:b w:val="true"/>
+                <w:u w:val="none"/>
+                <w:sz w:val="18"/>
+                <w:szCs w:val="18"/>
+                <w:color w:val="000000"/>
+              </w:rPr>
+              <w:t xml:space="preserve">Mestizo</w:t>
+            </w:r>
+            <w:r>
+              <w:rPr>
+                <w:rFonts w:ascii="Arial" w:hAnsi="Arial" w:eastAsia="Arial" w:cs="Arial"/>
+                <w:i w:val="false"/>
+                <w:b w:val="false"/>
+                <w:u w:val="none"/>
+                <w:sz w:val="18"/>
+                <w:szCs w:val="18"/>
+                <w:color w:val="000000"/>
+              </w:rPr>
+              <w:t xml:space="preserve">  </w:t>
+            </w:r>
+            <w:r>
+              <w:rPr>
+                <w:rFonts w:ascii="Arial" w:hAnsi="Arial" w:eastAsia="Arial" w:cs="Arial"/>
+                <w:i w:val="false"/>
+                <w:b w:val="false"/>
+                <w:u w:val="none"/>
+                <w:sz w:val="18"/>
+                <w:szCs w:val="18"/>
+                <w:color w:val="000000"/>
+              </w:rPr>
+              <w:br/>
+            </w:r>
+            <w:r>
+              <w:rPr>
+                <w:rFonts w:ascii="Arial" w:hAnsi="Arial" w:eastAsia="Arial" w:cs="Arial"/>
+                <w:i w:val="false"/>
+                <w:b w:val="false"/>
+                <w:u w:val="none"/>
+                <w:sz w:val="18"/>
+                <w:szCs w:val="18"/>
+                <w:color w:val="000000"/>
+              </w:rPr>
+              <w:t xml:space="preserve">N = 680 (41.1%)</w:t>
+            </w:r>
+          </w:p>
+        </w:tc>
+        <w:tc>
+          <w:tcPr>
+            <w:tcBorders>
+              <w:bottom w:val="single" w:sz="12" w:space="0" w:color="666666"/>
+              <w:top w:val="single" w:sz="12" w:space="0" w:color="666666"/>
+              <w:left w:val="none" w:sz="0" w:space="0" w:color="000000"/>
+              <w:right w:val="none" w:sz="0" w:space="0" w:color="000000"/>
+            </w:tcBorders>
+            <w:shd w:val="clear" w:color="auto" w:fill="FFFFFF"/>
+            <w:tcMar>
+              <w:top w:w="0" w:type="dxa"/>
+              <w:bottom w:w="0" w:type="dxa"/>
+              <w:left w:w="0" w:type="dxa"/>
+              <w:right w:w="0" w:type="dxa"/>
+            </w:tcMar>
+            <w:vAlign w:val="center"/>
+          </w:tcPr>
+          <w:p>
+            <w:pPr>
+              <w:jc w:val="center"/>
+              <w:pBdr>
+                <w:bottom w:val="none" w:sz="0" w:space="0" w:color="000000"/>
+                <w:top w:val="none" w:sz="0" w:space="0" w:color="000000"/>
+                <w:left w:val="none" w:sz="0" w:space="0" w:color="000000"/>
+                <w:right w:val="none" w:sz="0" w:space="0" w:color="000000"/>
+              </w:pBdr>
+              <w:spacing w:after="10" w:before="10" w:line="240"/>
+              <w:ind w:left="100" w:right="100" w:firstLine="0" w:firstLineChars="0"/>
+              <w:rPr>
+                <w:rFonts w:ascii="Arial" w:hAnsi="Arial" w:eastAsia="Arial" w:cs="Arial"/>
+                <w:i w:val="false"/>
+                <w:b w:val="false"/>
+                <w:u w:val="none"/>
+                <w:sz w:val="18"/>
+                <w:szCs w:val="18"/>
+                <w:color w:val="000000"/>
+              </w:rPr>
+            </w:pPr>
+            <w:r>
+              <w:rPr>
+                <w:rFonts w:ascii="Arial" w:hAnsi="Arial" w:eastAsia="Arial" w:cs="Arial"/>
+                <w:i w:val="false"/>
+                <w:b w:val="true"/>
+                <w:u w:val="none"/>
+                <w:sz w:val="18"/>
+                <w:szCs w:val="18"/>
+                <w:color w:val="000000"/>
+              </w:rPr>
+              <w:t xml:space="preserve">Quechua/Aymara</w:t>
+            </w:r>
+            <w:r>
+              <w:rPr>
+                <w:rFonts w:ascii="Arial" w:hAnsi="Arial" w:eastAsia="Arial" w:cs="Arial"/>
+                <w:i w:val="false"/>
+                <w:b w:val="false"/>
+                <w:u w:val="none"/>
+                <w:sz w:val="18"/>
+                <w:szCs w:val="18"/>
+                <w:color w:val="000000"/>
+              </w:rPr>
+              <w:t xml:space="preserve">  </w:t>
+            </w:r>
+            <w:r>
+              <w:rPr>
+                <w:rFonts w:ascii="Arial" w:hAnsi="Arial" w:eastAsia="Arial" w:cs="Arial"/>
+                <w:i w:val="false"/>
+                <w:b w:val="false"/>
+                <w:u w:val="none"/>
+                <w:sz w:val="18"/>
+                <w:szCs w:val="18"/>
+                <w:color w:val="000000"/>
+              </w:rPr>
+              <w:br/>
+            </w:r>
+            <w:r>
+              <w:rPr>
+                <w:rFonts w:ascii="Arial" w:hAnsi="Arial" w:eastAsia="Arial" w:cs="Arial"/>
+                <w:i w:val="false"/>
+                <w:b w:val="false"/>
+                <w:u w:val="none"/>
+                <w:sz w:val="18"/>
+                <w:szCs w:val="18"/>
+                <w:color w:val="000000"/>
+              </w:rPr>
+              <w:t xml:space="preserve">N = 973 (58.9%)</w:t>
+            </w:r>
+          </w:p>
+        </w:tc>
+        <w:tc>
+          <w:tcPr>
+            <w:tcBorders>
+              <w:bottom w:val="single" w:sz="12" w:space="0" w:color="666666"/>
+              <w:top w:val="single" w:sz="12" w:space="0" w:color="666666"/>
+              <w:left w:val="none" w:sz="0" w:space="0" w:color="000000"/>
+              <w:right w:val="none" w:sz="0" w:space="0" w:color="000000"/>
+            </w:tcBorders>
+            <w:shd w:val="clear" w:color="auto" w:fill="FFFFFF"/>
+            <w:tcMar>
+              <w:top w:w="0" w:type="dxa"/>
+              <w:bottom w:w="0" w:type="dxa"/>
+              <w:left w:w="0" w:type="dxa"/>
+              <w:right w:w="0" w:type="dxa"/>
+            </w:tcMar>
+            <w:vAlign w:val="center"/>
+          </w:tcPr>
+          <w:p>
+            <w:pPr>
+              <w:jc w:val="center"/>
+              <w:pBdr>
+                <w:bottom w:val="none" w:sz="0" w:space="0" w:color="000000"/>
+                <w:top w:val="none" w:sz="0" w:space="0" w:color="000000"/>
+                <w:left w:val="none" w:sz="0" w:space="0" w:color="000000"/>
+                <w:right w:val="none" w:sz="0" w:space="0" w:color="000000"/>
+              </w:pBdr>
+              <w:spacing w:after="10" w:before="10" w:line="240"/>
+              <w:ind w:left="100" w:right="100" w:firstLine="0" w:firstLineChars="0"/>
+              <w:rPr>
+                <w:rFonts w:ascii="Arial" w:hAnsi="Arial" w:eastAsia="Arial" w:cs="Arial"/>
+                <w:i w:val="false"/>
+                <w:b w:val="false"/>
+                <w:u w:val="none"/>
+                <w:sz w:val="18"/>
+                <w:szCs w:val="18"/>
+                <w:color w:val="000000"/>
+              </w:rPr>
+            </w:pPr>
+            <w:r>
+              <w:rPr>
+                <w:rFonts w:ascii="Arial" w:hAnsi="Arial" w:eastAsia="Arial" w:cs="Arial"/>
+                <w:i w:val="false"/>
+                <w:b w:val="true"/>
+                <w:u w:val="none"/>
+                <w:sz w:val="18"/>
+                <w:szCs w:val="18"/>
+                <w:color w:val="000000"/>
+              </w:rPr>
+              <w:t xml:space="preserve">p-valor</w:t>
+            </w:r>
+            <w:r>
+              <w:rPr>
+                <w:rFonts w:ascii="Arial" w:hAnsi="Arial" w:eastAsia="Arial" w:cs="Arial"/>
+                <w:i w:val="false"/>
+                <w:b w:val="false"/>
+                <w:u w:val="none"/>
+                <w:vertAlign w:val="superscript"/>
+                <w:sz w:val="18"/>
+                <w:szCs w:val="18"/>
+                <w:color w:val="000000"/>
+              </w:rPr>
+              <w:t xml:space="preserve">1</w:t>
+            </w:r>
+          </w:p>
+        </w:tc>
+      </w:tr>
+      <w:tr>
+        <w:trPr>
+          <w:trHeight w:val="617" w:hRule="auto"/>
+        </w:trPr>
+        body 1
+        <w:tc>
+          <w:tcPr>
+            <w:tcBorders>
+              <w:bottom w:val="none" w:sz="0" w:space="0" w:color="000000"/>
+              <w:top w:val="single" w:sz="12" w:space="0" w:color="666666"/>
+              <w:left w:val="none" w:sz="0" w:space="0" w:color="000000"/>
+              <w:right w:val="none" w:sz="0" w:space="0" w:color="000000"/>
+            </w:tcBorders>
+            <w:shd w:val="clear" w:color="auto" w:fill="FFFFFF"/>
+            <w:tcMar>
+              <w:top w:w="0" w:type="dxa"/>
+              <w:bottom w:w="0" w:type="dxa"/>
+              <w:left w:w="0" w:type="dxa"/>
+              <w:right w:w="0" w:type="dxa"/>
+            </w:tcMar>
+            <w:vAlign w:val="top"/>
+          </w:tcPr>
+          <w:p>
+            <w:pPr>
+              <w:jc w:val="left"/>
+              <w:pBdr>
+                <w:bottom w:val="none" w:sz="0" w:space="0" w:color="000000"/>
+                <w:top w:val="none" w:sz="0" w:space="0" w:color="000000"/>
+                <w:left w:val="none" w:sz="0" w:space="0" w:color="000000"/>
+                <w:right w:val="none" w:sz="0" w:space="0" w:color="000000"/>
+              </w:pBdr>
+              <w:spacing w:after="10" w:before="10" w:line="240"/>
+              <w:ind w:left="100" w:right="100" w:firstLine="0" w:firstLineChars="0"/>
+              <w:rPr>
+                <w:rFonts w:ascii="Arial" w:hAnsi="Arial" w:eastAsia="Arial" w:cs="Arial"/>
+                <w:i w:val="false"/>
+                <w:b w:val="false"/>
+                <w:u w:val="none"/>
+                <w:sz w:val="18"/>
+                <w:szCs w:val="18"/>
+                <w:color w:val="000000"/>
+              </w:rPr>
+            </w:pPr>
+            <w:r>
+              <w:rPr>
+                <w:rFonts w:ascii="Arial" w:hAnsi="Arial" w:eastAsia="Arial" w:cs="Arial"/>
+                <w:i w:val="false"/>
+                <w:b w:val="false"/>
+                <w:u w:val="none"/>
+                <w:sz w:val="18"/>
+                <w:szCs w:val="18"/>
+                <w:color w:val="000000"/>
+              </w:rPr>
+              <w:t xml:space="preserve">Edad de la madre, Mediana (Q1, Q3)</w:t>
+            </w:r>
+          </w:p>
+        </w:tc>
+        <w:tc>
+          <w:tcPr>
+            <w:tcBorders>
+              <w:bottom w:val="none" w:sz="0" w:space="0" w:color="000000"/>
+              <w:top w:val="single" w:sz="12" w:space="0" w:color="666666"/>
+              <w:left w:val="none" w:sz="0" w:space="0" w:color="000000"/>
+              <w:right w:val="none" w:sz="0" w:space="0" w:color="000000"/>
+            </w:tcBorders>
+            <w:shd w:val="clear" w:color="auto" w:fill="FFFFFF"/>
+            <w:tcMar>
+              <w:top w:w="0" w:type="dxa"/>
+              <w:bottom w:w="0" w:type="dxa"/>
+              <w:left w:w="0" w:type="dxa"/>
+              <w:right w:w="0" w:type="dxa"/>
+            </w:tcMar>
+            <w:vAlign w:val="top"/>
+          </w:tcPr>
+          <w:p>
+            <w:pPr>
+              <w:jc w:val="center"/>
+              <w:pBdr>
+                <w:bottom w:val="none" w:sz="0" w:space="0" w:color="000000"/>
+                <w:top w:val="none" w:sz="0" w:space="0" w:color="000000"/>
+                <w:left w:val="none" w:sz="0" w:space="0" w:color="000000"/>
+                <w:right w:val="none" w:sz="0" w:space="0" w:color="000000"/>
+              </w:pBdr>
+              <w:spacing w:after="10" w:before="10" w:line="240"/>
+              <w:ind w:left="100" w:right="100" w:firstLine="0" w:firstLineChars="0"/>
+              <w:rPr>
+                <w:rFonts w:ascii="Arial" w:hAnsi="Arial" w:eastAsia="Arial" w:cs="Arial"/>
+                <w:i w:val="false"/>
+                <w:b w:val="false"/>
+                <w:u w:val="none"/>
+                <w:sz w:val="18"/>
+                <w:szCs w:val="18"/>
+                <w:color w:val="000000"/>
+              </w:rPr>
+            </w:pPr>
+            <w:r>
+              <w:rPr>
+                <w:rFonts w:ascii="Arial" w:hAnsi="Arial" w:eastAsia="Arial" w:cs="Arial"/>
+                <w:i w:val="false"/>
+                <w:b w:val="false"/>
+                <w:u w:val="none"/>
+                <w:sz w:val="18"/>
+                <w:szCs w:val="18"/>
+                <w:color w:val="000000"/>
+              </w:rPr>
+              <w:t xml:space="preserve">27 (22, 32)</w:t>
+            </w:r>
+          </w:p>
+        </w:tc>
+        <w:tc>
+          <w:tcPr>
+            <w:tcBorders>
+              <w:bottom w:val="none" w:sz="0" w:space="0" w:color="000000"/>
+              <w:top w:val="single" w:sz="12" w:space="0" w:color="666666"/>
+              <w:left w:val="none" w:sz="0" w:space="0" w:color="000000"/>
+              <w:right w:val="none" w:sz="0" w:space="0" w:color="000000"/>
+            </w:tcBorders>
+            <w:shd w:val="clear" w:color="auto" w:fill="FFFFFF"/>
+            <w:tcMar>
+              <w:top w:w="0" w:type="dxa"/>
+              <w:bottom w:w="0" w:type="dxa"/>
+              <w:left w:w="0" w:type="dxa"/>
+              <w:right w:w="0" w:type="dxa"/>
+            </w:tcMar>
+            <w:vAlign w:val="top"/>
+          </w:tcPr>
+          <w:p>
+            <w:pPr>
+              <w:jc w:val="center"/>
+              <w:pBdr>
+                <w:bottom w:val="none" w:sz="0" w:space="0" w:color="000000"/>
+                <w:top w:val="none" w:sz="0" w:space="0" w:color="000000"/>
+                <w:left w:val="none" w:sz="0" w:space="0" w:color="000000"/>
+                <w:right w:val="none" w:sz="0" w:space="0" w:color="000000"/>
+              </w:pBdr>
+              <w:spacing w:after="10" w:before="10" w:line="240"/>
+              <w:ind w:left="100" w:right="100" w:firstLine="0" w:firstLineChars="0"/>
+              <w:rPr>
+                <w:rFonts w:ascii="Arial" w:hAnsi="Arial" w:eastAsia="Arial" w:cs="Arial"/>
+                <w:i w:val="false"/>
+                <w:b w:val="false"/>
+                <w:u w:val="none"/>
+                <w:sz w:val="18"/>
+                <w:szCs w:val="18"/>
+                <w:color w:val="000000"/>
+              </w:rPr>
+            </w:pPr>
+            <w:r>
+              <w:rPr>
+                <w:rFonts w:ascii="Arial" w:hAnsi="Arial" w:eastAsia="Arial" w:cs="Arial"/>
+                <w:i w:val="false"/>
+                <w:b w:val="false"/>
+                <w:u w:val="none"/>
+                <w:sz w:val="18"/>
+                <w:szCs w:val="18"/>
+                <w:color w:val="000000"/>
+              </w:rPr>
+              <w:t xml:space="preserve">28 (23, 33)</w:t>
+            </w:r>
+          </w:p>
+        </w:tc>
+        <w:tc>
+          <w:tcPr>
+            <w:tcBorders>
+              <w:bottom w:val="none" w:sz="0" w:space="0" w:color="000000"/>
+              <w:top w:val="single" w:sz="12" w:space="0" w:color="666666"/>
+              <w:left w:val="none" w:sz="0" w:space="0" w:color="000000"/>
+              <w:right w:val="none" w:sz="0" w:space="0" w:color="000000"/>
+            </w:tcBorders>
+            <w:shd w:val="clear" w:color="auto" w:fill="FFFFFF"/>
+            <w:tcMar>
+              <w:top w:w="0" w:type="dxa"/>
+              <w:bottom w:w="0" w:type="dxa"/>
+              <w:left w:w="0" w:type="dxa"/>
+              <w:right w:w="0" w:type="dxa"/>
+            </w:tcMar>
+            <w:vAlign w:val="top"/>
+          </w:tcPr>
+          <w:p>
+            <w:pPr>
+              <w:jc w:val="center"/>
+              <w:pBdr>
+                <w:bottom w:val="none" w:sz="0" w:space="0" w:color="000000"/>
+                <w:top w:val="none" w:sz="0" w:space="0" w:color="000000"/>
+                <w:left w:val="none" w:sz="0" w:space="0" w:color="000000"/>
+                <w:right w:val="none" w:sz="0" w:space="0" w:color="000000"/>
+              </w:pBdr>
+              <w:spacing w:after="10" w:before="10" w:line="240"/>
+              <w:ind w:left="100" w:right="100" w:firstLine="0" w:firstLineChars="0"/>
+              <w:rPr>
+                <w:rFonts w:ascii="Arial" w:hAnsi="Arial" w:eastAsia="Arial" w:cs="Arial"/>
+                <w:i w:val="false"/>
+                <w:b w:val="true"/>
+                <w:u w:val="none"/>
+                <w:sz w:val="18"/>
+                <w:szCs w:val="18"/>
+                <w:color w:val="000000"/>
+              </w:rPr>
+            </w:pPr>
+            <w:r>
+              <w:rPr>
+                <w:rFonts w:ascii="Arial" w:hAnsi="Arial" w:eastAsia="Arial" w:cs="Arial"/>
+                <w:i w:val="false"/>
+                <w:b w:val="true"/>
+                <w:u w:val="none"/>
+                <w:sz w:val="18"/>
+                <w:szCs w:val="18"/>
+                <w:color w:val="000000"/>
+              </w:rPr>
+              <w:t xml:space="preserve">0.018*</w:t>
+            </w:r>
+          </w:p>
+        </w:tc>
+      </w:tr>
+      <w:tr>
+        <w:trPr>
+          <w:trHeight w:val="617" w:hRule="auto"/>
+        </w:trPr>
+        body 2
+        <w:tc>
+          <w:tcPr>
+            <w:tcBorders>
+              <w:bottom w:val="none" w:sz="0" w:space="0" w:color="000000"/>
+              <w:top w:val="none" w:sz="0" w:space="0" w:color="000000"/>
+              <w:left w:val="none" w:sz="0" w:space="0" w:color="000000"/>
+              <w:right w:val="none" w:sz="0" w:space="0" w:color="000000"/>
+            </w:tcBorders>
+            <w:shd w:val="clear" w:color="auto" w:fill="FFFFFF"/>
+            <w:tcMar>
+              <w:top w:w="0" w:type="dxa"/>
+              <w:bottom w:w="0" w:type="dxa"/>
+              <w:left w:w="0" w:type="dxa"/>
+              <w:right w:w="0" w:type="dxa"/>
+            </w:tcMar>
+            <w:vAlign w:val="top"/>
+          </w:tcPr>
+          <w:p>
+            <w:pPr>
+              <w:jc w:val="left"/>
+              <w:pBdr>
+                <w:bottom w:val="none" w:sz="0" w:space="0" w:color="000000"/>
+                <w:top w:val="none" w:sz="0" w:space="0" w:color="000000"/>
+                <w:left w:val="none" w:sz="0" w:space="0" w:color="000000"/>
+                <w:right w:val="none" w:sz="0" w:space="0" w:color="000000"/>
+              </w:pBdr>
+              <w:spacing w:after="10" w:before="10" w:line="240"/>
+              <w:ind w:left="100" w:right="100" w:firstLine="0" w:firstLineChars="0"/>
+              <w:rPr>
+                <w:rFonts w:ascii="Arial" w:hAnsi="Arial" w:eastAsia="Arial" w:cs="Arial"/>
+                <w:i w:val="false"/>
+                <w:b w:val="false"/>
+                <w:u w:val="none"/>
+                <w:sz w:val="18"/>
+                <w:szCs w:val="18"/>
+                <w:color w:val="000000"/>
+              </w:rPr>
+            </w:pPr>
+            <w:r>
+              <w:rPr>
+                <w:rFonts w:ascii="Arial" w:hAnsi="Arial" w:eastAsia="Arial" w:cs="Arial"/>
+                <w:i w:val="false"/>
+                <w:b w:val="false"/>
+                <w:u w:val="none"/>
+                <w:sz w:val="18"/>
+                <w:szCs w:val="18"/>
+                <w:color w:val="000000"/>
+              </w:rPr>
+              <w:t xml:space="preserve">Nivel educativo de la madre, n (%)</w:t>
+            </w:r>
+          </w:p>
+        </w:tc>
+        <w:tc>
+          <w:tcPr>
+            <w:tcBorders>
+              <w:bottom w:val="none" w:sz="0" w:space="0" w:color="000000"/>
+              <w:top w:val="none" w:sz="0" w:space="0" w:color="000000"/>
+              <w:left w:val="none" w:sz="0" w:space="0" w:color="000000"/>
+              <w:right w:val="none" w:sz="0" w:space="0" w:color="000000"/>
+            </w:tcBorders>
+            <w:shd w:val="clear" w:color="auto" w:fill="FFFFFF"/>
+            <w:tcMar>
+              <w:top w:w="0" w:type="dxa"/>
+              <w:bottom w:w="0" w:type="dxa"/>
+              <w:left w:w="0" w:type="dxa"/>
+              <w:right w:w="0" w:type="dxa"/>
+            </w:tcMar>
+            <w:vAlign w:val="top"/>
+          </w:tcPr>
+          <w:p>
+            <w:pPr>
+              <w:jc w:val="center"/>
+              <w:pBdr>
+                <w:bottom w:val="none" w:sz="0" w:space="0" w:color="000000"/>
+                <w:top w:val="none" w:sz="0" w:space="0" w:color="000000"/>
+                <w:left w:val="none" w:sz="0" w:space="0" w:color="000000"/>
+                <w:right w:val="none" w:sz="0" w:space="0" w:color="000000"/>
+              </w:pBdr>
+              <w:spacing w:after="10" w:before="10" w:line="240"/>
+              <w:ind w:left="100" w:right="100" w:firstLine="0" w:firstLineChars="0"/>
+              <w:rPr>
+                <w:rFonts w:ascii="Arial" w:hAnsi="Arial" w:eastAsia="Arial" w:cs="Arial"/>
+                <w:i w:val="false"/>
+                <w:b w:val="false"/>
+                <w:u w:val="none"/>
+                <w:sz w:val="18"/>
+                <w:szCs w:val="18"/>
+                <w:color w:val="000000"/>
+              </w:rPr>
+            </w:pPr>
+            <w:r>
+              <w:rPr>
+                <w:rFonts w:ascii="Arial" w:hAnsi="Arial" w:eastAsia="Arial" w:cs="Arial"/>
+                <w:i w:val="false"/>
+                <w:b w:val="false"/>
+                <w:u w:val="none"/>
+                <w:sz w:val="18"/>
+                <w:szCs w:val="18"/>
+                <w:color w:val="000000"/>
+              </w:rPr>
+              <w:t xml:space="preserve"/>
+            </w:r>
+          </w:p>
+        </w:tc>
+        <w:tc>
+          <w:tcPr>
+            <w:tcBorders>
+              <w:bottom w:val="none" w:sz="0" w:space="0" w:color="000000"/>
+              <w:top w:val="none" w:sz="0" w:space="0" w:color="000000"/>
+              <w:left w:val="none" w:sz="0" w:space="0" w:color="000000"/>
+              <w:right w:val="none" w:sz="0" w:space="0" w:color="000000"/>
+            </w:tcBorders>
+            <w:shd w:val="clear" w:color="auto" w:fill="FFFFFF"/>
+            <w:tcMar>
+              <w:top w:w="0" w:type="dxa"/>
+              <w:bottom w:w="0" w:type="dxa"/>
+              <w:left w:w="0" w:type="dxa"/>
+              <w:right w:w="0" w:type="dxa"/>
+            </w:tcMar>
+            <w:vAlign w:val="top"/>
+          </w:tcPr>
+          <w:p>
+            <w:pPr>
+              <w:jc w:val="center"/>
+              <w:pBdr>
+                <w:bottom w:val="none" w:sz="0" w:space="0" w:color="000000"/>
+                <w:top w:val="none" w:sz="0" w:space="0" w:color="000000"/>
+                <w:left w:val="none" w:sz="0" w:space="0" w:color="000000"/>
+                <w:right w:val="none" w:sz="0" w:space="0" w:color="000000"/>
+              </w:pBdr>
+              <w:spacing w:after="10" w:before="10" w:line="240"/>
+              <w:ind w:left="100" w:right="100" w:firstLine="0" w:firstLineChars="0"/>
+              <w:rPr>
+                <w:rFonts w:ascii="Arial" w:hAnsi="Arial" w:eastAsia="Arial" w:cs="Arial"/>
+                <w:i w:val="false"/>
+                <w:b w:val="false"/>
+                <w:u w:val="none"/>
+                <w:sz w:val="18"/>
+                <w:szCs w:val="18"/>
+                <w:color w:val="000000"/>
+              </w:rPr>
+            </w:pPr>
+            <w:r>
+              <w:rPr>
+                <w:rFonts w:ascii="Arial" w:hAnsi="Arial" w:eastAsia="Arial" w:cs="Arial"/>
+                <w:i w:val="false"/>
+                <w:b w:val="false"/>
+                <w:u w:val="none"/>
+                <w:sz w:val="18"/>
+                <w:szCs w:val="18"/>
+                <w:color w:val="000000"/>
+              </w:rPr>
+              <w:t xml:space="preserve"/>
+            </w:r>
+          </w:p>
+        </w:tc>
+        <w:tc>
+          <w:tcPr>
+            <w:tcBorders>
+              <w:bottom w:val="none" w:sz="0" w:space="0" w:color="000000"/>
+              <w:top w:val="none" w:sz="0" w:space="0" w:color="000000"/>
+              <w:left w:val="none" w:sz="0" w:space="0" w:color="000000"/>
+              <w:right w:val="none" w:sz="0" w:space="0" w:color="000000"/>
+            </w:tcBorders>
+            <w:shd w:val="clear" w:color="auto" w:fill="FFFFFF"/>
+            <w:tcMar>
+              <w:top w:w="0" w:type="dxa"/>
+              <w:bottom w:w="0" w:type="dxa"/>
+              <w:left w:w="0" w:type="dxa"/>
+              <w:right w:w="0" w:type="dxa"/>
+            </w:tcMar>
+            <w:vAlign w:val="top"/>
+          </w:tcPr>
+          <w:p>
+            <w:pPr>
+              <w:jc w:val="center"/>
+              <w:pBdr>
+                <w:bottom w:val="none" w:sz="0" w:space="0" w:color="000000"/>
+                <w:top w:val="none" w:sz="0" w:space="0" w:color="000000"/>
+                <w:left w:val="none" w:sz="0" w:space="0" w:color="000000"/>
+                <w:right w:val="none" w:sz="0" w:space="0" w:color="000000"/>
+              </w:pBdr>
+              <w:spacing w:after="10" w:before="10" w:line="240"/>
+              <w:ind w:left="100" w:right="100" w:firstLine="0" w:firstLineChars="0"/>
+              <w:rPr>
+                <w:rFonts w:ascii="Arial" w:hAnsi="Arial" w:eastAsia="Arial" w:cs="Arial"/>
+                <w:i w:val="false"/>
+                <w:b w:val="true"/>
+                <w:u w:val="none"/>
+                <w:sz w:val="18"/>
+                <w:szCs w:val="18"/>
+                <w:color w:val="000000"/>
+              </w:rPr>
+            </w:pPr>
+            <w:r>
+              <w:rPr>
+                <w:rFonts w:ascii="Arial" w:hAnsi="Arial" w:eastAsia="Arial" w:cs="Arial"/>
+                <w:i w:val="false"/>
+                <w:b w:val="true"/>
+                <w:u w:val="none"/>
+                <w:sz w:val="18"/>
+                <w:szCs w:val="18"/>
+                <w:color w:val="000000"/>
+              </w:rPr>
+              <w:t xml:space="preserve">&lt;0.001**</w:t>
+            </w:r>
+          </w:p>
+        </w:tc>
+      </w:tr>
+      <w:tr>
+        <w:trPr>
+          <w:trHeight w:val="617" w:hRule="auto"/>
+        </w:trPr>
+        body 3
+        <w:tc>
+          <w:tcPr>
+            <w:tcBorders>
+              <w:bottom w:val="none" w:sz="0" w:space="0" w:color="000000"/>
+              <w:top w:val="none" w:sz="0" w:space="0" w:color="000000"/>
+              <w:left w:val="none" w:sz="0" w:space="0" w:color="000000"/>
+              <w:right w:val="none" w:sz="0" w:space="0" w:color="000000"/>
+            </w:tcBorders>
+            <w:shd w:val="clear" w:color="auto" w:fill="FFFFFF"/>
+            <w:tcMar>
+              <w:top w:w="0" w:type="dxa"/>
+              <w:bottom w:w="0" w:type="dxa"/>
+              <w:left w:w="0" w:type="dxa"/>
+              <w:right w:w="0" w:type="dxa"/>
+            </w:tcMar>
+            <w:vAlign w:val="top"/>
+          </w:tcPr>
+          <w:p>
+            <w:pPr>
+              <w:jc w:val="left"/>
+              <w:pBdr>
+                <w:bottom w:val="none" w:sz="0" w:space="0" w:color="000000"/>
+                <w:top w:val="none" w:sz="0" w:space="0" w:color="000000"/>
+                <w:left w:val="none" w:sz="0" w:space="0" w:color="000000"/>
+                <w:right w:val="none" w:sz="0" w:space="0" w:color="000000"/>
+              </w:pBdr>
+              <w:spacing w:after="10" w:before="10" w:line="240"/>
+              <w:ind w:left="300" w:right="100" w:firstLine="0" w:firstLineChars="0"/>
+              <w:rPr>
+                <w:rFonts w:ascii="Arial" w:hAnsi="Arial" w:eastAsia="Arial" w:cs="Arial"/>
+                <w:i w:val="false"/>
+                <w:b w:val="false"/>
+                <w:u w:val="none"/>
+                <w:sz w:val="18"/>
+                <w:szCs w:val="18"/>
+                <w:color w:val="000000"/>
+              </w:rPr>
+            </w:pPr>
+            <w:r>
+              <w:rPr>
+                <w:rFonts w:ascii="Arial" w:hAnsi="Arial" w:eastAsia="Arial" w:cs="Arial"/>
+                <w:i w:val="false"/>
+                <w:b w:val="false"/>
+                <w:u w:val="none"/>
+                <w:sz w:val="18"/>
+                <w:szCs w:val="18"/>
+                <w:color w:val="000000"/>
+              </w:rPr>
+              <w:t xml:space="preserve">Primaria o ninguno</w:t>
+            </w:r>
+          </w:p>
+        </w:tc>
+        <w:tc>
+          <w:tcPr>
+            <w:tcBorders>
+              <w:bottom w:val="none" w:sz="0" w:space="0" w:color="000000"/>
+              <w:top w:val="none" w:sz="0" w:space="0" w:color="000000"/>
+              <w:left w:val="none" w:sz="0" w:space="0" w:color="000000"/>
+              <w:right w:val="none" w:sz="0" w:space="0" w:color="000000"/>
+            </w:tcBorders>
+            <w:shd w:val="clear" w:color="auto" w:fill="FFFFFF"/>
+            <w:tcMar>
+              <w:top w:w="0" w:type="dxa"/>
+              <w:bottom w:w="0" w:type="dxa"/>
+              <w:left w:w="0" w:type="dxa"/>
+              <w:right w:w="0" w:type="dxa"/>
+            </w:tcMar>
+            <w:vAlign w:val="top"/>
+          </w:tcPr>
+          <w:p>
+            <w:pPr>
+              <w:jc w:val="center"/>
+              <w:pBdr>
+                <w:bottom w:val="none" w:sz="0" w:space="0" w:color="000000"/>
+                <w:top w:val="none" w:sz="0" w:space="0" w:color="000000"/>
+                <w:left w:val="none" w:sz="0" w:space="0" w:color="000000"/>
+                <w:right w:val="none" w:sz="0" w:space="0" w:color="000000"/>
+              </w:pBdr>
+              <w:spacing w:after="10" w:before="10" w:line="240"/>
+              <w:ind w:left="100" w:right="100" w:firstLine="0" w:firstLineChars="0"/>
+              <w:rPr>
+                <w:rFonts w:ascii="Arial" w:hAnsi="Arial" w:eastAsia="Arial" w:cs="Arial"/>
+                <w:i w:val="false"/>
+                <w:b w:val="false"/>
+                <w:u w:val="none"/>
+                <w:sz w:val="18"/>
+                <w:szCs w:val="18"/>
+                <w:color w:val="000000"/>
+              </w:rPr>
+            </w:pPr>
+            <w:r>
+              <w:rPr>
+                <w:rFonts w:ascii="Arial" w:hAnsi="Arial" w:eastAsia="Arial" w:cs="Arial"/>
+                <w:i w:val="false"/>
+                <w:b w:val="false"/>
+                <w:u w:val="none"/>
+                <w:sz w:val="18"/>
+                <w:szCs w:val="18"/>
+                <w:color w:val="000000"/>
+              </w:rPr>
+              <w:t xml:space="preserve">21 (21.2%)</w:t>
+            </w:r>
+          </w:p>
+        </w:tc>
+        <w:tc>
+          <w:tcPr>
+            <w:tcBorders>
+              <w:bottom w:val="none" w:sz="0" w:space="0" w:color="000000"/>
+              <w:top w:val="none" w:sz="0" w:space="0" w:color="000000"/>
+              <w:left w:val="none" w:sz="0" w:space="0" w:color="000000"/>
+              <w:right w:val="none" w:sz="0" w:space="0" w:color="000000"/>
+            </w:tcBorders>
+            <w:shd w:val="clear" w:color="auto" w:fill="FFFFFF"/>
+            <w:tcMar>
+              <w:top w:w="0" w:type="dxa"/>
+              <w:bottom w:w="0" w:type="dxa"/>
+              <w:left w:w="0" w:type="dxa"/>
+              <w:right w:w="0" w:type="dxa"/>
+            </w:tcMar>
+            <w:vAlign w:val="top"/>
+          </w:tcPr>
+          <w:p>
+            <w:pPr>
+              <w:jc w:val="center"/>
+              <w:pBdr>
+                <w:bottom w:val="none" w:sz="0" w:space="0" w:color="000000"/>
+                <w:top w:val="none" w:sz="0" w:space="0" w:color="000000"/>
+                <w:left w:val="none" w:sz="0" w:space="0" w:color="000000"/>
+                <w:right w:val="none" w:sz="0" w:space="0" w:color="000000"/>
+              </w:pBdr>
+              <w:spacing w:after="10" w:before="10" w:line="240"/>
+              <w:ind w:left="100" w:right="100" w:firstLine="0" w:firstLineChars="0"/>
+              <w:rPr>
+                <w:rFonts w:ascii="Arial" w:hAnsi="Arial" w:eastAsia="Arial" w:cs="Arial"/>
+                <w:i w:val="false"/>
+                <w:b w:val="false"/>
+                <w:u w:val="none"/>
+                <w:sz w:val="18"/>
+                <w:szCs w:val="18"/>
+                <w:color w:val="000000"/>
+              </w:rPr>
+            </w:pPr>
+            <w:r>
+              <w:rPr>
+                <w:rFonts w:ascii="Arial" w:hAnsi="Arial" w:eastAsia="Arial" w:cs="Arial"/>
+                <w:i w:val="false"/>
+                <w:b w:val="false"/>
+                <w:u w:val="none"/>
+                <w:sz w:val="18"/>
+                <w:szCs w:val="18"/>
+                <w:color w:val="000000"/>
+              </w:rPr>
+              <w:t xml:space="preserve">78 (78.8%)</w:t>
+            </w:r>
+          </w:p>
+        </w:tc>
+        <w:tc>
+          <w:tcPr>
+            <w:tcBorders>
+              <w:bottom w:val="none" w:sz="0" w:space="0" w:color="000000"/>
+              <w:top w:val="none" w:sz="0" w:space="0" w:color="000000"/>
+              <w:left w:val="none" w:sz="0" w:space="0" w:color="000000"/>
+              <w:right w:val="none" w:sz="0" w:space="0" w:color="000000"/>
+            </w:tcBorders>
+            <w:shd w:val="clear" w:color="auto" w:fill="FFFFFF"/>
+            <w:tcMar>
+              <w:top w:w="0" w:type="dxa"/>
+              <w:bottom w:w="0" w:type="dxa"/>
+              <w:left w:w="0" w:type="dxa"/>
+              <w:right w:w="0" w:type="dxa"/>
+            </w:tcMar>
+            <w:vAlign w:val="top"/>
+          </w:tcPr>
+          <w:p>
+            <w:pPr>
+              <w:jc w:val="center"/>
+              <w:pBdr>
+                <w:bottom w:val="none" w:sz="0" w:space="0" w:color="000000"/>
+                <w:top w:val="none" w:sz="0" w:space="0" w:color="000000"/>
+                <w:left w:val="none" w:sz="0" w:space="0" w:color="000000"/>
+                <w:right w:val="none" w:sz="0" w:space="0" w:color="000000"/>
+              </w:pBdr>
+              <w:spacing w:after="10" w:before="10" w:line="240"/>
+              <w:ind w:left="100" w:right="100" w:firstLine="0" w:firstLineChars="0"/>
+              <w:rPr>
+                <w:rFonts w:ascii="Arial" w:hAnsi="Arial" w:eastAsia="Arial" w:cs="Arial"/>
+                <w:i w:val="false"/>
+                <w:b w:val="false"/>
+                <w:u w:val="none"/>
+                <w:sz w:val="18"/>
+                <w:szCs w:val="18"/>
+                <w:color w:val="000000"/>
+              </w:rPr>
+            </w:pPr>
+            <w:r>
+              <w:rPr>
+                <w:rFonts w:ascii="Arial" w:hAnsi="Arial" w:eastAsia="Arial" w:cs="Arial"/>
+                <w:i w:val="false"/>
+                <w:b w:val="false"/>
+                <w:u w:val="none"/>
+                <w:sz w:val="18"/>
+                <w:szCs w:val="18"/>
+                <w:color w:val="000000"/>
+              </w:rPr>
+              <w:t xml:space="preserve"/>
+            </w:r>
+          </w:p>
+        </w:tc>
+      </w:tr>
+      <w:tr>
+        <w:trPr>
+          <w:trHeight w:val="617" w:hRule="auto"/>
+        </w:trPr>
+        body 4
+        <w:tc>
+          <w:tcPr>
+            <w:tcBorders>
+              <w:bottom w:val="none" w:sz="0" w:space="0" w:color="000000"/>
+              <w:top w:val="none" w:sz="0" w:space="0" w:color="000000"/>
+              <w:left w:val="none" w:sz="0" w:space="0" w:color="000000"/>
+              <w:right w:val="none" w:sz="0" w:space="0" w:color="000000"/>
+            </w:tcBorders>
+            <w:shd w:val="clear" w:color="auto" w:fill="FFFFFF"/>
+            <w:tcMar>
+              <w:top w:w="0" w:type="dxa"/>
+              <w:bottom w:w="0" w:type="dxa"/>
+              <w:left w:w="0" w:type="dxa"/>
+              <w:right w:w="0" w:type="dxa"/>
+            </w:tcMar>
+            <w:vAlign w:val="top"/>
+          </w:tcPr>
+          <w:p>
+            <w:pPr>
+              <w:jc w:val="left"/>
+              <w:pBdr>
+                <w:bottom w:val="none" w:sz="0" w:space="0" w:color="000000"/>
+                <w:top w:val="none" w:sz="0" w:space="0" w:color="000000"/>
+                <w:left w:val="none" w:sz="0" w:space="0" w:color="000000"/>
+                <w:right w:val="none" w:sz="0" w:space="0" w:color="000000"/>
+              </w:pBdr>
+              <w:spacing w:after="10" w:before="10" w:line="240"/>
+              <w:ind w:left="300" w:right="100" w:firstLine="0" w:firstLineChars="0"/>
+              <w:rPr>
+                <w:rFonts w:ascii="Arial" w:hAnsi="Arial" w:eastAsia="Arial" w:cs="Arial"/>
+                <w:i w:val="false"/>
+                <w:b w:val="false"/>
+                <w:u w:val="none"/>
+                <w:sz w:val="18"/>
+                <w:szCs w:val="18"/>
+                <w:color w:val="000000"/>
+              </w:rPr>
+            </w:pPr>
+            <w:r>
+              <w:rPr>
+                <w:rFonts w:ascii="Arial" w:hAnsi="Arial" w:eastAsia="Arial" w:cs="Arial"/>
+                <w:i w:val="false"/>
+                <w:b w:val="false"/>
+                <w:u w:val="none"/>
+                <w:sz w:val="18"/>
+                <w:szCs w:val="18"/>
+                <w:color w:val="000000"/>
+              </w:rPr>
+              <w:t xml:space="preserve">Secundaria</w:t>
+            </w:r>
+          </w:p>
+        </w:tc>
+        <w:tc>
+          <w:tcPr>
+            <w:tcBorders>
+              <w:bottom w:val="none" w:sz="0" w:space="0" w:color="000000"/>
+              <w:top w:val="none" w:sz="0" w:space="0" w:color="000000"/>
+              <w:left w:val="none" w:sz="0" w:space="0" w:color="000000"/>
+              <w:right w:val="none" w:sz="0" w:space="0" w:color="000000"/>
+            </w:tcBorders>
+            <w:shd w:val="clear" w:color="auto" w:fill="FFFFFF"/>
+            <w:tcMar>
+              <w:top w:w="0" w:type="dxa"/>
+              <w:bottom w:w="0" w:type="dxa"/>
+              <w:left w:w="0" w:type="dxa"/>
+              <w:right w:w="0" w:type="dxa"/>
+            </w:tcMar>
+            <w:vAlign w:val="top"/>
+          </w:tcPr>
+          <w:p>
+            <w:pPr>
+              <w:jc w:val="center"/>
+              <w:pBdr>
+                <w:bottom w:val="none" w:sz="0" w:space="0" w:color="000000"/>
+                <w:top w:val="none" w:sz="0" w:space="0" w:color="000000"/>
+                <w:left w:val="none" w:sz="0" w:space="0" w:color="000000"/>
+                <w:right w:val="none" w:sz="0" w:space="0" w:color="000000"/>
+              </w:pBdr>
+              <w:spacing w:after="10" w:before="10" w:line="240"/>
+              <w:ind w:left="100" w:right="100" w:firstLine="0" w:firstLineChars="0"/>
+              <w:rPr>
+                <w:rFonts w:ascii="Arial" w:hAnsi="Arial" w:eastAsia="Arial" w:cs="Arial"/>
+                <w:i w:val="false"/>
+                <w:b w:val="false"/>
+                <w:u w:val="none"/>
+                <w:sz w:val="18"/>
+                <w:szCs w:val="18"/>
+                <w:color w:val="000000"/>
+              </w:rPr>
+            </w:pPr>
+            <w:r>
+              <w:rPr>
+                <w:rFonts w:ascii="Arial" w:hAnsi="Arial" w:eastAsia="Arial" w:cs="Arial"/>
+                <w:i w:val="false"/>
+                <w:b w:val="false"/>
+                <w:u w:val="none"/>
+                <w:sz w:val="18"/>
+                <w:szCs w:val="18"/>
+                <w:color w:val="000000"/>
+              </w:rPr>
+              <w:t xml:space="preserve">399 (43.7%)</w:t>
+            </w:r>
+          </w:p>
+        </w:tc>
+        <w:tc>
+          <w:tcPr>
+            <w:tcBorders>
+              <w:bottom w:val="none" w:sz="0" w:space="0" w:color="000000"/>
+              <w:top w:val="none" w:sz="0" w:space="0" w:color="000000"/>
+              <w:left w:val="none" w:sz="0" w:space="0" w:color="000000"/>
+              <w:right w:val="none" w:sz="0" w:space="0" w:color="000000"/>
+            </w:tcBorders>
+            <w:shd w:val="clear" w:color="auto" w:fill="FFFFFF"/>
+            <w:tcMar>
+              <w:top w:w="0" w:type="dxa"/>
+              <w:bottom w:w="0" w:type="dxa"/>
+              <w:left w:w="0" w:type="dxa"/>
+              <w:right w:w="0" w:type="dxa"/>
+            </w:tcMar>
+            <w:vAlign w:val="top"/>
+          </w:tcPr>
+          <w:p>
+            <w:pPr>
+              <w:jc w:val="center"/>
+              <w:pBdr>
+                <w:bottom w:val="none" w:sz="0" w:space="0" w:color="000000"/>
+                <w:top w:val="none" w:sz="0" w:space="0" w:color="000000"/>
+                <w:left w:val="none" w:sz="0" w:space="0" w:color="000000"/>
+                <w:right w:val="none" w:sz="0" w:space="0" w:color="000000"/>
+              </w:pBdr>
+              <w:spacing w:after="10" w:before="10" w:line="240"/>
+              <w:ind w:left="100" w:right="100" w:firstLine="0" w:firstLineChars="0"/>
+              <w:rPr>
+                <w:rFonts w:ascii="Arial" w:hAnsi="Arial" w:eastAsia="Arial" w:cs="Arial"/>
+                <w:i w:val="false"/>
+                <w:b w:val="false"/>
+                <w:u w:val="none"/>
+                <w:sz w:val="18"/>
+                <w:szCs w:val="18"/>
+                <w:color w:val="000000"/>
+              </w:rPr>
+            </w:pPr>
+            <w:r>
+              <w:rPr>
+                <w:rFonts w:ascii="Arial" w:hAnsi="Arial" w:eastAsia="Arial" w:cs="Arial"/>
+                <w:i w:val="false"/>
+                <w:b w:val="false"/>
+                <w:u w:val="none"/>
+                <w:sz w:val="18"/>
+                <w:szCs w:val="18"/>
+                <w:color w:val="000000"/>
+              </w:rPr>
+              <w:t xml:space="preserve">514 (56.3%)</w:t>
+            </w:r>
+          </w:p>
+        </w:tc>
+        <w:tc>
+          <w:tcPr>
+            <w:tcBorders>
+              <w:bottom w:val="none" w:sz="0" w:space="0" w:color="000000"/>
+              <w:top w:val="none" w:sz="0" w:space="0" w:color="000000"/>
+              <w:left w:val="none" w:sz="0" w:space="0" w:color="000000"/>
+              <w:right w:val="none" w:sz="0" w:space="0" w:color="000000"/>
+            </w:tcBorders>
+            <w:shd w:val="clear" w:color="auto" w:fill="FFFFFF"/>
+            <w:tcMar>
+              <w:top w:w="0" w:type="dxa"/>
+              <w:bottom w:w="0" w:type="dxa"/>
+              <w:left w:w="0" w:type="dxa"/>
+              <w:right w:w="0" w:type="dxa"/>
+            </w:tcMar>
+            <w:vAlign w:val="top"/>
+          </w:tcPr>
+          <w:p>
+            <w:pPr>
+              <w:jc w:val="center"/>
+              <w:pBdr>
+                <w:bottom w:val="none" w:sz="0" w:space="0" w:color="000000"/>
+                <w:top w:val="none" w:sz="0" w:space="0" w:color="000000"/>
+                <w:left w:val="none" w:sz="0" w:space="0" w:color="000000"/>
+                <w:right w:val="none" w:sz="0" w:space="0" w:color="000000"/>
+              </w:pBdr>
+              <w:spacing w:after="10" w:before="10" w:line="240"/>
+              <w:ind w:left="100" w:right="100" w:firstLine="0" w:firstLineChars="0"/>
+              <w:rPr>
+                <w:rFonts w:ascii="Arial" w:hAnsi="Arial" w:eastAsia="Arial" w:cs="Arial"/>
+                <w:i w:val="false"/>
+                <w:b w:val="false"/>
+                <w:u w:val="none"/>
+                <w:sz w:val="18"/>
+                <w:szCs w:val="18"/>
+                <w:color w:val="000000"/>
+              </w:rPr>
+            </w:pPr>
+            <w:r>
+              <w:rPr>
+                <w:rFonts w:ascii="Arial" w:hAnsi="Arial" w:eastAsia="Arial" w:cs="Arial"/>
+                <w:i w:val="false"/>
+                <w:b w:val="false"/>
+                <w:u w:val="none"/>
+                <w:sz w:val="18"/>
+                <w:szCs w:val="18"/>
+                <w:color w:val="000000"/>
+              </w:rPr>
+              <w:t xml:space="preserve"/>
+            </w:r>
+          </w:p>
+        </w:tc>
+      </w:tr>
+      <w:tr>
+        <w:trPr>
+          <w:trHeight w:val="617" w:hRule="auto"/>
+        </w:trPr>
+        body 5
+        <w:tc>
+          <w:tcPr>
+            <w:tcBorders>
+              <w:bottom w:val="none" w:sz="0" w:space="0" w:color="000000"/>
+              <w:top w:val="none" w:sz="0" w:space="0" w:color="000000"/>
+              <w:left w:val="none" w:sz="0" w:space="0" w:color="000000"/>
+              <w:right w:val="none" w:sz="0" w:space="0" w:color="000000"/>
+            </w:tcBorders>
+            <w:shd w:val="clear" w:color="auto" w:fill="FFFFFF"/>
+            <w:tcMar>
+              <w:top w:w="0" w:type="dxa"/>
+              <w:bottom w:w="0" w:type="dxa"/>
+              <w:left w:w="0" w:type="dxa"/>
+              <w:right w:w="0" w:type="dxa"/>
+            </w:tcMar>
+            <w:vAlign w:val="top"/>
+          </w:tcPr>
+          <w:p>
+            <w:pPr>
+              <w:jc w:val="left"/>
+              <w:pBdr>
+                <w:bottom w:val="none" w:sz="0" w:space="0" w:color="000000"/>
+                <w:top w:val="none" w:sz="0" w:space="0" w:color="000000"/>
+                <w:left w:val="none" w:sz="0" w:space="0" w:color="000000"/>
+                <w:right w:val="none" w:sz="0" w:space="0" w:color="000000"/>
+              </w:pBdr>
+              <w:spacing w:after="10" w:before="10" w:line="240"/>
+              <w:ind w:left="300" w:right="100" w:firstLine="0" w:firstLineChars="0"/>
+              <w:rPr>
+                <w:rFonts w:ascii="Arial" w:hAnsi="Arial" w:eastAsia="Arial" w:cs="Arial"/>
+                <w:i w:val="false"/>
+                <w:b w:val="false"/>
+                <w:u w:val="none"/>
+                <w:sz w:val="18"/>
+                <w:szCs w:val="18"/>
+                <w:color w:val="000000"/>
+              </w:rPr>
+            </w:pPr>
+            <w:r>
+              <w:rPr>
+                <w:rFonts w:ascii="Arial" w:hAnsi="Arial" w:eastAsia="Arial" w:cs="Arial"/>
+                <w:i w:val="false"/>
+                <w:b w:val="false"/>
+                <w:u w:val="none"/>
+                <w:sz w:val="18"/>
+                <w:szCs w:val="18"/>
+                <w:color w:val="000000"/>
+              </w:rPr>
+              <w:t xml:space="preserve">Superior</w:t>
+            </w:r>
+          </w:p>
+        </w:tc>
+        <w:tc>
+          <w:tcPr>
+            <w:tcBorders>
+              <w:bottom w:val="none" w:sz="0" w:space="0" w:color="000000"/>
+              <w:top w:val="none" w:sz="0" w:space="0" w:color="000000"/>
+              <w:left w:val="none" w:sz="0" w:space="0" w:color="000000"/>
+              <w:right w:val="none" w:sz="0" w:space="0" w:color="000000"/>
+            </w:tcBorders>
+            <w:shd w:val="clear" w:color="auto" w:fill="FFFFFF"/>
+            <w:tcMar>
+              <w:top w:w="0" w:type="dxa"/>
+              <w:bottom w:w="0" w:type="dxa"/>
+              <w:left w:w="0" w:type="dxa"/>
+              <w:right w:w="0" w:type="dxa"/>
+            </w:tcMar>
+            <w:vAlign w:val="top"/>
+          </w:tcPr>
+          <w:p>
+            <w:pPr>
+              <w:jc w:val="center"/>
+              <w:pBdr>
+                <w:bottom w:val="none" w:sz="0" w:space="0" w:color="000000"/>
+                <w:top w:val="none" w:sz="0" w:space="0" w:color="000000"/>
+                <w:left w:val="none" w:sz="0" w:space="0" w:color="000000"/>
+                <w:right w:val="none" w:sz="0" w:space="0" w:color="000000"/>
+              </w:pBdr>
+              <w:spacing w:after="10" w:before="10" w:line="240"/>
+              <w:ind w:left="100" w:right="100" w:firstLine="0" w:firstLineChars="0"/>
+              <w:rPr>
+                <w:rFonts w:ascii="Arial" w:hAnsi="Arial" w:eastAsia="Arial" w:cs="Arial"/>
+                <w:i w:val="false"/>
+                <w:b w:val="false"/>
+                <w:u w:val="none"/>
+                <w:sz w:val="18"/>
+                <w:szCs w:val="18"/>
+                <w:color w:val="000000"/>
+              </w:rPr>
+            </w:pPr>
+            <w:r>
+              <w:rPr>
+                <w:rFonts w:ascii="Arial" w:hAnsi="Arial" w:eastAsia="Arial" w:cs="Arial"/>
+                <w:i w:val="false"/>
+                <w:b w:val="false"/>
+                <w:u w:val="none"/>
+                <w:sz w:val="18"/>
+                <w:szCs w:val="18"/>
+                <w:color w:val="000000"/>
+              </w:rPr>
+              <w:t xml:space="preserve">260 (40.6%)</w:t>
+            </w:r>
+          </w:p>
+        </w:tc>
+        <w:tc>
+          <w:tcPr>
+            <w:tcBorders>
+              <w:bottom w:val="none" w:sz="0" w:space="0" w:color="000000"/>
+              <w:top w:val="none" w:sz="0" w:space="0" w:color="000000"/>
+              <w:left w:val="none" w:sz="0" w:space="0" w:color="000000"/>
+              <w:right w:val="none" w:sz="0" w:space="0" w:color="000000"/>
+            </w:tcBorders>
+            <w:shd w:val="clear" w:color="auto" w:fill="FFFFFF"/>
+            <w:tcMar>
+              <w:top w:w="0" w:type="dxa"/>
+              <w:bottom w:w="0" w:type="dxa"/>
+              <w:left w:w="0" w:type="dxa"/>
+              <w:right w:w="0" w:type="dxa"/>
+            </w:tcMar>
+            <w:vAlign w:val="top"/>
+          </w:tcPr>
+          <w:p>
+            <w:pPr>
+              <w:jc w:val="center"/>
+              <w:pBdr>
+                <w:bottom w:val="none" w:sz="0" w:space="0" w:color="000000"/>
+                <w:top w:val="none" w:sz="0" w:space="0" w:color="000000"/>
+                <w:left w:val="none" w:sz="0" w:space="0" w:color="000000"/>
+                <w:right w:val="none" w:sz="0" w:space="0" w:color="000000"/>
+              </w:pBdr>
+              <w:spacing w:after="10" w:before="10" w:line="240"/>
+              <w:ind w:left="100" w:right="100" w:firstLine="0" w:firstLineChars="0"/>
+              <w:rPr>
+                <w:rFonts w:ascii="Arial" w:hAnsi="Arial" w:eastAsia="Arial" w:cs="Arial"/>
+                <w:i w:val="false"/>
+                <w:b w:val="false"/>
+                <w:u w:val="none"/>
+                <w:sz w:val="18"/>
+                <w:szCs w:val="18"/>
+                <w:color w:val="000000"/>
+              </w:rPr>
+            </w:pPr>
+            <w:r>
+              <w:rPr>
+                <w:rFonts w:ascii="Arial" w:hAnsi="Arial" w:eastAsia="Arial" w:cs="Arial"/>
+                <w:i w:val="false"/>
+                <w:b w:val="false"/>
+                <w:u w:val="none"/>
+                <w:sz w:val="18"/>
+                <w:szCs w:val="18"/>
+                <w:color w:val="000000"/>
+              </w:rPr>
+              <w:t xml:space="preserve">381 (59.4%)</w:t>
+            </w:r>
+          </w:p>
+        </w:tc>
+        <w:tc>
+          <w:tcPr>
+            <w:tcBorders>
+              <w:bottom w:val="none" w:sz="0" w:space="0" w:color="000000"/>
+              <w:top w:val="none" w:sz="0" w:space="0" w:color="000000"/>
+              <w:left w:val="none" w:sz="0" w:space="0" w:color="000000"/>
+              <w:right w:val="none" w:sz="0" w:space="0" w:color="000000"/>
+            </w:tcBorders>
+            <w:shd w:val="clear" w:color="auto" w:fill="FFFFFF"/>
+            <w:tcMar>
+              <w:top w:w="0" w:type="dxa"/>
+              <w:bottom w:w="0" w:type="dxa"/>
+              <w:left w:w="0" w:type="dxa"/>
+              <w:right w:w="0" w:type="dxa"/>
+            </w:tcMar>
+            <w:vAlign w:val="top"/>
+          </w:tcPr>
+          <w:p>
+            <w:pPr>
+              <w:jc w:val="center"/>
+              <w:pBdr>
+                <w:bottom w:val="none" w:sz="0" w:space="0" w:color="000000"/>
+                <w:top w:val="none" w:sz="0" w:space="0" w:color="000000"/>
+                <w:left w:val="none" w:sz="0" w:space="0" w:color="000000"/>
+                <w:right w:val="none" w:sz="0" w:space="0" w:color="000000"/>
+              </w:pBdr>
+              <w:spacing w:after="10" w:before="10" w:line="240"/>
+              <w:ind w:left="100" w:right="100" w:firstLine="0" w:firstLineChars="0"/>
+              <w:rPr>
+                <w:rFonts w:ascii="Arial" w:hAnsi="Arial" w:eastAsia="Arial" w:cs="Arial"/>
+                <w:i w:val="false"/>
+                <w:b w:val="false"/>
+                <w:u w:val="none"/>
+                <w:sz w:val="18"/>
+                <w:szCs w:val="18"/>
+                <w:color w:val="000000"/>
+              </w:rPr>
+            </w:pPr>
+            <w:r>
+              <w:rPr>
+                <w:rFonts w:ascii="Arial" w:hAnsi="Arial" w:eastAsia="Arial" w:cs="Arial"/>
+                <w:i w:val="false"/>
+                <w:b w:val="false"/>
+                <w:u w:val="none"/>
+                <w:sz w:val="18"/>
+                <w:szCs w:val="18"/>
+                <w:color w:val="000000"/>
+              </w:rPr>
+              <w:t xml:space="preserve"/>
+            </w:r>
+          </w:p>
+        </w:tc>
+      </w:tr>
+      <w:tr>
+        <w:trPr>
+          <w:trHeight w:val="617" w:hRule="auto"/>
+        </w:trPr>
+        body 6
+        <w:tc>
+          <w:tcPr>
+            <w:tcBorders>
+              <w:bottom w:val="none" w:sz="0" w:space="0" w:color="000000"/>
+              <w:top w:val="none" w:sz="0" w:space="0" w:color="000000"/>
+              <w:left w:val="none" w:sz="0" w:space="0" w:color="000000"/>
+              <w:right w:val="none" w:sz="0" w:space="0" w:color="000000"/>
+            </w:tcBorders>
+            <w:shd w:val="clear" w:color="auto" w:fill="FFFFFF"/>
+            <w:tcMar>
+              <w:top w:w="0" w:type="dxa"/>
+              <w:bottom w:w="0" w:type="dxa"/>
+              <w:left w:w="0" w:type="dxa"/>
+              <w:right w:w="0" w:type="dxa"/>
+            </w:tcMar>
+            <w:vAlign w:val="top"/>
+          </w:tcPr>
+          <w:p>
+            <w:pPr>
+              <w:jc w:val="left"/>
+              <w:pBdr>
+                <w:bottom w:val="none" w:sz="0" w:space="0" w:color="000000"/>
+                <w:top w:val="none" w:sz="0" w:space="0" w:color="000000"/>
+                <w:left w:val="none" w:sz="0" w:space="0" w:color="000000"/>
+                <w:right w:val="none" w:sz="0" w:space="0" w:color="000000"/>
+              </w:pBdr>
+              <w:spacing w:after="10" w:before="10" w:line="240"/>
+              <w:ind w:left="100" w:right="100" w:firstLine="0" w:firstLineChars="0"/>
+              <w:rPr>
+                <w:rFonts w:ascii="Arial" w:hAnsi="Arial" w:eastAsia="Arial" w:cs="Arial"/>
+                <w:i w:val="false"/>
+                <w:b w:val="false"/>
+                <w:u w:val="none"/>
+                <w:sz w:val="18"/>
+                <w:szCs w:val="18"/>
+                <w:color w:val="000000"/>
+              </w:rPr>
+            </w:pPr>
+            <w:r>
+              <w:rPr>
+                <w:rFonts w:ascii="Arial" w:hAnsi="Arial" w:eastAsia="Arial" w:cs="Arial"/>
+                <w:i w:val="false"/>
+                <w:b w:val="false"/>
+                <w:u w:val="none"/>
+                <w:sz w:val="18"/>
+                <w:szCs w:val="18"/>
+                <w:color w:val="000000"/>
+              </w:rPr>
+              <w:t xml:space="preserve">Sexo del infante, n (%)</w:t>
+            </w:r>
+          </w:p>
+        </w:tc>
+        <w:tc>
+          <w:tcPr>
+            <w:tcBorders>
+              <w:bottom w:val="none" w:sz="0" w:space="0" w:color="000000"/>
+              <w:top w:val="none" w:sz="0" w:space="0" w:color="000000"/>
+              <w:left w:val="none" w:sz="0" w:space="0" w:color="000000"/>
+              <w:right w:val="none" w:sz="0" w:space="0" w:color="000000"/>
+            </w:tcBorders>
+            <w:shd w:val="clear" w:color="auto" w:fill="FFFFFF"/>
+            <w:tcMar>
+              <w:top w:w="0" w:type="dxa"/>
+              <w:bottom w:w="0" w:type="dxa"/>
+              <w:left w:w="0" w:type="dxa"/>
+              <w:right w:w="0" w:type="dxa"/>
+            </w:tcMar>
+            <w:vAlign w:val="top"/>
+          </w:tcPr>
+          <w:p>
+            <w:pPr>
+              <w:jc w:val="center"/>
+              <w:pBdr>
+                <w:bottom w:val="none" w:sz="0" w:space="0" w:color="000000"/>
+                <w:top w:val="none" w:sz="0" w:space="0" w:color="000000"/>
+                <w:left w:val="none" w:sz="0" w:space="0" w:color="000000"/>
+                <w:right w:val="none" w:sz="0" w:space="0" w:color="000000"/>
+              </w:pBdr>
+              <w:spacing w:after="10" w:before="10" w:line="240"/>
+              <w:ind w:left="100" w:right="100" w:firstLine="0" w:firstLineChars="0"/>
+              <w:rPr>
+                <w:rFonts w:ascii="Arial" w:hAnsi="Arial" w:eastAsia="Arial" w:cs="Arial"/>
+                <w:i w:val="false"/>
+                <w:b w:val="false"/>
+                <w:u w:val="none"/>
+                <w:sz w:val="18"/>
+                <w:szCs w:val="18"/>
+                <w:color w:val="000000"/>
+              </w:rPr>
+            </w:pPr>
+            <w:r>
+              <w:rPr>
+                <w:rFonts w:ascii="Arial" w:hAnsi="Arial" w:eastAsia="Arial" w:cs="Arial"/>
+                <w:i w:val="false"/>
+                <w:b w:val="false"/>
+                <w:u w:val="none"/>
+                <w:sz w:val="18"/>
+                <w:szCs w:val="18"/>
+                <w:color w:val="000000"/>
+              </w:rPr>
+              <w:t xml:space="preserve"/>
+            </w:r>
+          </w:p>
+        </w:tc>
+        <w:tc>
+          <w:tcPr>
+            <w:tcBorders>
+              <w:bottom w:val="none" w:sz="0" w:space="0" w:color="000000"/>
+              <w:top w:val="none" w:sz="0" w:space="0" w:color="000000"/>
+              <w:left w:val="none" w:sz="0" w:space="0" w:color="000000"/>
+              <w:right w:val="none" w:sz="0" w:space="0" w:color="000000"/>
+            </w:tcBorders>
+            <w:shd w:val="clear" w:color="auto" w:fill="FFFFFF"/>
+            <w:tcMar>
+              <w:top w:w="0" w:type="dxa"/>
+              <w:bottom w:w="0" w:type="dxa"/>
+              <w:left w:w="0" w:type="dxa"/>
+              <w:right w:w="0" w:type="dxa"/>
+            </w:tcMar>
+            <w:vAlign w:val="top"/>
+          </w:tcPr>
+          <w:p>
+            <w:pPr>
+              <w:jc w:val="center"/>
+              <w:pBdr>
+                <w:bottom w:val="none" w:sz="0" w:space="0" w:color="000000"/>
+                <w:top w:val="none" w:sz="0" w:space="0" w:color="000000"/>
+                <w:left w:val="none" w:sz="0" w:space="0" w:color="000000"/>
+                <w:right w:val="none" w:sz="0" w:space="0" w:color="000000"/>
+              </w:pBdr>
+              <w:spacing w:after="10" w:before="10" w:line="240"/>
+              <w:ind w:left="100" w:right="100" w:firstLine="0" w:firstLineChars="0"/>
+              <w:rPr>
+                <w:rFonts w:ascii="Arial" w:hAnsi="Arial" w:eastAsia="Arial" w:cs="Arial"/>
+                <w:i w:val="false"/>
+                <w:b w:val="false"/>
+                <w:u w:val="none"/>
+                <w:sz w:val="18"/>
+                <w:szCs w:val="18"/>
+                <w:color w:val="000000"/>
+              </w:rPr>
+            </w:pPr>
+            <w:r>
+              <w:rPr>
+                <w:rFonts w:ascii="Arial" w:hAnsi="Arial" w:eastAsia="Arial" w:cs="Arial"/>
+                <w:i w:val="false"/>
+                <w:b w:val="false"/>
+                <w:u w:val="none"/>
+                <w:sz w:val="18"/>
+                <w:szCs w:val="18"/>
+                <w:color w:val="000000"/>
+              </w:rPr>
+              <w:t xml:space="preserve"/>
+            </w:r>
+          </w:p>
+        </w:tc>
+        <w:tc>
+          <w:tcPr>
+            <w:tcBorders>
+              <w:bottom w:val="none" w:sz="0" w:space="0" w:color="000000"/>
+              <w:top w:val="none" w:sz="0" w:space="0" w:color="000000"/>
+              <w:left w:val="none" w:sz="0" w:space="0" w:color="000000"/>
+              <w:right w:val="none" w:sz="0" w:space="0" w:color="000000"/>
+            </w:tcBorders>
+            <w:shd w:val="clear" w:color="auto" w:fill="FFFFFF"/>
+            <w:tcMar>
+              <w:top w:w="0" w:type="dxa"/>
+              <w:bottom w:w="0" w:type="dxa"/>
+              <w:left w:w="0" w:type="dxa"/>
+              <w:right w:w="0" w:type="dxa"/>
+            </w:tcMar>
+            <w:vAlign w:val="top"/>
+          </w:tcPr>
+          <w:p>
+            <w:pPr>
+              <w:jc w:val="center"/>
+              <w:pBdr>
+                <w:bottom w:val="none" w:sz="0" w:space="0" w:color="000000"/>
+                <w:top w:val="none" w:sz="0" w:space="0" w:color="000000"/>
+                <w:left w:val="none" w:sz="0" w:space="0" w:color="000000"/>
+                <w:right w:val="none" w:sz="0" w:space="0" w:color="000000"/>
+              </w:pBdr>
+              <w:spacing w:after="10" w:before="10" w:line="240"/>
+              <w:ind w:left="100" w:right="100" w:firstLine="0" w:firstLineChars="0"/>
+              <w:rPr>
+                <w:rFonts w:ascii="Arial" w:hAnsi="Arial" w:eastAsia="Arial" w:cs="Arial"/>
+                <w:i w:val="false"/>
+                <w:b w:val="false"/>
+                <w:u w:val="none"/>
+                <w:sz w:val="18"/>
+                <w:szCs w:val="18"/>
+                <w:color w:val="000000"/>
+              </w:rPr>
+            </w:pPr>
+            <w:r>
+              <w:rPr>
+                <w:rFonts w:ascii="Arial" w:hAnsi="Arial" w:eastAsia="Arial" w:cs="Arial"/>
+                <w:i w:val="false"/>
+                <w:b w:val="false"/>
+                <w:u w:val="none"/>
+                <w:sz w:val="18"/>
+                <w:szCs w:val="18"/>
+                <w:color w:val="000000"/>
+              </w:rPr>
+              <w:t xml:space="preserve">0.666**</w:t>
+            </w:r>
+          </w:p>
+        </w:tc>
+      </w:tr>
+      <w:tr>
+        <w:trPr>
+          <w:trHeight w:val="617" w:hRule="auto"/>
+        </w:trPr>
+        body 7
+        <w:tc>
+          <w:tcPr>
+            <w:tcBorders>
+              <w:bottom w:val="none" w:sz="0" w:space="0" w:color="000000"/>
+              <w:top w:val="none" w:sz="0" w:space="0" w:color="000000"/>
+              <w:left w:val="none" w:sz="0" w:space="0" w:color="000000"/>
+              <w:right w:val="none" w:sz="0" w:space="0" w:color="000000"/>
+            </w:tcBorders>
+            <w:shd w:val="clear" w:color="auto" w:fill="FFFFFF"/>
+            <w:tcMar>
+              <w:top w:w="0" w:type="dxa"/>
+              <w:bottom w:w="0" w:type="dxa"/>
+              <w:left w:w="0" w:type="dxa"/>
+              <w:right w:w="0" w:type="dxa"/>
+            </w:tcMar>
+            <w:vAlign w:val="top"/>
+          </w:tcPr>
+          <w:p>
+            <w:pPr>
+              <w:jc w:val="left"/>
+              <w:pBdr>
+                <w:bottom w:val="none" w:sz="0" w:space="0" w:color="000000"/>
+                <w:top w:val="none" w:sz="0" w:space="0" w:color="000000"/>
+                <w:left w:val="none" w:sz="0" w:space="0" w:color="000000"/>
+                <w:right w:val="none" w:sz="0" w:space="0" w:color="000000"/>
+              </w:pBdr>
+              <w:spacing w:after="10" w:before="10" w:line="240"/>
+              <w:ind w:left="300" w:right="100" w:firstLine="0" w:firstLineChars="0"/>
+              <w:rPr>
+                <w:rFonts w:ascii="Arial" w:hAnsi="Arial" w:eastAsia="Arial" w:cs="Arial"/>
+                <w:i w:val="false"/>
+                <w:b w:val="false"/>
+                <w:u w:val="none"/>
+                <w:sz w:val="18"/>
+                <w:szCs w:val="18"/>
+                <w:color w:val="000000"/>
+              </w:rPr>
+            </w:pPr>
+            <w:r>
+              <w:rPr>
+                <w:rFonts w:ascii="Arial" w:hAnsi="Arial" w:eastAsia="Arial" w:cs="Arial"/>
+                <w:i w:val="false"/>
+                <w:b w:val="false"/>
+                <w:u w:val="none"/>
+                <w:sz w:val="18"/>
+                <w:szCs w:val="18"/>
+                <w:color w:val="000000"/>
+              </w:rPr>
+              <w:t xml:space="preserve">Masculino</w:t>
+            </w:r>
+          </w:p>
+        </w:tc>
+        <w:tc>
+          <w:tcPr>
+            <w:tcBorders>
+              <w:bottom w:val="none" w:sz="0" w:space="0" w:color="000000"/>
+              <w:top w:val="none" w:sz="0" w:space="0" w:color="000000"/>
+              <w:left w:val="none" w:sz="0" w:space="0" w:color="000000"/>
+              <w:right w:val="none" w:sz="0" w:space="0" w:color="000000"/>
+            </w:tcBorders>
+            <w:shd w:val="clear" w:color="auto" w:fill="FFFFFF"/>
+            <w:tcMar>
+              <w:top w:w="0" w:type="dxa"/>
+              <w:bottom w:w="0" w:type="dxa"/>
+              <w:left w:w="0" w:type="dxa"/>
+              <w:right w:w="0" w:type="dxa"/>
+            </w:tcMar>
+            <w:vAlign w:val="top"/>
+          </w:tcPr>
+          <w:p>
+            <w:pPr>
+              <w:jc w:val="center"/>
+              <w:pBdr>
+                <w:bottom w:val="none" w:sz="0" w:space="0" w:color="000000"/>
+                <w:top w:val="none" w:sz="0" w:space="0" w:color="000000"/>
+                <w:left w:val="none" w:sz="0" w:space="0" w:color="000000"/>
+                <w:right w:val="none" w:sz="0" w:space="0" w:color="000000"/>
+              </w:pBdr>
+              <w:spacing w:after="10" w:before="10" w:line="240"/>
+              <w:ind w:left="100" w:right="100" w:firstLine="0" w:firstLineChars="0"/>
+              <w:rPr>
+                <w:rFonts w:ascii="Arial" w:hAnsi="Arial" w:eastAsia="Arial" w:cs="Arial"/>
+                <w:i w:val="false"/>
+                <w:b w:val="false"/>
+                <w:u w:val="none"/>
+                <w:sz w:val="18"/>
+                <w:szCs w:val="18"/>
+                <w:color w:val="000000"/>
+              </w:rPr>
+            </w:pPr>
+            <w:r>
+              <w:rPr>
+                <w:rFonts w:ascii="Arial" w:hAnsi="Arial" w:eastAsia="Arial" w:cs="Arial"/>
+                <w:i w:val="false"/>
+                <w:b w:val="false"/>
+                <w:u w:val="none"/>
+                <w:sz w:val="18"/>
+                <w:szCs w:val="18"/>
+                <w:color w:val="000000"/>
+              </w:rPr>
+              <w:t xml:space="preserve">359 (41.7%)</w:t>
+            </w:r>
+          </w:p>
+        </w:tc>
+        <w:tc>
+          <w:tcPr>
+            <w:tcBorders>
+              <w:bottom w:val="none" w:sz="0" w:space="0" w:color="000000"/>
+              <w:top w:val="none" w:sz="0" w:space="0" w:color="000000"/>
+              <w:left w:val="none" w:sz="0" w:space="0" w:color="000000"/>
+              <w:right w:val="none" w:sz="0" w:space="0" w:color="000000"/>
+            </w:tcBorders>
+            <w:shd w:val="clear" w:color="auto" w:fill="FFFFFF"/>
+            <w:tcMar>
+              <w:top w:w="0" w:type="dxa"/>
+              <w:bottom w:w="0" w:type="dxa"/>
+              <w:left w:w="0" w:type="dxa"/>
+              <w:right w:w="0" w:type="dxa"/>
+            </w:tcMar>
+            <w:vAlign w:val="top"/>
+          </w:tcPr>
+          <w:p>
+            <w:pPr>
+              <w:jc w:val="center"/>
+              <w:pBdr>
+                <w:bottom w:val="none" w:sz="0" w:space="0" w:color="000000"/>
+                <w:top w:val="none" w:sz="0" w:space="0" w:color="000000"/>
+                <w:left w:val="none" w:sz="0" w:space="0" w:color="000000"/>
+                <w:right w:val="none" w:sz="0" w:space="0" w:color="000000"/>
+              </w:pBdr>
+              <w:spacing w:after="10" w:before="10" w:line="240"/>
+              <w:ind w:left="100" w:right="100" w:firstLine="0" w:firstLineChars="0"/>
+              <w:rPr>
+                <w:rFonts w:ascii="Arial" w:hAnsi="Arial" w:eastAsia="Arial" w:cs="Arial"/>
+                <w:i w:val="false"/>
+                <w:b w:val="false"/>
+                <w:u w:val="none"/>
+                <w:sz w:val="18"/>
+                <w:szCs w:val="18"/>
+                <w:color w:val="000000"/>
+              </w:rPr>
+            </w:pPr>
+            <w:r>
+              <w:rPr>
+                <w:rFonts w:ascii="Arial" w:hAnsi="Arial" w:eastAsia="Arial" w:cs="Arial"/>
+                <w:i w:val="false"/>
+                <w:b w:val="false"/>
+                <w:u w:val="none"/>
+                <w:sz w:val="18"/>
+                <w:szCs w:val="18"/>
+                <w:color w:val="000000"/>
+              </w:rPr>
+              <w:t xml:space="preserve">502 (58.3%)</w:t>
+            </w:r>
+          </w:p>
+        </w:tc>
+        <w:tc>
+          <w:tcPr>
+            <w:tcBorders>
+              <w:bottom w:val="none" w:sz="0" w:space="0" w:color="000000"/>
+              <w:top w:val="none" w:sz="0" w:space="0" w:color="000000"/>
+              <w:left w:val="none" w:sz="0" w:space="0" w:color="000000"/>
+              <w:right w:val="none" w:sz="0" w:space="0" w:color="000000"/>
+            </w:tcBorders>
+            <w:shd w:val="clear" w:color="auto" w:fill="FFFFFF"/>
+            <w:tcMar>
+              <w:top w:w="0" w:type="dxa"/>
+              <w:bottom w:w="0" w:type="dxa"/>
+              <w:left w:w="0" w:type="dxa"/>
+              <w:right w:w="0" w:type="dxa"/>
+            </w:tcMar>
+            <w:vAlign w:val="top"/>
+          </w:tcPr>
+          <w:p>
+            <w:pPr>
+              <w:jc w:val="center"/>
+              <w:pBdr>
+                <w:bottom w:val="none" w:sz="0" w:space="0" w:color="000000"/>
+                <w:top w:val="none" w:sz="0" w:space="0" w:color="000000"/>
+                <w:left w:val="none" w:sz="0" w:space="0" w:color="000000"/>
+                <w:right w:val="none" w:sz="0" w:space="0" w:color="000000"/>
+              </w:pBdr>
+              <w:spacing w:after="10" w:before="10" w:line="240"/>
+              <w:ind w:left="100" w:right="100" w:firstLine="0" w:firstLineChars="0"/>
+              <w:rPr>
+                <w:rFonts w:ascii="Arial" w:hAnsi="Arial" w:eastAsia="Arial" w:cs="Arial"/>
+                <w:i w:val="false"/>
+                <w:b w:val="false"/>
+                <w:u w:val="none"/>
+                <w:sz w:val="18"/>
+                <w:szCs w:val="18"/>
+                <w:color w:val="000000"/>
+              </w:rPr>
+            </w:pPr>
+            <w:r>
+              <w:rPr>
+                <w:rFonts w:ascii="Arial" w:hAnsi="Arial" w:eastAsia="Arial" w:cs="Arial"/>
+                <w:i w:val="false"/>
+                <w:b w:val="false"/>
+                <w:u w:val="none"/>
+                <w:sz w:val="18"/>
+                <w:szCs w:val="18"/>
+                <w:color w:val="000000"/>
+              </w:rPr>
+              <w:t xml:space="preserve"/>
+            </w:r>
+          </w:p>
+        </w:tc>
+      </w:tr>
+      <w:tr>
+        <w:trPr>
+          <w:trHeight w:val="617" w:hRule="auto"/>
+        </w:trPr>
+        body 8
+        <w:tc>
+          <w:tcPr>
+            <w:tcBorders>
+              <w:bottom w:val="none" w:sz="0" w:space="0" w:color="000000"/>
+              <w:top w:val="none" w:sz="0" w:space="0" w:color="000000"/>
+              <w:left w:val="none" w:sz="0" w:space="0" w:color="000000"/>
+              <w:right w:val="none" w:sz="0" w:space="0" w:color="000000"/>
+            </w:tcBorders>
+            <w:shd w:val="clear" w:color="auto" w:fill="FFFFFF"/>
+            <w:tcMar>
+              <w:top w:w="0" w:type="dxa"/>
+              <w:bottom w:w="0" w:type="dxa"/>
+              <w:left w:w="0" w:type="dxa"/>
+              <w:right w:w="0" w:type="dxa"/>
+            </w:tcMar>
+            <w:vAlign w:val="top"/>
+          </w:tcPr>
+          <w:p>
+            <w:pPr>
+              <w:jc w:val="left"/>
+              <w:pBdr>
+                <w:bottom w:val="none" w:sz="0" w:space="0" w:color="000000"/>
+                <w:top w:val="none" w:sz="0" w:space="0" w:color="000000"/>
+                <w:left w:val="none" w:sz="0" w:space="0" w:color="000000"/>
+                <w:right w:val="none" w:sz="0" w:space="0" w:color="000000"/>
+              </w:pBdr>
+              <w:spacing w:after="10" w:before="10" w:line="240"/>
+              <w:ind w:left="300" w:right="100" w:firstLine="0" w:firstLineChars="0"/>
+              <w:rPr>
+                <w:rFonts w:ascii="Arial" w:hAnsi="Arial" w:eastAsia="Arial" w:cs="Arial"/>
+                <w:i w:val="false"/>
+                <w:b w:val="false"/>
+                <w:u w:val="none"/>
+                <w:sz w:val="18"/>
+                <w:szCs w:val="18"/>
+                <w:color w:val="000000"/>
+              </w:rPr>
+            </w:pPr>
+            <w:r>
+              <w:rPr>
+                <w:rFonts w:ascii="Arial" w:hAnsi="Arial" w:eastAsia="Arial" w:cs="Arial"/>
+                <w:i w:val="false"/>
+                <w:b w:val="false"/>
+                <w:u w:val="none"/>
+                <w:sz w:val="18"/>
+                <w:szCs w:val="18"/>
+                <w:color w:val="000000"/>
+              </w:rPr>
+              <w:t xml:space="preserve">Femenino</w:t>
+            </w:r>
+          </w:p>
+        </w:tc>
+        <w:tc>
+          <w:tcPr>
+            <w:tcBorders>
+              <w:bottom w:val="none" w:sz="0" w:space="0" w:color="000000"/>
+              <w:top w:val="none" w:sz="0" w:space="0" w:color="000000"/>
+              <w:left w:val="none" w:sz="0" w:space="0" w:color="000000"/>
+              <w:right w:val="none" w:sz="0" w:space="0" w:color="000000"/>
+            </w:tcBorders>
+            <w:shd w:val="clear" w:color="auto" w:fill="FFFFFF"/>
+            <w:tcMar>
+              <w:top w:w="0" w:type="dxa"/>
+              <w:bottom w:w="0" w:type="dxa"/>
+              <w:left w:w="0" w:type="dxa"/>
+              <w:right w:w="0" w:type="dxa"/>
+            </w:tcMar>
+            <w:vAlign w:val="top"/>
+          </w:tcPr>
+          <w:p>
+            <w:pPr>
+              <w:jc w:val="center"/>
+              <w:pBdr>
+                <w:bottom w:val="none" w:sz="0" w:space="0" w:color="000000"/>
+                <w:top w:val="none" w:sz="0" w:space="0" w:color="000000"/>
+                <w:left w:val="none" w:sz="0" w:space="0" w:color="000000"/>
+                <w:right w:val="none" w:sz="0" w:space="0" w:color="000000"/>
+              </w:pBdr>
+              <w:spacing w:after="10" w:before="10" w:line="240"/>
+              <w:ind w:left="100" w:right="100" w:firstLine="0" w:firstLineChars="0"/>
+              <w:rPr>
+                <w:rFonts w:ascii="Arial" w:hAnsi="Arial" w:eastAsia="Arial" w:cs="Arial"/>
+                <w:i w:val="false"/>
+                <w:b w:val="false"/>
+                <w:u w:val="none"/>
+                <w:sz w:val="18"/>
+                <w:szCs w:val="18"/>
+                <w:color w:val="000000"/>
+              </w:rPr>
+            </w:pPr>
+            <w:r>
+              <w:rPr>
+                <w:rFonts w:ascii="Arial" w:hAnsi="Arial" w:eastAsia="Arial" w:cs="Arial"/>
+                <w:i w:val="false"/>
+                <w:b w:val="false"/>
+                <w:u w:val="none"/>
+                <w:sz w:val="18"/>
+                <w:szCs w:val="18"/>
+                <w:color w:val="000000"/>
+              </w:rPr>
+              <w:t xml:space="preserve">321 (40.5%)</w:t>
+            </w:r>
+          </w:p>
+        </w:tc>
+        <w:tc>
+          <w:tcPr>
+            <w:tcBorders>
+              <w:bottom w:val="none" w:sz="0" w:space="0" w:color="000000"/>
+              <w:top w:val="none" w:sz="0" w:space="0" w:color="000000"/>
+              <w:left w:val="none" w:sz="0" w:space="0" w:color="000000"/>
+              <w:right w:val="none" w:sz="0" w:space="0" w:color="000000"/>
+            </w:tcBorders>
+            <w:shd w:val="clear" w:color="auto" w:fill="FFFFFF"/>
+            <w:tcMar>
+              <w:top w:w="0" w:type="dxa"/>
+              <w:bottom w:w="0" w:type="dxa"/>
+              <w:left w:w="0" w:type="dxa"/>
+              <w:right w:w="0" w:type="dxa"/>
+            </w:tcMar>
+            <w:vAlign w:val="top"/>
+          </w:tcPr>
+          <w:p>
+            <w:pPr>
+              <w:jc w:val="center"/>
+              <w:pBdr>
+                <w:bottom w:val="none" w:sz="0" w:space="0" w:color="000000"/>
+                <w:top w:val="none" w:sz="0" w:space="0" w:color="000000"/>
+                <w:left w:val="none" w:sz="0" w:space="0" w:color="000000"/>
+                <w:right w:val="none" w:sz="0" w:space="0" w:color="000000"/>
+              </w:pBdr>
+              <w:spacing w:after="10" w:before="10" w:line="240"/>
+              <w:ind w:left="100" w:right="100" w:firstLine="0" w:firstLineChars="0"/>
+              <w:rPr>
+                <w:rFonts w:ascii="Arial" w:hAnsi="Arial" w:eastAsia="Arial" w:cs="Arial"/>
+                <w:i w:val="false"/>
+                <w:b w:val="false"/>
+                <w:u w:val="none"/>
+                <w:sz w:val="18"/>
+                <w:szCs w:val="18"/>
+                <w:color w:val="000000"/>
+              </w:rPr>
+            </w:pPr>
+            <w:r>
+              <w:rPr>
+                <w:rFonts w:ascii="Arial" w:hAnsi="Arial" w:eastAsia="Arial" w:cs="Arial"/>
+                <w:i w:val="false"/>
+                <w:b w:val="false"/>
+                <w:u w:val="none"/>
+                <w:sz w:val="18"/>
+                <w:szCs w:val="18"/>
+                <w:color w:val="000000"/>
+              </w:rPr>
+              <w:t xml:space="preserve">471 (59.5%)</w:t>
+            </w:r>
+          </w:p>
+        </w:tc>
+        <w:tc>
+          <w:tcPr>
+            <w:tcBorders>
+              <w:bottom w:val="none" w:sz="0" w:space="0" w:color="000000"/>
+              <w:top w:val="none" w:sz="0" w:space="0" w:color="000000"/>
+              <w:left w:val="none" w:sz="0" w:space="0" w:color="000000"/>
+              <w:right w:val="none" w:sz="0" w:space="0" w:color="000000"/>
+            </w:tcBorders>
+            <w:shd w:val="clear" w:color="auto" w:fill="FFFFFF"/>
+            <w:tcMar>
+              <w:top w:w="0" w:type="dxa"/>
+              <w:bottom w:w="0" w:type="dxa"/>
+              <w:left w:w="0" w:type="dxa"/>
+              <w:right w:w="0" w:type="dxa"/>
+            </w:tcMar>
+            <w:vAlign w:val="top"/>
+          </w:tcPr>
+          <w:p>
+            <w:pPr>
+              <w:jc w:val="center"/>
+              <w:pBdr>
+                <w:bottom w:val="none" w:sz="0" w:space="0" w:color="000000"/>
+                <w:top w:val="none" w:sz="0" w:space="0" w:color="000000"/>
+                <w:left w:val="none" w:sz="0" w:space="0" w:color="000000"/>
+                <w:right w:val="none" w:sz="0" w:space="0" w:color="000000"/>
+              </w:pBdr>
+              <w:spacing w:after="10" w:before="10" w:line="240"/>
+              <w:ind w:left="100" w:right="100" w:firstLine="0" w:firstLineChars="0"/>
+              <w:rPr>
+                <w:rFonts w:ascii="Arial" w:hAnsi="Arial" w:eastAsia="Arial" w:cs="Arial"/>
+                <w:i w:val="false"/>
+                <w:b w:val="false"/>
+                <w:u w:val="none"/>
+                <w:sz w:val="18"/>
+                <w:szCs w:val="18"/>
+                <w:color w:val="000000"/>
+              </w:rPr>
+            </w:pPr>
+            <w:r>
+              <w:rPr>
+                <w:rFonts w:ascii="Arial" w:hAnsi="Arial" w:eastAsia="Arial" w:cs="Arial"/>
+                <w:i w:val="false"/>
+                <w:b w:val="false"/>
+                <w:u w:val="none"/>
+                <w:sz w:val="18"/>
+                <w:szCs w:val="18"/>
+                <w:color w:val="000000"/>
+              </w:rPr>
+              <w:t xml:space="preserve"/>
+            </w:r>
+          </w:p>
+        </w:tc>
+      </w:tr>
+      <w:tr>
+        <w:trPr>
+          <w:trHeight w:val="617" w:hRule="auto"/>
+        </w:trPr>
+        body 9
+        <w:tc>
+          <w:tcPr>
+            <w:tcBorders>
+              <w:bottom w:val="none" w:sz="0" w:space="0" w:color="000000"/>
+              <w:top w:val="none" w:sz="0" w:space="0" w:color="000000"/>
+              <w:left w:val="none" w:sz="0" w:space="0" w:color="000000"/>
+              <w:right w:val="none" w:sz="0" w:space="0" w:color="000000"/>
+            </w:tcBorders>
+            <w:shd w:val="clear" w:color="auto" w:fill="FFFFFF"/>
+            <w:tcMar>
+              <w:top w:w="0" w:type="dxa"/>
+              <w:bottom w:w="0" w:type="dxa"/>
+              <w:left w:w="0" w:type="dxa"/>
+              <w:right w:w="0" w:type="dxa"/>
+            </w:tcMar>
+            <w:vAlign w:val="top"/>
+          </w:tcPr>
+          <w:p>
+            <w:pPr>
+              <w:jc w:val="left"/>
+              <w:pBdr>
+                <w:bottom w:val="none" w:sz="0" w:space="0" w:color="000000"/>
+                <w:top w:val="none" w:sz="0" w:space="0" w:color="000000"/>
+                <w:left w:val="none" w:sz="0" w:space="0" w:color="000000"/>
+                <w:right w:val="none" w:sz="0" w:space="0" w:color="000000"/>
+              </w:pBdr>
+              <w:spacing w:after="10" w:before="10" w:line="240"/>
+              <w:ind w:left="100" w:right="100" w:firstLine="0" w:firstLineChars="0"/>
+              <w:rPr>
+                <w:rFonts w:ascii="Arial" w:hAnsi="Arial" w:eastAsia="Arial" w:cs="Arial"/>
+                <w:i w:val="false"/>
+                <w:b w:val="false"/>
+                <w:u w:val="none"/>
+                <w:sz w:val="18"/>
+                <w:szCs w:val="18"/>
+                <w:color w:val="000000"/>
+              </w:rPr>
+            </w:pPr>
+            <w:r>
+              <w:rPr>
+                <w:rFonts w:ascii="Arial" w:hAnsi="Arial" w:eastAsia="Arial" w:cs="Arial"/>
+                <w:i w:val="false"/>
+                <w:b w:val="false"/>
+                <w:u w:val="none"/>
+                <w:sz w:val="18"/>
+                <w:szCs w:val="18"/>
+                <w:color w:val="000000"/>
+              </w:rPr>
+              <w:t xml:space="preserve">Seguro de salud del infante, n (%)</w:t>
+            </w:r>
+          </w:p>
+        </w:tc>
+        <w:tc>
+          <w:tcPr>
+            <w:tcBorders>
+              <w:bottom w:val="none" w:sz="0" w:space="0" w:color="000000"/>
+              <w:top w:val="none" w:sz="0" w:space="0" w:color="000000"/>
+              <w:left w:val="none" w:sz="0" w:space="0" w:color="000000"/>
+              <w:right w:val="none" w:sz="0" w:space="0" w:color="000000"/>
+            </w:tcBorders>
+            <w:shd w:val="clear" w:color="auto" w:fill="FFFFFF"/>
+            <w:tcMar>
+              <w:top w:w="0" w:type="dxa"/>
+              <w:bottom w:w="0" w:type="dxa"/>
+              <w:left w:w="0" w:type="dxa"/>
+              <w:right w:w="0" w:type="dxa"/>
+            </w:tcMar>
+            <w:vAlign w:val="top"/>
+          </w:tcPr>
+          <w:p>
+            <w:pPr>
+              <w:jc w:val="center"/>
+              <w:pBdr>
+                <w:bottom w:val="none" w:sz="0" w:space="0" w:color="000000"/>
+                <w:top w:val="none" w:sz="0" w:space="0" w:color="000000"/>
+                <w:left w:val="none" w:sz="0" w:space="0" w:color="000000"/>
+                <w:right w:val="none" w:sz="0" w:space="0" w:color="000000"/>
+              </w:pBdr>
+              <w:spacing w:after="10" w:before="10" w:line="240"/>
+              <w:ind w:left="100" w:right="100" w:firstLine="0" w:firstLineChars="0"/>
+              <w:rPr>
+                <w:rFonts w:ascii="Arial" w:hAnsi="Arial" w:eastAsia="Arial" w:cs="Arial"/>
+                <w:i w:val="false"/>
+                <w:b w:val="false"/>
+                <w:u w:val="none"/>
+                <w:sz w:val="18"/>
+                <w:szCs w:val="18"/>
+                <w:color w:val="000000"/>
+              </w:rPr>
+            </w:pPr>
+            <w:r>
+              <w:rPr>
+                <w:rFonts w:ascii="Arial" w:hAnsi="Arial" w:eastAsia="Arial" w:cs="Arial"/>
+                <w:i w:val="false"/>
+                <w:b w:val="false"/>
+                <w:u w:val="none"/>
+                <w:sz w:val="18"/>
+                <w:szCs w:val="18"/>
+                <w:color w:val="000000"/>
+              </w:rPr>
+              <w:t xml:space="preserve"/>
+            </w:r>
+          </w:p>
+        </w:tc>
+        <w:tc>
+          <w:tcPr>
+            <w:tcBorders>
+              <w:bottom w:val="none" w:sz="0" w:space="0" w:color="000000"/>
+              <w:top w:val="none" w:sz="0" w:space="0" w:color="000000"/>
+              <w:left w:val="none" w:sz="0" w:space="0" w:color="000000"/>
+              <w:right w:val="none" w:sz="0" w:space="0" w:color="000000"/>
+            </w:tcBorders>
+            <w:shd w:val="clear" w:color="auto" w:fill="FFFFFF"/>
+            <w:tcMar>
+              <w:top w:w="0" w:type="dxa"/>
+              <w:bottom w:w="0" w:type="dxa"/>
+              <w:left w:w="0" w:type="dxa"/>
+              <w:right w:w="0" w:type="dxa"/>
+            </w:tcMar>
+            <w:vAlign w:val="top"/>
+          </w:tcPr>
+          <w:p>
+            <w:pPr>
+              <w:jc w:val="center"/>
+              <w:pBdr>
+                <w:bottom w:val="none" w:sz="0" w:space="0" w:color="000000"/>
+                <w:top w:val="none" w:sz="0" w:space="0" w:color="000000"/>
+                <w:left w:val="none" w:sz="0" w:space="0" w:color="000000"/>
+                <w:right w:val="none" w:sz="0" w:space="0" w:color="000000"/>
+              </w:pBdr>
+              <w:spacing w:after="10" w:before="10" w:line="240"/>
+              <w:ind w:left="100" w:right="100" w:firstLine="0" w:firstLineChars="0"/>
+              <w:rPr>
+                <w:rFonts w:ascii="Arial" w:hAnsi="Arial" w:eastAsia="Arial" w:cs="Arial"/>
+                <w:i w:val="false"/>
+                <w:b w:val="false"/>
+                <w:u w:val="none"/>
+                <w:sz w:val="18"/>
+                <w:szCs w:val="18"/>
+                <w:color w:val="000000"/>
+              </w:rPr>
+            </w:pPr>
+            <w:r>
+              <w:rPr>
+                <w:rFonts w:ascii="Arial" w:hAnsi="Arial" w:eastAsia="Arial" w:cs="Arial"/>
+                <w:i w:val="false"/>
+                <w:b w:val="false"/>
+                <w:u w:val="none"/>
+                <w:sz w:val="18"/>
+                <w:szCs w:val="18"/>
+                <w:color w:val="000000"/>
+              </w:rPr>
+              <w:t xml:space="preserve"/>
+            </w:r>
+          </w:p>
+        </w:tc>
+        <w:tc>
+          <w:tcPr>
+            <w:tcBorders>
+              <w:bottom w:val="none" w:sz="0" w:space="0" w:color="000000"/>
+              <w:top w:val="none" w:sz="0" w:space="0" w:color="000000"/>
+              <w:left w:val="none" w:sz="0" w:space="0" w:color="000000"/>
+              <w:right w:val="none" w:sz="0" w:space="0" w:color="000000"/>
+            </w:tcBorders>
+            <w:shd w:val="clear" w:color="auto" w:fill="FFFFFF"/>
+            <w:tcMar>
+              <w:top w:w="0" w:type="dxa"/>
+              <w:bottom w:w="0" w:type="dxa"/>
+              <w:left w:w="0" w:type="dxa"/>
+              <w:right w:w="0" w:type="dxa"/>
+            </w:tcMar>
+            <w:vAlign w:val="top"/>
+          </w:tcPr>
+          <w:p>
+            <w:pPr>
+              <w:jc w:val="center"/>
+              <w:pBdr>
+                <w:bottom w:val="none" w:sz="0" w:space="0" w:color="000000"/>
+                <w:top w:val="none" w:sz="0" w:space="0" w:color="000000"/>
+                <w:left w:val="none" w:sz="0" w:space="0" w:color="000000"/>
+                <w:right w:val="none" w:sz="0" w:space="0" w:color="000000"/>
+              </w:pBdr>
+              <w:spacing w:after="10" w:before="10" w:line="240"/>
+              <w:ind w:left="100" w:right="100" w:firstLine="0" w:firstLineChars="0"/>
+              <w:rPr>
+                <w:rFonts w:ascii="Arial" w:hAnsi="Arial" w:eastAsia="Arial" w:cs="Arial"/>
+                <w:i w:val="false"/>
+                <w:b w:val="true"/>
+                <w:u w:val="none"/>
+                <w:sz w:val="18"/>
+                <w:szCs w:val="18"/>
+                <w:color w:val="000000"/>
+              </w:rPr>
+            </w:pPr>
+            <w:r>
+              <w:rPr>
+                <w:rFonts w:ascii="Arial" w:hAnsi="Arial" w:eastAsia="Arial" w:cs="Arial"/>
+                <w:i w:val="false"/>
+                <w:b w:val="true"/>
+                <w:u w:val="none"/>
+                <w:sz w:val="18"/>
+                <w:szCs w:val="18"/>
+                <w:color w:val="000000"/>
+              </w:rPr>
+              <w:t xml:space="preserve">&lt;0.001†</w:t>
+            </w:r>
+          </w:p>
+        </w:tc>
+      </w:tr>
+      <w:tr>
+        <w:trPr>
+          <w:trHeight w:val="617" w:hRule="auto"/>
+        </w:trPr>
+        body10
+        <w:tc>
+          <w:tcPr>
+            <w:tcBorders>
+              <w:bottom w:val="none" w:sz="0" w:space="0" w:color="000000"/>
+              <w:top w:val="none" w:sz="0" w:space="0" w:color="000000"/>
+              <w:left w:val="none" w:sz="0" w:space="0" w:color="000000"/>
+              <w:right w:val="none" w:sz="0" w:space="0" w:color="000000"/>
+            </w:tcBorders>
+            <w:shd w:val="clear" w:color="auto" w:fill="FFFFFF"/>
+            <w:tcMar>
+              <w:top w:w="0" w:type="dxa"/>
+              <w:bottom w:w="0" w:type="dxa"/>
+              <w:left w:w="0" w:type="dxa"/>
+              <w:right w:w="0" w:type="dxa"/>
+            </w:tcMar>
+            <w:vAlign w:val="top"/>
+          </w:tcPr>
+          <w:p>
+            <w:pPr>
+              <w:jc w:val="left"/>
+              <w:pBdr>
+                <w:bottom w:val="none" w:sz="0" w:space="0" w:color="000000"/>
+                <w:top w:val="none" w:sz="0" w:space="0" w:color="000000"/>
+                <w:left w:val="none" w:sz="0" w:space="0" w:color="000000"/>
+                <w:right w:val="none" w:sz="0" w:space="0" w:color="000000"/>
+              </w:pBdr>
+              <w:spacing w:after="10" w:before="10" w:line="240"/>
+              <w:ind w:left="300" w:right="100" w:firstLine="0" w:firstLineChars="0"/>
+              <w:rPr>
+                <w:rFonts w:ascii="Arial" w:hAnsi="Arial" w:eastAsia="Arial" w:cs="Arial"/>
+                <w:i w:val="false"/>
+                <w:b w:val="false"/>
+                <w:u w:val="none"/>
+                <w:sz w:val="18"/>
+                <w:szCs w:val="18"/>
+                <w:color w:val="000000"/>
+              </w:rPr>
+            </w:pPr>
+            <w:r>
+              <w:rPr>
+                <w:rFonts w:ascii="Arial" w:hAnsi="Arial" w:eastAsia="Arial" w:cs="Arial"/>
+                <w:i w:val="false"/>
+                <w:b w:val="false"/>
+                <w:u w:val="none"/>
+                <w:sz w:val="18"/>
+                <w:szCs w:val="18"/>
+                <w:color w:val="000000"/>
+              </w:rPr>
+              <w:t xml:space="preserve">Públicos (SIS, EsSalud, FFAA)</w:t>
+            </w:r>
+          </w:p>
+        </w:tc>
+        <w:tc>
+          <w:tcPr>
+            <w:tcBorders>
+              <w:bottom w:val="none" w:sz="0" w:space="0" w:color="000000"/>
+              <w:top w:val="none" w:sz="0" w:space="0" w:color="000000"/>
+              <w:left w:val="none" w:sz="0" w:space="0" w:color="000000"/>
+              <w:right w:val="none" w:sz="0" w:space="0" w:color="000000"/>
+            </w:tcBorders>
+            <w:shd w:val="clear" w:color="auto" w:fill="FFFFFF"/>
+            <w:tcMar>
+              <w:top w:w="0" w:type="dxa"/>
+              <w:bottom w:w="0" w:type="dxa"/>
+              <w:left w:w="0" w:type="dxa"/>
+              <w:right w:w="0" w:type="dxa"/>
+            </w:tcMar>
+            <w:vAlign w:val="top"/>
+          </w:tcPr>
+          <w:p>
+            <w:pPr>
+              <w:jc w:val="center"/>
+              <w:pBdr>
+                <w:bottom w:val="none" w:sz="0" w:space="0" w:color="000000"/>
+                <w:top w:val="none" w:sz="0" w:space="0" w:color="000000"/>
+                <w:left w:val="none" w:sz="0" w:space="0" w:color="000000"/>
+                <w:right w:val="none" w:sz="0" w:space="0" w:color="000000"/>
+              </w:pBdr>
+              <w:spacing w:after="10" w:before="10" w:line="240"/>
+              <w:ind w:left="100" w:right="100" w:firstLine="0" w:firstLineChars="0"/>
+              <w:rPr>
+                <w:rFonts w:ascii="Arial" w:hAnsi="Arial" w:eastAsia="Arial" w:cs="Arial"/>
+                <w:i w:val="false"/>
+                <w:b w:val="false"/>
+                <w:u w:val="none"/>
+                <w:sz w:val="18"/>
+                <w:szCs w:val="18"/>
+                <w:color w:val="000000"/>
+              </w:rPr>
+            </w:pPr>
+            <w:r>
+              <w:rPr>
+                <w:rFonts w:ascii="Arial" w:hAnsi="Arial" w:eastAsia="Arial" w:cs="Arial"/>
+                <w:i w:val="false"/>
+                <w:b w:val="false"/>
+                <w:u w:val="none"/>
+                <w:sz w:val="18"/>
+                <w:szCs w:val="18"/>
+                <w:color w:val="000000"/>
+              </w:rPr>
+              <w:t xml:space="preserve">617 (39.6%)</w:t>
+            </w:r>
+          </w:p>
+        </w:tc>
+        <w:tc>
+          <w:tcPr>
+            <w:tcBorders>
+              <w:bottom w:val="none" w:sz="0" w:space="0" w:color="000000"/>
+              <w:top w:val="none" w:sz="0" w:space="0" w:color="000000"/>
+              <w:left w:val="none" w:sz="0" w:space="0" w:color="000000"/>
+              <w:right w:val="none" w:sz="0" w:space="0" w:color="000000"/>
+            </w:tcBorders>
+            <w:shd w:val="clear" w:color="auto" w:fill="FFFFFF"/>
+            <w:tcMar>
+              <w:top w:w="0" w:type="dxa"/>
+              <w:bottom w:w="0" w:type="dxa"/>
+              <w:left w:w="0" w:type="dxa"/>
+              <w:right w:w="0" w:type="dxa"/>
+            </w:tcMar>
+            <w:vAlign w:val="top"/>
+          </w:tcPr>
+          <w:p>
+            <w:pPr>
+              <w:jc w:val="center"/>
+              <w:pBdr>
+                <w:bottom w:val="none" w:sz="0" w:space="0" w:color="000000"/>
+                <w:top w:val="none" w:sz="0" w:space="0" w:color="000000"/>
+                <w:left w:val="none" w:sz="0" w:space="0" w:color="000000"/>
+                <w:right w:val="none" w:sz="0" w:space="0" w:color="000000"/>
+              </w:pBdr>
+              <w:spacing w:after="10" w:before="10" w:line="240"/>
+              <w:ind w:left="100" w:right="100" w:firstLine="0" w:firstLineChars="0"/>
+              <w:rPr>
+                <w:rFonts w:ascii="Arial" w:hAnsi="Arial" w:eastAsia="Arial" w:cs="Arial"/>
+                <w:i w:val="false"/>
+                <w:b w:val="false"/>
+                <w:u w:val="none"/>
+                <w:sz w:val="18"/>
+                <w:szCs w:val="18"/>
+                <w:color w:val="000000"/>
+              </w:rPr>
+            </w:pPr>
+            <w:r>
+              <w:rPr>
+                <w:rFonts w:ascii="Arial" w:hAnsi="Arial" w:eastAsia="Arial" w:cs="Arial"/>
+                <w:i w:val="false"/>
+                <w:b w:val="false"/>
+                <w:u w:val="none"/>
+                <w:sz w:val="18"/>
+                <w:szCs w:val="18"/>
+                <w:color w:val="000000"/>
+              </w:rPr>
+              <w:t xml:space="preserve">943 (60.4%)</w:t>
+            </w:r>
+          </w:p>
+        </w:tc>
+        <w:tc>
+          <w:tcPr>
+            <w:tcBorders>
+              <w:bottom w:val="none" w:sz="0" w:space="0" w:color="000000"/>
+              <w:top w:val="none" w:sz="0" w:space="0" w:color="000000"/>
+              <w:left w:val="none" w:sz="0" w:space="0" w:color="000000"/>
+              <w:right w:val="none" w:sz="0" w:space="0" w:color="000000"/>
+            </w:tcBorders>
+            <w:shd w:val="clear" w:color="auto" w:fill="FFFFFF"/>
+            <w:tcMar>
+              <w:top w:w="0" w:type="dxa"/>
+              <w:bottom w:w="0" w:type="dxa"/>
+              <w:left w:w="0" w:type="dxa"/>
+              <w:right w:w="0" w:type="dxa"/>
+            </w:tcMar>
+            <w:vAlign w:val="top"/>
+          </w:tcPr>
+          <w:p>
+            <w:pPr>
+              <w:jc w:val="center"/>
+              <w:pBdr>
+                <w:bottom w:val="none" w:sz="0" w:space="0" w:color="000000"/>
+                <w:top w:val="none" w:sz="0" w:space="0" w:color="000000"/>
+                <w:left w:val="none" w:sz="0" w:space="0" w:color="000000"/>
+                <w:right w:val="none" w:sz="0" w:space="0" w:color="000000"/>
+              </w:pBdr>
+              <w:spacing w:after="10" w:before="10" w:line="240"/>
+              <w:ind w:left="100" w:right="100" w:firstLine="0" w:firstLineChars="0"/>
+              <w:rPr>
+                <w:rFonts w:ascii="Arial" w:hAnsi="Arial" w:eastAsia="Arial" w:cs="Arial"/>
+                <w:i w:val="false"/>
+                <w:b w:val="false"/>
+                <w:u w:val="none"/>
+                <w:sz w:val="18"/>
+                <w:szCs w:val="18"/>
+                <w:color w:val="000000"/>
+              </w:rPr>
+            </w:pPr>
+            <w:r>
+              <w:rPr>
+                <w:rFonts w:ascii="Arial" w:hAnsi="Arial" w:eastAsia="Arial" w:cs="Arial"/>
+                <w:i w:val="false"/>
+                <w:b w:val="false"/>
+                <w:u w:val="none"/>
+                <w:sz w:val="18"/>
+                <w:szCs w:val="18"/>
+                <w:color w:val="000000"/>
+              </w:rPr>
+              <w:t xml:space="preserve"/>
+            </w:r>
+          </w:p>
+        </w:tc>
+      </w:tr>
+      <w:tr>
+        <w:trPr>
+          <w:trHeight w:val="617" w:hRule="auto"/>
+        </w:trPr>
+        body11
+        <w:tc>
+          <w:tcPr>
+            <w:tcBorders>
+              <w:bottom w:val="none" w:sz="0" w:space="0" w:color="000000"/>
+              <w:top w:val="none" w:sz="0" w:space="0" w:color="000000"/>
+              <w:left w:val="none" w:sz="0" w:space="0" w:color="000000"/>
+              <w:right w:val="none" w:sz="0" w:space="0" w:color="000000"/>
+            </w:tcBorders>
+            <w:shd w:val="clear" w:color="auto" w:fill="FFFFFF"/>
+            <w:tcMar>
+              <w:top w:w="0" w:type="dxa"/>
+              <w:bottom w:w="0" w:type="dxa"/>
+              <w:left w:w="0" w:type="dxa"/>
+              <w:right w:w="0" w:type="dxa"/>
+            </w:tcMar>
+            <w:vAlign w:val="top"/>
+          </w:tcPr>
+          <w:p>
+            <w:pPr>
+              <w:jc w:val="left"/>
+              <w:pBdr>
+                <w:bottom w:val="none" w:sz="0" w:space="0" w:color="000000"/>
+                <w:top w:val="none" w:sz="0" w:space="0" w:color="000000"/>
+                <w:left w:val="none" w:sz="0" w:space="0" w:color="000000"/>
+                <w:right w:val="none" w:sz="0" w:space="0" w:color="000000"/>
+              </w:pBdr>
+              <w:spacing w:after="10" w:before="10" w:line="240"/>
+              <w:ind w:left="300" w:right="100" w:firstLine="0" w:firstLineChars="0"/>
+              <w:rPr>
+                <w:rFonts w:ascii="Arial" w:hAnsi="Arial" w:eastAsia="Arial" w:cs="Arial"/>
+                <w:i w:val="false"/>
+                <w:b w:val="false"/>
+                <w:u w:val="none"/>
+                <w:sz w:val="18"/>
+                <w:szCs w:val="18"/>
+                <w:color w:val="000000"/>
+              </w:rPr>
+            </w:pPr>
+            <w:r>
+              <w:rPr>
+                <w:rFonts w:ascii="Arial" w:hAnsi="Arial" w:eastAsia="Arial" w:cs="Arial"/>
+                <w:i w:val="false"/>
+                <w:b w:val="false"/>
+                <w:u w:val="none"/>
+                <w:sz w:val="18"/>
+                <w:szCs w:val="18"/>
+                <w:color w:val="000000"/>
+              </w:rPr>
+              <w:t xml:space="preserve">Privado</w:t>
+            </w:r>
+          </w:p>
+        </w:tc>
+        <w:tc>
+          <w:tcPr>
+            <w:tcBorders>
+              <w:bottom w:val="none" w:sz="0" w:space="0" w:color="000000"/>
+              <w:top w:val="none" w:sz="0" w:space="0" w:color="000000"/>
+              <w:left w:val="none" w:sz="0" w:space="0" w:color="000000"/>
+              <w:right w:val="none" w:sz="0" w:space="0" w:color="000000"/>
+            </w:tcBorders>
+            <w:shd w:val="clear" w:color="auto" w:fill="FFFFFF"/>
+            <w:tcMar>
+              <w:top w:w="0" w:type="dxa"/>
+              <w:bottom w:w="0" w:type="dxa"/>
+              <w:left w:w="0" w:type="dxa"/>
+              <w:right w:w="0" w:type="dxa"/>
+            </w:tcMar>
+            <w:vAlign w:val="top"/>
+          </w:tcPr>
+          <w:p>
+            <w:pPr>
+              <w:jc w:val="center"/>
+              <w:pBdr>
+                <w:bottom w:val="none" w:sz="0" w:space="0" w:color="000000"/>
+                <w:top w:val="none" w:sz="0" w:space="0" w:color="000000"/>
+                <w:left w:val="none" w:sz="0" w:space="0" w:color="000000"/>
+                <w:right w:val="none" w:sz="0" w:space="0" w:color="000000"/>
+              </w:pBdr>
+              <w:spacing w:after="10" w:before="10" w:line="240"/>
+              <w:ind w:left="100" w:right="100" w:firstLine="0" w:firstLineChars="0"/>
+              <w:rPr>
+                <w:rFonts w:ascii="Arial" w:hAnsi="Arial" w:eastAsia="Arial" w:cs="Arial"/>
+                <w:i w:val="false"/>
+                <w:b w:val="false"/>
+                <w:u w:val="none"/>
+                <w:sz w:val="18"/>
+                <w:szCs w:val="18"/>
+                <w:color w:val="000000"/>
+              </w:rPr>
+            </w:pPr>
+            <w:r>
+              <w:rPr>
+                <w:rFonts w:ascii="Arial" w:hAnsi="Arial" w:eastAsia="Arial" w:cs="Arial"/>
+                <w:i w:val="false"/>
+                <w:b w:val="false"/>
+                <w:u w:val="none"/>
+                <w:sz w:val="18"/>
+                <w:szCs w:val="18"/>
+                <w:color w:val="000000"/>
+              </w:rPr>
+              <w:t xml:space="preserve">7 (87.5%)</w:t>
+            </w:r>
+          </w:p>
+        </w:tc>
+        <w:tc>
+          <w:tcPr>
+            <w:tcBorders>
+              <w:bottom w:val="none" w:sz="0" w:space="0" w:color="000000"/>
+              <w:top w:val="none" w:sz="0" w:space="0" w:color="000000"/>
+              <w:left w:val="none" w:sz="0" w:space="0" w:color="000000"/>
+              <w:right w:val="none" w:sz="0" w:space="0" w:color="000000"/>
+            </w:tcBorders>
+            <w:shd w:val="clear" w:color="auto" w:fill="FFFFFF"/>
+            <w:tcMar>
+              <w:top w:w="0" w:type="dxa"/>
+              <w:bottom w:w="0" w:type="dxa"/>
+              <w:left w:w="0" w:type="dxa"/>
+              <w:right w:w="0" w:type="dxa"/>
+            </w:tcMar>
+            <w:vAlign w:val="top"/>
+          </w:tcPr>
+          <w:p>
+            <w:pPr>
+              <w:jc w:val="center"/>
+              <w:pBdr>
+                <w:bottom w:val="none" w:sz="0" w:space="0" w:color="000000"/>
+                <w:top w:val="none" w:sz="0" w:space="0" w:color="000000"/>
+                <w:left w:val="none" w:sz="0" w:space="0" w:color="000000"/>
+                <w:right w:val="none" w:sz="0" w:space="0" w:color="000000"/>
+              </w:pBdr>
+              <w:spacing w:after="10" w:before="10" w:line="240"/>
+              <w:ind w:left="100" w:right="100" w:firstLine="0" w:firstLineChars="0"/>
+              <w:rPr>
+                <w:rFonts w:ascii="Arial" w:hAnsi="Arial" w:eastAsia="Arial" w:cs="Arial"/>
+                <w:i w:val="false"/>
+                <w:b w:val="false"/>
+                <w:u w:val="none"/>
+                <w:sz w:val="18"/>
+                <w:szCs w:val="18"/>
+                <w:color w:val="000000"/>
+              </w:rPr>
+            </w:pPr>
+            <w:r>
+              <w:rPr>
+                <w:rFonts w:ascii="Arial" w:hAnsi="Arial" w:eastAsia="Arial" w:cs="Arial"/>
+                <w:i w:val="false"/>
+                <w:b w:val="false"/>
+                <w:u w:val="none"/>
+                <w:sz w:val="18"/>
+                <w:szCs w:val="18"/>
+                <w:color w:val="000000"/>
+              </w:rPr>
+              <w:t xml:space="preserve">1 (12.5%)</w:t>
+            </w:r>
+          </w:p>
+        </w:tc>
+        <w:tc>
+          <w:tcPr>
+            <w:tcBorders>
+              <w:bottom w:val="none" w:sz="0" w:space="0" w:color="000000"/>
+              <w:top w:val="none" w:sz="0" w:space="0" w:color="000000"/>
+              <w:left w:val="none" w:sz="0" w:space="0" w:color="000000"/>
+              <w:right w:val="none" w:sz="0" w:space="0" w:color="000000"/>
+            </w:tcBorders>
+            <w:shd w:val="clear" w:color="auto" w:fill="FFFFFF"/>
+            <w:tcMar>
+              <w:top w:w="0" w:type="dxa"/>
+              <w:bottom w:w="0" w:type="dxa"/>
+              <w:left w:w="0" w:type="dxa"/>
+              <w:right w:w="0" w:type="dxa"/>
+            </w:tcMar>
+            <w:vAlign w:val="top"/>
+          </w:tcPr>
+          <w:p>
+            <w:pPr>
+              <w:jc w:val="center"/>
+              <w:pBdr>
+                <w:bottom w:val="none" w:sz="0" w:space="0" w:color="000000"/>
+                <w:top w:val="none" w:sz="0" w:space="0" w:color="000000"/>
+                <w:left w:val="none" w:sz="0" w:space="0" w:color="000000"/>
+                <w:right w:val="none" w:sz="0" w:space="0" w:color="000000"/>
+              </w:pBdr>
+              <w:spacing w:after="10" w:before="10" w:line="240"/>
+              <w:ind w:left="100" w:right="100" w:firstLine="0" w:firstLineChars="0"/>
+              <w:rPr>
+                <w:rFonts w:ascii="Arial" w:hAnsi="Arial" w:eastAsia="Arial" w:cs="Arial"/>
+                <w:i w:val="false"/>
+                <w:b w:val="false"/>
+                <w:u w:val="none"/>
+                <w:sz w:val="18"/>
+                <w:szCs w:val="18"/>
+                <w:color w:val="000000"/>
+              </w:rPr>
+            </w:pPr>
+            <w:r>
+              <w:rPr>
+                <w:rFonts w:ascii="Arial" w:hAnsi="Arial" w:eastAsia="Arial" w:cs="Arial"/>
+                <w:i w:val="false"/>
+                <w:b w:val="false"/>
+                <w:u w:val="none"/>
+                <w:sz w:val="18"/>
+                <w:szCs w:val="18"/>
+                <w:color w:val="000000"/>
+              </w:rPr>
+              <w:t xml:space="preserve"/>
+            </w:r>
+          </w:p>
+        </w:tc>
+      </w:tr>
+      <w:tr>
+        <w:trPr>
+          <w:trHeight w:val="617" w:hRule="auto"/>
+        </w:trPr>
+        body12
+        <w:tc>
+          <w:tcPr>
+            <w:tcBorders>
+              <w:bottom w:val="none" w:sz="0" w:space="0" w:color="000000"/>
+              <w:top w:val="none" w:sz="0" w:space="0" w:color="000000"/>
+              <w:left w:val="none" w:sz="0" w:space="0" w:color="000000"/>
+              <w:right w:val="none" w:sz="0" w:space="0" w:color="000000"/>
+            </w:tcBorders>
+            <w:shd w:val="clear" w:color="auto" w:fill="FFFFFF"/>
+            <w:tcMar>
+              <w:top w:w="0" w:type="dxa"/>
+              <w:bottom w:w="0" w:type="dxa"/>
+              <w:left w:w="0" w:type="dxa"/>
+              <w:right w:w="0" w:type="dxa"/>
+            </w:tcMar>
+            <w:vAlign w:val="top"/>
+          </w:tcPr>
+          <w:p>
+            <w:pPr>
+              <w:jc w:val="left"/>
+              <w:pBdr>
+                <w:bottom w:val="none" w:sz="0" w:space="0" w:color="000000"/>
+                <w:top w:val="none" w:sz="0" w:space="0" w:color="000000"/>
+                <w:left w:val="none" w:sz="0" w:space="0" w:color="000000"/>
+                <w:right w:val="none" w:sz="0" w:space="0" w:color="000000"/>
+              </w:pBdr>
+              <w:spacing w:after="10" w:before="10" w:line="240"/>
+              <w:ind w:left="300" w:right="100" w:firstLine="0" w:firstLineChars="0"/>
+              <w:rPr>
+                <w:rFonts w:ascii="Arial" w:hAnsi="Arial" w:eastAsia="Arial" w:cs="Arial"/>
+                <w:i w:val="false"/>
+                <w:b w:val="false"/>
+                <w:u w:val="none"/>
+                <w:sz w:val="18"/>
+                <w:szCs w:val="18"/>
+                <w:color w:val="000000"/>
+              </w:rPr>
+            </w:pPr>
+            <w:r>
+              <w:rPr>
+                <w:rFonts w:ascii="Arial" w:hAnsi="Arial" w:eastAsia="Arial" w:cs="Arial"/>
+                <w:i w:val="false"/>
+                <w:b w:val="false"/>
+                <w:u w:val="none"/>
+                <w:sz w:val="18"/>
+                <w:szCs w:val="18"/>
+                <w:color w:val="000000"/>
+              </w:rPr>
+              <w:t xml:space="preserve">No sabe o no responde</w:t>
+            </w:r>
+          </w:p>
+        </w:tc>
+        <w:tc>
+          <w:tcPr>
+            <w:tcBorders>
+              <w:bottom w:val="none" w:sz="0" w:space="0" w:color="000000"/>
+              <w:top w:val="none" w:sz="0" w:space="0" w:color="000000"/>
+              <w:left w:val="none" w:sz="0" w:space="0" w:color="000000"/>
+              <w:right w:val="none" w:sz="0" w:space="0" w:color="000000"/>
+            </w:tcBorders>
+            <w:shd w:val="clear" w:color="auto" w:fill="FFFFFF"/>
+            <w:tcMar>
+              <w:top w:w="0" w:type="dxa"/>
+              <w:bottom w:w="0" w:type="dxa"/>
+              <w:left w:w="0" w:type="dxa"/>
+              <w:right w:w="0" w:type="dxa"/>
+            </w:tcMar>
+            <w:vAlign w:val="top"/>
+          </w:tcPr>
+          <w:p>
+            <w:pPr>
+              <w:jc w:val="center"/>
+              <w:pBdr>
+                <w:bottom w:val="none" w:sz="0" w:space="0" w:color="000000"/>
+                <w:top w:val="none" w:sz="0" w:space="0" w:color="000000"/>
+                <w:left w:val="none" w:sz="0" w:space="0" w:color="000000"/>
+                <w:right w:val="none" w:sz="0" w:space="0" w:color="000000"/>
+              </w:pBdr>
+              <w:spacing w:after="10" w:before="10" w:line="240"/>
+              <w:ind w:left="100" w:right="100" w:firstLine="0" w:firstLineChars="0"/>
+              <w:rPr>
+                <w:rFonts w:ascii="Arial" w:hAnsi="Arial" w:eastAsia="Arial" w:cs="Arial"/>
+                <w:i w:val="false"/>
+                <w:b w:val="false"/>
+                <w:u w:val="none"/>
+                <w:sz w:val="18"/>
+                <w:szCs w:val="18"/>
+                <w:color w:val="000000"/>
+              </w:rPr>
+            </w:pPr>
+            <w:r>
+              <w:rPr>
+                <w:rFonts w:ascii="Arial" w:hAnsi="Arial" w:eastAsia="Arial" w:cs="Arial"/>
+                <w:i w:val="false"/>
+                <w:b w:val="false"/>
+                <w:u w:val="none"/>
+                <w:sz w:val="18"/>
+                <w:szCs w:val="18"/>
+                <w:color w:val="000000"/>
+              </w:rPr>
+              <w:t xml:space="preserve">56 (65.9%)</w:t>
+            </w:r>
+          </w:p>
+        </w:tc>
+        <w:tc>
+          <w:tcPr>
+            <w:tcBorders>
+              <w:bottom w:val="none" w:sz="0" w:space="0" w:color="000000"/>
+              <w:top w:val="none" w:sz="0" w:space="0" w:color="000000"/>
+              <w:left w:val="none" w:sz="0" w:space="0" w:color="000000"/>
+              <w:right w:val="none" w:sz="0" w:space="0" w:color="000000"/>
+            </w:tcBorders>
+            <w:shd w:val="clear" w:color="auto" w:fill="FFFFFF"/>
+            <w:tcMar>
+              <w:top w:w="0" w:type="dxa"/>
+              <w:bottom w:w="0" w:type="dxa"/>
+              <w:left w:w="0" w:type="dxa"/>
+              <w:right w:w="0" w:type="dxa"/>
+            </w:tcMar>
+            <w:vAlign w:val="top"/>
+          </w:tcPr>
+          <w:p>
+            <w:pPr>
+              <w:jc w:val="center"/>
+              <w:pBdr>
+                <w:bottom w:val="none" w:sz="0" w:space="0" w:color="000000"/>
+                <w:top w:val="none" w:sz="0" w:space="0" w:color="000000"/>
+                <w:left w:val="none" w:sz="0" w:space="0" w:color="000000"/>
+                <w:right w:val="none" w:sz="0" w:space="0" w:color="000000"/>
+              </w:pBdr>
+              <w:spacing w:after="10" w:before="10" w:line="240"/>
+              <w:ind w:left="100" w:right="100" w:firstLine="0" w:firstLineChars="0"/>
+              <w:rPr>
+                <w:rFonts w:ascii="Arial" w:hAnsi="Arial" w:eastAsia="Arial" w:cs="Arial"/>
+                <w:i w:val="false"/>
+                <w:b w:val="false"/>
+                <w:u w:val="none"/>
+                <w:sz w:val="18"/>
+                <w:szCs w:val="18"/>
+                <w:color w:val="000000"/>
+              </w:rPr>
+            </w:pPr>
+            <w:r>
+              <w:rPr>
+                <w:rFonts w:ascii="Arial" w:hAnsi="Arial" w:eastAsia="Arial" w:cs="Arial"/>
+                <w:i w:val="false"/>
+                <w:b w:val="false"/>
+                <w:u w:val="none"/>
+                <w:sz w:val="18"/>
+                <w:szCs w:val="18"/>
+                <w:color w:val="000000"/>
+              </w:rPr>
+              <w:t xml:space="preserve">29 (34.1%)</w:t>
+            </w:r>
+          </w:p>
+        </w:tc>
+        <w:tc>
+          <w:tcPr>
+            <w:tcBorders>
+              <w:bottom w:val="none" w:sz="0" w:space="0" w:color="000000"/>
+              <w:top w:val="none" w:sz="0" w:space="0" w:color="000000"/>
+              <w:left w:val="none" w:sz="0" w:space="0" w:color="000000"/>
+              <w:right w:val="none" w:sz="0" w:space="0" w:color="000000"/>
+            </w:tcBorders>
+            <w:shd w:val="clear" w:color="auto" w:fill="FFFFFF"/>
+            <w:tcMar>
+              <w:top w:w="0" w:type="dxa"/>
+              <w:bottom w:w="0" w:type="dxa"/>
+              <w:left w:w="0" w:type="dxa"/>
+              <w:right w:w="0" w:type="dxa"/>
+            </w:tcMar>
+            <w:vAlign w:val="top"/>
+          </w:tcPr>
+          <w:p>
+            <w:pPr>
+              <w:jc w:val="center"/>
+              <w:pBdr>
+                <w:bottom w:val="none" w:sz="0" w:space="0" w:color="000000"/>
+                <w:top w:val="none" w:sz="0" w:space="0" w:color="000000"/>
+                <w:left w:val="none" w:sz="0" w:space="0" w:color="000000"/>
+                <w:right w:val="none" w:sz="0" w:space="0" w:color="000000"/>
+              </w:pBdr>
+              <w:spacing w:after="10" w:before="10" w:line="240"/>
+              <w:ind w:left="100" w:right="100" w:firstLine="0" w:firstLineChars="0"/>
+              <w:rPr>
+                <w:rFonts w:ascii="Arial" w:hAnsi="Arial" w:eastAsia="Arial" w:cs="Arial"/>
+                <w:i w:val="false"/>
+                <w:b w:val="false"/>
+                <w:u w:val="none"/>
+                <w:sz w:val="18"/>
+                <w:szCs w:val="18"/>
+                <w:color w:val="000000"/>
+              </w:rPr>
+            </w:pPr>
+            <w:r>
+              <w:rPr>
+                <w:rFonts w:ascii="Arial" w:hAnsi="Arial" w:eastAsia="Arial" w:cs="Arial"/>
+                <w:i w:val="false"/>
+                <w:b w:val="false"/>
+                <w:u w:val="none"/>
+                <w:sz w:val="18"/>
+                <w:szCs w:val="18"/>
+                <w:color w:val="000000"/>
+              </w:rPr>
+              <w:t xml:space="preserve"/>
+            </w:r>
+          </w:p>
+        </w:tc>
+      </w:tr>
+      <w:tr>
+        <w:trPr>
+          <w:trHeight w:val="654" w:hRule="auto"/>
+        </w:trPr>
+        body13
+        <w:tc>
+          <w:tcPr>
+            <w:tcBorders>
+              <w:bottom w:val="none" w:sz="0" w:space="0" w:color="000000"/>
+              <w:top w:val="none" w:sz="0" w:space="0" w:color="000000"/>
+              <w:left w:val="none" w:sz="0" w:space="0" w:color="000000"/>
+              <w:right w:val="none" w:sz="0" w:space="0" w:color="000000"/>
+            </w:tcBorders>
+            <w:shd w:val="clear" w:color="auto" w:fill="FFFFFF"/>
+            <w:tcMar>
+              <w:top w:w="0" w:type="dxa"/>
+              <w:bottom w:w="0" w:type="dxa"/>
+              <w:left w:w="0" w:type="dxa"/>
+              <w:right w:w="0" w:type="dxa"/>
+            </w:tcMar>
+            <w:vAlign w:val="top"/>
+          </w:tcPr>
+          <w:p>
+            <w:pPr>
+              <w:jc w:val="left"/>
+              <w:pBdr>
+                <w:bottom w:val="none" w:sz="0" w:space="0" w:color="000000"/>
+                <w:top w:val="none" w:sz="0" w:space="0" w:color="000000"/>
+                <w:left w:val="none" w:sz="0" w:space="0" w:color="000000"/>
+                <w:right w:val="none" w:sz="0" w:space="0" w:color="000000"/>
+              </w:pBdr>
+              <w:spacing w:after="10" w:before="10" w:line="240"/>
+              <w:ind w:left="100" w:right="100" w:firstLine="0" w:firstLineChars="0"/>
+              <w:rPr>
+                <w:rFonts w:ascii="Arial" w:hAnsi="Arial" w:eastAsia="Arial" w:cs="Arial"/>
+                <w:i w:val="false"/>
+                <w:b w:val="false"/>
+                <w:u w:val="none"/>
+                <w:sz w:val="18"/>
+                <w:szCs w:val="18"/>
+                <w:color w:val="000000"/>
+              </w:rPr>
+            </w:pPr>
+            <w:r>
+              <w:rPr>
+                <w:rFonts w:ascii="Arial" w:hAnsi="Arial" w:eastAsia="Arial" w:cs="Arial"/>
+                <w:i w:val="false"/>
+                <w:b w:val="false"/>
+                <w:u w:val="none"/>
+                <w:sz w:val="18"/>
+                <w:szCs w:val="18"/>
+                <w:color w:val="000000"/>
+              </w:rPr>
+              <w:t xml:space="preserve">Índice de riqueza, n (%)</w:t>
+            </w:r>
+          </w:p>
+        </w:tc>
+        <w:tc>
+          <w:tcPr>
+            <w:tcBorders>
+              <w:bottom w:val="none" w:sz="0" w:space="0" w:color="000000"/>
+              <w:top w:val="none" w:sz="0" w:space="0" w:color="000000"/>
+              <w:left w:val="none" w:sz="0" w:space="0" w:color="000000"/>
+              <w:right w:val="none" w:sz="0" w:space="0" w:color="000000"/>
+            </w:tcBorders>
+            <w:shd w:val="clear" w:color="auto" w:fill="FFFFFF"/>
+            <w:tcMar>
+              <w:top w:w="0" w:type="dxa"/>
+              <w:bottom w:w="0" w:type="dxa"/>
+              <w:left w:w="0" w:type="dxa"/>
+              <w:right w:w="0" w:type="dxa"/>
+            </w:tcMar>
+            <w:vAlign w:val="top"/>
+          </w:tcPr>
+          <w:p>
+            <w:pPr>
+              <w:jc w:val="center"/>
+              <w:pBdr>
+                <w:bottom w:val="none" w:sz="0" w:space="0" w:color="000000"/>
+                <w:top w:val="none" w:sz="0" w:space="0" w:color="000000"/>
+                <w:left w:val="none" w:sz="0" w:space="0" w:color="000000"/>
+                <w:right w:val="none" w:sz="0" w:space="0" w:color="000000"/>
+              </w:pBdr>
+              <w:spacing w:after="10" w:before="10" w:line="240"/>
+              <w:ind w:left="100" w:right="100" w:firstLine="0" w:firstLineChars="0"/>
+              <w:rPr>
+                <w:rFonts w:ascii="Arial" w:hAnsi="Arial" w:eastAsia="Arial" w:cs="Arial"/>
+                <w:i w:val="false"/>
+                <w:b w:val="false"/>
+                <w:u w:val="none"/>
+                <w:sz w:val="18"/>
+                <w:szCs w:val="18"/>
+                <w:color w:val="000000"/>
+              </w:rPr>
+            </w:pPr>
+            <w:r>
+              <w:rPr>
+                <w:rFonts w:ascii="Arial" w:hAnsi="Arial" w:eastAsia="Arial" w:cs="Arial"/>
+                <w:i w:val="false"/>
+                <w:b w:val="false"/>
+                <w:u w:val="none"/>
+                <w:sz w:val="18"/>
+                <w:szCs w:val="18"/>
+                <w:color w:val="000000"/>
+              </w:rPr>
+              <w:t xml:space="preserve"/>
+            </w:r>
+          </w:p>
+        </w:tc>
+        <w:tc>
+          <w:tcPr>
+            <w:tcBorders>
+              <w:bottom w:val="none" w:sz="0" w:space="0" w:color="000000"/>
+              <w:top w:val="none" w:sz="0" w:space="0" w:color="000000"/>
+              <w:left w:val="none" w:sz="0" w:space="0" w:color="000000"/>
+              <w:right w:val="none" w:sz="0" w:space="0" w:color="000000"/>
+            </w:tcBorders>
+            <w:shd w:val="clear" w:color="auto" w:fill="FFFFFF"/>
+            <w:tcMar>
+              <w:top w:w="0" w:type="dxa"/>
+              <w:bottom w:w="0" w:type="dxa"/>
+              <w:left w:w="0" w:type="dxa"/>
+              <w:right w:w="0" w:type="dxa"/>
+            </w:tcMar>
+            <w:vAlign w:val="top"/>
+          </w:tcPr>
+          <w:p>
+            <w:pPr>
+              <w:jc w:val="center"/>
+              <w:pBdr>
+                <w:bottom w:val="none" w:sz="0" w:space="0" w:color="000000"/>
+                <w:top w:val="none" w:sz="0" w:space="0" w:color="000000"/>
+                <w:left w:val="none" w:sz="0" w:space="0" w:color="000000"/>
+                <w:right w:val="none" w:sz="0" w:space="0" w:color="000000"/>
+              </w:pBdr>
+              <w:spacing w:after="10" w:before="10" w:line="240"/>
+              <w:ind w:left="100" w:right="100" w:firstLine="0" w:firstLineChars="0"/>
+              <w:rPr>
+                <w:rFonts w:ascii="Arial" w:hAnsi="Arial" w:eastAsia="Arial" w:cs="Arial"/>
+                <w:i w:val="false"/>
+                <w:b w:val="false"/>
+                <w:u w:val="none"/>
+                <w:sz w:val="18"/>
+                <w:szCs w:val="18"/>
+                <w:color w:val="000000"/>
+              </w:rPr>
+            </w:pPr>
+            <w:r>
+              <w:rPr>
+                <w:rFonts w:ascii="Arial" w:hAnsi="Arial" w:eastAsia="Arial" w:cs="Arial"/>
+                <w:i w:val="false"/>
+                <w:b w:val="false"/>
+                <w:u w:val="none"/>
+                <w:sz w:val="18"/>
+                <w:szCs w:val="18"/>
+                <w:color w:val="000000"/>
+              </w:rPr>
+              <w:t xml:space="preserve"/>
+            </w:r>
+          </w:p>
+        </w:tc>
+        <w:tc>
+          <w:tcPr>
+            <w:tcBorders>
+              <w:bottom w:val="none" w:sz="0" w:space="0" w:color="000000"/>
+              <w:top w:val="none" w:sz="0" w:space="0" w:color="000000"/>
+              <w:left w:val="none" w:sz="0" w:space="0" w:color="000000"/>
+              <w:right w:val="none" w:sz="0" w:space="0" w:color="000000"/>
+            </w:tcBorders>
+            <w:shd w:val="clear" w:color="auto" w:fill="FFFFFF"/>
+            <w:tcMar>
+              <w:top w:w="0" w:type="dxa"/>
+              <w:bottom w:w="0" w:type="dxa"/>
+              <w:left w:w="0" w:type="dxa"/>
+              <w:right w:w="0" w:type="dxa"/>
+            </w:tcMar>
+            <w:vAlign w:val="top"/>
+          </w:tcPr>
+          <w:p>
+            <w:pPr>
+              <w:jc w:val="center"/>
+              <w:pBdr>
+                <w:bottom w:val="none" w:sz="0" w:space="0" w:color="000000"/>
+                <w:top w:val="none" w:sz="0" w:space="0" w:color="000000"/>
+                <w:left w:val="none" w:sz="0" w:space="0" w:color="000000"/>
+                <w:right w:val="none" w:sz="0" w:space="0" w:color="000000"/>
+              </w:pBdr>
+              <w:spacing w:after="10" w:before="10" w:line="240"/>
+              <w:ind w:left="100" w:right="100" w:firstLine="0" w:firstLineChars="0"/>
+              <w:rPr>
+                <w:rFonts w:ascii="Arial" w:hAnsi="Arial" w:eastAsia="Arial" w:cs="Arial"/>
+                <w:i w:val="false"/>
+                <w:b w:val="true"/>
+                <w:u w:val="none"/>
+                <w:sz w:val="18"/>
+                <w:szCs w:val="18"/>
+                <w:color w:val="000000"/>
+              </w:rPr>
+            </w:pPr>
+            <w:r>
+              <w:rPr>
+                <w:rFonts w:ascii="Arial" w:hAnsi="Arial" w:eastAsia="Arial" w:cs="Arial"/>
+                <w:i w:val="false"/>
+                <w:b w:val="true"/>
+                <w:u w:val="none"/>
+                <w:sz w:val="18"/>
+                <w:szCs w:val="18"/>
+                <w:color w:val="000000"/>
+              </w:rPr>
+              <w:t xml:space="preserve">&lt;0.001**</w:t>
+            </w:r>
+          </w:p>
+        </w:tc>
+      </w:tr>
+      <w:tr>
+        <w:trPr>
+          <w:trHeight w:val="617" w:hRule="auto"/>
+        </w:trPr>
+        body14
+        <w:tc>
+          <w:tcPr>
+            <w:tcBorders>
+              <w:bottom w:val="none" w:sz="0" w:space="0" w:color="000000"/>
+              <w:top w:val="none" w:sz="0" w:space="0" w:color="000000"/>
+              <w:left w:val="none" w:sz="0" w:space="0" w:color="000000"/>
+              <w:right w:val="none" w:sz="0" w:space="0" w:color="000000"/>
+            </w:tcBorders>
+            <w:shd w:val="clear" w:color="auto" w:fill="FFFFFF"/>
+            <w:tcMar>
+              <w:top w:w="0" w:type="dxa"/>
+              <w:bottom w:w="0" w:type="dxa"/>
+              <w:left w:w="0" w:type="dxa"/>
+              <w:right w:w="0" w:type="dxa"/>
+            </w:tcMar>
+            <w:vAlign w:val="top"/>
+          </w:tcPr>
+          <w:p>
+            <w:pPr>
+              <w:jc w:val="left"/>
+              <w:pBdr>
+                <w:bottom w:val="none" w:sz="0" w:space="0" w:color="000000"/>
+                <w:top w:val="none" w:sz="0" w:space="0" w:color="000000"/>
+                <w:left w:val="none" w:sz="0" w:space="0" w:color="000000"/>
+                <w:right w:val="none" w:sz="0" w:space="0" w:color="000000"/>
+              </w:pBdr>
+              <w:spacing w:after="10" w:before="10" w:line="240"/>
+              <w:ind w:left="300" w:right="100" w:firstLine="0" w:firstLineChars="0"/>
+              <w:rPr>
+                <w:rFonts w:ascii="Arial" w:hAnsi="Arial" w:eastAsia="Arial" w:cs="Arial"/>
+                <w:i w:val="false"/>
+                <w:b w:val="false"/>
+                <w:u w:val="none"/>
+                <w:sz w:val="18"/>
+                <w:szCs w:val="18"/>
+                <w:color w:val="000000"/>
+              </w:rPr>
+            </w:pPr>
+            <w:r>
+              <w:rPr>
+                <w:rFonts w:ascii="Arial" w:hAnsi="Arial" w:eastAsia="Arial" w:cs="Arial"/>
+                <w:i w:val="false"/>
+                <w:b w:val="false"/>
+                <w:u w:val="none"/>
+                <w:sz w:val="18"/>
+                <w:szCs w:val="18"/>
+                <w:color w:val="000000"/>
+              </w:rPr>
+              <w:t xml:space="preserve">Pobre</w:t>
+            </w:r>
+          </w:p>
+        </w:tc>
+        <w:tc>
+          <w:tcPr>
+            <w:tcBorders>
+              <w:bottom w:val="none" w:sz="0" w:space="0" w:color="000000"/>
+              <w:top w:val="none" w:sz="0" w:space="0" w:color="000000"/>
+              <w:left w:val="none" w:sz="0" w:space="0" w:color="000000"/>
+              <w:right w:val="none" w:sz="0" w:space="0" w:color="000000"/>
+            </w:tcBorders>
+            <w:shd w:val="clear" w:color="auto" w:fill="FFFFFF"/>
+            <w:tcMar>
+              <w:top w:w="0" w:type="dxa"/>
+              <w:bottom w:w="0" w:type="dxa"/>
+              <w:left w:w="0" w:type="dxa"/>
+              <w:right w:w="0" w:type="dxa"/>
+            </w:tcMar>
+            <w:vAlign w:val="top"/>
+          </w:tcPr>
+          <w:p>
+            <w:pPr>
+              <w:jc w:val="center"/>
+              <w:pBdr>
+                <w:bottom w:val="none" w:sz="0" w:space="0" w:color="000000"/>
+                <w:top w:val="none" w:sz="0" w:space="0" w:color="000000"/>
+                <w:left w:val="none" w:sz="0" w:space="0" w:color="000000"/>
+                <w:right w:val="none" w:sz="0" w:space="0" w:color="000000"/>
+              </w:pBdr>
+              <w:spacing w:after="10" w:before="10" w:line="240"/>
+              <w:ind w:left="100" w:right="100" w:firstLine="0" w:firstLineChars="0"/>
+              <w:rPr>
+                <w:rFonts w:ascii="Arial" w:hAnsi="Arial" w:eastAsia="Arial" w:cs="Arial"/>
+                <w:i w:val="false"/>
+                <w:b w:val="false"/>
+                <w:u w:val="none"/>
+                <w:sz w:val="18"/>
+                <w:szCs w:val="18"/>
+                <w:color w:val="000000"/>
+              </w:rPr>
+            </w:pPr>
+            <w:r>
+              <w:rPr>
+                <w:rFonts w:ascii="Arial" w:hAnsi="Arial" w:eastAsia="Arial" w:cs="Arial"/>
+                <w:i w:val="false"/>
+                <w:b w:val="false"/>
+                <w:u w:val="none"/>
+                <w:sz w:val="18"/>
+                <w:szCs w:val="18"/>
+                <w:color w:val="000000"/>
+              </w:rPr>
+              <w:t xml:space="preserve">154 (27.8%)</w:t>
+            </w:r>
+          </w:p>
+        </w:tc>
+        <w:tc>
+          <w:tcPr>
+            <w:tcBorders>
+              <w:bottom w:val="none" w:sz="0" w:space="0" w:color="000000"/>
+              <w:top w:val="none" w:sz="0" w:space="0" w:color="000000"/>
+              <w:left w:val="none" w:sz="0" w:space="0" w:color="000000"/>
+              <w:right w:val="none" w:sz="0" w:space="0" w:color="000000"/>
+            </w:tcBorders>
+            <w:shd w:val="clear" w:color="auto" w:fill="FFFFFF"/>
+            <w:tcMar>
+              <w:top w:w="0" w:type="dxa"/>
+              <w:bottom w:w="0" w:type="dxa"/>
+              <w:left w:w="0" w:type="dxa"/>
+              <w:right w:w="0" w:type="dxa"/>
+            </w:tcMar>
+            <w:vAlign w:val="top"/>
+          </w:tcPr>
+          <w:p>
+            <w:pPr>
+              <w:jc w:val="center"/>
+              <w:pBdr>
+                <w:bottom w:val="none" w:sz="0" w:space="0" w:color="000000"/>
+                <w:top w:val="none" w:sz="0" w:space="0" w:color="000000"/>
+                <w:left w:val="none" w:sz="0" w:space="0" w:color="000000"/>
+                <w:right w:val="none" w:sz="0" w:space="0" w:color="000000"/>
+              </w:pBdr>
+              <w:spacing w:after="10" w:before="10" w:line="240"/>
+              <w:ind w:left="100" w:right="100" w:firstLine="0" w:firstLineChars="0"/>
+              <w:rPr>
+                <w:rFonts w:ascii="Arial" w:hAnsi="Arial" w:eastAsia="Arial" w:cs="Arial"/>
+                <w:i w:val="false"/>
+                <w:b w:val="false"/>
+                <w:u w:val="none"/>
+                <w:sz w:val="18"/>
+                <w:szCs w:val="18"/>
+                <w:color w:val="000000"/>
+              </w:rPr>
+            </w:pPr>
+            <w:r>
+              <w:rPr>
+                <w:rFonts w:ascii="Arial" w:hAnsi="Arial" w:eastAsia="Arial" w:cs="Arial"/>
+                <w:i w:val="false"/>
+                <w:b w:val="false"/>
+                <w:u w:val="none"/>
+                <w:sz w:val="18"/>
+                <w:szCs w:val="18"/>
+                <w:color w:val="000000"/>
+              </w:rPr>
+              <w:t xml:space="preserve">400 (72.2%)</w:t>
+            </w:r>
+          </w:p>
+        </w:tc>
+        <w:tc>
+          <w:tcPr>
+            <w:tcBorders>
+              <w:bottom w:val="none" w:sz="0" w:space="0" w:color="000000"/>
+              <w:top w:val="none" w:sz="0" w:space="0" w:color="000000"/>
+              <w:left w:val="none" w:sz="0" w:space="0" w:color="000000"/>
+              <w:right w:val="none" w:sz="0" w:space="0" w:color="000000"/>
+            </w:tcBorders>
+            <w:shd w:val="clear" w:color="auto" w:fill="FFFFFF"/>
+            <w:tcMar>
+              <w:top w:w="0" w:type="dxa"/>
+              <w:bottom w:w="0" w:type="dxa"/>
+              <w:left w:w="0" w:type="dxa"/>
+              <w:right w:w="0" w:type="dxa"/>
+            </w:tcMar>
+            <w:vAlign w:val="top"/>
+          </w:tcPr>
+          <w:p>
+            <w:pPr>
+              <w:jc w:val="center"/>
+              <w:pBdr>
+                <w:bottom w:val="none" w:sz="0" w:space="0" w:color="000000"/>
+                <w:top w:val="none" w:sz="0" w:space="0" w:color="000000"/>
+                <w:left w:val="none" w:sz="0" w:space="0" w:color="000000"/>
+                <w:right w:val="none" w:sz="0" w:space="0" w:color="000000"/>
+              </w:pBdr>
+              <w:spacing w:after="10" w:before="10" w:line="240"/>
+              <w:ind w:left="100" w:right="100" w:firstLine="0" w:firstLineChars="0"/>
+              <w:rPr>
+                <w:rFonts w:ascii="Arial" w:hAnsi="Arial" w:eastAsia="Arial" w:cs="Arial"/>
+                <w:i w:val="false"/>
+                <w:b w:val="false"/>
+                <w:u w:val="none"/>
+                <w:sz w:val="18"/>
+                <w:szCs w:val="18"/>
+                <w:color w:val="000000"/>
+              </w:rPr>
+            </w:pPr>
+            <w:r>
+              <w:rPr>
+                <w:rFonts w:ascii="Arial" w:hAnsi="Arial" w:eastAsia="Arial" w:cs="Arial"/>
+                <w:i w:val="false"/>
+                <w:b w:val="false"/>
+                <w:u w:val="none"/>
+                <w:sz w:val="18"/>
+                <w:szCs w:val="18"/>
+                <w:color w:val="000000"/>
+              </w:rPr>
+              <w:t xml:space="preserve"/>
+            </w:r>
+          </w:p>
+        </w:tc>
+      </w:tr>
+      <w:tr>
+        <w:trPr>
+          <w:trHeight w:val="617" w:hRule="auto"/>
+        </w:trPr>
+        body15
+        <w:tc>
+          <w:tcPr>
+            <w:tcBorders>
+              <w:bottom w:val="none" w:sz="0" w:space="0" w:color="000000"/>
+              <w:top w:val="none" w:sz="0" w:space="0" w:color="000000"/>
+              <w:left w:val="none" w:sz="0" w:space="0" w:color="000000"/>
+              <w:right w:val="none" w:sz="0" w:space="0" w:color="000000"/>
+            </w:tcBorders>
+            <w:shd w:val="clear" w:color="auto" w:fill="FFFFFF"/>
+            <w:tcMar>
+              <w:top w:w="0" w:type="dxa"/>
+              <w:bottom w:w="0" w:type="dxa"/>
+              <w:left w:w="0" w:type="dxa"/>
+              <w:right w:w="0" w:type="dxa"/>
+            </w:tcMar>
+            <w:vAlign w:val="top"/>
+          </w:tcPr>
+          <w:p>
+            <w:pPr>
+              <w:jc w:val="left"/>
+              <w:pBdr>
+                <w:bottom w:val="none" w:sz="0" w:space="0" w:color="000000"/>
+                <w:top w:val="none" w:sz="0" w:space="0" w:color="000000"/>
+                <w:left w:val="none" w:sz="0" w:space="0" w:color="000000"/>
+                <w:right w:val="none" w:sz="0" w:space="0" w:color="000000"/>
+              </w:pBdr>
+              <w:spacing w:after="10" w:before="10" w:line="240"/>
+              <w:ind w:left="300" w:right="100" w:firstLine="0" w:firstLineChars="0"/>
+              <w:rPr>
+                <w:rFonts w:ascii="Arial" w:hAnsi="Arial" w:eastAsia="Arial" w:cs="Arial"/>
+                <w:i w:val="false"/>
+                <w:b w:val="false"/>
+                <w:u w:val="none"/>
+                <w:sz w:val="18"/>
+                <w:szCs w:val="18"/>
+                <w:color w:val="000000"/>
+              </w:rPr>
+            </w:pPr>
+            <w:r>
+              <w:rPr>
+                <w:rFonts w:ascii="Arial" w:hAnsi="Arial" w:eastAsia="Arial" w:cs="Arial"/>
+                <w:i w:val="false"/>
+                <w:b w:val="false"/>
+                <w:u w:val="none"/>
+                <w:sz w:val="18"/>
+                <w:szCs w:val="18"/>
+                <w:color w:val="000000"/>
+              </w:rPr>
+              <w:t xml:space="preserve">Medio</w:t>
+            </w:r>
+          </w:p>
+        </w:tc>
+        <w:tc>
+          <w:tcPr>
+            <w:tcBorders>
+              <w:bottom w:val="none" w:sz="0" w:space="0" w:color="000000"/>
+              <w:top w:val="none" w:sz="0" w:space="0" w:color="000000"/>
+              <w:left w:val="none" w:sz="0" w:space="0" w:color="000000"/>
+              <w:right w:val="none" w:sz="0" w:space="0" w:color="000000"/>
+            </w:tcBorders>
+            <w:shd w:val="clear" w:color="auto" w:fill="FFFFFF"/>
+            <w:tcMar>
+              <w:top w:w="0" w:type="dxa"/>
+              <w:bottom w:w="0" w:type="dxa"/>
+              <w:left w:w="0" w:type="dxa"/>
+              <w:right w:w="0" w:type="dxa"/>
+            </w:tcMar>
+            <w:vAlign w:val="top"/>
+          </w:tcPr>
+          <w:p>
+            <w:pPr>
+              <w:jc w:val="center"/>
+              <w:pBdr>
+                <w:bottom w:val="none" w:sz="0" w:space="0" w:color="000000"/>
+                <w:top w:val="none" w:sz="0" w:space="0" w:color="000000"/>
+                <w:left w:val="none" w:sz="0" w:space="0" w:color="000000"/>
+                <w:right w:val="none" w:sz="0" w:space="0" w:color="000000"/>
+              </w:pBdr>
+              <w:spacing w:after="10" w:before="10" w:line="240"/>
+              <w:ind w:left="100" w:right="100" w:firstLine="0" w:firstLineChars="0"/>
+              <w:rPr>
+                <w:rFonts w:ascii="Arial" w:hAnsi="Arial" w:eastAsia="Arial" w:cs="Arial"/>
+                <w:i w:val="false"/>
+                <w:b w:val="false"/>
+                <w:u w:val="none"/>
+                <w:sz w:val="18"/>
+                <w:szCs w:val="18"/>
+                <w:color w:val="000000"/>
+              </w:rPr>
+            </w:pPr>
+            <w:r>
+              <w:rPr>
+                <w:rFonts w:ascii="Arial" w:hAnsi="Arial" w:eastAsia="Arial" w:cs="Arial"/>
+                <w:i w:val="false"/>
+                <w:b w:val="false"/>
+                <w:u w:val="none"/>
+                <w:sz w:val="18"/>
+                <w:szCs w:val="18"/>
+                <w:color w:val="000000"/>
+              </w:rPr>
+              <w:t xml:space="preserve">355 (45.0%)</w:t>
+            </w:r>
+          </w:p>
+        </w:tc>
+        <w:tc>
+          <w:tcPr>
+            <w:tcBorders>
+              <w:bottom w:val="none" w:sz="0" w:space="0" w:color="000000"/>
+              <w:top w:val="none" w:sz="0" w:space="0" w:color="000000"/>
+              <w:left w:val="none" w:sz="0" w:space="0" w:color="000000"/>
+              <w:right w:val="none" w:sz="0" w:space="0" w:color="000000"/>
+            </w:tcBorders>
+            <w:shd w:val="clear" w:color="auto" w:fill="FFFFFF"/>
+            <w:tcMar>
+              <w:top w:w="0" w:type="dxa"/>
+              <w:bottom w:w="0" w:type="dxa"/>
+              <w:left w:w="0" w:type="dxa"/>
+              <w:right w:w="0" w:type="dxa"/>
+            </w:tcMar>
+            <w:vAlign w:val="top"/>
+          </w:tcPr>
+          <w:p>
+            <w:pPr>
+              <w:jc w:val="center"/>
+              <w:pBdr>
+                <w:bottom w:val="none" w:sz="0" w:space="0" w:color="000000"/>
+                <w:top w:val="none" w:sz="0" w:space="0" w:color="000000"/>
+                <w:left w:val="none" w:sz="0" w:space="0" w:color="000000"/>
+                <w:right w:val="none" w:sz="0" w:space="0" w:color="000000"/>
+              </w:pBdr>
+              <w:spacing w:after="10" w:before="10" w:line="240"/>
+              <w:ind w:left="100" w:right="100" w:firstLine="0" w:firstLineChars="0"/>
+              <w:rPr>
+                <w:rFonts w:ascii="Arial" w:hAnsi="Arial" w:eastAsia="Arial" w:cs="Arial"/>
+                <w:i w:val="false"/>
+                <w:b w:val="false"/>
+                <w:u w:val="none"/>
+                <w:sz w:val="18"/>
+                <w:szCs w:val="18"/>
+                <w:color w:val="000000"/>
+              </w:rPr>
+            </w:pPr>
+            <w:r>
+              <w:rPr>
+                <w:rFonts w:ascii="Arial" w:hAnsi="Arial" w:eastAsia="Arial" w:cs="Arial"/>
+                <w:i w:val="false"/>
+                <w:b w:val="false"/>
+                <w:u w:val="none"/>
+                <w:sz w:val="18"/>
+                <w:szCs w:val="18"/>
+                <w:color w:val="000000"/>
+              </w:rPr>
+              <w:t xml:space="preserve">434 (55.0%)</w:t>
+            </w:r>
+          </w:p>
+        </w:tc>
+        <w:tc>
+          <w:tcPr>
+            <w:tcBorders>
+              <w:bottom w:val="none" w:sz="0" w:space="0" w:color="000000"/>
+              <w:top w:val="none" w:sz="0" w:space="0" w:color="000000"/>
+              <w:left w:val="none" w:sz="0" w:space="0" w:color="000000"/>
+              <w:right w:val="none" w:sz="0" w:space="0" w:color="000000"/>
+            </w:tcBorders>
+            <w:shd w:val="clear" w:color="auto" w:fill="FFFFFF"/>
+            <w:tcMar>
+              <w:top w:w="0" w:type="dxa"/>
+              <w:bottom w:w="0" w:type="dxa"/>
+              <w:left w:w="0" w:type="dxa"/>
+              <w:right w:w="0" w:type="dxa"/>
+            </w:tcMar>
+            <w:vAlign w:val="top"/>
+          </w:tcPr>
+          <w:p>
+            <w:pPr>
+              <w:jc w:val="center"/>
+              <w:pBdr>
+                <w:bottom w:val="none" w:sz="0" w:space="0" w:color="000000"/>
+                <w:top w:val="none" w:sz="0" w:space="0" w:color="000000"/>
+                <w:left w:val="none" w:sz="0" w:space="0" w:color="000000"/>
+                <w:right w:val="none" w:sz="0" w:space="0" w:color="000000"/>
+              </w:pBdr>
+              <w:spacing w:after="10" w:before="10" w:line="240"/>
+              <w:ind w:left="100" w:right="100" w:firstLine="0" w:firstLineChars="0"/>
+              <w:rPr>
+                <w:rFonts w:ascii="Arial" w:hAnsi="Arial" w:eastAsia="Arial" w:cs="Arial"/>
+                <w:i w:val="false"/>
+                <w:b w:val="false"/>
+                <w:u w:val="none"/>
+                <w:sz w:val="18"/>
+                <w:szCs w:val="18"/>
+                <w:color w:val="000000"/>
+              </w:rPr>
+            </w:pPr>
+            <w:r>
+              <w:rPr>
+                <w:rFonts w:ascii="Arial" w:hAnsi="Arial" w:eastAsia="Arial" w:cs="Arial"/>
+                <w:i w:val="false"/>
+                <w:b w:val="false"/>
+                <w:u w:val="none"/>
+                <w:sz w:val="18"/>
+                <w:szCs w:val="18"/>
+                <w:color w:val="000000"/>
+              </w:rPr>
+              <w:t xml:space="preserve"/>
+            </w:r>
+          </w:p>
+        </w:tc>
+      </w:tr>
+      <w:tr>
+        <w:trPr>
+          <w:trHeight w:val="617" w:hRule="auto"/>
+        </w:trPr>
+        body16
+        <w:tc>
+          <w:tcPr>
+            <w:tcBorders>
+              <w:bottom w:val="none" w:sz="0" w:space="0" w:color="000000"/>
+              <w:top w:val="none" w:sz="0" w:space="0" w:color="000000"/>
+              <w:left w:val="none" w:sz="0" w:space="0" w:color="000000"/>
+              <w:right w:val="none" w:sz="0" w:space="0" w:color="000000"/>
+            </w:tcBorders>
+            <w:shd w:val="clear" w:color="auto" w:fill="FFFFFF"/>
+            <w:tcMar>
+              <w:top w:w="0" w:type="dxa"/>
+              <w:bottom w:w="0" w:type="dxa"/>
+              <w:left w:w="0" w:type="dxa"/>
+              <w:right w:w="0" w:type="dxa"/>
+            </w:tcMar>
+            <w:vAlign w:val="top"/>
+          </w:tcPr>
+          <w:p>
+            <w:pPr>
+              <w:jc w:val="left"/>
+              <w:pBdr>
+                <w:bottom w:val="none" w:sz="0" w:space="0" w:color="000000"/>
+                <w:top w:val="none" w:sz="0" w:space="0" w:color="000000"/>
+                <w:left w:val="none" w:sz="0" w:space="0" w:color="000000"/>
+                <w:right w:val="none" w:sz="0" w:space="0" w:color="000000"/>
+              </w:pBdr>
+              <w:spacing w:after="10" w:before="10" w:line="240"/>
+              <w:ind w:left="300" w:right="100" w:firstLine="0" w:firstLineChars="0"/>
+              <w:rPr>
+                <w:rFonts w:ascii="Arial" w:hAnsi="Arial" w:eastAsia="Arial" w:cs="Arial"/>
+                <w:i w:val="false"/>
+                <w:b w:val="false"/>
+                <w:u w:val="none"/>
+                <w:sz w:val="18"/>
+                <w:szCs w:val="18"/>
+                <w:color w:val="000000"/>
+              </w:rPr>
+            </w:pPr>
+            <w:r>
+              <w:rPr>
+                <w:rFonts w:ascii="Arial" w:hAnsi="Arial" w:eastAsia="Arial" w:cs="Arial"/>
+                <w:i w:val="false"/>
+                <w:b w:val="false"/>
+                <w:u w:val="none"/>
+                <w:sz w:val="18"/>
+                <w:szCs w:val="18"/>
+                <w:color w:val="000000"/>
+              </w:rPr>
+              <w:t xml:space="preserve">Rico</w:t>
+            </w:r>
+          </w:p>
+        </w:tc>
+        <w:tc>
+          <w:tcPr>
+            <w:tcBorders>
+              <w:bottom w:val="none" w:sz="0" w:space="0" w:color="000000"/>
+              <w:top w:val="none" w:sz="0" w:space="0" w:color="000000"/>
+              <w:left w:val="none" w:sz="0" w:space="0" w:color="000000"/>
+              <w:right w:val="none" w:sz="0" w:space="0" w:color="000000"/>
+            </w:tcBorders>
+            <w:shd w:val="clear" w:color="auto" w:fill="FFFFFF"/>
+            <w:tcMar>
+              <w:top w:w="0" w:type="dxa"/>
+              <w:bottom w:w="0" w:type="dxa"/>
+              <w:left w:w="0" w:type="dxa"/>
+              <w:right w:w="0" w:type="dxa"/>
+            </w:tcMar>
+            <w:vAlign w:val="top"/>
+          </w:tcPr>
+          <w:p>
+            <w:pPr>
+              <w:jc w:val="center"/>
+              <w:pBdr>
+                <w:bottom w:val="none" w:sz="0" w:space="0" w:color="000000"/>
+                <w:top w:val="none" w:sz="0" w:space="0" w:color="000000"/>
+                <w:left w:val="none" w:sz="0" w:space="0" w:color="000000"/>
+                <w:right w:val="none" w:sz="0" w:space="0" w:color="000000"/>
+              </w:pBdr>
+              <w:spacing w:after="10" w:before="10" w:line="240"/>
+              <w:ind w:left="100" w:right="100" w:firstLine="0" w:firstLineChars="0"/>
+              <w:rPr>
+                <w:rFonts w:ascii="Arial" w:hAnsi="Arial" w:eastAsia="Arial" w:cs="Arial"/>
+                <w:i w:val="false"/>
+                <w:b w:val="false"/>
+                <w:u w:val="none"/>
+                <w:sz w:val="18"/>
+                <w:szCs w:val="18"/>
+                <w:color w:val="000000"/>
+              </w:rPr>
+            </w:pPr>
+            <w:r>
+              <w:rPr>
+                <w:rFonts w:ascii="Arial" w:hAnsi="Arial" w:eastAsia="Arial" w:cs="Arial"/>
+                <w:i w:val="false"/>
+                <w:b w:val="false"/>
+                <w:u w:val="none"/>
+                <w:sz w:val="18"/>
+                <w:szCs w:val="18"/>
+                <w:color w:val="000000"/>
+              </w:rPr>
+              <w:t xml:space="preserve">171 (55.2%)</w:t>
+            </w:r>
+          </w:p>
+        </w:tc>
+        <w:tc>
+          <w:tcPr>
+            <w:tcBorders>
+              <w:bottom w:val="none" w:sz="0" w:space="0" w:color="000000"/>
+              <w:top w:val="none" w:sz="0" w:space="0" w:color="000000"/>
+              <w:left w:val="none" w:sz="0" w:space="0" w:color="000000"/>
+              <w:right w:val="none" w:sz="0" w:space="0" w:color="000000"/>
+            </w:tcBorders>
+            <w:shd w:val="clear" w:color="auto" w:fill="FFFFFF"/>
+            <w:tcMar>
+              <w:top w:w="0" w:type="dxa"/>
+              <w:bottom w:w="0" w:type="dxa"/>
+              <w:left w:w="0" w:type="dxa"/>
+              <w:right w:w="0" w:type="dxa"/>
+            </w:tcMar>
+            <w:vAlign w:val="top"/>
+          </w:tcPr>
+          <w:p>
+            <w:pPr>
+              <w:jc w:val="center"/>
+              <w:pBdr>
+                <w:bottom w:val="none" w:sz="0" w:space="0" w:color="000000"/>
+                <w:top w:val="none" w:sz="0" w:space="0" w:color="000000"/>
+                <w:left w:val="none" w:sz="0" w:space="0" w:color="000000"/>
+                <w:right w:val="none" w:sz="0" w:space="0" w:color="000000"/>
+              </w:pBdr>
+              <w:spacing w:after="10" w:before="10" w:line="240"/>
+              <w:ind w:left="100" w:right="100" w:firstLine="0" w:firstLineChars="0"/>
+              <w:rPr>
+                <w:rFonts w:ascii="Arial" w:hAnsi="Arial" w:eastAsia="Arial" w:cs="Arial"/>
+                <w:i w:val="false"/>
+                <w:b w:val="false"/>
+                <w:u w:val="none"/>
+                <w:sz w:val="18"/>
+                <w:szCs w:val="18"/>
+                <w:color w:val="000000"/>
+              </w:rPr>
+            </w:pPr>
+            <w:r>
+              <w:rPr>
+                <w:rFonts w:ascii="Arial" w:hAnsi="Arial" w:eastAsia="Arial" w:cs="Arial"/>
+                <w:i w:val="false"/>
+                <w:b w:val="false"/>
+                <w:u w:val="none"/>
+                <w:sz w:val="18"/>
+                <w:szCs w:val="18"/>
+                <w:color w:val="000000"/>
+              </w:rPr>
+              <w:t xml:space="preserve">139 (44.8%)</w:t>
+            </w:r>
+          </w:p>
+        </w:tc>
+        <w:tc>
+          <w:tcPr>
+            <w:tcBorders>
+              <w:bottom w:val="none" w:sz="0" w:space="0" w:color="000000"/>
+              <w:top w:val="none" w:sz="0" w:space="0" w:color="000000"/>
+              <w:left w:val="none" w:sz="0" w:space="0" w:color="000000"/>
+              <w:right w:val="none" w:sz="0" w:space="0" w:color="000000"/>
+            </w:tcBorders>
+            <w:shd w:val="clear" w:color="auto" w:fill="FFFFFF"/>
+            <w:tcMar>
+              <w:top w:w="0" w:type="dxa"/>
+              <w:bottom w:w="0" w:type="dxa"/>
+              <w:left w:w="0" w:type="dxa"/>
+              <w:right w:w="0" w:type="dxa"/>
+            </w:tcMar>
+            <w:vAlign w:val="top"/>
+          </w:tcPr>
+          <w:p>
+            <w:pPr>
+              <w:jc w:val="center"/>
+              <w:pBdr>
+                <w:bottom w:val="none" w:sz="0" w:space="0" w:color="000000"/>
+                <w:top w:val="none" w:sz="0" w:space="0" w:color="000000"/>
+                <w:left w:val="none" w:sz="0" w:space="0" w:color="000000"/>
+                <w:right w:val="none" w:sz="0" w:space="0" w:color="000000"/>
+              </w:pBdr>
+              <w:spacing w:after="10" w:before="10" w:line="240"/>
+              <w:ind w:left="100" w:right="100" w:firstLine="0" w:firstLineChars="0"/>
+              <w:rPr>
+                <w:rFonts w:ascii="Arial" w:hAnsi="Arial" w:eastAsia="Arial" w:cs="Arial"/>
+                <w:i w:val="false"/>
+                <w:b w:val="false"/>
+                <w:u w:val="none"/>
+                <w:sz w:val="18"/>
+                <w:szCs w:val="18"/>
+                <w:color w:val="000000"/>
+              </w:rPr>
+            </w:pPr>
+            <w:r>
+              <w:rPr>
+                <w:rFonts w:ascii="Arial" w:hAnsi="Arial" w:eastAsia="Arial" w:cs="Arial"/>
+                <w:i w:val="false"/>
+                <w:b w:val="false"/>
+                <w:u w:val="none"/>
+                <w:sz w:val="18"/>
+                <w:szCs w:val="18"/>
+                <w:color w:val="000000"/>
+              </w:rPr>
+              <w:t xml:space="preserve"/>
+            </w:r>
+          </w:p>
+        </w:tc>
+      </w:tr>
+      <w:tr>
+        <w:trPr>
+          <w:trHeight w:val="617" w:hRule="auto"/>
+        </w:trPr>
+        body17
+        <w:tc>
+          <w:tcPr>
+            <w:tcBorders>
+              <w:bottom w:val="none" w:sz="0" w:space="0" w:color="000000"/>
+              <w:top w:val="none" w:sz="0" w:space="0" w:color="000000"/>
+              <w:left w:val="none" w:sz="0" w:space="0" w:color="000000"/>
+              <w:right w:val="none" w:sz="0" w:space="0" w:color="000000"/>
+            </w:tcBorders>
+            <w:shd w:val="clear" w:color="auto" w:fill="FFFFFF"/>
+            <w:tcMar>
+              <w:top w:w="0" w:type="dxa"/>
+              <w:bottom w:w="0" w:type="dxa"/>
+              <w:left w:w="0" w:type="dxa"/>
+              <w:right w:w="0" w:type="dxa"/>
+            </w:tcMar>
+            <w:vAlign w:val="top"/>
+          </w:tcPr>
+          <w:p>
+            <w:pPr>
+              <w:jc w:val="left"/>
+              <w:pBdr>
+                <w:bottom w:val="none" w:sz="0" w:space="0" w:color="000000"/>
+                <w:top w:val="none" w:sz="0" w:space="0" w:color="000000"/>
+                <w:left w:val="none" w:sz="0" w:space="0" w:color="000000"/>
+                <w:right w:val="none" w:sz="0" w:space="0" w:color="000000"/>
+              </w:pBdr>
+              <w:spacing w:after="10" w:before="10" w:line="240"/>
+              <w:ind w:left="100" w:right="100" w:firstLine="0" w:firstLineChars="0"/>
+              <w:rPr>
+                <w:rFonts w:ascii="Arial" w:hAnsi="Arial" w:eastAsia="Arial" w:cs="Arial"/>
+                <w:i w:val="false"/>
+                <w:b w:val="false"/>
+                <w:u w:val="none"/>
+                <w:sz w:val="18"/>
+                <w:szCs w:val="18"/>
+                <w:color w:val="000000"/>
+              </w:rPr>
+            </w:pPr>
+            <w:r>
+              <w:rPr>
+                <w:rFonts w:ascii="Arial" w:hAnsi="Arial" w:eastAsia="Arial" w:cs="Arial"/>
+                <w:i w:val="false"/>
+                <w:b w:val="false"/>
+                <w:u w:val="none"/>
+                <w:sz w:val="18"/>
+                <w:szCs w:val="18"/>
+                <w:color w:val="000000"/>
+              </w:rPr>
+              <w:t xml:space="preserve">Altura (m s. n. m.), n (%)</w:t>
+            </w:r>
+          </w:p>
+        </w:tc>
+        <w:tc>
+          <w:tcPr>
+            <w:tcBorders>
+              <w:bottom w:val="none" w:sz="0" w:space="0" w:color="000000"/>
+              <w:top w:val="none" w:sz="0" w:space="0" w:color="000000"/>
+              <w:left w:val="none" w:sz="0" w:space="0" w:color="000000"/>
+              <w:right w:val="none" w:sz="0" w:space="0" w:color="000000"/>
+            </w:tcBorders>
+            <w:shd w:val="clear" w:color="auto" w:fill="FFFFFF"/>
+            <w:tcMar>
+              <w:top w:w="0" w:type="dxa"/>
+              <w:bottom w:w="0" w:type="dxa"/>
+              <w:left w:w="0" w:type="dxa"/>
+              <w:right w:w="0" w:type="dxa"/>
+            </w:tcMar>
+            <w:vAlign w:val="top"/>
+          </w:tcPr>
+          <w:p>
+            <w:pPr>
+              <w:jc w:val="center"/>
+              <w:pBdr>
+                <w:bottom w:val="none" w:sz="0" w:space="0" w:color="000000"/>
+                <w:top w:val="none" w:sz="0" w:space="0" w:color="000000"/>
+                <w:left w:val="none" w:sz="0" w:space="0" w:color="000000"/>
+                <w:right w:val="none" w:sz="0" w:space="0" w:color="000000"/>
+              </w:pBdr>
+              <w:spacing w:after="10" w:before="10" w:line="240"/>
+              <w:ind w:left="100" w:right="100" w:firstLine="0" w:firstLineChars="0"/>
+              <w:rPr>
+                <w:rFonts w:ascii="Arial" w:hAnsi="Arial" w:eastAsia="Arial" w:cs="Arial"/>
+                <w:i w:val="false"/>
+                <w:b w:val="false"/>
+                <w:u w:val="none"/>
+                <w:sz w:val="18"/>
+                <w:szCs w:val="18"/>
+                <w:color w:val="000000"/>
+              </w:rPr>
+            </w:pPr>
+            <w:r>
+              <w:rPr>
+                <w:rFonts w:ascii="Arial" w:hAnsi="Arial" w:eastAsia="Arial" w:cs="Arial"/>
+                <w:i w:val="false"/>
+                <w:b w:val="false"/>
+                <w:u w:val="none"/>
+                <w:sz w:val="18"/>
+                <w:szCs w:val="18"/>
+                <w:color w:val="000000"/>
+              </w:rPr>
+              <w:t xml:space="preserve"/>
+            </w:r>
+          </w:p>
+        </w:tc>
+        <w:tc>
+          <w:tcPr>
+            <w:tcBorders>
+              <w:bottom w:val="none" w:sz="0" w:space="0" w:color="000000"/>
+              <w:top w:val="none" w:sz="0" w:space="0" w:color="000000"/>
+              <w:left w:val="none" w:sz="0" w:space="0" w:color="000000"/>
+              <w:right w:val="none" w:sz="0" w:space="0" w:color="000000"/>
+            </w:tcBorders>
+            <w:shd w:val="clear" w:color="auto" w:fill="FFFFFF"/>
+            <w:tcMar>
+              <w:top w:w="0" w:type="dxa"/>
+              <w:bottom w:w="0" w:type="dxa"/>
+              <w:left w:w="0" w:type="dxa"/>
+              <w:right w:w="0" w:type="dxa"/>
+            </w:tcMar>
+            <w:vAlign w:val="top"/>
+          </w:tcPr>
+          <w:p>
+            <w:pPr>
+              <w:jc w:val="center"/>
+              <w:pBdr>
+                <w:bottom w:val="none" w:sz="0" w:space="0" w:color="000000"/>
+                <w:top w:val="none" w:sz="0" w:space="0" w:color="000000"/>
+                <w:left w:val="none" w:sz="0" w:space="0" w:color="000000"/>
+                <w:right w:val="none" w:sz="0" w:space="0" w:color="000000"/>
+              </w:pBdr>
+              <w:spacing w:after="10" w:before="10" w:line="240"/>
+              <w:ind w:left="100" w:right="100" w:firstLine="0" w:firstLineChars="0"/>
+              <w:rPr>
+                <w:rFonts w:ascii="Arial" w:hAnsi="Arial" w:eastAsia="Arial" w:cs="Arial"/>
+                <w:i w:val="false"/>
+                <w:b w:val="false"/>
+                <w:u w:val="none"/>
+                <w:sz w:val="18"/>
+                <w:szCs w:val="18"/>
+                <w:color w:val="000000"/>
+              </w:rPr>
+            </w:pPr>
+            <w:r>
+              <w:rPr>
+                <w:rFonts w:ascii="Arial" w:hAnsi="Arial" w:eastAsia="Arial" w:cs="Arial"/>
+                <w:i w:val="false"/>
+                <w:b w:val="false"/>
+                <w:u w:val="none"/>
+                <w:sz w:val="18"/>
+                <w:szCs w:val="18"/>
+                <w:color w:val="000000"/>
+              </w:rPr>
+              <w:t xml:space="preserve"/>
+            </w:r>
+          </w:p>
+        </w:tc>
+        <w:tc>
+          <w:tcPr>
+            <w:tcBorders>
+              <w:bottom w:val="none" w:sz="0" w:space="0" w:color="000000"/>
+              <w:top w:val="none" w:sz="0" w:space="0" w:color="000000"/>
+              <w:left w:val="none" w:sz="0" w:space="0" w:color="000000"/>
+              <w:right w:val="none" w:sz="0" w:space="0" w:color="000000"/>
+            </w:tcBorders>
+            <w:shd w:val="clear" w:color="auto" w:fill="FFFFFF"/>
+            <w:tcMar>
+              <w:top w:w="0" w:type="dxa"/>
+              <w:bottom w:w="0" w:type="dxa"/>
+              <w:left w:w="0" w:type="dxa"/>
+              <w:right w:w="0" w:type="dxa"/>
+            </w:tcMar>
+            <w:vAlign w:val="top"/>
+          </w:tcPr>
+          <w:p>
+            <w:pPr>
+              <w:jc w:val="center"/>
+              <w:pBdr>
+                <w:bottom w:val="none" w:sz="0" w:space="0" w:color="000000"/>
+                <w:top w:val="none" w:sz="0" w:space="0" w:color="000000"/>
+                <w:left w:val="none" w:sz="0" w:space="0" w:color="000000"/>
+                <w:right w:val="none" w:sz="0" w:space="0" w:color="000000"/>
+              </w:pBdr>
+              <w:spacing w:after="10" w:before="10" w:line="240"/>
+              <w:ind w:left="100" w:right="100" w:firstLine="0" w:firstLineChars="0"/>
+              <w:rPr>
+                <w:rFonts w:ascii="Arial" w:hAnsi="Arial" w:eastAsia="Arial" w:cs="Arial"/>
+                <w:i w:val="false"/>
+                <w:b w:val="true"/>
+                <w:u w:val="none"/>
+                <w:sz w:val="18"/>
+                <w:szCs w:val="18"/>
+                <w:color w:val="000000"/>
+              </w:rPr>
+            </w:pPr>
+            <w:r>
+              <w:rPr>
+                <w:rFonts w:ascii="Arial" w:hAnsi="Arial" w:eastAsia="Arial" w:cs="Arial"/>
+                <w:i w:val="false"/>
+                <w:b w:val="true"/>
+                <w:u w:val="none"/>
+                <w:sz w:val="18"/>
+                <w:szCs w:val="18"/>
+                <w:color w:val="000000"/>
+              </w:rPr>
+              <w:t xml:space="preserve">&lt;0.001**</w:t>
+            </w:r>
+          </w:p>
+        </w:tc>
+      </w:tr>
+      <w:tr>
+        <w:trPr>
+          <w:trHeight w:val="617" w:hRule="auto"/>
+        </w:trPr>
+        body18
+        <w:tc>
+          <w:tcPr>
+            <w:tcBorders>
+              <w:bottom w:val="none" w:sz="0" w:space="0" w:color="000000"/>
+              <w:top w:val="none" w:sz="0" w:space="0" w:color="000000"/>
+              <w:left w:val="none" w:sz="0" w:space="0" w:color="000000"/>
+              <w:right w:val="none" w:sz="0" w:space="0" w:color="000000"/>
+            </w:tcBorders>
+            <w:shd w:val="clear" w:color="auto" w:fill="FFFFFF"/>
+            <w:tcMar>
+              <w:top w:w="0" w:type="dxa"/>
+              <w:bottom w:w="0" w:type="dxa"/>
+              <w:left w:w="0" w:type="dxa"/>
+              <w:right w:w="0" w:type="dxa"/>
+            </w:tcMar>
+            <w:vAlign w:val="top"/>
+          </w:tcPr>
+          <w:p>
+            <w:pPr>
+              <w:jc w:val="left"/>
+              <w:pBdr>
+                <w:bottom w:val="none" w:sz="0" w:space="0" w:color="000000"/>
+                <w:top w:val="none" w:sz="0" w:space="0" w:color="000000"/>
+                <w:left w:val="none" w:sz="0" w:space="0" w:color="000000"/>
+                <w:right w:val="none" w:sz="0" w:space="0" w:color="000000"/>
+              </w:pBdr>
+              <w:spacing w:after="10" w:before="10" w:line="240"/>
+              <w:ind w:left="300" w:right="100" w:firstLine="0" w:firstLineChars="0"/>
+              <w:rPr>
+                <w:rFonts w:ascii="Arial" w:hAnsi="Arial" w:eastAsia="Arial" w:cs="Arial"/>
+                <w:i w:val="false"/>
+                <w:b w:val="false"/>
+                <w:u w:val="none"/>
+                <w:sz w:val="18"/>
+                <w:szCs w:val="18"/>
+                <w:color w:val="000000"/>
+              </w:rPr>
+            </w:pPr>
+            <w:r>
+              <w:rPr>
+                <w:rFonts w:ascii="Arial" w:hAnsi="Arial" w:eastAsia="Arial" w:cs="Arial"/>
+                <w:i w:val="false"/>
+                <w:b w:val="false"/>
+                <w:u w:val="none"/>
+                <w:sz w:val="18"/>
+                <w:szCs w:val="18"/>
+                <w:color w:val="000000"/>
+              </w:rPr>
+              <w:t xml:space="preserve">&lt; 1500</w:t>
+            </w:r>
+          </w:p>
+        </w:tc>
+        <w:tc>
+          <w:tcPr>
+            <w:tcBorders>
+              <w:bottom w:val="none" w:sz="0" w:space="0" w:color="000000"/>
+              <w:top w:val="none" w:sz="0" w:space="0" w:color="000000"/>
+              <w:left w:val="none" w:sz="0" w:space="0" w:color="000000"/>
+              <w:right w:val="none" w:sz="0" w:space="0" w:color="000000"/>
+            </w:tcBorders>
+            <w:shd w:val="clear" w:color="auto" w:fill="FFFFFF"/>
+            <w:tcMar>
+              <w:top w:w="0" w:type="dxa"/>
+              <w:bottom w:w="0" w:type="dxa"/>
+              <w:left w:w="0" w:type="dxa"/>
+              <w:right w:w="0" w:type="dxa"/>
+            </w:tcMar>
+            <w:vAlign w:val="top"/>
+          </w:tcPr>
+          <w:p>
+            <w:pPr>
+              <w:jc w:val="center"/>
+              <w:pBdr>
+                <w:bottom w:val="none" w:sz="0" w:space="0" w:color="000000"/>
+                <w:top w:val="none" w:sz="0" w:space="0" w:color="000000"/>
+                <w:left w:val="none" w:sz="0" w:space="0" w:color="000000"/>
+                <w:right w:val="none" w:sz="0" w:space="0" w:color="000000"/>
+              </w:pBdr>
+              <w:spacing w:after="10" w:before="10" w:line="240"/>
+              <w:ind w:left="100" w:right="100" w:firstLine="0" w:firstLineChars="0"/>
+              <w:rPr>
+                <w:rFonts w:ascii="Arial" w:hAnsi="Arial" w:eastAsia="Arial" w:cs="Arial"/>
+                <w:i w:val="false"/>
+                <w:b w:val="false"/>
+                <w:u w:val="none"/>
+                <w:sz w:val="18"/>
+                <w:szCs w:val="18"/>
+                <w:color w:val="000000"/>
+              </w:rPr>
+            </w:pPr>
+            <w:r>
+              <w:rPr>
+                <w:rFonts w:ascii="Arial" w:hAnsi="Arial" w:eastAsia="Arial" w:cs="Arial"/>
+                <w:i w:val="false"/>
+                <w:b w:val="false"/>
+                <w:u w:val="none"/>
+                <w:sz w:val="18"/>
+                <w:szCs w:val="18"/>
+                <w:color w:val="000000"/>
+              </w:rPr>
+              <w:t xml:space="preserve">373 (80.9%)</w:t>
+            </w:r>
+          </w:p>
+        </w:tc>
+        <w:tc>
+          <w:tcPr>
+            <w:tcBorders>
+              <w:bottom w:val="none" w:sz="0" w:space="0" w:color="000000"/>
+              <w:top w:val="none" w:sz="0" w:space="0" w:color="000000"/>
+              <w:left w:val="none" w:sz="0" w:space="0" w:color="000000"/>
+              <w:right w:val="none" w:sz="0" w:space="0" w:color="000000"/>
+            </w:tcBorders>
+            <w:shd w:val="clear" w:color="auto" w:fill="FFFFFF"/>
+            <w:tcMar>
+              <w:top w:w="0" w:type="dxa"/>
+              <w:bottom w:w="0" w:type="dxa"/>
+              <w:left w:w="0" w:type="dxa"/>
+              <w:right w:w="0" w:type="dxa"/>
+            </w:tcMar>
+            <w:vAlign w:val="top"/>
+          </w:tcPr>
+          <w:p>
+            <w:pPr>
+              <w:jc w:val="center"/>
+              <w:pBdr>
+                <w:bottom w:val="none" w:sz="0" w:space="0" w:color="000000"/>
+                <w:top w:val="none" w:sz="0" w:space="0" w:color="000000"/>
+                <w:left w:val="none" w:sz="0" w:space="0" w:color="000000"/>
+                <w:right w:val="none" w:sz="0" w:space="0" w:color="000000"/>
+              </w:pBdr>
+              <w:spacing w:after="10" w:before="10" w:line="240"/>
+              <w:ind w:left="100" w:right="100" w:firstLine="0" w:firstLineChars="0"/>
+              <w:rPr>
+                <w:rFonts w:ascii="Arial" w:hAnsi="Arial" w:eastAsia="Arial" w:cs="Arial"/>
+                <w:i w:val="false"/>
+                <w:b w:val="false"/>
+                <w:u w:val="none"/>
+                <w:sz w:val="18"/>
+                <w:szCs w:val="18"/>
+                <w:color w:val="000000"/>
+              </w:rPr>
+            </w:pPr>
+            <w:r>
+              <w:rPr>
+                <w:rFonts w:ascii="Arial" w:hAnsi="Arial" w:eastAsia="Arial" w:cs="Arial"/>
+                <w:i w:val="false"/>
+                <w:b w:val="false"/>
+                <w:u w:val="none"/>
+                <w:sz w:val="18"/>
+                <w:szCs w:val="18"/>
+                <w:color w:val="000000"/>
+              </w:rPr>
+              <w:t xml:space="preserve">88 (19.1%)</w:t>
+            </w:r>
+          </w:p>
+        </w:tc>
+        <w:tc>
+          <w:tcPr>
+            <w:tcBorders>
+              <w:bottom w:val="none" w:sz="0" w:space="0" w:color="000000"/>
+              <w:top w:val="none" w:sz="0" w:space="0" w:color="000000"/>
+              <w:left w:val="none" w:sz="0" w:space="0" w:color="000000"/>
+              <w:right w:val="none" w:sz="0" w:space="0" w:color="000000"/>
+            </w:tcBorders>
+            <w:shd w:val="clear" w:color="auto" w:fill="FFFFFF"/>
+            <w:tcMar>
+              <w:top w:w="0" w:type="dxa"/>
+              <w:bottom w:w="0" w:type="dxa"/>
+              <w:left w:w="0" w:type="dxa"/>
+              <w:right w:w="0" w:type="dxa"/>
+            </w:tcMar>
+            <w:vAlign w:val="top"/>
+          </w:tcPr>
+          <w:p>
+            <w:pPr>
+              <w:jc w:val="center"/>
+              <w:pBdr>
+                <w:bottom w:val="none" w:sz="0" w:space="0" w:color="000000"/>
+                <w:top w:val="none" w:sz="0" w:space="0" w:color="000000"/>
+                <w:left w:val="none" w:sz="0" w:space="0" w:color="000000"/>
+                <w:right w:val="none" w:sz="0" w:space="0" w:color="000000"/>
+              </w:pBdr>
+              <w:spacing w:after="10" w:before="10" w:line="240"/>
+              <w:ind w:left="100" w:right="100" w:firstLine="0" w:firstLineChars="0"/>
+              <w:rPr>
+                <w:rFonts w:ascii="Arial" w:hAnsi="Arial" w:eastAsia="Arial" w:cs="Arial"/>
+                <w:i w:val="false"/>
+                <w:b w:val="false"/>
+                <w:u w:val="none"/>
+                <w:sz w:val="18"/>
+                <w:szCs w:val="18"/>
+                <w:color w:val="000000"/>
+              </w:rPr>
+            </w:pPr>
+            <w:r>
+              <w:rPr>
+                <w:rFonts w:ascii="Arial" w:hAnsi="Arial" w:eastAsia="Arial" w:cs="Arial"/>
+                <w:i w:val="false"/>
+                <w:b w:val="false"/>
+                <w:u w:val="none"/>
+                <w:sz w:val="18"/>
+                <w:szCs w:val="18"/>
+                <w:color w:val="000000"/>
+              </w:rPr>
+              <w:t xml:space="preserve"/>
+            </w:r>
+          </w:p>
+        </w:tc>
+      </w:tr>
+      <w:tr>
+        <w:trPr>
+          <w:trHeight w:val="617" w:hRule="auto"/>
+        </w:trPr>
+        body19
+        <w:tc>
+          <w:tcPr>
+            <w:tcBorders>
+              <w:bottom w:val="none" w:sz="0" w:space="0" w:color="000000"/>
+              <w:top w:val="none" w:sz="0" w:space="0" w:color="000000"/>
+              <w:left w:val="none" w:sz="0" w:space="0" w:color="000000"/>
+              <w:right w:val="none" w:sz="0" w:space="0" w:color="000000"/>
+            </w:tcBorders>
+            <w:shd w:val="clear" w:color="auto" w:fill="FFFFFF"/>
+            <w:tcMar>
+              <w:top w:w="0" w:type="dxa"/>
+              <w:bottom w:w="0" w:type="dxa"/>
+              <w:left w:w="0" w:type="dxa"/>
+              <w:right w:w="0" w:type="dxa"/>
+            </w:tcMar>
+            <w:vAlign w:val="top"/>
+          </w:tcPr>
+          <w:p>
+            <w:pPr>
+              <w:jc w:val="left"/>
+              <w:pBdr>
+                <w:bottom w:val="none" w:sz="0" w:space="0" w:color="000000"/>
+                <w:top w:val="none" w:sz="0" w:space="0" w:color="000000"/>
+                <w:left w:val="none" w:sz="0" w:space="0" w:color="000000"/>
+                <w:right w:val="none" w:sz="0" w:space="0" w:color="000000"/>
+              </w:pBdr>
+              <w:spacing w:after="10" w:before="10" w:line="240"/>
+              <w:ind w:left="300" w:right="100" w:firstLine="0" w:firstLineChars="0"/>
+              <w:rPr>
+                <w:rFonts w:ascii="Arial" w:hAnsi="Arial" w:eastAsia="Arial" w:cs="Arial"/>
+                <w:i w:val="false"/>
+                <w:b w:val="false"/>
+                <w:u w:val="none"/>
+                <w:sz w:val="18"/>
+                <w:szCs w:val="18"/>
+                <w:color w:val="000000"/>
+              </w:rPr>
+            </w:pPr>
+            <w:r>
+              <w:rPr>
+                <w:rFonts w:ascii="Arial" w:hAnsi="Arial" w:eastAsia="Arial" w:cs="Arial"/>
+                <w:i w:val="false"/>
+                <w:b w:val="false"/>
+                <w:u w:val="none"/>
+                <w:sz w:val="18"/>
+                <w:szCs w:val="18"/>
+                <w:color w:val="000000"/>
+              </w:rPr>
+              <w:t xml:space="preserve">1500 - 2999</w:t>
+            </w:r>
+          </w:p>
+        </w:tc>
+        <w:tc>
+          <w:tcPr>
+            <w:tcBorders>
+              <w:bottom w:val="none" w:sz="0" w:space="0" w:color="000000"/>
+              <w:top w:val="none" w:sz="0" w:space="0" w:color="000000"/>
+              <w:left w:val="none" w:sz="0" w:space="0" w:color="000000"/>
+              <w:right w:val="none" w:sz="0" w:space="0" w:color="000000"/>
+            </w:tcBorders>
+            <w:shd w:val="clear" w:color="auto" w:fill="FFFFFF"/>
+            <w:tcMar>
+              <w:top w:w="0" w:type="dxa"/>
+              <w:bottom w:w="0" w:type="dxa"/>
+              <w:left w:w="0" w:type="dxa"/>
+              <w:right w:w="0" w:type="dxa"/>
+            </w:tcMar>
+            <w:vAlign w:val="top"/>
+          </w:tcPr>
+          <w:p>
+            <w:pPr>
+              <w:jc w:val="center"/>
+              <w:pBdr>
+                <w:bottom w:val="none" w:sz="0" w:space="0" w:color="000000"/>
+                <w:top w:val="none" w:sz="0" w:space="0" w:color="000000"/>
+                <w:left w:val="none" w:sz="0" w:space="0" w:color="000000"/>
+                <w:right w:val="none" w:sz="0" w:space="0" w:color="000000"/>
+              </w:pBdr>
+              <w:spacing w:after="10" w:before="10" w:line="240"/>
+              <w:ind w:left="100" w:right="100" w:firstLine="0" w:firstLineChars="0"/>
+              <w:rPr>
+                <w:rFonts w:ascii="Arial" w:hAnsi="Arial" w:eastAsia="Arial" w:cs="Arial"/>
+                <w:i w:val="false"/>
+                <w:b w:val="false"/>
+                <w:u w:val="none"/>
+                <w:sz w:val="18"/>
+                <w:szCs w:val="18"/>
+                <w:color w:val="000000"/>
+              </w:rPr>
+            </w:pPr>
+            <w:r>
+              <w:rPr>
+                <w:rFonts w:ascii="Arial" w:hAnsi="Arial" w:eastAsia="Arial" w:cs="Arial"/>
+                <w:i w:val="false"/>
+                <w:b w:val="false"/>
+                <w:u w:val="none"/>
+                <w:sz w:val="18"/>
+                <w:szCs w:val="18"/>
+                <w:color w:val="000000"/>
+              </w:rPr>
+              <w:t xml:space="preserve">214 (44.0%)</w:t>
+            </w:r>
+          </w:p>
+        </w:tc>
+        <w:tc>
+          <w:tcPr>
+            <w:tcBorders>
+              <w:bottom w:val="none" w:sz="0" w:space="0" w:color="000000"/>
+              <w:top w:val="none" w:sz="0" w:space="0" w:color="000000"/>
+              <w:left w:val="none" w:sz="0" w:space="0" w:color="000000"/>
+              <w:right w:val="none" w:sz="0" w:space="0" w:color="000000"/>
+            </w:tcBorders>
+            <w:shd w:val="clear" w:color="auto" w:fill="FFFFFF"/>
+            <w:tcMar>
+              <w:top w:w="0" w:type="dxa"/>
+              <w:bottom w:w="0" w:type="dxa"/>
+              <w:left w:w="0" w:type="dxa"/>
+              <w:right w:w="0" w:type="dxa"/>
+            </w:tcMar>
+            <w:vAlign w:val="top"/>
+          </w:tcPr>
+          <w:p>
+            <w:pPr>
+              <w:jc w:val="center"/>
+              <w:pBdr>
+                <w:bottom w:val="none" w:sz="0" w:space="0" w:color="000000"/>
+                <w:top w:val="none" w:sz="0" w:space="0" w:color="000000"/>
+                <w:left w:val="none" w:sz="0" w:space="0" w:color="000000"/>
+                <w:right w:val="none" w:sz="0" w:space="0" w:color="000000"/>
+              </w:pBdr>
+              <w:spacing w:after="10" w:before="10" w:line="240"/>
+              <w:ind w:left="100" w:right="100" w:firstLine="0" w:firstLineChars="0"/>
+              <w:rPr>
+                <w:rFonts w:ascii="Arial" w:hAnsi="Arial" w:eastAsia="Arial" w:cs="Arial"/>
+                <w:i w:val="false"/>
+                <w:b w:val="false"/>
+                <w:u w:val="none"/>
+                <w:sz w:val="18"/>
+                <w:szCs w:val="18"/>
+                <w:color w:val="000000"/>
+              </w:rPr>
+            </w:pPr>
+            <w:r>
+              <w:rPr>
+                <w:rFonts w:ascii="Arial" w:hAnsi="Arial" w:eastAsia="Arial" w:cs="Arial"/>
+                <w:i w:val="false"/>
+                <w:b w:val="false"/>
+                <w:u w:val="none"/>
+                <w:sz w:val="18"/>
+                <w:szCs w:val="18"/>
+                <w:color w:val="000000"/>
+              </w:rPr>
+              <w:t xml:space="preserve">272 (56.0%)</w:t>
+            </w:r>
+          </w:p>
+        </w:tc>
+        <w:tc>
+          <w:tcPr>
+            <w:tcBorders>
+              <w:bottom w:val="none" w:sz="0" w:space="0" w:color="000000"/>
+              <w:top w:val="none" w:sz="0" w:space="0" w:color="000000"/>
+              <w:left w:val="none" w:sz="0" w:space="0" w:color="000000"/>
+              <w:right w:val="none" w:sz="0" w:space="0" w:color="000000"/>
+            </w:tcBorders>
+            <w:shd w:val="clear" w:color="auto" w:fill="FFFFFF"/>
+            <w:tcMar>
+              <w:top w:w="0" w:type="dxa"/>
+              <w:bottom w:w="0" w:type="dxa"/>
+              <w:left w:w="0" w:type="dxa"/>
+              <w:right w:w="0" w:type="dxa"/>
+            </w:tcMar>
+            <w:vAlign w:val="top"/>
+          </w:tcPr>
+          <w:p>
+            <w:pPr>
+              <w:jc w:val="center"/>
+              <w:pBdr>
+                <w:bottom w:val="none" w:sz="0" w:space="0" w:color="000000"/>
+                <w:top w:val="none" w:sz="0" w:space="0" w:color="000000"/>
+                <w:left w:val="none" w:sz="0" w:space="0" w:color="000000"/>
+                <w:right w:val="none" w:sz="0" w:space="0" w:color="000000"/>
+              </w:pBdr>
+              <w:spacing w:after="10" w:before="10" w:line="240"/>
+              <w:ind w:left="100" w:right="100" w:firstLine="0" w:firstLineChars="0"/>
+              <w:rPr>
+                <w:rFonts w:ascii="Arial" w:hAnsi="Arial" w:eastAsia="Arial" w:cs="Arial"/>
+                <w:i w:val="false"/>
+                <w:b w:val="false"/>
+                <w:u w:val="none"/>
+                <w:sz w:val="18"/>
+                <w:szCs w:val="18"/>
+                <w:color w:val="000000"/>
+              </w:rPr>
+            </w:pPr>
+            <w:r>
+              <w:rPr>
+                <w:rFonts w:ascii="Arial" w:hAnsi="Arial" w:eastAsia="Arial" w:cs="Arial"/>
+                <w:i w:val="false"/>
+                <w:b w:val="false"/>
+                <w:u w:val="none"/>
+                <w:sz w:val="18"/>
+                <w:szCs w:val="18"/>
+                <w:color w:val="000000"/>
+              </w:rPr>
+              <w:t xml:space="preserve"/>
+            </w:r>
+          </w:p>
+        </w:tc>
+      </w:tr>
+      <w:tr>
+        <w:trPr>
+          <w:trHeight w:val="617" w:hRule="auto"/>
+        </w:trPr>
+        body20
+        <w:tc>
+          <w:tcPr>
+            <w:tcBorders>
+              <w:bottom w:val="none" w:sz="0" w:space="0" w:color="000000"/>
+              <w:top w:val="none" w:sz="0" w:space="0" w:color="000000"/>
+              <w:left w:val="none" w:sz="0" w:space="0" w:color="000000"/>
+              <w:right w:val="none" w:sz="0" w:space="0" w:color="000000"/>
+            </w:tcBorders>
+            <w:shd w:val="clear" w:color="auto" w:fill="FFFFFF"/>
+            <w:tcMar>
+              <w:top w:w="0" w:type="dxa"/>
+              <w:bottom w:w="0" w:type="dxa"/>
+              <w:left w:w="0" w:type="dxa"/>
+              <w:right w:w="0" w:type="dxa"/>
+            </w:tcMar>
+            <w:vAlign w:val="top"/>
+          </w:tcPr>
+          <w:p>
+            <w:pPr>
+              <w:jc w:val="left"/>
+              <w:pBdr>
+                <w:bottom w:val="none" w:sz="0" w:space="0" w:color="000000"/>
+                <w:top w:val="none" w:sz="0" w:space="0" w:color="000000"/>
+                <w:left w:val="none" w:sz="0" w:space="0" w:color="000000"/>
+                <w:right w:val="none" w:sz="0" w:space="0" w:color="000000"/>
+              </w:pBdr>
+              <w:spacing w:after="10" w:before="10" w:line="240"/>
+              <w:ind w:left="300" w:right="100" w:firstLine="0" w:firstLineChars="0"/>
+              <w:rPr>
+                <w:rFonts w:ascii="Arial" w:hAnsi="Arial" w:eastAsia="Arial" w:cs="Arial"/>
+                <w:i w:val="false"/>
+                <w:b w:val="false"/>
+                <w:u w:val="none"/>
+                <w:sz w:val="18"/>
+                <w:szCs w:val="18"/>
+                <w:color w:val="000000"/>
+              </w:rPr>
+            </w:pPr>
+            <w:r>
+              <w:rPr>
+                <w:rFonts w:ascii="Arial" w:hAnsi="Arial" w:eastAsia="Arial" w:cs="Arial"/>
+                <w:i w:val="false"/>
+                <w:b w:val="false"/>
+                <w:u w:val="none"/>
+                <w:sz w:val="18"/>
+                <w:szCs w:val="18"/>
+                <w:color w:val="000000"/>
+              </w:rPr>
+              <w:t xml:space="preserve">3000 - 3499</w:t>
+            </w:r>
+          </w:p>
+        </w:tc>
+        <w:tc>
+          <w:tcPr>
+            <w:tcBorders>
+              <w:bottom w:val="none" w:sz="0" w:space="0" w:color="000000"/>
+              <w:top w:val="none" w:sz="0" w:space="0" w:color="000000"/>
+              <w:left w:val="none" w:sz="0" w:space="0" w:color="000000"/>
+              <w:right w:val="none" w:sz="0" w:space="0" w:color="000000"/>
+            </w:tcBorders>
+            <w:shd w:val="clear" w:color="auto" w:fill="FFFFFF"/>
+            <w:tcMar>
+              <w:top w:w="0" w:type="dxa"/>
+              <w:bottom w:w="0" w:type="dxa"/>
+              <w:left w:w="0" w:type="dxa"/>
+              <w:right w:w="0" w:type="dxa"/>
+            </w:tcMar>
+            <w:vAlign w:val="top"/>
+          </w:tcPr>
+          <w:p>
+            <w:pPr>
+              <w:jc w:val="center"/>
+              <w:pBdr>
+                <w:bottom w:val="none" w:sz="0" w:space="0" w:color="000000"/>
+                <w:top w:val="none" w:sz="0" w:space="0" w:color="000000"/>
+                <w:left w:val="none" w:sz="0" w:space="0" w:color="000000"/>
+                <w:right w:val="none" w:sz="0" w:space="0" w:color="000000"/>
+              </w:pBdr>
+              <w:spacing w:after="10" w:before="10" w:line="240"/>
+              <w:ind w:left="100" w:right="100" w:firstLine="0" w:firstLineChars="0"/>
+              <w:rPr>
+                <w:rFonts w:ascii="Arial" w:hAnsi="Arial" w:eastAsia="Arial" w:cs="Arial"/>
+                <w:i w:val="false"/>
+                <w:b w:val="false"/>
+                <w:u w:val="none"/>
+                <w:sz w:val="18"/>
+                <w:szCs w:val="18"/>
+                <w:color w:val="000000"/>
+              </w:rPr>
+            </w:pPr>
+            <w:r>
+              <w:rPr>
+                <w:rFonts w:ascii="Arial" w:hAnsi="Arial" w:eastAsia="Arial" w:cs="Arial"/>
+                <w:i w:val="false"/>
+                <w:b w:val="false"/>
+                <w:u w:val="none"/>
+                <w:sz w:val="18"/>
+                <w:szCs w:val="18"/>
+                <w:color w:val="000000"/>
+              </w:rPr>
+              <w:t xml:space="preserve">73 (20.1%)</w:t>
+            </w:r>
+          </w:p>
+        </w:tc>
+        <w:tc>
+          <w:tcPr>
+            <w:tcBorders>
+              <w:bottom w:val="none" w:sz="0" w:space="0" w:color="000000"/>
+              <w:top w:val="none" w:sz="0" w:space="0" w:color="000000"/>
+              <w:left w:val="none" w:sz="0" w:space="0" w:color="000000"/>
+              <w:right w:val="none" w:sz="0" w:space="0" w:color="000000"/>
+            </w:tcBorders>
+            <w:shd w:val="clear" w:color="auto" w:fill="FFFFFF"/>
+            <w:tcMar>
+              <w:top w:w="0" w:type="dxa"/>
+              <w:bottom w:w="0" w:type="dxa"/>
+              <w:left w:w="0" w:type="dxa"/>
+              <w:right w:w="0" w:type="dxa"/>
+            </w:tcMar>
+            <w:vAlign w:val="top"/>
+          </w:tcPr>
+          <w:p>
+            <w:pPr>
+              <w:jc w:val="center"/>
+              <w:pBdr>
+                <w:bottom w:val="none" w:sz="0" w:space="0" w:color="000000"/>
+                <w:top w:val="none" w:sz="0" w:space="0" w:color="000000"/>
+                <w:left w:val="none" w:sz="0" w:space="0" w:color="000000"/>
+                <w:right w:val="none" w:sz="0" w:space="0" w:color="000000"/>
+              </w:pBdr>
+              <w:spacing w:after="10" w:before="10" w:line="240"/>
+              <w:ind w:left="100" w:right="100" w:firstLine="0" w:firstLineChars="0"/>
+              <w:rPr>
+                <w:rFonts w:ascii="Arial" w:hAnsi="Arial" w:eastAsia="Arial" w:cs="Arial"/>
+                <w:i w:val="false"/>
+                <w:b w:val="false"/>
+                <w:u w:val="none"/>
+                <w:sz w:val="18"/>
+                <w:szCs w:val="18"/>
+                <w:color w:val="000000"/>
+              </w:rPr>
+            </w:pPr>
+            <w:r>
+              <w:rPr>
+                <w:rFonts w:ascii="Arial" w:hAnsi="Arial" w:eastAsia="Arial" w:cs="Arial"/>
+                <w:i w:val="false"/>
+                <w:b w:val="false"/>
+                <w:u w:val="none"/>
+                <w:sz w:val="18"/>
+                <w:szCs w:val="18"/>
+                <w:color w:val="000000"/>
+              </w:rPr>
+              <w:t xml:space="preserve">291 (79.9%)</w:t>
+            </w:r>
+          </w:p>
+        </w:tc>
+        <w:tc>
+          <w:tcPr>
+            <w:tcBorders>
+              <w:bottom w:val="none" w:sz="0" w:space="0" w:color="000000"/>
+              <w:top w:val="none" w:sz="0" w:space="0" w:color="000000"/>
+              <w:left w:val="none" w:sz="0" w:space="0" w:color="000000"/>
+              <w:right w:val="none" w:sz="0" w:space="0" w:color="000000"/>
+            </w:tcBorders>
+            <w:shd w:val="clear" w:color="auto" w:fill="FFFFFF"/>
+            <w:tcMar>
+              <w:top w:w="0" w:type="dxa"/>
+              <w:bottom w:w="0" w:type="dxa"/>
+              <w:left w:w="0" w:type="dxa"/>
+              <w:right w:w="0" w:type="dxa"/>
+            </w:tcMar>
+            <w:vAlign w:val="top"/>
+          </w:tcPr>
+          <w:p>
+            <w:pPr>
+              <w:jc w:val="center"/>
+              <w:pBdr>
+                <w:bottom w:val="none" w:sz="0" w:space="0" w:color="000000"/>
+                <w:top w:val="none" w:sz="0" w:space="0" w:color="000000"/>
+                <w:left w:val="none" w:sz="0" w:space="0" w:color="000000"/>
+                <w:right w:val="none" w:sz="0" w:space="0" w:color="000000"/>
+              </w:pBdr>
+              <w:spacing w:after="10" w:before="10" w:line="240"/>
+              <w:ind w:left="100" w:right="100" w:firstLine="0" w:firstLineChars="0"/>
+              <w:rPr>
+                <w:rFonts w:ascii="Arial" w:hAnsi="Arial" w:eastAsia="Arial" w:cs="Arial"/>
+                <w:i w:val="false"/>
+                <w:b w:val="false"/>
+                <w:u w:val="none"/>
+                <w:sz w:val="18"/>
+                <w:szCs w:val="18"/>
+                <w:color w:val="000000"/>
+              </w:rPr>
+            </w:pPr>
+            <w:r>
+              <w:rPr>
+                <w:rFonts w:ascii="Arial" w:hAnsi="Arial" w:eastAsia="Arial" w:cs="Arial"/>
+                <w:i w:val="false"/>
+                <w:b w:val="false"/>
+                <w:u w:val="none"/>
+                <w:sz w:val="18"/>
+                <w:szCs w:val="18"/>
+                <w:color w:val="000000"/>
+              </w:rPr>
+              <w:t xml:space="preserve"/>
+            </w:r>
+          </w:p>
+        </w:tc>
+      </w:tr>
+      <w:tr>
+        <w:trPr>
+          <w:trHeight w:val="617" w:hRule="auto"/>
+        </w:trPr>
+        body21
+        <w:tc>
+          <w:tcPr>
+            <w:tcBorders>
+              <w:bottom w:val="none" w:sz="0" w:space="0" w:color="000000"/>
+              <w:top w:val="none" w:sz="0" w:space="0" w:color="000000"/>
+              <w:left w:val="none" w:sz="0" w:space="0" w:color="000000"/>
+              <w:right w:val="none" w:sz="0" w:space="0" w:color="000000"/>
+            </w:tcBorders>
+            <w:shd w:val="clear" w:color="auto" w:fill="FFFFFF"/>
+            <w:tcMar>
+              <w:top w:w="0" w:type="dxa"/>
+              <w:bottom w:w="0" w:type="dxa"/>
+              <w:left w:w="0" w:type="dxa"/>
+              <w:right w:w="0" w:type="dxa"/>
+            </w:tcMar>
+            <w:vAlign w:val="top"/>
+          </w:tcPr>
+          <w:p>
+            <w:pPr>
+              <w:jc w:val="left"/>
+              <w:pBdr>
+                <w:bottom w:val="none" w:sz="0" w:space="0" w:color="000000"/>
+                <w:top w:val="none" w:sz="0" w:space="0" w:color="000000"/>
+                <w:left w:val="none" w:sz="0" w:space="0" w:color="000000"/>
+                <w:right w:val="none" w:sz="0" w:space="0" w:color="000000"/>
+              </w:pBdr>
+              <w:spacing w:after="10" w:before="10" w:line="240"/>
+              <w:ind w:left="300" w:right="100" w:firstLine="0" w:firstLineChars="0"/>
+              <w:rPr>
+                <w:rFonts w:ascii="Arial" w:hAnsi="Arial" w:eastAsia="Arial" w:cs="Arial"/>
+                <w:i w:val="false"/>
+                <w:b w:val="false"/>
+                <w:u w:val="none"/>
+                <w:sz w:val="18"/>
+                <w:szCs w:val="18"/>
+                <w:color w:val="000000"/>
+              </w:rPr>
+            </w:pPr>
+            <w:r>
+              <w:rPr>
+                <w:rFonts w:ascii="Arial" w:hAnsi="Arial" w:eastAsia="Arial" w:cs="Arial"/>
+                <w:i w:val="false"/>
+                <w:b w:val="false"/>
+                <w:u w:val="none"/>
+                <w:sz w:val="18"/>
+                <w:szCs w:val="18"/>
+                <w:color w:val="000000"/>
+              </w:rPr>
+              <w:t xml:space="preserve">&gt;= 3500</w:t>
+            </w:r>
+          </w:p>
+        </w:tc>
+        <w:tc>
+          <w:tcPr>
+            <w:tcBorders>
+              <w:bottom w:val="none" w:sz="0" w:space="0" w:color="000000"/>
+              <w:top w:val="none" w:sz="0" w:space="0" w:color="000000"/>
+              <w:left w:val="none" w:sz="0" w:space="0" w:color="000000"/>
+              <w:right w:val="none" w:sz="0" w:space="0" w:color="000000"/>
+            </w:tcBorders>
+            <w:shd w:val="clear" w:color="auto" w:fill="FFFFFF"/>
+            <w:tcMar>
+              <w:top w:w="0" w:type="dxa"/>
+              <w:bottom w:w="0" w:type="dxa"/>
+              <w:left w:w="0" w:type="dxa"/>
+              <w:right w:w="0" w:type="dxa"/>
+            </w:tcMar>
+            <w:vAlign w:val="top"/>
+          </w:tcPr>
+          <w:p>
+            <w:pPr>
+              <w:jc w:val="center"/>
+              <w:pBdr>
+                <w:bottom w:val="none" w:sz="0" w:space="0" w:color="000000"/>
+                <w:top w:val="none" w:sz="0" w:space="0" w:color="000000"/>
+                <w:left w:val="none" w:sz="0" w:space="0" w:color="000000"/>
+                <w:right w:val="none" w:sz="0" w:space="0" w:color="000000"/>
+              </w:pBdr>
+              <w:spacing w:after="10" w:before="10" w:line="240"/>
+              <w:ind w:left="100" w:right="100" w:firstLine="0" w:firstLineChars="0"/>
+              <w:rPr>
+                <w:rFonts w:ascii="Arial" w:hAnsi="Arial" w:eastAsia="Arial" w:cs="Arial"/>
+                <w:i w:val="false"/>
+                <w:b w:val="false"/>
+                <w:u w:val="none"/>
+                <w:sz w:val="18"/>
+                <w:szCs w:val="18"/>
+                <w:color w:val="000000"/>
+              </w:rPr>
+            </w:pPr>
+            <w:r>
+              <w:rPr>
+                <w:rFonts w:ascii="Arial" w:hAnsi="Arial" w:eastAsia="Arial" w:cs="Arial"/>
+                <w:i w:val="false"/>
+                <w:b w:val="false"/>
+                <w:u w:val="none"/>
+                <w:sz w:val="18"/>
+                <w:szCs w:val="18"/>
+                <w:color w:val="000000"/>
+              </w:rPr>
+              <w:t xml:space="preserve">20 (5.8%)</w:t>
+            </w:r>
+          </w:p>
+        </w:tc>
+        <w:tc>
+          <w:tcPr>
+            <w:tcBorders>
+              <w:bottom w:val="none" w:sz="0" w:space="0" w:color="000000"/>
+              <w:top w:val="none" w:sz="0" w:space="0" w:color="000000"/>
+              <w:left w:val="none" w:sz="0" w:space="0" w:color="000000"/>
+              <w:right w:val="none" w:sz="0" w:space="0" w:color="000000"/>
+            </w:tcBorders>
+            <w:shd w:val="clear" w:color="auto" w:fill="FFFFFF"/>
+            <w:tcMar>
+              <w:top w:w="0" w:type="dxa"/>
+              <w:bottom w:w="0" w:type="dxa"/>
+              <w:left w:w="0" w:type="dxa"/>
+              <w:right w:w="0" w:type="dxa"/>
+            </w:tcMar>
+            <w:vAlign w:val="top"/>
+          </w:tcPr>
+          <w:p>
+            <w:pPr>
+              <w:jc w:val="center"/>
+              <w:pBdr>
+                <w:bottom w:val="none" w:sz="0" w:space="0" w:color="000000"/>
+                <w:top w:val="none" w:sz="0" w:space="0" w:color="000000"/>
+                <w:left w:val="none" w:sz="0" w:space="0" w:color="000000"/>
+                <w:right w:val="none" w:sz="0" w:space="0" w:color="000000"/>
+              </w:pBdr>
+              <w:spacing w:after="10" w:before="10" w:line="240"/>
+              <w:ind w:left="100" w:right="100" w:firstLine="0" w:firstLineChars="0"/>
+              <w:rPr>
+                <w:rFonts w:ascii="Arial" w:hAnsi="Arial" w:eastAsia="Arial" w:cs="Arial"/>
+                <w:i w:val="false"/>
+                <w:b w:val="false"/>
+                <w:u w:val="none"/>
+                <w:sz w:val="18"/>
+                <w:szCs w:val="18"/>
+                <w:color w:val="000000"/>
+              </w:rPr>
+            </w:pPr>
+            <w:r>
+              <w:rPr>
+                <w:rFonts w:ascii="Arial" w:hAnsi="Arial" w:eastAsia="Arial" w:cs="Arial"/>
+                <w:i w:val="false"/>
+                <w:b w:val="false"/>
+                <w:u w:val="none"/>
+                <w:sz w:val="18"/>
+                <w:szCs w:val="18"/>
+                <w:color w:val="000000"/>
+              </w:rPr>
+              <w:t xml:space="preserve">322 (94.2%)</w:t>
+            </w:r>
+          </w:p>
+        </w:tc>
+        <w:tc>
+          <w:tcPr>
+            <w:tcBorders>
+              <w:bottom w:val="none" w:sz="0" w:space="0" w:color="000000"/>
+              <w:top w:val="none" w:sz="0" w:space="0" w:color="000000"/>
+              <w:left w:val="none" w:sz="0" w:space="0" w:color="000000"/>
+              <w:right w:val="none" w:sz="0" w:space="0" w:color="000000"/>
+            </w:tcBorders>
+            <w:shd w:val="clear" w:color="auto" w:fill="FFFFFF"/>
+            <w:tcMar>
+              <w:top w:w="0" w:type="dxa"/>
+              <w:bottom w:w="0" w:type="dxa"/>
+              <w:left w:w="0" w:type="dxa"/>
+              <w:right w:w="0" w:type="dxa"/>
+            </w:tcMar>
+            <w:vAlign w:val="top"/>
+          </w:tcPr>
+          <w:p>
+            <w:pPr>
+              <w:jc w:val="center"/>
+              <w:pBdr>
+                <w:bottom w:val="none" w:sz="0" w:space="0" w:color="000000"/>
+                <w:top w:val="none" w:sz="0" w:space="0" w:color="000000"/>
+                <w:left w:val="none" w:sz="0" w:space="0" w:color="000000"/>
+                <w:right w:val="none" w:sz="0" w:space="0" w:color="000000"/>
+              </w:pBdr>
+              <w:spacing w:after="10" w:before="10" w:line="240"/>
+              <w:ind w:left="100" w:right="100" w:firstLine="0" w:firstLineChars="0"/>
+              <w:rPr>
+                <w:rFonts w:ascii="Arial" w:hAnsi="Arial" w:eastAsia="Arial" w:cs="Arial"/>
+                <w:i w:val="false"/>
+                <w:b w:val="false"/>
+                <w:u w:val="none"/>
+                <w:sz w:val="18"/>
+                <w:szCs w:val="18"/>
+                <w:color w:val="000000"/>
+              </w:rPr>
+            </w:pPr>
+            <w:r>
+              <w:rPr>
+                <w:rFonts w:ascii="Arial" w:hAnsi="Arial" w:eastAsia="Arial" w:cs="Arial"/>
+                <w:i w:val="false"/>
+                <w:b w:val="false"/>
+                <w:u w:val="none"/>
+                <w:sz w:val="18"/>
+                <w:szCs w:val="18"/>
+                <w:color w:val="000000"/>
+              </w:rPr>
+              <w:t xml:space="preserve"/>
+            </w:r>
+          </w:p>
+        </w:tc>
+      </w:tr>
+      <w:tr>
+        <w:trPr>
+          <w:trHeight w:val="617" w:hRule="auto"/>
+        </w:trPr>
+        body22
+        <w:tc>
+          <w:tcPr>
+            <w:tcBorders>
+              <w:bottom w:val="none" w:sz="0" w:space="0" w:color="000000"/>
+              <w:top w:val="none" w:sz="0" w:space="0" w:color="000000"/>
+              <w:left w:val="none" w:sz="0" w:space="0" w:color="000000"/>
+              <w:right w:val="none" w:sz="0" w:space="0" w:color="000000"/>
+            </w:tcBorders>
+            <w:shd w:val="clear" w:color="auto" w:fill="FFFFFF"/>
+            <w:tcMar>
+              <w:top w:w="0" w:type="dxa"/>
+              <w:bottom w:w="0" w:type="dxa"/>
+              <w:left w:w="0" w:type="dxa"/>
+              <w:right w:w="0" w:type="dxa"/>
+            </w:tcMar>
+            <w:vAlign w:val="top"/>
+          </w:tcPr>
+          <w:p>
+            <w:pPr>
+              <w:jc w:val="left"/>
+              <w:pBdr>
+                <w:bottom w:val="none" w:sz="0" w:space="0" w:color="000000"/>
+                <w:top w:val="none" w:sz="0" w:space="0" w:color="000000"/>
+                <w:left w:val="none" w:sz="0" w:space="0" w:color="000000"/>
+                <w:right w:val="none" w:sz="0" w:space="0" w:color="000000"/>
+              </w:pBdr>
+              <w:spacing w:after="10" w:before="10" w:line="240"/>
+              <w:ind w:left="100" w:right="100" w:firstLine="0" w:firstLineChars="0"/>
+              <w:rPr>
+                <w:rFonts w:ascii="Arial" w:hAnsi="Arial" w:eastAsia="Arial" w:cs="Arial"/>
+                <w:i w:val="false"/>
+                <w:b w:val="false"/>
+                <w:u w:val="none"/>
+                <w:sz w:val="18"/>
+                <w:szCs w:val="18"/>
+                <w:color w:val="000000"/>
+              </w:rPr>
+            </w:pPr>
+            <w:r>
+              <w:rPr>
+                <w:rFonts w:ascii="Arial" w:hAnsi="Arial" w:eastAsia="Arial" w:cs="Arial"/>
+                <w:i w:val="false"/>
+                <w:b w:val="false"/>
+                <w:u w:val="none"/>
+                <w:sz w:val="18"/>
+                <w:szCs w:val="18"/>
+                <w:color w:val="000000"/>
+              </w:rPr>
+              <w:t xml:space="preserve">Departamento, n (%)</w:t>
+            </w:r>
+          </w:p>
+        </w:tc>
+        <w:tc>
+          <w:tcPr>
+            <w:tcBorders>
+              <w:bottom w:val="none" w:sz="0" w:space="0" w:color="000000"/>
+              <w:top w:val="none" w:sz="0" w:space="0" w:color="000000"/>
+              <w:left w:val="none" w:sz="0" w:space="0" w:color="000000"/>
+              <w:right w:val="none" w:sz="0" w:space="0" w:color="000000"/>
+            </w:tcBorders>
+            <w:shd w:val="clear" w:color="auto" w:fill="FFFFFF"/>
+            <w:tcMar>
+              <w:top w:w="0" w:type="dxa"/>
+              <w:bottom w:w="0" w:type="dxa"/>
+              <w:left w:w="0" w:type="dxa"/>
+              <w:right w:w="0" w:type="dxa"/>
+            </w:tcMar>
+            <w:vAlign w:val="top"/>
+          </w:tcPr>
+          <w:p>
+            <w:pPr>
+              <w:jc w:val="center"/>
+              <w:pBdr>
+                <w:bottom w:val="none" w:sz="0" w:space="0" w:color="000000"/>
+                <w:top w:val="none" w:sz="0" w:space="0" w:color="000000"/>
+                <w:left w:val="none" w:sz="0" w:space="0" w:color="000000"/>
+                <w:right w:val="none" w:sz="0" w:space="0" w:color="000000"/>
+              </w:pBdr>
+              <w:spacing w:after="10" w:before="10" w:line="240"/>
+              <w:ind w:left="100" w:right="100" w:firstLine="0" w:firstLineChars="0"/>
+              <w:rPr>
+                <w:rFonts w:ascii="Arial" w:hAnsi="Arial" w:eastAsia="Arial" w:cs="Arial"/>
+                <w:i w:val="false"/>
+                <w:b w:val="false"/>
+                <w:u w:val="none"/>
+                <w:sz w:val="18"/>
+                <w:szCs w:val="18"/>
+                <w:color w:val="000000"/>
+              </w:rPr>
+            </w:pPr>
+            <w:r>
+              <w:rPr>
+                <w:rFonts w:ascii="Arial" w:hAnsi="Arial" w:eastAsia="Arial" w:cs="Arial"/>
+                <w:i w:val="false"/>
+                <w:b w:val="false"/>
+                <w:u w:val="none"/>
+                <w:sz w:val="18"/>
+                <w:szCs w:val="18"/>
+                <w:color w:val="000000"/>
+              </w:rPr>
+              <w:t xml:space="preserve"/>
+            </w:r>
+          </w:p>
+        </w:tc>
+        <w:tc>
+          <w:tcPr>
+            <w:tcBorders>
+              <w:bottom w:val="none" w:sz="0" w:space="0" w:color="000000"/>
+              <w:top w:val="none" w:sz="0" w:space="0" w:color="000000"/>
+              <w:left w:val="none" w:sz="0" w:space="0" w:color="000000"/>
+              <w:right w:val="none" w:sz="0" w:space="0" w:color="000000"/>
+            </w:tcBorders>
+            <w:shd w:val="clear" w:color="auto" w:fill="FFFFFF"/>
+            <w:tcMar>
+              <w:top w:w="0" w:type="dxa"/>
+              <w:bottom w:w="0" w:type="dxa"/>
+              <w:left w:w="0" w:type="dxa"/>
+              <w:right w:w="0" w:type="dxa"/>
+            </w:tcMar>
+            <w:vAlign w:val="top"/>
+          </w:tcPr>
+          <w:p>
+            <w:pPr>
+              <w:jc w:val="center"/>
+              <w:pBdr>
+                <w:bottom w:val="none" w:sz="0" w:space="0" w:color="000000"/>
+                <w:top w:val="none" w:sz="0" w:space="0" w:color="000000"/>
+                <w:left w:val="none" w:sz="0" w:space="0" w:color="000000"/>
+                <w:right w:val="none" w:sz="0" w:space="0" w:color="000000"/>
+              </w:pBdr>
+              <w:spacing w:after="10" w:before="10" w:line="240"/>
+              <w:ind w:left="100" w:right="100" w:firstLine="0" w:firstLineChars="0"/>
+              <w:rPr>
+                <w:rFonts w:ascii="Arial" w:hAnsi="Arial" w:eastAsia="Arial" w:cs="Arial"/>
+                <w:i w:val="false"/>
+                <w:b w:val="false"/>
+                <w:u w:val="none"/>
+                <w:sz w:val="18"/>
+                <w:szCs w:val="18"/>
+                <w:color w:val="000000"/>
+              </w:rPr>
+            </w:pPr>
+            <w:r>
+              <w:rPr>
+                <w:rFonts w:ascii="Arial" w:hAnsi="Arial" w:eastAsia="Arial" w:cs="Arial"/>
+                <w:i w:val="false"/>
+                <w:b w:val="false"/>
+                <w:u w:val="none"/>
+                <w:sz w:val="18"/>
+                <w:szCs w:val="18"/>
+                <w:color w:val="000000"/>
+              </w:rPr>
+              <w:t xml:space="preserve"/>
+            </w:r>
+          </w:p>
+        </w:tc>
+        <w:tc>
+          <w:tcPr>
+            <w:tcBorders>
+              <w:bottom w:val="none" w:sz="0" w:space="0" w:color="000000"/>
+              <w:top w:val="none" w:sz="0" w:space="0" w:color="000000"/>
+              <w:left w:val="none" w:sz="0" w:space="0" w:color="000000"/>
+              <w:right w:val="none" w:sz="0" w:space="0" w:color="000000"/>
+            </w:tcBorders>
+            <w:shd w:val="clear" w:color="auto" w:fill="FFFFFF"/>
+            <w:tcMar>
+              <w:top w:w="0" w:type="dxa"/>
+              <w:bottom w:w="0" w:type="dxa"/>
+              <w:left w:w="0" w:type="dxa"/>
+              <w:right w:w="0" w:type="dxa"/>
+            </w:tcMar>
+            <w:vAlign w:val="top"/>
+          </w:tcPr>
+          <w:p>
+            <w:pPr>
+              <w:jc w:val="center"/>
+              <w:pBdr>
+                <w:bottom w:val="none" w:sz="0" w:space="0" w:color="000000"/>
+                <w:top w:val="none" w:sz="0" w:space="0" w:color="000000"/>
+                <w:left w:val="none" w:sz="0" w:space="0" w:color="000000"/>
+                <w:right w:val="none" w:sz="0" w:space="0" w:color="000000"/>
+              </w:pBdr>
+              <w:spacing w:after="10" w:before="10" w:line="240"/>
+              <w:ind w:left="100" w:right="100" w:firstLine="0" w:firstLineChars="0"/>
+              <w:rPr>
+                <w:rFonts w:ascii="Arial" w:hAnsi="Arial" w:eastAsia="Arial" w:cs="Arial"/>
+                <w:i w:val="false"/>
+                <w:b w:val="true"/>
+                <w:u w:val="none"/>
+                <w:sz w:val="18"/>
+                <w:szCs w:val="18"/>
+                <w:color w:val="000000"/>
+              </w:rPr>
+            </w:pPr>
+            <w:r>
+              <w:rPr>
+                <w:rFonts w:ascii="Arial" w:hAnsi="Arial" w:eastAsia="Arial" w:cs="Arial"/>
+                <w:i w:val="false"/>
+                <w:b w:val="true"/>
+                <w:u w:val="none"/>
+                <w:sz w:val="18"/>
+                <w:szCs w:val="18"/>
+                <w:color w:val="000000"/>
+              </w:rPr>
+              <w:t xml:space="preserve">&lt;0.001**</w:t>
+            </w:r>
+          </w:p>
+        </w:tc>
+      </w:tr>
+      <w:tr>
+        <w:trPr>
+          <w:trHeight w:val="617" w:hRule="auto"/>
+        </w:trPr>
+        body23
+        <w:tc>
+          <w:tcPr>
+            <w:tcBorders>
+              <w:bottom w:val="none" w:sz="0" w:space="0" w:color="000000"/>
+              <w:top w:val="none" w:sz="0" w:space="0" w:color="000000"/>
+              <w:left w:val="none" w:sz="0" w:space="0" w:color="000000"/>
+              <w:right w:val="none" w:sz="0" w:space="0" w:color="000000"/>
+            </w:tcBorders>
+            <w:shd w:val="clear" w:color="auto" w:fill="FFFFFF"/>
+            <w:tcMar>
+              <w:top w:w="0" w:type="dxa"/>
+              <w:bottom w:w="0" w:type="dxa"/>
+              <w:left w:w="0" w:type="dxa"/>
+              <w:right w:w="0" w:type="dxa"/>
+            </w:tcMar>
+            <w:vAlign w:val="top"/>
+          </w:tcPr>
+          <w:p>
+            <w:pPr>
+              <w:jc w:val="left"/>
+              <w:pBdr>
+                <w:bottom w:val="none" w:sz="0" w:space="0" w:color="000000"/>
+                <w:top w:val="none" w:sz="0" w:space="0" w:color="000000"/>
+                <w:left w:val="none" w:sz="0" w:space="0" w:color="000000"/>
+                <w:right w:val="none" w:sz="0" w:space="0" w:color="000000"/>
+              </w:pBdr>
+              <w:spacing w:after="10" w:before="10" w:line="240"/>
+              <w:ind w:left="300" w:right="100" w:firstLine="0" w:firstLineChars="0"/>
+              <w:rPr>
+                <w:rFonts w:ascii="Arial" w:hAnsi="Arial" w:eastAsia="Arial" w:cs="Arial"/>
+                <w:i w:val="false"/>
+                <w:b w:val="false"/>
+                <w:u w:val="none"/>
+                <w:sz w:val="18"/>
+                <w:szCs w:val="18"/>
+                <w:color w:val="000000"/>
+              </w:rPr>
+            </w:pPr>
+            <w:r>
+              <w:rPr>
+                <w:rFonts w:ascii="Arial" w:hAnsi="Arial" w:eastAsia="Arial" w:cs="Arial"/>
+                <w:i w:val="false"/>
+                <w:b w:val="false"/>
+                <w:u w:val="none"/>
+                <w:sz w:val="18"/>
+                <w:szCs w:val="18"/>
+                <w:color w:val="000000"/>
+              </w:rPr>
+              <w:t xml:space="preserve">Arequipa</w:t>
+            </w:r>
+          </w:p>
+        </w:tc>
+        <w:tc>
+          <w:tcPr>
+            <w:tcBorders>
+              <w:bottom w:val="none" w:sz="0" w:space="0" w:color="000000"/>
+              <w:top w:val="none" w:sz="0" w:space="0" w:color="000000"/>
+              <w:left w:val="none" w:sz="0" w:space="0" w:color="000000"/>
+              <w:right w:val="none" w:sz="0" w:space="0" w:color="000000"/>
+            </w:tcBorders>
+            <w:shd w:val="clear" w:color="auto" w:fill="FFFFFF"/>
+            <w:tcMar>
+              <w:top w:w="0" w:type="dxa"/>
+              <w:bottom w:w="0" w:type="dxa"/>
+              <w:left w:w="0" w:type="dxa"/>
+              <w:right w:w="0" w:type="dxa"/>
+            </w:tcMar>
+            <w:vAlign w:val="top"/>
+          </w:tcPr>
+          <w:p>
+            <w:pPr>
+              <w:jc w:val="center"/>
+              <w:pBdr>
+                <w:bottom w:val="none" w:sz="0" w:space="0" w:color="000000"/>
+                <w:top w:val="none" w:sz="0" w:space="0" w:color="000000"/>
+                <w:left w:val="none" w:sz="0" w:space="0" w:color="000000"/>
+                <w:right w:val="none" w:sz="0" w:space="0" w:color="000000"/>
+              </w:pBdr>
+              <w:spacing w:after="10" w:before="10" w:line="240"/>
+              <w:ind w:left="100" w:right="100" w:firstLine="0" w:firstLineChars="0"/>
+              <w:rPr>
+                <w:rFonts w:ascii="Arial" w:hAnsi="Arial" w:eastAsia="Arial" w:cs="Arial"/>
+                <w:i w:val="false"/>
+                <w:b w:val="false"/>
+                <w:u w:val="none"/>
+                <w:sz w:val="18"/>
+                <w:szCs w:val="18"/>
+                <w:color w:val="000000"/>
+              </w:rPr>
+            </w:pPr>
+            <w:r>
+              <w:rPr>
+                <w:rFonts w:ascii="Arial" w:hAnsi="Arial" w:eastAsia="Arial" w:cs="Arial"/>
+                <w:i w:val="false"/>
+                <w:b w:val="false"/>
+                <w:u w:val="none"/>
+                <w:sz w:val="18"/>
+                <w:szCs w:val="18"/>
+                <w:color w:val="000000"/>
+              </w:rPr>
+              <w:t xml:space="preserve">214 (44.0%)</w:t>
+            </w:r>
+          </w:p>
+        </w:tc>
+        <w:tc>
+          <w:tcPr>
+            <w:tcBorders>
+              <w:bottom w:val="none" w:sz="0" w:space="0" w:color="000000"/>
+              <w:top w:val="none" w:sz="0" w:space="0" w:color="000000"/>
+              <w:left w:val="none" w:sz="0" w:space="0" w:color="000000"/>
+              <w:right w:val="none" w:sz="0" w:space="0" w:color="000000"/>
+            </w:tcBorders>
+            <w:shd w:val="clear" w:color="auto" w:fill="FFFFFF"/>
+            <w:tcMar>
+              <w:top w:w="0" w:type="dxa"/>
+              <w:bottom w:w="0" w:type="dxa"/>
+              <w:left w:w="0" w:type="dxa"/>
+              <w:right w:w="0" w:type="dxa"/>
+            </w:tcMar>
+            <w:vAlign w:val="top"/>
+          </w:tcPr>
+          <w:p>
+            <w:pPr>
+              <w:jc w:val="center"/>
+              <w:pBdr>
+                <w:bottom w:val="none" w:sz="0" w:space="0" w:color="000000"/>
+                <w:top w:val="none" w:sz="0" w:space="0" w:color="000000"/>
+                <w:left w:val="none" w:sz="0" w:space="0" w:color="000000"/>
+                <w:right w:val="none" w:sz="0" w:space="0" w:color="000000"/>
+              </w:pBdr>
+              <w:spacing w:after="10" w:before="10" w:line="240"/>
+              <w:ind w:left="100" w:right="100" w:firstLine="0" w:firstLineChars="0"/>
+              <w:rPr>
+                <w:rFonts w:ascii="Arial" w:hAnsi="Arial" w:eastAsia="Arial" w:cs="Arial"/>
+                <w:i w:val="false"/>
+                <w:b w:val="false"/>
+                <w:u w:val="none"/>
+                <w:sz w:val="18"/>
+                <w:szCs w:val="18"/>
+                <w:color w:val="000000"/>
+              </w:rPr>
+            </w:pPr>
+            <w:r>
+              <w:rPr>
+                <w:rFonts w:ascii="Arial" w:hAnsi="Arial" w:eastAsia="Arial" w:cs="Arial"/>
+                <w:i w:val="false"/>
+                <w:b w:val="false"/>
+                <w:u w:val="none"/>
+                <w:sz w:val="18"/>
+                <w:szCs w:val="18"/>
+                <w:color w:val="000000"/>
+              </w:rPr>
+              <w:t xml:space="preserve">272 (56.0%)</w:t>
+            </w:r>
+          </w:p>
+        </w:tc>
+        <w:tc>
+          <w:tcPr>
+            <w:tcBorders>
+              <w:bottom w:val="none" w:sz="0" w:space="0" w:color="000000"/>
+              <w:top w:val="none" w:sz="0" w:space="0" w:color="000000"/>
+              <w:left w:val="none" w:sz="0" w:space="0" w:color="000000"/>
+              <w:right w:val="none" w:sz="0" w:space="0" w:color="000000"/>
+            </w:tcBorders>
+            <w:shd w:val="clear" w:color="auto" w:fill="FFFFFF"/>
+            <w:tcMar>
+              <w:top w:w="0" w:type="dxa"/>
+              <w:bottom w:w="0" w:type="dxa"/>
+              <w:left w:w="0" w:type="dxa"/>
+              <w:right w:w="0" w:type="dxa"/>
+            </w:tcMar>
+            <w:vAlign w:val="top"/>
+          </w:tcPr>
+          <w:p>
+            <w:pPr>
+              <w:jc w:val="center"/>
+              <w:pBdr>
+                <w:bottom w:val="none" w:sz="0" w:space="0" w:color="000000"/>
+                <w:top w:val="none" w:sz="0" w:space="0" w:color="000000"/>
+                <w:left w:val="none" w:sz="0" w:space="0" w:color="000000"/>
+                <w:right w:val="none" w:sz="0" w:space="0" w:color="000000"/>
+              </w:pBdr>
+              <w:spacing w:after="10" w:before="10" w:line="240"/>
+              <w:ind w:left="100" w:right="100" w:firstLine="0" w:firstLineChars="0"/>
+              <w:rPr>
+                <w:rFonts w:ascii="Arial" w:hAnsi="Arial" w:eastAsia="Arial" w:cs="Arial"/>
+                <w:i w:val="false"/>
+                <w:b w:val="false"/>
+                <w:u w:val="none"/>
+                <w:sz w:val="18"/>
+                <w:szCs w:val="18"/>
+                <w:color w:val="000000"/>
+              </w:rPr>
+            </w:pPr>
+            <w:r>
+              <w:rPr>
+                <w:rFonts w:ascii="Arial" w:hAnsi="Arial" w:eastAsia="Arial" w:cs="Arial"/>
+                <w:i w:val="false"/>
+                <w:b w:val="false"/>
+                <w:u w:val="none"/>
+                <w:sz w:val="18"/>
+                <w:szCs w:val="18"/>
+                <w:color w:val="000000"/>
+              </w:rPr>
+              <w:t xml:space="preserve"/>
+            </w:r>
+          </w:p>
+        </w:tc>
+      </w:tr>
+      <w:tr>
+        <w:trPr>
+          <w:trHeight w:val="617" w:hRule="auto"/>
+        </w:trPr>
+        body24
+        <w:tc>
+          <w:tcPr>
+            <w:tcBorders>
+              <w:bottom w:val="none" w:sz="0" w:space="0" w:color="000000"/>
+              <w:top w:val="none" w:sz="0" w:space="0" w:color="000000"/>
+              <w:left w:val="none" w:sz="0" w:space="0" w:color="000000"/>
+              <w:right w:val="none" w:sz="0" w:space="0" w:color="000000"/>
+            </w:tcBorders>
+            <w:shd w:val="clear" w:color="auto" w:fill="FFFFFF"/>
+            <w:tcMar>
+              <w:top w:w="0" w:type="dxa"/>
+              <w:bottom w:w="0" w:type="dxa"/>
+              <w:left w:w="0" w:type="dxa"/>
+              <w:right w:w="0" w:type="dxa"/>
+            </w:tcMar>
+            <w:vAlign w:val="top"/>
+          </w:tcPr>
+          <w:p>
+            <w:pPr>
+              <w:jc w:val="left"/>
+              <w:pBdr>
+                <w:bottom w:val="none" w:sz="0" w:space="0" w:color="000000"/>
+                <w:top w:val="none" w:sz="0" w:space="0" w:color="000000"/>
+                <w:left w:val="none" w:sz="0" w:space="0" w:color="000000"/>
+                <w:right w:val="none" w:sz="0" w:space="0" w:color="000000"/>
+              </w:pBdr>
+              <w:spacing w:after="10" w:before="10" w:line="240"/>
+              <w:ind w:left="300" w:right="100" w:firstLine="0" w:firstLineChars="0"/>
+              <w:rPr>
+                <w:rFonts w:ascii="Arial" w:hAnsi="Arial" w:eastAsia="Arial" w:cs="Arial"/>
+                <w:i w:val="false"/>
+                <w:b w:val="false"/>
+                <w:u w:val="none"/>
+                <w:sz w:val="18"/>
+                <w:szCs w:val="18"/>
+                <w:color w:val="000000"/>
+              </w:rPr>
+            </w:pPr>
+            <w:r>
+              <w:rPr>
+                <w:rFonts w:ascii="Arial" w:hAnsi="Arial" w:eastAsia="Arial" w:cs="Arial"/>
+                <w:i w:val="false"/>
+                <w:b w:val="false"/>
+                <w:u w:val="none"/>
+                <w:sz w:val="18"/>
+                <w:szCs w:val="18"/>
+                <w:color w:val="000000"/>
+              </w:rPr>
+              <w:t xml:space="preserve">Lima</w:t>
+            </w:r>
+          </w:p>
+        </w:tc>
+        <w:tc>
+          <w:tcPr>
+            <w:tcBorders>
+              <w:bottom w:val="none" w:sz="0" w:space="0" w:color="000000"/>
+              <w:top w:val="none" w:sz="0" w:space="0" w:color="000000"/>
+              <w:left w:val="none" w:sz="0" w:space="0" w:color="000000"/>
+              <w:right w:val="none" w:sz="0" w:space="0" w:color="000000"/>
+            </w:tcBorders>
+            <w:shd w:val="clear" w:color="auto" w:fill="FFFFFF"/>
+            <w:tcMar>
+              <w:top w:w="0" w:type="dxa"/>
+              <w:bottom w:w="0" w:type="dxa"/>
+              <w:left w:w="0" w:type="dxa"/>
+              <w:right w:w="0" w:type="dxa"/>
+            </w:tcMar>
+            <w:vAlign w:val="top"/>
+          </w:tcPr>
+          <w:p>
+            <w:pPr>
+              <w:jc w:val="center"/>
+              <w:pBdr>
+                <w:bottom w:val="none" w:sz="0" w:space="0" w:color="000000"/>
+                <w:top w:val="none" w:sz="0" w:space="0" w:color="000000"/>
+                <w:left w:val="none" w:sz="0" w:space="0" w:color="000000"/>
+                <w:right w:val="none" w:sz="0" w:space="0" w:color="000000"/>
+              </w:pBdr>
+              <w:spacing w:after="10" w:before="10" w:line="240"/>
+              <w:ind w:left="100" w:right="100" w:firstLine="0" w:firstLineChars="0"/>
+              <w:rPr>
+                <w:rFonts w:ascii="Arial" w:hAnsi="Arial" w:eastAsia="Arial" w:cs="Arial"/>
+                <w:i w:val="false"/>
+                <w:b w:val="false"/>
+                <w:u w:val="none"/>
+                <w:sz w:val="18"/>
+                <w:szCs w:val="18"/>
+                <w:color w:val="000000"/>
+              </w:rPr>
+            </w:pPr>
+            <w:r>
+              <w:rPr>
+                <w:rFonts w:ascii="Arial" w:hAnsi="Arial" w:eastAsia="Arial" w:cs="Arial"/>
+                <w:i w:val="false"/>
+                <w:b w:val="false"/>
+                <w:u w:val="none"/>
+                <w:sz w:val="18"/>
+                <w:szCs w:val="18"/>
+                <w:color w:val="000000"/>
+              </w:rPr>
+              <w:t xml:space="preserve">373 (80.9%)</w:t>
+            </w:r>
+          </w:p>
+        </w:tc>
+        <w:tc>
+          <w:tcPr>
+            <w:tcBorders>
+              <w:bottom w:val="none" w:sz="0" w:space="0" w:color="000000"/>
+              <w:top w:val="none" w:sz="0" w:space="0" w:color="000000"/>
+              <w:left w:val="none" w:sz="0" w:space="0" w:color="000000"/>
+              <w:right w:val="none" w:sz="0" w:space="0" w:color="000000"/>
+            </w:tcBorders>
+            <w:shd w:val="clear" w:color="auto" w:fill="FFFFFF"/>
+            <w:tcMar>
+              <w:top w:w="0" w:type="dxa"/>
+              <w:bottom w:w="0" w:type="dxa"/>
+              <w:left w:w="0" w:type="dxa"/>
+              <w:right w:w="0" w:type="dxa"/>
+            </w:tcMar>
+            <w:vAlign w:val="top"/>
+          </w:tcPr>
+          <w:p>
+            <w:pPr>
+              <w:jc w:val="center"/>
+              <w:pBdr>
+                <w:bottom w:val="none" w:sz="0" w:space="0" w:color="000000"/>
+                <w:top w:val="none" w:sz="0" w:space="0" w:color="000000"/>
+                <w:left w:val="none" w:sz="0" w:space="0" w:color="000000"/>
+                <w:right w:val="none" w:sz="0" w:space="0" w:color="000000"/>
+              </w:pBdr>
+              <w:spacing w:after="10" w:before="10" w:line="240"/>
+              <w:ind w:left="100" w:right="100" w:firstLine="0" w:firstLineChars="0"/>
+              <w:rPr>
+                <w:rFonts w:ascii="Arial" w:hAnsi="Arial" w:eastAsia="Arial" w:cs="Arial"/>
+                <w:i w:val="false"/>
+                <w:b w:val="false"/>
+                <w:u w:val="none"/>
+                <w:sz w:val="18"/>
+                <w:szCs w:val="18"/>
+                <w:color w:val="000000"/>
+              </w:rPr>
+            </w:pPr>
+            <w:r>
+              <w:rPr>
+                <w:rFonts w:ascii="Arial" w:hAnsi="Arial" w:eastAsia="Arial" w:cs="Arial"/>
+                <w:i w:val="false"/>
+                <w:b w:val="false"/>
+                <w:u w:val="none"/>
+                <w:sz w:val="18"/>
+                <w:szCs w:val="18"/>
+                <w:color w:val="000000"/>
+              </w:rPr>
+              <w:t xml:space="preserve">88 (19.1%)</w:t>
+            </w:r>
+          </w:p>
+        </w:tc>
+        <w:tc>
+          <w:tcPr>
+            <w:tcBorders>
+              <w:bottom w:val="none" w:sz="0" w:space="0" w:color="000000"/>
+              <w:top w:val="none" w:sz="0" w:space="0" w:color="000000"/>
+              <w:left w:val="none" w:sz="0" w:space="0" w:color="000000"/>
+              <w:right w:val="none" w:sz="0" w:space="0" w:color="000000"/>
+            </w:tcBorders>
+            <w:shd w:val="clear" w:color="auto" w:fill="FFFFFF"/>
+            <w:tcMar>
+              <w:top w:w="0" w:type="dxa"/>
+              <w:bottom w:w="0" w:type="dxa"/>
+              <w:left w:w="0" w:type="dxa"/>
+              <w:right w:w="0" w:type="dxa"/>
+            </w:tcMar>
+            <w:vAlign w:val="top"/>
+          </w:tcPr>
+          <w:p>
+            <w:pPr>
+              <w:jc w:val="center"/>
+              <w:pBdr>
+                <w:bottom w:val="none" w:sz="0" w:space="0" w:color="000000"/>
+                <w:top w:val="none" w:sz="0" w:space="0" w:color="000000"/>
+                <w:left w:val="none" w:sz="0" w:space="0" w:color="000000"/>
+                <w:right w:val="none" w:sz="0" w:space="0" w:color="000000"/>
+              </w:pBdr>
+              <w:spacing w:after="10" w:before="10" w:line="240"/>
+              <w:ind w:left="100" w:right="100" w:firstLine="0" w:firstLineChars="0"/>
+              <w:rPr>
+                <w:rFonts w:ascii="Arial" w:hAnsi="Arial" w:eastAsia="Arial" w:cs="Arial"/>
+                <w:i w:val="false"/>
+                <w:b w:val="false"/>
+                <w:u w:val="none"/>
+                <w:sz w:val="18"/>
+                <w:szCs w:val="18"/>
+                <w:color w:val="000000"/>
+              </w:rPr>
+            </w:pPr>
+            <w:r>
+              <w:rPr>
+                <w:rFonts w:ascii="Arial" w:hAnsi="Arial" w:eastAsia="Arial" w:cs="Arial"/>
+                <w:i w:val="false"/>
+                <w:b w:val="false"/>
+                <w:u w:val="none"/>
+                <w:sz w:val="18"/>
+                <w:szCs w:val="18"/>
+                <w:color w:val="000000"/>
+              </w:rPr>
+              <w:t xml:space="preserve"/>
+            </w:r>
+          </w:p>
+        </w:tc>
+      </w:tr>
+      <w:tr>
+        <w:trPr>
+          <w:trHeight w:val="617" w:hRule="auto"/>
+        </w:trPr>
+        body25
+        <w:tc>
+          <w:tcPr>
+            <w:tcBorders>
+              <w:bottom w:val="none" w:sz="0" w:space="0" w:color="000000"/>
+              <w:top w:val="none" w:sz="0" w:space="0" w:color="000000"/>
+              <w:left w:val="none" w:sz="0" w:space="0" w:color="000000"/>
+              <w:right w:val="none" w:sz="0" w:space="0" w:color="000000"/>
+            </w:tcBorders>
+            <w:shd w:val="clear" w:color="auto" w:fill="FFFFFF"/>
+            <w:tcMar>
+              <w:top w:w="0" w:type="dxa"/>
+              <w:bottom w:w="0" w:type="dxa"/>
+              <w:left w:w="0" w:type="dxa"/>
+              <w:right w:w="0" w:type="dxa"/>
+            </w:tcMar>
+            <w:vAlign w:val="top"/>
+          </w:tcPr>
+          <w:p>
+            <w:pPr>
+              <w:jc w:val="left"/>
+              <w:pBdr>
+                <w:bottom w:val="none" w:sz="0" w:space="0" w:color="000000"/>
+                <w:top w:val="none" w:sz="0" w:space="0" w:color="000000"/>
+                <w:left w:val="none" w:sz="0" w:space="0" w:color="000000"/>
+                <w:right w:val="none" w:sz="0" w:space="0" w:color="000000"/>
+              </w:pBdr>
+              <w:spacing w:after="10" w:before="10" w:line="240"/>
+              <w:ind w:left="300" w:right="100" w:firstLine="0" w:firstLineChars="0"/>
+              <w:rPr>
+                <w:rFonts w:ascii="Arial" w:hAnsi="Arial" w:eastAsia="Arial" w:cs="Arial"/>
+                <w:i w:val="false"/>
+                <w:b w:val="false"/>
+                <w:u w:val="none"/>
+                <w:sz w:val="18"/>
+                <w:szCs w:val="18"/>
+                <w:color w:val="000000"/>
+              </w:rPr>
+            </w:pPr>
+            <w:r>
+              <w:rPr>
+                <w:rFonts w:ascii="Arial" w:hAnsi="Arial" w:eastAsia="Arial" w:cs="Arial"/>
+                <w:i w:val="false"/>
+                <w:b w:val="false"/>
+                <w:u w:val="none"/>
+                <w:sz w:val="18"/>
+                <w:szCs w:val="18"/>
+                <w:color w:val="000000"/>
+              </w:rPr>
+              <w:t xml:space="preserve">Cusco</w:t>
+            </w:r>
+          </w:p>
+        </w:tc>
+        <w:tc>
+          <w:tcPr>
+            <w:tcBorders>
+              <w:bottom w:val="none" w:sz="0" w:space="0" w:color="000000"/>
+              <w:top w:val="none" w:sz="0" w:space="0" w:color="000000"/>
+              <w:left w:val="none" w:sz="0" w:space="0" w:color="000000"/>
+              <w:right w:val="none" w:sz="0" w:space="0" w:color="000000"/>
+            </w:tcBorders>
+            <w:shd w:val="clear" w:color="auto" w:fill="FFFFFF"/>
+            <w:tcMar>
+              <w:top w:w="0" w:type="dxa"/>
+              <w:bottom w:w="0" w:type="dxa"/>
+              <w:left w:w="0" w:type="dxa"/>
+              <w:right w:w="0" w:type="dxa"/>
+            </w:tcMar>
+            <w:vAlign w:val="top"/>
+          </w:tcPr>
+          <w:p>
+            <w:pPr>
+              <w:jc w:val="center"/>
+              <w:pBdr>
+                <w:bottom w:val="none" w:sz="0" w:space="0" w:color="000000"/>
+                <w:top w:val="none" w:sz="0" w:space="0" w:color="000000"/>
+                <w:left w:val="none" w:sz="0" w:space="0" w:color="000000"/>
+                <w:right w:val="none" w:sz="0" w:space="0" w:color="000000"/>
+              </w:pBdr>
+              <w:spacing w:after="10" w:before="10" w:line="240"/>
+              <w:ind w:left="100" w:right="100" w:firstLine="0" w:firstLineChars="0"/>
+              <w:rPr>
+                <w:rFonts w:ascii="Arial" w:hAnsi="Arial" w:eastAsia="Arial" w:cs="Arial"/>
+                <w:i w:val="false"/>
+                <w:b w:val="false"/>
+                <w:u w:val="none"/>
+                <w:sz w:val="18"/>
+                <w:szCs w:val="18"/>
+                <w:color w:val="000000"/>
+              </w:rPr>
+            </w:pPr>
+            <w:r>
+              <w:rPr>
+                <w:rFonts w:ascii="Arial" w:hAnsi="Arial" w:eastAsia="Arial" w:cs="Arial"/>
+                <w:i w:val="false"/>
+                <w:b w:val="false"/>
+                <w:u w:val="none"/>
+                <w:sz w:val="18"/>
+                <w:szCs w:val="18"/>
+                <w:color w:val="000000"/>
+              </w:rPr>
+              <w:t xml:space="preserve">78 (20.4%)</w:t>
+            </w:r>
+          </w:p>
+        </w:tc>
+        <w:tc>
+          <w:tcPr>
+            <w:tcBorders>
+              <w:bottom w:val="none" w:sz="0" w:space="0" w:color="000000"/>
+              <w:top w:val="none" w:sz="0" w:space="0" w:color="000000"/>
+              <w:left w:val="none" w:sz="0" w:space="0" w:color="000000"/>
+              <w:right w:val="none" w:sz="0" w:space="0" w:color="000000"/>
+            </w:tcBorders>
+            <w:shd w:val="clear" w:color="auto" w:fill="FFFFFF"/>
+            <w:tcMar>
+              <w:top w:w="0" w:type="dxa"/>
+              <w:bottom w:w="0" w:type="dxa"/>
+              <w:left w:w="0" w:type="dxa"/>
+              <w:right w:w="0" w:type="dxa"/>
+            </w:tcMar>
+            <w:vAlign w:val="top"/>
+          </w:tcPr>
+          <w:p>
+            <w:pPr>
+              <w:jc w:val="center"/>
+              <w:pBdr>
+                <w:bottom w:val="none" w:sz="0" w:space="0" w:color="000000"/>
+                <w:top w:val="none" w:sz="0" w:space="0" w:color="000000"/>
+                <w:left w:val="none" w:sz="0" w:space="0" w:color="000000"/>
+                <w:right w:val="none" w:sz="0" w:space="0" w:color="000000"/>
+              </w:pBdr>
+              <w:spacing w:after="10" w:before="10" w:line="240"/>
+              <w:ind w:left="100" w:right="100" w:firstLine="0" w:firstLineChars="0"/>
+              <w:rPr>
+                <w:rFonts w:ascii="Arial" w:hAnsi="Arial" w:eastAsia="Arial" w:cs="Arial"/>
+                <w:i w:val="false"/>
+                <w:b w:val="false"/>
+                <w:u w:val="none"/>
+                <w:sz w:val="18"/>
+                <w:szCs w:val="18"/>
+                <w:color w:val="000000"/>
+              </w:rPr>
+            </w:pPr>
+            <w:r>
+              <w:rPr>
+                <w:rFonts w:ascii="Arial" w:hAnsi="Arial" w:eastAsia="Arial" w:cs="Arial"/>
+                <w:i w:val="false"/>
+                <w:b w:val="false"/>
+                <w:u w:val="none"/>
+                <w:sz w:val="18"/>
+                <w:szCs w:val="18"/>
+                <w:color w:val="000000"/>
+              </w:rPr>
+              <w:t xml:space="preserve">304 (79.6%)</w:t>
+            </w:r>
+          </w:p>
+        </w:tc>
+        <w:tc>
+          <w:tcPr>
+            <w:tcBorders>
+              <w:bottom w:val="none" w:sz="0" w:space="0" w:color="000000"/>
+              <w:top w:val="none" w:sz="0" w:space="0" w:color="000000"/>
+              <w:left w:val="none" w:sz="0" w:space="0" w:color="000000"/>
+              <w:right w:val="none" w:sz="0" w:space="0" w:color="000000"/>
+            </w:tcBorders>
+            <w:shd w:val="clear" w:color="auto" w:fill="FFFFFF"/>
+            <w:tcMar>
+              <w:top w:w="0" w:type="dxa"/>
+              <w:bottom w:w="0" w:type="dxa"/>
+              <w:left w:w="0" w:type="dxa"/>
+              <w:right w:w="0" w:type="dxa"/>
+            </w:tcMar>
+            <w:vAlign w:val="top"/>
+          </w:tcPr>
+          <w:p>
+            <w:pPr>
+              <w:jc w:val="center"/>
+              <w:pBdr>
+                <w:bottom w:val="none" w:sz="0" w:space="0" w:color="000000"/>
+                <w:top w:val="none" w:sz="0" w:space="0" w:color="000000"/>
+                <w:left w:val="none" w:sz="0" w:space="0" w:color="000000"/>
+                <w:right w:val="none" w:sz="0" w:space="0" w:color="000000"/>
+              </w:pBdr>
+              <w:spacing w:after="10" w:before="10" w:line="240"/>
+              <w:ind w:left="100" w:right="100" w:firstLine="0" w:firstLineChars="0"/>
+              <w:rPr>
+                <w:rFonts w:ascii="Arial" w:hAnsi="Arial" w:eastAsia="Arial" w:cs="Arial"/>
+                <w:i w:val="false"/>
+                <w:b w:val="false"/>
+                <w:u w:val="none"/>
+                <w:sz w:val="18"/>
+                <w:szCs w:val="18"/>
+                <w:color w:val="000000"/>
+              </w:rPr>
+            </w:pPr>
+            <w:r>
+              <w:rPr>
+                <w:rFonts w:ascii="Arial" w:hAnsi="Arial" w:eastAsia="Arial" w:cs="Arial"/>
+                <w:i w:val="false"/>
+                <w:b w:val="false"/>
+                <w:u w:val="none"/>
+                <w:sz w:val="18"/>
+                <w:szCs w:val="18"/>
+                <w:color w:val="000000"/>
+              </w:rPr>
+              <w:t xml:space="preserve"/>
+            </w:r>
+          </w:p>
+        </w:tc>
+      </w:tr>
+      <w:tr>
+        <w:trPr>
+          <w:trHeight w:val="617" w:hRule="auto"/>
+        </w:trPr>
+        body26
+        <w:tc>
+          <w:tcPr>
+            <w:tcBorders>
+              <w:bottom w:val="none" w:sz="0" w:space="0" w:color="000000"/>
+              <w:top w:val="none" w:sz="0" w:space="0" w:color="000000"/>
+              <w:left w:val="none" w:sz="0" w:space="0" w:color="000000"/>
+              <w:right w:val="none" w:sz="0" w:space="0" w:color="000000"/>
+            </w:tcBorders>
+            <w:shd w:val="clear" w:color="auto" w:fill="FFFFFF"/>
+            <w:tcMar>
+              <w:top w:w="0" w:type="dxa"/>
+              <w:bottom w:w="0" w:type="dxa"/>
+              <w:left w:w="0" w:type="dxa"/>
+              <w:right w:w="0" w:type="dxa"/>
+            </w:tcMar>
+            <w:vAlign w:val="top"/>
+          </w:tcPr>
+          <w:p>
+            <w:pPr>
+              <w:jc w:val="left"/>
+              <w:pBdr>
+                <w:bottom w:val="none" w:sz="0" w:space="0" w:color="000000"/>
+                <w:top w:val="none" w:sz="0" w:space="0" w:color="000000"/>
+                <w:left w:val="none" w:sz="0" w:space="0" w:color="000000"/>
+                <w:right w:val="none" w:sz="0" w:space="0" w:color="000000"/>
+              </w:pBdr>
+              <w:spacing w:after="10" w:before="10" w:line="240"/>
+              <w:ind w:left="300" w:right="100" w:firstLine="0" w:firstLineChars="0"/>
+              <w:rPr>
+                <w:rFonts w:ascii="Arial" w:hAnsi="Arial" w:eastAsia="Arial" w:cs="Arial"/>
+                <w:i w:val="false"/>
+                <w:b w:val="false"/>
+                <w:u w:val="none"/>
+                <w:sz w:val="18"/>
+                <w:szCs w:val="18"/>
+                <w:color w:val="000000"/>
+              </w:rPr>
+            </w:pPr>
+            <w:r>
+              <w:rPr>
+                <w:rFonts w:ascii="Arial" w:hAnsi="Arial" w:eastAsia="Arial" w:cs="Arial"/>
+                <w:i w:val="false"/>
+                <w:b w:val="false"/>
+                <w:u w:val="none"/>
+                <w:sz w:val="18"/>
+                <w:szCs w:val="18"/>
+                <w:color w:val="000000"/>
+              </w:rPr>
+              <w:t xml:space="preserve">Puno</w:t>
+            </w:r>
+          </w:p>
+        </w:tc>
+        <w:tc>
+          <w:tcPr>
+            <w:tcBorders>
+              <w:bottom w:val="none" w:sz="0" w:space="0" w:color="000000"/>
+              <w:top w:val="none" w:sz="0" w:space="0" w:color="000000"/>
+              <w:left w:val="none" w:sz="0" w:space="0" w:color="000000"/>
+              <w:right w:val="none" w:sz="0" w:space="0" w:color="000000"/>
+            </w:tcBorders>
+            <w:shd w:val="clear" w:color="auto" w:fill="FFFFFF"/>
+            <w:tcMar>
+              <w:top w:w="0" w:type="dxa"/>
+              <w:bottom w:w="0" w:type="dxa"/>
+              <w:left w:w="0" w:type="dxa"/>
+              <w:right w:w="0" w:type="dxa"/>
+            </w:tcMar>
+            <w:vAlign w:val="top"/>
+          </w:tcPr>
+          <w:p>
+            <w:pPr>
+              <w:jc w:val="center"/>
+              <w:pBdr>
+                <w:bottom w:val="none" w:sz="0" w:space="0" w:color="000000"/>
+                <w:top w:val="none" w:sz="0" w:space="0" w:color="000000"/>
+                <w:left w:val="none" w:sz="0" w:space="0" w:color="000000"/>
+                <w:right w:val="none" w:sz="0" w:space="0" w:color="000000"/>
+              </w:pBdr>
+              <w:spacing w:after="10" w:before="10" w:line="240"/>
+              <w:ind w:left="100" w:right="100" w:firstLine="0" w:firstLineChars="0"/>
+              <w:rPr>
+                <w:rFonts w:ascii="Arial" w:hAnsi="Arial" w:eastAsia="Arial" w:cs="Arial"/>
+                <w:i w:val="false"/>
+                <w:b w:val="false"/>
+                <w:u w:val="none"/>
+                <w:sz w:val="18"/>
+                <w:szCs w:val="18"/>
+                <w:color w:val="000000"/>
+              </w:rPr>
+            </w:pPr>
+            <w:r>
+              <w:rPr>
+                <w:rFonts w:ascii="Arial" w:hAnsi="Arial" w:eastAsia="Arial" w:cs="Arial"/>
+                <w:i w:val="false"/>
+                <w:b w:val="false"/>
+                <w:u w:val="none"/>
+                <w:sz w:val="18"/>
+                <w:szCs w:val="18"/>
+                <w:color w:val="000000"/>
+              </w:rPr>
+              <w:t xml:space="preserve">15 (4.6%)</w:t>
+            </w:r>
+          </w:p>
+        </w:tc>
+        <w:tc>
+          <w:tcPr>
+            <w:tcBorders>
+              <w:bottom w:val="none" w:sz="0" w:space="0" w:color="000000"/>
+              <w:top w:val="none" w:sz="0" w:space="0" w:color="000000"/>
+              <w:left w:val="none" w:sz="0" w:space="0" w:color="000000"/>
+              <w:right w:val="none" w:sz="0" w:space="0" w:color="000000"/>
+            </w:tcBorders>
+            <w:shd w:val="clear" w:color="auto" w:fill="FFFFFF"/>
+            <w:tcMar>
+              <w:top w:w="0" w:type="dxa"/>
+              <w:bottom w:w="0" w:type="dxa"/>
+              <w:left w:w="0" w:type="dxa"/>
+              <w:right w:w="0" w:type="dxa"/>
+            </w:tcMar>
+            <w:vAlign w:val="top"/>
+          </w:tcPr>
+          <w:p>
+            <w:pPr>
+              <w:jc w:val="center"/>
+              <w:pBdr>
+                <w:bottom w:val="none" w:sz="0" w:space="0" w:color="000000"/>
+                <w:top w:val="none" w:sz="0" w:space="0" w:color="000000"/>
+                <w:left w:val="none" w:sz="0" w:space="0" w:color="000000"/>
+                <w:right w:val="none" w:sz="0" w:space="0" w:color="000000"/>
+              </w:pBdr>
+              <w:spacing w:after="10" w:before="10" w:line="240"/>
+              <w:ind w:left="100" w:right="100" w:firstLine="0" w:firstLineChars="0"/>
+              <w:rPr>
+                <w:rFonts w:ascii="Arial" w:hAnsi="Arial" w:eastAsia="Arial" w:cs="Arial"/>
+                <w:i w:val="false"/>
+                <w:b w:val="false"/>
+                <w:u w:val="none"/>
+                <w:sz w:val="18"/>
+                <w:szCs w:val="18"/>
+                <w:color w:val="000000"/>
+              </w:rPr>
+            </w:pPr>
+            <w:r>
+              <w:rPr>
+                <w:rFonts w:ascii="Arial" w:hAnsi="Arial" w:eastAsia="Arial" w:cs="Arial"/>
+                <w:i w:val="false"/>
+                <w:b w:val="false"/>
+                <w:u w:val="none"/>
+                <w:sz w:val="18"/>
+                <w:szCs w:val="18"/>
+                <w:color w:val="000000"/>
+              </w:rPr>
+              <w:t xml:space="preserve">309 (95.4%)</w:t>
+            </w:r>
+          </w:p>
+        </w:tc>
+        <w:tc>
+          <w:tcPr>
+            <w:tcBorders>
+              <w:bottom w:val="none" w:sz="0" w:space="0" w:color="000000"/>
+              <w:top w:val="none" w:sz="0" w:space="0" w:color="000000"/>
+              <w:left w:val="none" w:sz="0" w:space="0" w:color="000000"/>
+              <w:right w:val="none" w:sz="0" w:space="0" w:color="000000"/>
+            </w:tcBorders>
+            <w:shd w:val="clear" w:color="auto" w:fill="FFFFFF"/>
+            <w:tcMar>
+              <w:top w:w="0" w:type="dxa"/>
+              <w:bottom w:w="0" w:type="dxa"/>
+              <w:left w:w="0" w:type="dxa"/>
+              <w:right w:w="0" w:type="dxa"/>
+            </w:tcMar>
+            <w:vAlign w:val="top"/>
+          </w:tcPr>
+          <w:p>
+            <w:pPr>
+              <w:jc w:val="center"/>
+              <w:pBdr>
+                <w:bottom w:val="none" w:sz="0" w:space="0" w:color="000000"/>
+                <w:top w:val="none" w:sz="0" w:space="0" w:color="000000"/>
+                <w:left w:val="none" w:sz="0" w:space="0" w:color="000000"/>
+                <w:right w:val="none" w:sz="0" w:space="0" w:color="000000"/>
+              </w:pBdr>
+              <w:spacing w:after="10" w:before="10" w:line="240"/>
+              <w:ind w:left="100" w:right="100" w:firstLine="0" w:firstLineChars="0"/>
+              <w:rPr>
+                <w:rFonts w:ascii="Arial" w:hAnsi="Arial" w:eastAsia="Arial" w:cs="Arial"/>
+                <w:i w:val="false"/>
+                <w:b w:val="false"/>
+                <w:u w:val="none"/>
+                <w:sz w:val="18"/>
+                <w:szCs w:val="18"/>
+                <w:color w:val="000000"/>
+              </w:rPr>
+            </w:pPr>
+            <w:r>
+              <w:rPr>
+                <w:rFonts w:ascii="Arial" w:hAnsi="Arial" w:eastAsia="Arial" w:cs="Arial"/>
+                <w:i w:val="false"/>
+                <w:b w:val="false"/>
+                <w:u w:val="none"/>
+                <w:sz w:val="18"/>
+                <w:szCs w:val="18"/>
+                <w:color w:val="000000"/>
+              </w:rPr>
+              <w:t xml:space="preserve"/>
+            </w:r>
+          </w:p>
+        </w:tc>
+      </w:tr>
+      <w:tr>
+        <w:trPr>
+          <w:trHeight w:val="617" w:hRule="auto"/>
+        </w:trPr>
+        body27
+        <w:tc>
+          <w:tcPr>
+            <w:tcBorders>
+              <w:bottom w:val="none" w:sz="0" w:space="0" w:color="000000"/>
+              <w:top w:val="none" w:sz="0" w:space="0" w:color="000000"/>
+              <w:left w:val="none" w:sz="0" w:space="0" w:color="000000"/>
+              <w:right w:val="none" w:sz="0" w:space="0" w:color="000000"/>
+            </w:tcBorders>
+            <w:shd w:val="clear" w:color="auto" w:fill="FFFFFF"/>
+            <w:tcMar>
+              <w:top w:w="0" w:type="dxa"/>
+              <w:bottom w:w="0" w:type="dxa"/>
+              <w:left w:w="0" w:type="dxa"/>
+              <w:right w:w="0" w:type="dxa"/>
+            </w:tcMar>
+            <w:vAlign w:val="top"/>
+          </w:tcPr>
+          <w:p>
+            <w:pPr>
+              <w:jc w:val="left"/>
+              <w:pBdr>
+                <w:bottom w:val="none" w:sz="0" w:space="0" w:color="000000"/>
+                <w:top w:val="none" w:sz="0" w:space="0" w:color="000000"/>
+                <w:left w:val="none" w:sz="0" w:space="0" w:color="000000"/>
+                <w:right w:val="none" w:sz="0" w:space="0" w:color="000000"/>
+              </w:pBdr>
+              <w:spacing w:after="10" w:before="10" w:line="240"/>
+              <w:ind w:left="100" w:right="100" w:firstLine="0" w:firstLineChars="0"/>
+              <w:rPr>
+                <w:rFonts w:ascii="Arial" w:hAnsi="Arial" w:eastAsia="Arial" w:cs="Arial"/>
+                <w:i w:val="false"/>
+                <w:b w:val="false"/>
+                <w:u w:val="none"/>
+                <w:sz w:val="18"/>
+                <w:szCs w:val="18"/>
+                <w:color w:val="000000"/>
+              </w:rPr>
+            </w:pPr>
+            <w:r>
+              <w:rPr>
+                <w:rFonts w:ascii="Arial" w:hAnsi="Arial" w:eastAsia="Arial" w:cs="Arial"/>
+                <w:i w:val="false"/>
+                <w:b w:val="false"/>
+                <w:u w:val="none"/>
+                <w:sz w:val="18"/>
+                <w:szCs w:val="18"/>
+                <w:color w:val="000000"/>
+              </w:rPr>
+              <w:t xml:space="preserve">Anemia (OMS 2024, con ajuste por altura), n (%)</w:t>
+            </w:r>
+          </w:p>
+        </w:tc>
+        <w:tc>
+          <w:tcPr>
+            <w:tcBorders>
+              <w:bottom w:val="none" w:sz="0" w:space="0" w:color="000000"/>
+              <w:top w:val="none" w:sz="0" w:space="0" w:color="000000"/>
+              <w:left w:val="none" w:sz="0" w:space="0" w:color="000000"/>
+              <w:right w:val="none" w:sz="0" w:space="0" w:color="000000"/>
+            </w:tcBorders>
+            <w:shd w:val="clear" w:color="auto" w:fill="FFFFFF"/>
+            <w:tcMar>
+              <w:top w:w="0" w:type="dxa"/>
+              <w:bottom w:w="0" w:type="dxa"/>
+              <w:left w:w="0" w:type="dxa"/>
+              <w:right w:w="0" w:type="dxa"/>
+            </w:tcMar>
+            <w:vAlign w:val="top"/>
+          </w:tcPr>
+          <w:p>
+            <w:pPr>
+              <w:jc w:val="center"/>
+              <w:pBdr>
+                <w:bottom w:val="none" w:sz="0" w:space="0" w:color="000000"/>
+                <w:top w:val="none" w:sz="0" w:space="0" w:color="000000"/>
+                <w:left w:val="none" w:sz="0" w:space="0" w:color="000000"/>
+                <w:right w:val="none" w:sz="0" w:space="0" w:color="000000"/>
+              </w:pBdr>
+              <w:spacing w:after="10" w:before="10" w:line="240"/>
+              <w:ind w:left="100" w:right="100" w:firstLine="0" w:firstLineChars="0"/>
+              <w:rPr>
+                <w:rFonts w:ascii="Arial" w:hAnsi="Arial" w:eastAsia="Arial" w:cs="Arial"/>
+                <w:i w:val="false"/>
+                <w:b w:val="false"/>
+                <w:u w:val="none"/>
+                <w:sz w:val="18"/>
+                <w:szCs w:val="18"/>
+                <w:color w:val="000000"/>
+              </w:rPr>
+            </w:pPr>
+            <w:r>
+              <w:rPr>
+                <w:rFonts w:ascii="Arial" w:hAnsi="Arial" w:eastAsia="Arial" w:cs="Arial"/>
+                <w:i w:val="false"/>
+                <w:b w:val="false"/>
+                <w:u w:val="none"/>
+                <w:sz w:val="18"/>
+                <w:szCs w:val="18"/>
+                <w:color w:val="000000"/>
+              </w:rPr>
+              <w:t xml:space="preserve"/>
+            </w:r>
+          </w:p>
+        </w:tc>
+        <w:tc>
+          <w:tcPr>
+            <w:tcBorders>
+              <w:bottom w:val="none" w:sz="0" w:space="0" w:color="000000"/>
+              <w:top w:val="none" w:sz="0" w:space="0" w:color="000000"/>
+              <w:left w:val="none" w:sz="0" w:space="0" w:color="000000"/>
+              <w:right w:val="none" w:sz="0" w:space="0" w:color="000000"/>
+            </w:tcBorders>
+            <w:shd w:val="clear" w:color="auto" w:fill="FFFFFF"/>
+            <w:tcMar>
+              <w:top w:w="0" w:type="dxa"/>
+              <w:bottom w:w="0" w:type="dxa"/>
+              <w:left w:w="0" w:type="dxa"/>
+              <w:right w:w="0" w:type="dxa"/>
+            </w:tcMar>
+            <w:vAlign w:val="top"/>
+          </w:tcPr>
+          <w:p>
+            <w:pPr>
+              <w:jc w:val="center"/>
+              <w:pBdr>
+                <w:bottom w:val="none" w:sz="0" w:space="0" w:color="000000"/>
+                <w:top w:val="none" w:sz="0" w:space="0" w:color="000000"/>
+                <w:left w:val="none" w:sz="0" w:space="0" w:color="000000"/>
+                <w:right w:val="none" w:sz="0" w:space="0" w:color="000000"/>
+              </w:pBdr>
+              <w:spacing w:after="10" w:before="10" w:line="240"/>
+              <w:ind w:left="100" w:right="100" w:firstLine="0" w:firstLineChars="0"/>
+              <w:rPr>
+                <w:rFonts w:ascii="Arial" w:hAnsi="Arial" w:eastAsia="Arial" w:cs="Arial"/>
+                <w:i w:val="false"/>
+                <w:b w:val="false"/>
+                <w:u w:val="none"/>
+                <w:sz w:val="18"/>
+                <w:szCs w:val="18"/>
+                <w:color w:val="000000"/>
+              </w:rPr>
+            </w:pPr>
+            <w:r>
+              <w:rPr>
+                <w:rFonts w:ascii="Arial" w:hAnsi="Arial" w:eastAsia="Arial" w:cs="Arial"/>
+                <w:i w:val="false"/>
+                <w:b w:val="false"/>
+                <w:u w:val="none"/>
+                <w:sz w:val="18"/>
+                <w:szCs w:val="18"/>
+                <w:color w:val="000000"/>
+              </w:rPr>
+              <w:t xml:space="preserve"/>
+            </w:r>
+          </w:p>
+        </w:tc>
+        <w:tc>
+          <w:tcPr>
+            <w:tcBorders>
+              <w:bottom w:val="none" w:sz="0" w:space="0" w:color="000000"/>
+              <w:top w:val="none" w:sz="0" w:space="0" w:color="000000"/>
+              <w:left w:val="none" w:sz="0" w:space="0" w:color="000000"/>
+              <w:right w:val="none" w:sz="0" w:space="0" w:color="000000"/>
+            </w:tcBorders>
+            <w:shd w:val="clear" w:color="auto" w:fill="FFFFFF"/>
+            <w:tcMar>
+              <w:top w:w="0" w:type="dxa"/>
+              <w:bottom w:w="0" w:type="dxa"/>
+              <w:left w:w="0" w:type="dxa"/>
+              <w:right w:w="0" w:type="dxa"/>
+            </w:tcMar>
+            <w:vAlign w:val="top"/>
+          </w:tcPr>
+          <w:p>
+            <w:pPr>
+              <w:jc w:val="center"/>
+              <w:pBdr>
+                <w:bottom w:val="none" w:sz="0" w:space="0" w:color="000000"/>
+                <w:top w:val="none" w:sz="0" w:space="0" w:color="000000"/>
+                <w:left w:val="none" w:sz="0" w:space="0" w:color="000000"/>
+                <w:right w:val="none" w:sz="0" w:space="0" w:color="000000"/>
+              </w:pBdr>
+              <w:spacing w:after="10" w:before="10" w:line="240"/>
+              <w:ind w:left="100" w:right="100" w:firstLine="0" w:firstLineChars="0"/>
+              <w:rPr>
+                <w:rFonts w:ascii="Arial" w:hAnsi="Arial" w:eastAsia="Arial" w:cs="Arial"/>
+                <w:i w:val="false"/>
+                <w:b w:val="false"/>
+                <w:u w:val="none"/>
+                <w:sz w:val="18"/>
+                <w:szCs w:val="18"/>
+                <w:color w:val="000000"/>
+              </w:rPr>
+            </w:pPr>
+            <w:r>
+              <w:rPr>
+                <w:rFonts w:ascii="Arial" w:hAnsi="Arial" w:eastAsia="Arial" w:cs="Arial"/>
+                <w:i w:val="false"/>
+                <w:b w:val="false"/>
+                <w:u w:val="none"/>
+                <w:sz w:val="18"/>
+                <w:szCs w:val="18"/>
+                <w:color w:val="000000"/>
+              </w:rPr>
+              <w:t xml:space="preserve">0.345**</w:t>
+            </w:r>
+          </w:p>
+        </w:tc>
+      </w:tr>
+      <w:tr>
+        <w:trPr>
+          <w:trHeight w:val="617" w:hRule="auto"/>
+        </w:trPr>
+        body28
+        <w:tc>
+          <w:tcPr>
+            <w:tcBorders>
+              <w:bottom w:val="none" w:sz="0" w:space="0" w:color="000000"/>
+              <w:top w:val="none" w:sz="0" w:space="0" w:color="000000"/>
+              <w:left w:val="none" w:sz="0" w:space="0" w:color="000000"/>
+              <w:right w:val="none" w:sz="0" w:space="0" w:color="000000"/>
+            </w:tcBorders>
+            <w:shd w:val="clear" w:color="auto" w:fill="FFFFFF"/>
+            <w:tcMar>
+              <w:top w:w="0" w:type="dxa"/>
+              <w:bottom w:w="0" w:type="dxa"/>
+              <w:left w:w="0" w:type="dxa"/>
+              <w:right w:w="0" w:type="dxa"/>
+            </w:tcMar>
+            <w:vAlign w:val="top"/>
+          </w:tcPr>
+          <w:p>
+            <w:pPr>
+              <w:jc w:val="left"/>
+              <w:pBdr>
+                <w:bottom w:val="none" w:sz="0" w:space="0" w:color="000000"/>
+                <w:top w:val="none" w:sz="0" w:space="0" w:color="000000"/>
+                <w:left w:val="none" w:sz="0" w:space="0" w:color="000000"/>
+                <w:right w:val="none" w:sz="0" w:space="0" w:color="000000"/>
+              </w:pBdr>
+              <w:spacing w:after="10" w:before="10" w:line="240"/>
+              <w:ind w:left="300" w:right="100" w:firstLine="0" w:firstLineChars="0"/>
+              <w:rPr>
+                <w:rFonts w:ascii="Arial" w:hAnsi="Arial" w:eastAsia="Arial" w:cs="Arial"/>
+                <w:i w:val="false"/>
+                <w:b w:val="false"/>
+                <w:u w:val="none"/>
+                <w:sz w:val="18"/>
+                <w:szCs w:val="18"/>
+                <w:color w:val="000000"/>
+              </w:rPr>
+            </w:pPr>
+            <w:r>
+              <w:rPr>
+                <w:rFonts w:ascii="Arial" w:hAnsi="Arial" w:eastAsia="Arial" w:cs="Arial"/>
+                <w:i w:val="false"/>
+                <w:b w:val="false"/>
+                <w:u w:val="none"/>
+                <w:sz w:val="18"/>
+                <w:szCs w:val="18"/>
+                <w:color w:val="000000"/>
+              </w:rPr>
+              <w:t xml:space="preserve">No</w:t>
+            </w:r>
+          </w:p>
+        </w:tc>
+        <w:tc>
+          <w:tcPr>
+            <w:tcBorders>
+              <w:bottom w:val="none" w:sz="0" w:space="0" w:color="000000"/>
+              <w:top w:val="none" w:sz="0" w:space="0" w:color="000000"/>
+              <w:left w:val="none" w:sz="0" w:space="0" w:color="000000"/>
+              <w:right w:val="none" w:sz="0" w:space="0" w:color="000000"/>
+            </w:tcBorders>
+            <w:shd w:val="clear" w:color="auto" w:fill="FFFFFF"/>
+            <w:tcMar>
+              <w:top w:w="0" w:type="dxa"/>
+              <w:bottom w:w="0" w:type="dxa"/>
+              <w:left w:w="0" w:type="dxa"/>
+              <w:right w:w="0" w:type="dxa"/>
+            </w:tcMar>
+            <w:vAlign w:val="top"/>
+          </w:tcPr>
+          <w:p>
+            <w:pPr>
+              <w:jc w:val="center"/>
+              <w:pBdr>
+                <w:bottom w:val="none" w:sz="0" w:space="0" w:color="000000"/>
+                <w:top w:val="none" w:sz="0" w:space="0" w:color="000000"/>
+                <w:left w:val="none" w:sz="0" w:space="0" w:color="000000"/>
+                <w:right w:val="none" w:sz="0" w:space="0" w:color="000000"/>
+              </w:pBdr>
+              <w:spacing w:after="10" w:before="10" w:line="240"/>
+              <w:ind w:left="100" w:right="100" w:firstLine="0" w:firstLineChars="0"/>
+              <w:rPr>
+                <w:rFonts w:ascii="Arial" w:hAnsi="Arial" w:eastAsia="Arial" w:cs="Arial"/>
+                <w:i w:val="false"/>
+                <w:b w:val="false"/>
+                <w:u w:val="none"/>
+                <w:sz w:val="18"/>
+                <w:szCs w:val="18"/>
+                <w:color w:val="000000"/>
+              </w:rPr>
+            </w:pPr>
+            <w:r>
+              <w:rPr>
+                <w:rFonts w:ascii="Arial" w:hAnsi="Arial" w:eastAsia="Arial" w:cs="Arial"/>
+                <w:i w:val="false"/>
+                <w:b w:val="false"/>
+                <w:u w:val="none"/>
+                <w:sz w:val="18"/>
+                <w:szCs w:val="18"/>
+                <w:color w:val="000000"/>
+              </w:rPr>
+              <w:t xml:space="preserve">376 (40.1%)</w:t>
+            </w:r>
+          </w:p>
+        </w:tc>
+        <w:tc>
+          <w:tcPr>
+            <w:tcBorders>
+              <w:bottom w:val="none" w:sz="0" w:space="0" w:color="000000"/>
+              <w:top w:val="none" w:sz="0" w:space="0" w:color="000000"/>
+              <w:left w:val="none" w:sz="0" w:space="0" w:color="000000"/>
+              <w:right w:val="none" w:sz="0" w:space="0" w:color="000000"/>
+            </w:tcBorders>
+            <w:shd w:val="clear" w:color="auto" w:fill="FFFFFF"/>
+            <w:tcMar>
+              <w:top w:w="0" w:type="dxa"/>
+              <w:bottom w:w="0" w:type="dxa"/>
+              <w:left w:w="0" w:type="dxa"/>
+              <w:right w:w="0" w:type="dxa"/>
+            </w:tcMar>
+            <w:vAlign w:val="top"/>
+          </w:tcPr>
+          <w:p>
+            <w:pPr>
+              <w:jc w:val="center"/>
+              <w:pBdr>
+                <w:bottom w:val="none" w:sz="0" w:space="0" w:color="000000"/>
+                <w:top w:val="none" w:sz="0" w:space="0" w:color="000000"/>
+                <w:left w:val="none" w:sz="0" w:space="0" w:color="000000"/>
+                <w:right w:val="none" w:sz="0" w:space="0" w:color="000000"/>
+              </w:pBdr>
+              <w:spacing w:after="10" w:before="10" w:line="240"/>
+              <w:ind w:left="100" w:right="100" w:firstLine="0" w:firstLineChars="0"/>
+              <w:rPr>
+                <w:rFonts w:ascii="Arial" w:hAnsi="Arial" w:eastAsia="Arial" w:cs="Arial"/>
+                <w:i w:val="false"/>
+                <w:b w:val="false"/>
+                <w:u w:val="none"/>
+                <w:sz w:val="18"/>
+                <w:szCs w:val="18"/>
+                <w:color w:val="000000"/>
+              </w:rPr>
+            </w:pPr>
+            <w:r>
+              <w:rPr>
+                <w:rFonts w:ascii="Arial" w:hAnsi="Arial" w:eastAsia="Arial" w:cs="Arial"/>
+                <w:i w:val="false"/>
+                <w:b w:val="false"/>
+                <w:u w:val="none"/>
+                <w:sz w:val="18"/>
+                <w:szCs w:val="18"/>
+                <w:color w:val="000000"/>
+              </w:rPr>
+              <w:t xml:space="preserve">562 (59.9%)</w:t>
+            </w:r>
+          </w:p>
+        </w:tc>
+        <w:tc>
+          <w:tcPr>
+            <w:tcBorders>
+              <w:bottom w:val="none" w:sz="0" w:space="0" w:color="000000"/>
+              <w:top w:val="none" w:sz="0" w:space="0" w:color="000000"/>
+              <w:left w:val="none" w:sz="0" w:space="0" w:color="000000"/>
+              <w:right w:val="none" w:sz="0" w:space="0" w:color="000000"/>
+            </w:tcBorders>
+            <w:shd w:val="clear" w:color="auto" w:fill="FFFFFF"/>
+            <w:tcMar>
+              <w:top w:w="0" w:type="dxa"/>
+              <w:bottom w:w="0" w:type="dxa"/>
+              <w:left w:w="0" w:type="dxa"/>
+              <w:right w:w="0" w:type="dxa"/>
+            </w:tcMar>
+            <w:vAlign w:val="top"/>
+          </w:tcPr>
+          <w:p>
+            <w:pPr>
+              <w:jc w:val="center"/>
+              <w:pBdr>
+                <w:bottom w:val="none" w:sz="0" w:space="0" w:color="000000"/>
+                <w:top w:val="none" w:sz="0" w:space="0" w:color="000000"/>
+                <w:left w:val="none" w:sz="0" w:space="0" w:color="000000"/>
+                <w:right w:val="none" w:sz="0" w:space="0" w:color="000000"/>
+              </w:pBdr>
+              <w:spacing w:after="10" w:before="10" w:line="240"/>
+              <w:ind w:left="100" w:right="100" w:firstLine="0" w:firstLineChars="0"/>
+              <w:rPr>
+                <w:rFonts w:ascii="Arial" w:hAnsi="Arial" w:eastAsia="Arial" w:cs="Arial"/>
+                <w:i w:val="false"/>
+                <w:b w:val="false"/>
+                <w:u w:val="none"/>
+                <w:sz w:val="18"/>
+                <w:szCs w:val="18"/>
+                <w:color w:val="000000"/>
+              </w:rPr>
+            </w:pPr>
+            <w:r>
+              <w:rPr>
+                <w:rFonts w:ascii="Arial" w:hAnsi="Arial" w:eastAsia="Arial" w:cs="Arial"/>
+                <w:i w:val="false"/>
+                <w:b w:val="false"/>
+                <w:u w:val="none"/>
+                <w:sz w:val="18"/>
+                <w:szCs w:val="18"/>
+                <w:color w:val="000000"/>
+              </w:rPr>
+              <w:t xml:space="preserve"/>
+            </w:r>
+          </w:p>
+        </w:tc>
+      </w:tr>
+      <w:tr>
+        <w:trPr>
+          <w:trHeight w:val="617" w:hRule="auto"/>
+        </w:trPr>
+        body29
+        <w:tc>
+          <w:tcPr>
+            <w:tcBorders>
+              <w:bottom w:val="none" w:sz="0" w:space="0" w:color="000000"/>
+              <w:top w:val="none" w:sz="0" w:space="0" w:color="000000"/>
+              <w:left w:val="none" w:sz="0" w:space="0" w:color="000000"/>
+              <w:right w:val="none" w:sz="0" w:space="0" w:color="000000"/>
+            </w:tcBorders>
+            <w:shd w:val="clear" w:color="auto" w:fill="FFFFFF"/>
+            <w:tcMar>
+              <w:top w:w="0" w:type="dxa"/>
+              <w:bottom w:w="0" w:type="dxa"/>
+              <w:left w:w="0" w:type="dxa"/>
+              <w:right w:w="0" w:type="dxa"/>
+            </w:tcMar>
+            <w:vAlign w:val="top"/>
+          </w:tcPr>
+          <w:p>
+            <w:pPr>
+              <w:jc w:val="left"/>
+              <w:pBdr>
+                <w:bottom w:val="none" w:sz="0" w:space="0" w:color="000000"/>
+                <w:top w:val="none" w:sz="0" w:space="0" w:color="000000"/>
+                <w:left w:val="none" w:sz="0" w:space="0" w:color="000000"/>
+                <w:right w:val="none" w:sz="0" w:space="0" w:color="000000"/>
+              </w:pBdr>
+              <w:spacing w:after="10" w:before="10" w:line="240"/>
+              <w:ind w:left="300" w:right="100" w:firstLine="0" w:firstLineChars="0"/>
+              <w:rPr>
+                <w:rFonts w:ascii="Arial" w:hAnsi="Arial" w:eastAsia="Arial" w:cs="Arial"/>
+                <w:i w:val="false"/>
+                <w:b w:val="false"/>
+                <w:u w:val="none"/>
+                <w:sz w:val="18"/>
+                <w:szCs w:val="18"/>
+                <w:color w:val="000000"/>
+              </w:rPr>
+            </w:pPr>
+            <w:r>
+              <w:rPr>
+                <w:rFonts w:ascii="Arial" w:hAnsi="Arial" w:eastAsia="Arial" w:cs="Arial"/>
+                <w:i w:val="false"/>
+                <w:b w:val="false"/>
+                <w:u w:val="none"/>
+                <w:sz w:val="18"/>
+                <w:szCs w:val="18"/>
+                <w:color w:val="000000"/>
+              </w:rPr>
+              <w:t xml:space="preserve">Si</w:t>
+            </w:r>
+          </w:p>
+        </w:tc>
+        <w:tc>
+          <w:tcPr>
+            <w:tcBorders>
+              <w:bottom w:val="none" w:sz="0" w:space="0" w:color="000000"/>
+              <w:top w:val="none" w:sz="0" w:space="0" w:color="000000"/>
+              <w:left w:val="none" w:sz="0" w:space="0" w:color="000000"/>
+              <w:right w:val="none" w:sz="0" w:space="0" w:color="000000"/>
+            </w:tcBorders>
+            <w:shd w:val="clear" w:color="auto" w:fill="FFFFFF"/>
+            <w:tcMar>
+              <w:top w:w="0" w:type="dxa"/>
+              <w:bottom w:w="0" w:type="dxa"/>
+              <w:left w:w="0" w:type="dxa"/>
+              <w:right w:w="0" w:type="dxa"/>
+            </w:tcMar>
+            <w:vAlign w:val="top"/>
+          </w:tcPr>
+          <w:p>
+            <w:pPr>
+              <w:jc w:val="center"/>
+              <w:pBdr>
+                <w:bottom w:val="none" w:sz="0" w:space="0" w:color="000000"/>
+                <w:top w:val="none" w:sz="0" w:space="0" w:color="000000"/>
+                <w:left w:val="none" w:sz="0" w:space="0" w:color="000000"/>
+                <w:right w:val="none" w:sz="0" w:space="0" w:color="000000"/>
+              </w:pBdr>
+              <w:spacing w:after="10" w:before="10" w:line="240"/>
+              <w:ind w:left="100" w:right="100" w:firstLine="0" w:firstLineChars="0"/>
+              <w:rPr>
+                <w:rFonts w:ascii="Arial" w:hAnsi="Arial" w:eastAsia="Arial" w:cs="Arial"/>
+                <w:i w:val="false"/>
+                <w:b w:val="false"/>
+                <w:u w:val="none"/>
+                <w:sz w:val="18"/>
+                <w:szCs w:val="18"/>
+                <w:color w:val="000000"/>
+              </w:rPr>
+            </w:pPr>
+            <w:r>
+              <w:rPr>
+                <w:rFonts w:ascii="Arial" w:hAnsi="Arial" w:eastAsia="Arial" w:cs="Arial"/>
+                <w:i w:val="false"/>
+                <w:b w:val="false"/>
+                <w:u w:val="none"/>
+                <w:sz w:val="18"/>
+                <w:szCs w:val="18"/>
+                <w:color w:val="000000"/>
+              </w:rPr>
+              <w:t xml:space="preserve">304 (42.5%)</w:t>
+            </w:r>
+          </w:p>
+        </w:tc>
+        <w:tc>
+          <w:tcPr>
+            <w:tcBorders>
+              <w:bottom w:val="none" w:sz="0" w:space="0" w:color="000000"/>
+              <w:top w:val="none" w:sz="0" w:space="0" w:color="000000"/>
+              <w:left w:val="none" w:sz="0" w:space="0" w:color="000000"/>
+              <w:right w:val="none" w:sz="0" w:space="0" w:color="000000"/>
+            </w:tcBorders>
+            <w:shd w:val="clear" w:color="auto" w:fill="FFFFFF"/>
+            <w:tcMar>
+              <w:top w:w="0" w:type="dxa"/>
+              <w:bottom w:w="0" w:type="dxa"/>
+              <w:left w:w="0" w:type="dxa"/>
+              <w:right w:w="0" w:type="dxa"/>
+            </w:tcMar>
+            <w:vAlign w:val="top"/>
+          </w:tcPr>
+          <w:p>
+            <w:pPr>
+              <w:jc w:val="center"/>
+              <w:pBdr>
+                <w:bottom w:val="none" w:sz="0" w:space="0" w:color="000000"/>
+                <w:top w:val="none" w:sz="0" w:space="0" w:color="000000"/>
+                <w:left w:val="none" w:sz="0" w:space="0" w:color="000000"/>
+                <w:right w:val="none" w:sz="0" w:space="0" w:color="000000"/>
+              </w:pBdr>
+              <w:spacing w:after="10" w:before="10" w:line="240"/>
+              <w:ind w:left="100" w:right="100" w:firstLine="0" w:firstLineChars="0"/>
+              <w:rPr>
+                <w:rFonts w:ascii="Arial" w:hAnsi="Arial" w:eastAsia="Arial" w:cs="Arial"/>
+                <w:i w:val="false"/>
+                <w:b w:val="false"/>
+                <w:u w:val="none"/>
+                <w:sz w:val="18"/>
+                <w:szCs w:val="18"/>
+                <w:color w:val="000000"/>
+              </w:rPr>
+            </w:pPr>
+            <w:r>
+              <w:rPr>
+                <w:rFonts w:ascii="Arial" w:hAnsi="Arial" w:eastAsia="Arial" w:cs="Arial"/>
+                <w:i w:val="false"/>
+                <w:b w:val="false"/>
+                <w:u w:val="none"/>
+                <w:sz w:val="18"/>
+                <w:szCs w:val="18"/>
+                <w:color w:val="000000"/>
+              </w:rPr>
+              <w:t xml:space="preserve">411 (57.5%)</w:t>
+            </w:r>
+          </w:p>
+        </w:tc>
+        <w:tc>
+          <w:tcPr>
+            <w:tcBorders>
+              <w:bottom w:val="none" w:sz="0" w:space="0" w:color="000000"/>
+              <w:top w:val="none" w:sz="0" w:space="0" w:color="000000"/>
+              <w:left w:val="none" w:sz="0" w:space="0" w:color="000000"/>
+              <w:right w:val="none" w:sz="0" w:space="0" w:color="000000"/>
+            </w:tcBorders>
+            <w:shd w:val="clear" w:color="auto" w:fill="FFFFFF"/>
+            <w:tcMar>
+              <w:top w:w="0" w:type="dxa"/>
+              <w:bottom w:w="0" w:type="dxa"/>
+              <w:left w:w="0" w:type="dxa"/>
+              <w:right w:w="0" w:type="dxa"/>
+            </w:tcMar>
+            <w:vAlign w:val="top"/>
+          </w:tcPr>
+          <w:p>
+            <w:pPr>
+              <w:jc w:val="center"/>
+              <w:pBdr>
+                <w:bottom w:val="none" w:sz="0" w:space="0" w:color="000000"/>
+                <w:top w:val="none" w:sz="0" w:space="0" w:color="000000"/>
+                <w:left w:val="none" w:sz="0" w:space="0" w:color="000000"/>
+                <w:right w:val="none" w:sz="0" w:space="0" w:color="000000"/>
+              </w:pBdr>
+              <w:spacing w:after="10" w:before="10" w:line="240"/>
+              <w:ind w:left="100" w:right="100" w:firstLine="0" w:firstLineChars="0"/>
+              <w:rPr>
+                <w:rFonts w:ascii="Arial" w:hAnsi="Arial" w:eastAsia="Arial" w:cs="Arial"/>
+                <w:i w:val="false"/>
+                <w:b w:val="false"/>
+                <w:u w:val="none"/>
+                <w:sz w:val="18"/>
+                <w:szCs w:val="18"/>
+                <w:color w:val="000000"/>
+              </w:rPr>
+            </w:pPr>
+            <w:r>
+              <w:rPr>
+                <w:rFonts w:ascii="Arial" w:hAnsi="Arial" w:eastAsia="Arial" w:cs="Arial"/>
+                <w:i w:val="false"/>
+                <w:b w:val="false"/>
+                <w:u w:val="none"/>
+                <w:sz w:val="18"/>
+                <w:szCs w:val="18"/>
+                <w:color w:val="000000"/>
+              </w:rPr>
+              <w:t xml:space="preserve"/>
+            </w:r>
+          </w:p>
+        </w:tc>
+      </w:tr>
+      <w:tr>
+        <w:trPr>
+          <w:trHeight w:val="617" w:hRule="auto"/>
+        </w:trPr>
+        body30
+        <w:tc>
+          <w:tcPr>
+            <w:tcBorders>
+              <w:bottom w:val="none" w:sz="0" w:space="0" w:color="000000"/>
+              <w:top w:val="none" w:sz="0" w:space="0" w:color="000000"/>
+              <w:left w:val="none" w:sz="0" w:space="0" w:color="000000"/>
+              <w:right w:val="none" w:sz="0" w:space="0" w:color="000000"/>
+            </w:tcBorders>
+            <w:shd w:val="clear" w:color="auto" w:fill="FFFFFF"/>
+            <w:tcMar>
+              <w:top w:w="0" w:type="dxa"/>
+              <w:bottom w:w="0" w:type="dxa"/>
+              <w:left w:w="0" w:type="dxa"/>
+              <w:right w:w="0" w:type="dxa"/>
+            </w:tcMar>
+            <w:vAlign w:val="top"/>
+          </w:tcPr>
+          <w:p>
+            <w:pPr>
+              <w:jc w:val="left"/>
+              <w:pBdr>
+                <w:bottom w:val="none" w:sz="0" w:space="0" w:color="000000"/>
+                <w:top w:val="none" w:sz="0" w:space="0" w:color="000000"/>
+                <w:left w:val="none" w:sz="0" w:space="0" w:color="000000"/>
+                <w:right w:val="none" w:sz="0" w:space="0" w:color="000000"/>
+              </w:pBdr>
+              <w:spacing w:after="10" w:before="10" w:line="240"/>
+              <w:ind w:left="100" w:right="100" w:firstLine="0" w:firstLineChars="0"/>
+              <w:rPr>
+                <w:rFonts w:ascii="Arial" w:hAnsi="Arial" w:eastAsia="Arial" w:cs="Arial"/>
+                <w:i w:val="false"/>
+                <w:b w:val="false"/>
+                <w:u w:val="none"/>
+                <w:sz w:val="18"/>
+                <w:szCs w:val="18"/>
+                <w:color w:val="000000"/>
+              </w:rPr>
+            </w:pPr>
+            <w:r>
+              <w:rPr>
+                <w:rFonts w:ascii="Arial" w:hAnsi="Arial" w:eastAsia="Arial" w:cs="Arial"/>
+                <w:i w:val="false"/>
+                <w:b w:val="false"/>
+                <w:u w:val="none"/>
+                <w:sz w:val="18"/>
+                <w:szCs w:val="18"/>
+                <w:color w:val="000000"/>
+              </w:rPr>
+              <w:t xml:space="preserve">Ferropenia (Método BRINDA), n (%)</w:t>
+            </w:r>
+          </w:p>
+        </w:tc>
+        <w:tc>
+          <w:tcPr>
+            <w:tcBorders>
+              <w:bottom w:val="none" w:sz="0" w:space="0" w:color="000000"/>
+              <w:top w:val="none" w:sz="0" w:space="0" w:color="000000"/>
+              <w:left w:val="none" w:sz="0" w:space="0" w:color="000000"/>
+              <w:right w:val="none" w:sz="0" w:space="0" w:color="000000"/>
+            </w:tcBorders>
+            <w:shd w:val="clear" w:color="auto" w:fill="FFFFFF"/>
+            <w:tcMar>
+              <w:top w:w="0" w:type="dxa"/>
+              <w:bottom w:w="0" w:type="dxa"/>
+              <w:left w:w="0" w:type="dxa"/>
+              <w:right w:w="0" w:type="dxa"/>
+            </w:tcMar>
+            <w:vAlign w:val="top"/>
+          </w:tcPr>
+          <w:p>
+            <w:pPr>
+              <w:jc w:val="center"/>
+              <w:pBdr>
+                <w:bottom w:val="none" w:sz="0" w:space="0" w:color="000000"/>
+                <w:top w:val="none" w:sz="0" w:space="0" w:color="000000"/>
+                <w:left w:val="none" w:sz="0" w:space="0" w:color="000000"/>
+                <w:right w:val="none" w:sz="0" w:space="0" w:color="000000"/>
+              </w:pBdr>
+              <w:spacing w:after="10" w:before="10" w:line="240"/>
+              <w:ind w:left="100" w:right="100" w:firstLine="0" w:firstLineChars="0"/>
+              <w:rPr>
+                <w:rFonts w:ascii="Arial" w:hAnsi="Arial" w:eastAsia="Arial" w:cs="Arial"/>
+                <w:i w:val="false"/>
+                <w:b w:val="false"/>
+                <w:u w:val="none"/>
+                <w:sz w:val="18"/>
+                <w:szCs w:val="18"/>
+                <w:color w:val="000000"/>
+              </w:rPr>
+            </w:pPr>
+            <w:r>
+              <w:rPr>
+                <w:rFonts w:ascii="Arial" w:hAnsi="Arial" w:eastAsia="Arial" w:cs="Arial"/>
+                <w:i w:val="false"/>
+                <w:b w:val="false"/>
+                <w:u w:val="none"/>
+                <w:sz w:val="18"/>
+                <w:szCs w:val="18"/>
+                <w:color w:val="000000"/>
+              </w:rPr>
+              <w:t xml:space="preserve"/>
+            </w:r>
+          </w:p>
+        </w:tc>
+        <w:tc>
+          <w:tcPr>
+            <w:tcBorders>
+              <w:bottom w:val="none" w:sz="0" w:space="0" w:color="000000"/>
+              <w:top w:val="none" w:sz="0" w:space="0" w:color="000000"/>
+              <w:left w:val="none" w:sz="0" w:space="0" w:color="000000"/>
+              <w:right w:val="none" w:sz="0" w:space="0" w:color="000000"/>
+            </w:tcBorders>
+            <w:shd w:val="clear" w:color="auto" w:fill="FFFFFF"/>
+            <w:tcMar>
+              <w:top w:w="0" w:type="dxa"/>
+              <w:bottom w:w="0" w:type="dxa"/>
+              <w:left w:w="0" w:type="dxa"/>
+              <w:right w:w="0" w:type="dxa"/>
+            </w:tcMar>
+            <w:vAlign w:val="top"/>
+          </w:tcPr>
+          <w:p>
+            <w:pPr>
+              <w:jc w:val="center"/>
+              <w:pBdr>
+                <w:bottom w:val="none" w:sz="0" w:space="0" w:color="000000"/>
+                <w:top w:val="none" w:sz="0" w:space="0" w:color="000000"/>
+                <w:left w:val="none" w:sz="0" w:space="0" w:color="000000"/>
+                <w:right w:val="none" w:sz="0" w:space="0" w:color="000000"/>
+              </w:pBdr>
+              <w:spacing w:after="10" w:before="10" w:line="240"/>
+              <w:ind w:left="100" w:right="100" w:firstLine="0" w:firstLineChars="0"/>
+              <w:rPr>
+                <w:rFonts w:ascii="Arial" w:hAnsi="Arial" w:eastAsia="Arial" w:cs="Arial"/>
+                <w:i w:val="false"/>
+                <w:b w:val="false"/>
+                <w:u w:val="none"/>
+                <w:sz w:val="18"/>
+                <w:szCs w:val="18"/>
+                <w:color w:val="000000"/>
+              </w:rPr>
+            </w:pPr>
+            <w:r>
+              <w:rPr>
+                <w:rFonts w:ascii="Arial" w:hAnsi="Arial" w:eastAsia="Arial" w:cs="Arial"/>
+                <w:i w:val="false"/>
+                <w:b w:val="false"/>
+                <w:u w:val="none"/>
+                <w:sz w:val="18"/>
+                <w:szCs w:val="18"/>
+                <w:color w:val="000000"/>
+              </w:rPr>
+              <w:t xml:space="preserve"/>
+            </w:r>
+          </w:p>
+        </w:tc>
+        <w:tc>
+          <w:tcPr>
+            <w:tcBorders>
+              <w:bottom w:val="none" w:sz="0" w:space="0" w:color="000000"/>
+              <w:top w:val="none" w:sz="0" w:space="0" w:color="000000"/>
+              <w:left w:val="none" w:sz="0" w:space="0" w:color="000000"/>
+              <w:right w:val="none" w:sz="0" w:space="0" w:color="000000"/>
+            </w:tcBorders>
+            <w:shd w:val="clear" w:color="auto" w:fill="FFFFFF"/>
+            <w:tcMar>
+              <w:top w:w="0" w:type="dxa"/>
+              <w:bottom w:w="0" w:type="dxa"/>
+              <w:left w:w="0" w:type="dxa"/>
+              <w:right w:w="0" w:type="dxa"/>
+            </w:tcMar>
+            <w:vAlign w:val="top"/>
+          </w:tcPr>
+          <w:p>
+            <w:pPr>
+              <w:jc w:val="center"/>
+              <w:pBdr>
+                <w:bottom w:val="none" w:sz="0" w:space="0" w:color="000000"/>
+                <w:top w:val="none" w:sz="0" w:space="0" w:color="000000"/>
+                <w:left w:val="none" w:sz="0" w:space="0" w:color="000000"/>
+                <w:right w:val="none" w:sz="0" w:space="0" w:color="000000"/>
+              </w:pBdr>
+              <w:spacing w:after="10" w:before="10" w:line="240"/>
+              <w:ind w:left="100" w:right="100" w:firstLine="0" w:firstLineChars="0"/>
+              <w:rPr>
+                <w:rFonts w:ascii="Arial" w:hAnsi="Arial" w:eastAsia="Arial" w:cs="Arial"/>
+                <w:i w:val="false"/>
+                <w:b w:val="false"/>
+                <w:u w:val="none"/>
+                <w:sz w:val="18"/>
+                <w:szCs w:val="18"/>
+                <w:color w:val="000000"/>
+              </w:rPr>
+            </w:pPr>
+            <w:r>
+              <w:rPr>
+                <w:rFonts w:ascii="Arial" w:hAnsi="Arial" w:eastAsia="Arial" w:cs="Arial"/>
+                <w:i w:val="false"/>
+                <w:b w:val="false"/>
+                <w:u w:val="none"/>
+                <w:sz w:val="18"/>
+                <w:szCs w:val="18"/>
+                <w:color w:val="000000"/>
+              </w:rPr>
+              <w:t xml:space="preserve">0.199**</w:t>
+            </w:r>
+          </w:p>
+        </w:tc>
+      </w:tr>
+      <w:tr>
+        <w:trPr>
+          <w:trHeight w:val="617" w:hRule="auto"/>
+        </w:trPr>
+        body31
+        <w:tc>
+          <w:tcPr>
+            <w:tcBorders>
+              <w:bottom w:val="none" w:sz="0" w:space="0" w:color="000000"/>
+              <w:top w:val="none" w:sz="0" w:space="0" w:color="000000"/>
+              <w:left w:val="none" w:sz="0" w:space="0" w:color="000000"/>
+              <w:right w:val="none" w:sz="0" w:space="0" w:color="000000"/>
+            </w:tcBorders>
+            <w:shd w:val="clear" w:color="auto" w:fill="FFFFFF"/>
+            <w:tcMar>
+              <w:top w:w="0" w:type="dxa"/>
+              <w:bottom w:w="0" w:type="dxa"/>
+              <w:left w:w="0" w:type="dxa"/>
+              <w:right w:w="0" w:type="dxa"/>
+            </w:tcMar>
+            <w:vAlign w:val="top"/>
+          </w:tcPr>
+          <w:p>
+            <w:pPr>
+              <w:jc w:val="left"/>
+              <w:pBdr>
+                <w:bottom w:val="none" w:sz="0" w:space="0" w:color="000000"/>
+                <w:top w:val="none" w:sz="0" w:space="0" w:color="000000"/>
+                <w:left w:val="none" w:sz="0" w:space="0" w:color="000000"/>
+                <w:right w:val="none" w:sz="0" w:space="0" w:color="000000"/>
+              </w:pBdr>
+              <w:spacing w:after="10" w:before="10" w:line="240"/>
+              <w:ind w:left="300" w:right="100" w:firstLine="0" w:firstLineChars="0"/>
+              <w:rPr>
+                <w:rFonts w:ascii="Arial" w:hAnsi="Arial" w:eastAsia="Arial" w:cs="Arial"/>
+                <w:i w:val="false"/>
+                <w:b w:val="false"/>
+                <w:u w:val="none"/>
+                <w:sz w:val="18"/>
+                <w:szCs w:val="18"/>
+                <w:color w:val="000000"/>
+              </w:rPr>
+            </w:pPr>
+            <w:r>
+              <w:rPr>
+                <w:rFonts w:ascii="Arial" w:hAnsi="Arial" w:eastAsia="Arial" w:cs="Arial"/>
+                <w:i w:val="false"/>
+                <w:b w:val="false"/>
+                <w:u w:val="none"/>
+                <w:sz w:val="18"/>
+                <w:szCs w:val="18"/>
+                <w:color w:val="000000"/>
+              </w:rPr>
+              <w:t xml:space="preserve">No</w:t>
+            </w:r>
+          </w:p>
+        </w:tc>
+        <w:tc>
+          <w:tcPr>
+            <w:tcBorders>
+              <w:bottom w:val="none" w:sz="0" w:space="0" w:color="000000"/>
+              <w:top w:val="none" w:sz="0" w:space="0" w:color="000000"/>
+              <w:left w:val="none" w:sz="0" w:space="0" w:color="000000"/>
+              <w:right w:val="none" w:sz="0" w:space="0" w:color="000000"/>
+            </w:tcBorders>
+            <w:shd w:val="clear" w:color="auto" w:fill="FFFFFF"/>
+            <w:tcMar>
+              <w:top w:w="0" w:type="dxa"/>
+              <w:bottom w:w="0" w:type="dxa"/>
+              <w:left w:w="0" w:type="dxa"/>
+              <w:right w:w="0" w:type="dxa"/>
+            </w:tcMar>
+            <w:vAlign w:val="top"/>
+          </w:tcPr>
+          <w:p>
+            <w:pPr>
+              <w:jc w:val="center"/>
+              <w:pBdr>
+                <w:bottom w:val="none" w:sz="0" w:space="0" w:color="000000"/>
+                <w:top w:val="none" w:sz="0" w:space="0" w:color="000000"/>
+                <w:left w:val="none" w:sz="0" w:space="0" w:color="000000"/>
+                <w:right w:val="none" w:sz="0" w:space="0" w:color="000000"/>
+              </w:pBdr>
+              <w:spacing w:after="10" w:before="10" w:line="240"/>
+              <w:ind w:left="100" w:right="100" w:firstLine="0" w:firstLineChars="0"/>
+              <w:rPr>
+                <w:rFonts w:ascii="Arial" w:hAnsi="Arial" w:eastAsia="Arial" w:cs="Arial"/>
+                <w:i w:val="false"/>
+                <w:b w:val="false"/>
+                <w:u w:val="none"/>
+                <w:sz w:val="18"/>
+                <w:szCs w:val="18"/>
+                <w:color w:val="000000"/>
+              </w:rPr>
+            </w:pPr>
+            <w:r>
+              <w:rPr>
+                <w:rFonts w:ascii="Arial" w:hAnsi="Arial" w:eastAsia="Arial" w:cs="Arial"/>
+                <w:i w:val="false"/>
+                <w:b w:val="false"/>
+                <w:u w:val="none"/>
+                <w:sz w:val="18"/>
+                <w:szCs w:val="18"/>
+                <w:color w:val="000000"/>
+              </w:rPr>
+              <w:t xml:space="preserve">567 (41.9%)</w:t>
+            </w:r>
+          </w:p>
+        </w:tc>
+        <w:tc>
+          <w:tcPr>
+            <w:tcBorders>
+              <w:bottom w:val="none" w:sz="0" w:space="0" w:color="000000"/>
+              <w:top w:val="none" w:sz="0" w:space="0" w:color="000000"/>
+              <w:left w:val="none" w:sz="0" w:space="0" w:color="000000"/>
+              <w:right w:val="none" w:sz="0" w:space="0" w:color="000000"/>
+            </w:tcBorders>
+            <w:shd w:val="clear" w:color="auto" w:fill="FFFFFF"/>
+            <w:tcMar>
+              <w:top w:w="0" w:type="dxa"/>
+              <w:bottom w:w="0" w:type="dxa"/>
+              <w:left w:w="0" w:type="dxa"/>
+              <w:right w:w="0" w:type="dxa"/>
+            </w:tcMar>
+            <w:vAlign w:val="top"/>
+          </w:tcPr>
+          <w:p>
+            <w:pPr>
+              <w:jc w:val="center"/>
+              <w:pBdr>
+                <w:bottom w:val="none" w:sz="0" w:space="0" w:color="000000"/>
+                <w:top w:val="none" w:sz="0" w:space="0" w:color="000000"/>
+                <w:left w:val="none" w:sz="0" w:space="0" w:color="000000"/>
+                <w:right w:val="none" w:sz="0" w:space="0" w:color="000000"/>
+              </w:pBdr>
+              <w:spacing w:after="10" w:before="10" w:line="240"/>
+              <w:ind w:left="100" w:right="100" w:firstLine="0" w:firstLineChars="0"/>
+              <w:rPr>
+                <w:rFonts w:ascii="Arial" w:hAnsi="Arial" w:eastAsia="Arial" w:cs="Arial"/>
+                <w:i w:val="false"/>
+                <w:b w:val="false"/>
+                <w:u w:val="none"/>
+                <w:sz w:val="18"/>
+                <w:szCs w:val="18"/>
+                <w:color w:val="000000"/>
+              </w:rPr>
+            </w:pPr>
+            <w:r>
+              <w:rPr>
+                <w:rFonts w:ascii="Arial" w:hAnsi="Arial" w:eastAsia="Arial" w:cs="Arial"/>
+                <w:i w:val="false"/>
+                <w:b w:val="false"/>
+                <w:u w:val="none"/>
+                <w:sz w:val="18"/>
+                <w:szCs w:val="18"/>
+                <w:color w:val="000000"/>
+              </w:rPr>
+              <w:t xml:space="preserve">786 (58.1%)</w:t>
+            </w:r>
+          </w:p>
+        </w:tc>
+        <w:tc>
+          <w:tcPr>
+            <w:tcBorders>
+              <w:bottom w:val="none" w:sz="0" w:space="0" w:color="000000"/>
+              <w:top w:val="none" w:sz="0" w:space="0" w:color="000000"/>
+              <w:left w:val="none" w:sz="0" w:space="0" w:color="000000"/>
+              <w:right w:val="none" w:sz="0" w:space="0" w:color="000000"/>
+            </w:tcBorders>
+            <w:shd w:val="clear" w:color="auto" w:fill="FFFFFF"/>
+            <w:tcMar>
+              <w:top w:w="0" w:type="dxa"/>
+              <w:bottom w:w="0" w:type="dxa"/>
+              <w:left w:w="0" w:type="dxa"/>
+              <w:right w:w="0" w:type="dxa"/>
+            </w:tcMar>
+            <w:vAlign w:val="top"/>
+          </w:tcPr>
+          <w:p>
+            <w:pPr>
+              <w:jc w:val="center"/>
+              <w:pBdr>
+                <w:bottom w:val="none" w:sz="0" w:space="0" w:color="000000"/>
+                <w:top w:val="none" w:sz="0" w:space="0" w:color="000000"/>
+                <w:left w:val="none" w:sz="0" w:space="0" w:color="000000"/>
+                <w:right w:val="none" w:sz="0" w:space="0" w:color="000000"/>
+              </w:pBdr>
+              <w:spacing w:after="10" w:before="10" w:line="240"/>
+              <w:ind w:left="100" w:right="100" w:firstLine="0" w:firstLineChars="0"/>
+              <w:rPr>
+                <w:rFonts w:ascii="Arial" w:hAnsi="Arial" w:eastAsia="Arial" w:cs="Arial"/>
+                <w:i w:val="false"/>
+                <w:b w:val="false"/>
+                <w:u w:val="none"/>
+                <w:sz w:val="18"/>
+                <w:szCs w:val="18"/>
+                <w:color w:val="000000"/>
+              </w:rPr>
+            </w:pPr>
+            <w:r>
+              <w:rPr>
+                <w:rFonts w:ascii="Arial" w:hAnsi="Arial" w:eastAsia="Arial" w:cs="Arial"/>
+                <w:i w:val="false"/>
+                <w:b w:val="false"/>
+                <w:u w:val="none"/>
+                <w:sz w:val="18"/>
+                <w:szCs w:val="18"/>
+                <w:color w:val="000000"/>
+              </w:rPr>
+              <w:t xml:space="preserve"/>
+            </w:r>
+          </w:p>
+        </w:tc>
+      </w:tr>
+      <w:tr>
+        <w:trPr>
+          <w:trHeight w:val="617" w:hRule="auto"/>
+        </w:trPr>
+        body32
+        <w:tc>
+          <w:tcPr>
+            <w:tcBorders>
+              <w:bottom w:val="none" w:sz="0" w:space="0" w:color="000000"/>
+              <w:top w:val="none" w:sz="0" w:space="0" w:color="000000"/>
+              <w:left w:val="none" w:sz="0" w:space="0" w:color="000000"/>
+              <w:right w:val="none" w:sz="0" w:space="0" w:color="000000"/>
+            </w:tcBorders>
+            <w:shd w:val="clear" w:color="auto" w:fill="FFFFFF"/>
+            <w:tcMar>
+              <w:top w:w="0" w:type="dxa"/>
+              <w:bottom w:w="0" w:type="dxa"/>
+              <w:left w:w="0" w:type="dxa"/>
+              <w:right w:w="0" w:type="dxa"/>
+            </w:tcMar>
+            <w:vAlign w:val="top"/>
+          </w:tcPr>
+          <w:p>
+            <w:pPr>
+              <w:jc w:val="left"/>
+              <w:pBdr>
+                <w:bottom w:val="none" w:sz="0" w:space="0" w:color="000000"/>
+                <w:top w:val="none" w:sz="0" w:space="0" w:color="000000"/>
+                <w:left w:val="none" w:sz="0" w:space="0" w:color="000000"/>
+                <w:right w:val="none" w:sz="0" w:space="0" w:color="000000"/>
+              </w:pBdr>
+              <w:spacing w:after="10" w:before="10" w:line="240"/>
+              <w:ind w:left="300" w:right="100" w:firstLine="0" w:firstLineChars="0"/>
+              <w:rPr>
+                <w:rFonts w:ascii="Arial" w:hAnsi="Arial" w:eastAsia="Arial" w:cs="Arial"/>
+                <w:i w:val="false"/>
+                <w:b w:val="false"/>
+                <w:u w:val="none"/>
+                <w:sz w:val="18"/>
+                <w:szCs w:val="18"/>
+                <w:color w:val="000000"/>
+              </w:rPr>
+            </w:pPr>
+            <w:r>
+              <w:rPr>
+                <w:rFonts w:ascii="Arial" w:hAnsi="Arial" w:eastAsia="Arial" w:cs="Arial"/>
+                <w:i w:val="false"/>
+                <w:b w:val="false"/>
+                <w:u w:val="none"/>
+                <w:sz w:val="18"/>
+                <w:szCs w:val="18"/>
+                <w:color w:val="000000"/>
+              </w:rPr>
+              <w:t xml:space="preserve">Si</w:t>
+            </w:r>
+          </w:p>
+        </w:tc>
+        <w:tc>
+          <w:tcPr>
+            <w:tcBorders>
+              <w:bottom w:val="none" w:sz="0" w:space="0" w:color="000000"/>
+              <w:top w:val="none" w:sz="0" w:space="0" w:color="000000"/>
+              <w:left w:val="none" w:sz="0" w:space="0" w:color="000000"/>
+              <w:right w:val="none" w:sz="0" w:space="0" w:color="000000"/>
+            </w:tcBorders>
+            <w:shd w:val="clear" w:color="auto" w:fill="FFFFFF"/>
+            <w:tcMar>
+              <w:top w:w="0" w:type="dxa"/>
+              <w:bottom w:w="0" w:type="dxa"/>
+              <w:left w:w="0" w:type="dxa"/>
+              <w:right w:w="0" w:type="dxa"/>
+            </w:tcMar>
+            <w:vAlign w:val="top"/>
+          </w:tcPr>
+          <w:p>
+            <w:pPr>
+              <w:jc w:val="center"/>
+              <w:pBdr>
+                <w:bottom w:val="none" w:sz="0" w:space="0" w:color="000000"/>
+                <w:top w:val="none" w:sz="0" w:space="0" w:color="000000"/>
+                <w:left w:val="none" w:sz="0" w:space="0" w:color="000000"/>
+                <w:right w:val="none" w:sz="0" w:space="0" w:color="000000"/>
+              </w:pBdr>
+              <w:spacing w:after="10" w:before="10" w:line="240"/>
+              <w:ind w:left="100" w:right="100" w:firstLine="0" w:firstLineChars="0"/>
+              <w:rPr>
+                <w:rFonts w:ascii="Arial" w:hAnsi="Arial" w:eastAsia="Arial" w:cs="Arial"/>
+                <w:i w:val="false"/>
+                <w:b w:val="false"/>
+                <w:u w:val="none"/>
+                <w:sz w:val="18"/>
+                <w:szCs w:val="18"/>
+                <w:color w:val="000000"/>
+              </w:rPr>
+            </w:pPr>
+            <w:r>
+              <w:rPr>
+                <w:rFonts w:ascii="Arial" w:hAnsi="Arial" w:eastAsia="Arial" w:cs="Arial"/>
+                <w:i w:val="false"/>
+                <w:b w:val="false"/>
+                <w:u w:val="none"/>
+                <w:sz w:val="18"/>
+                <w:szCs w:val="18"/>
+                <w:color w:val="000000"/>
+              </w:rPr>
+              <w:t xml:space="preserve">113 (37.7%)</w:t>
+            </w:r>
+          </w:p>
+        </w:tc>
+        <w:tc>
+          <w:tcPr>
+            <w:tcBorders>
+              <w:bottom w:val="none" w:sz="0" w:space="0" w:color="000000"/>
+              <w:top w:val="none" w:sz="0" w:space="0" w:color="000000"/>
+              <w:left w:val="none" w:sz="0" w:space="0" w:color="000000"/>
+              <w:right w:val="none" w:sz="0" w:space="0" w:color="000000"/>
+            </w:tcBorders>
+            <w:shd w:val="clear" w:color="auto" w:fill="FFFFFF"/>
+            <w:tcMar>
+              <w:top w:w="0" w:type="dxa"/>
+              <w:bottom w:w="0" w:type="dxa"/>
+              <w:left w:w="0" w:type="dxa"/>
+              <w:right w:w="0" w:type="dxa"/>
+            </w:tcMar>
+            <w:vAlign w:val="top"/>
+          </w:tcPr>
+          <w:p>
+            <w:pPr>
+              <w:jc w:val="center"/>
+              <w:pBdr>
+                <w:bottom w:val="none" w:sz="0" w:space="0" w:color="000000"/>
+                <w:top w:val="none" w:sz="0" w:space="0" w:color="000000"/>
+                <w:left w:val="none" w:sz="0" w:space="0" w:color="000000"/>
+                <w:right w:val="none" w:sz="0" w:space="0" w:color="000000"/>
+              </w:pBdr>
+              <w:spacing w:after="10" w:before="10" w:line="240"/>
+              <w:ind w:left="100" w:right="100" w:firstLine="0" w:firstLineChars="0"/>
+              <w:rPr>
+                <w:rFonts w:ascii="Arial" w:hAnsi="Arial" w:eastAsia="Arial" w:cs="Arial"/>
+                <w:i w:val="false"/>
+                <w:b w:val="false"/>
+                <w:u w:val="none"/>
+                <w:sz w:val="18"/>
+                <w:szCs w:val="18"/>
+                <w:color w:val="000000"/>
+              </w:rPr>
+            </w:pPr>
+            <w:r>
+              <w:rPr>
+                <w:rFonts w:ascii="Arial" w:hAnsi="Arial" w:eastAsia="Arial" w:cs="Arial"/>
+                <w:i w:val="false"/>
+                <w:b w:val="false"/>
+                <w:u w:val="none"/>
+                <w:sz w:val="18"/>
+                <w:szCs w:val="18"/>
+                <w:color w:val="000000"/>
+              </w:rPr>
+              <w:t xml:space="preserve">187 (62.3%)</w:t>
+            </w:r>
+          </w:p>
+        </w:tc>
+        <w:tc>
+          <w:tcPr>
+            <w:tcBorders>
+              <w:bottom w:val="none" w:sz="0" w:space="0" w:color="000000"/>
+              <w:top w:val="none" w:sz="0" w:space="0" w:color="000000"/>
+              <w:left w:val="none" w:sz="0" w:space="0" w:color="000000"/>
+              <w:right w:val="none" w:sz="0" w:space="0" w:color="000000"/>
+            </w:tcBorders>
+            <w:shd w:val="clear" w:color="auto" w:fill="FFFFFF"/>
+            <w:tcMar>
+              <w:top w:w="0" w:type="dxa"/>
+              <w:bottom w:w="0" w:type="dxa"/>
+              <w:left w:w="0" w:type="dxa"/>
+              <w:right w:w="0" w:type="dxa"/>
+            </w:tcMar>
+            <w:vAlign w:val="top"/>
+          </w:tcPr>
+          <w:p>
+            <w:pPr>
+              <w:jc w:val="center"/>
+              <w:pBdr>
+                <w:bottom w:val="none" w:sz="0" w:space="0" w:color="000000"/>
+                <w:top w:val="none" w:sz="0" w:space="0" w:color="000000"/>
+                <w:left w:val="none" w:sz="0" w:space="0" w:color="000000"/>
+                <w:right w:val="none" w:sz="0" w:space="0" w:color="000000"/>
+              </w:pBdr>
+              <w:spacing w:after="10" w:before="10" w:line="240"/>
+              <w:ind w:left="100" w:right="100" w:firstLine="0" w:firstLineChars="0"/>
+              <w:rPr>
+                <w:rFonts w:ascii="Arial" w:hAnsi="Arial" w:eastAsia="Arial" w:cs="Arial"/>
+                <w:i w:val="false"/>
+                <w:b w:val="false"/>
+                <w:u w:val="none"/>
+                <w:sz w:val="18"/>
+                <w:szCs w:val="18"/>
+                <w:color w:val="000000"/>
+              </w:rPr>
+            </w:pPr>
+            <w:r>
+              <w:rPr>
+                <w:rFonts w:ascii="Arial" w:hAnsi="Arial" w:eastAsia="Arial" w:cs="Arial"/>
+                <w:i w:val="false"/>
+                <w:b w:val="false"/>
+                <w:u w:val="none"/>
+                <w:sz w:val="18"/>
+                <w:szCs w:val="18"/>
+                <w:color w:val="000000"/>
+              </w:rPr>
+              <w:t xml:space="preserve"/>
+            </w:r>
+          </w:p>
+        </w:tc>
+      </w:tr>
+      <w:tr>
+        <w:trPr>
+          <w:trHeight w:val="617" w:hRule="auto"/>
+        </w:trPr>
+        body33
+        <w:tc>
+          <w:tcPr>
+            <w:tcBorders>
+              <w:bottom w:val="none" w:sz="0" w:space="0" w:color="000000"/>
+              <w:top w:val="none" w:sz="0" w:space="0" w:color="000000"/>
+              <w:left w:val="none" w:sz="0" w:space="0" w:color="000000"/>
+              <w:right w:val="none" w:sz="0" w:space="0" w:color="000000"/>
+            </w:tcBorders>
+            <w:shd w:val="clear" w:color="auto" w:fill="FFFFFF"/>
+            <w:tcMar>
+              <w:top w:w="0" w:type="dxa"/>
+              <w:bottom w:w="0" w:type="dxa"/>
+              <w:left w:w="0" w:type="dxa"/>
+              <w:right w:w="0" w:type="dxa"/>
+            </w:tcMar>
+            <w:vAlign w:val="top"/>
+          </w:tcPr>
+          <w:p>
+            <w:pPr>
+              <w:jc w:val="left"/>
+              <w:pBdr>
+                <w:bottom w:val="none" w:sz="0" w:space="0" w:color="000000"/>
+                <w:top w:val="none" w:sz="0" w:space="0" w:color="000000"/>
+                <w:left w:val="none" w:sz="0" w:space="0" w:color="000000"/>
+                <w:right w:val="none" w:sz="0" w:space="0" w:color="000000"/>
+              </w:pBdr>
+              <w:spacing w:after="10" w:before="10" w:line="240"/>
+              <w:ind w:left="100" w:right="100" w:firstLine="0" w:firstLineChars="0"/>
+              <w:rPr>
+                <w:rFonts w:ascii="Arial" w:hAnsi="Arial" w:eastAsia="Arial" w:cs="Arial"/>
+                <w:i w:val="false"/>
+                <w:b w:val="false"/>
+                <w:u w:val="none"/>
+                <w:sz w:val="18"/>
+                <w:szCs w:val="18"/>
+                <w:color w:val="000000"/>
+              </w:rPr>
+            </w:pPr>
+            <w:r>
+              <w:rPr>
+                <w:rFonts w:ascii="Arial" w:hAnsi="Arial" w:eastAsia="Arial" w:cs="Arial"/>
+                <w:i w:val="false"/>
+                <w:b w:val="false"/>
+                <w:u w:val="none"/>
+                <w:sz w:val="18"/>
+                <w:szCs w:val="18"/>
+                <w:color w:val="000000"/>
+              </w:rPr>
+              <w:t xml:space="preserve">Clasificación de anemia y ferropenia, n (%)</w:t>
+            </w:r>
+          </w:p>
+        </w:tc>
+        <w:tc>
+          <w:tcPr>
+            <w:tcBorders>
+              <w:bottom w:val="none" w:sz="0" w:space="0" w:color="000000"/>
+              <w:top w:val="none" w:sz="0" w:space="0" w:color="000000"/>
+              <w:left w:val="none" w:sz="0" w:space="0" w:color="000000"/>
+              <w:right w:val="none" w:sz="0" w:space="0" w:color="000000"/>
+            </w:tcBorders>
+            <w:shd w:val="clear" w:color="auto" w:fill="FFFFFF"/>
+            <w:tcMar>
+              <w:top w:w="0" w:type="dxa"/>
+              <w:bottom w:w="0" w:type="dxa"/>
+              <w:left w:w="0" w:type="dxa"/>
+              <w:right w:w="0" w:type="dxa"/>
+            </w:tcMar>
+            <w:vAlign w:val="top"/>
+          </w:tcPr>
+          <w:p>
+            <w:pPr>
+              <w:jc w:val="center"/>
+              <w:pBdr>
+                <w:bottom w:val="none" w:sz="0" w:space="0" w:color="000000"/>
+                <w:top w:val="none" w:sz="0" w:space="0" w:color="000000"/>
+                <w:left w:val="none" w:sz="0" w:space="0" w:color="000000"/>
+                <w:right w:val="none" w:sz="0" w:space="0" w:color="000000"/>
+              </w:pBdr>
+              <w:spacing w:after="10" w:before="10" w:line="240"/>
+              <w:ind w:left="100" w:right="100" w:firstLine="0" w:firstLineChars="0"/>
+              <w:rPr>
+                <w:rFonts w:ascii="Arial" w:hAnsi="Arial" w:eastAsia="Arial" w:cs="Arial"/>
+                <w:i w:val="false"/>
+                <w:b w:val="false"/>
+                <w:u w:val="none"/>
+                <w:sz w:val="18"/>
+                <w:szCs w:val="18"/>
+                <w:color w:val="000000"/>
+              </w:rPr>
+            </w:pPr>
+            <w:r>
+              <w:rPr>
+                <w:rFonts w:ascii="Arial" w:hAnsi="Arial" w:eastAsia="Arial" w:cs="Arial"/>
+                <w:i w:val="false"/>
+                <w:b w:val="false"/>
+                <w:u w:val="none"/>
+                <w:sz w:val="18"/>
+                <w:szCs w:val="18"/>
+                <w:color w:val="000000"/>
+              </w:rPr>
+              <w:t xml:space="preserve"/>
+            </w:r>
+          </w:p>
+        </w:tc>
+        <w:tc>
+          <w:tcPr>
+            <w:tcBorders>
+              <w:bottom w:val="none" w:sz="0" w:space="0" w:color="000000"/>
+              <w:top w:val="none" w:sz="0" w:space="0" w:color="000000"/>
+              <w:left w:val="none" w:sz="0" w:space="0" w:color="000000"/>
+              <w:right w:val="none" w:sz="0" w:space="0" w:color="000000"/>
+            </w:tcBorders>
+            <w:shd w:val="clear" w:color="auto" w:fill="FFFFFF"/>
+            <w:tcMar>
+              <w:top w:w="0" w:type="dxa"/>
+              <w:bottom w:w="0" w:type="dxa"/>
+              <w:left w:w="0" w:type="dxa"/>
+              <w:right w:w="0" w:type="dxa"/>
+            </w:tcMar>
+            <w:vAlign w:val="top"/>
+          </w:tcPr>
+          <w:p>
+            <w:pPr>
+              <w:jc w:val="center"/>
+              <w:pBdr>
+                <w:bottom w:val="none" w:sz="0" w:space="0" w:color="000000"/>
+                <w:top w:val="none" w:sz="0" w:space="0" w:color="000000"/>
+                <w:left w:val="none" w:sz="0" w:space="0" w:color="000000"/>
+                <w:right w:val="none" w:sz="0" w:space="0" w:color="000000"/>
+              </w:pBdr>
+              <w:spacing w:after="10" w:before="10" w:line="240"/>
+              <w:ind w:left="100" w:right="100" w:firstLine="0" w:firstLineChars="0"/>
+              <w:rPr>
+                <w:rFonts w:ascii="Arial" w:hAnsi="Arial" w:eastAsia="Arial" w:cs="Arial"/>
+                <w:i w:val="false"/>
+                <w:b w:val="false"/>
+                <w:u w:val="none"/>
+                <w:sz w:val="18"/>
+                <w:szCs w:val="18"/>
+                <w:color w:val="000000"/>
+              </w:rPr>
+            </w:pPr>
+            <w:r>
+              <w:rPr>
+                <w:rFonts w:ascii="Arial" w:hAnsi="Arial" w:eastAsia="Arial" w:cs="Arial"/>
+                <w:i w:val="false"/>
+                <w:b w:val="false"/>
+                <w:u w:val="none"/>
+                <w:sz w:val="18"/>
+                <w:szCs w:val="18"/>
+                <w:color w:val="000000"/>
+              </w:rPr>
+              <w:t xml:space="preserve"/>
+            </w:r>
+          </w:p>
+        </w:tc>
+        <w:tc>
+          <w:tcPr>
+            <w:tcBorders>
+              <w:bottom w:val="none" w:sz="0" w:space="0" w:color="000000"/>
+              <w:top w:val="none" w:sz="0" w:space="0" w:color="000000"/>
+              <w:left w:val="none" w:sz="0" w:space="0" w:color="000000"/>
+              <w:right w:val="none" w:sz="0" w:space="0" w:color="000000"/>
+            </w:tcBorders>
+            <w:shd w:val="clear" w:color="auto" w:fill="FFFFFF"/>
+            <w:tcMar>
+              <w:top w:w="0" w:type="dxa"/>
+              <w:bottom w:w="0" w:type="dxa"/>
+              <w:left w:w="0" w:type="dxa"/>
+              <w:right w:w="0" w:type="dxa"/>
+            </w:tcMar>
+            <w:vAlign w:val="top"/>
+          </w:tcPr>
+          <w:p>
+            <w:pPr>
+              <w:jc w:val="center"/>
+              <w:pBdr>
+                <w:bottom w:val="none" w:sz="0" w:space="0" w:color="000000"/>
+                <w:top w:val="none" w:sz="0" w:space="0" w:color="000000"/>
+                <w:left w:val="none" w:sz="0" w:space="0" w:color="000000"/>
+                <w:right w:val="none" w:sz="0" w:space="0" w:color="000000"/>
+              </w:pBdr>
+              <w:spacing w:after="10" w:before="10" w:line="240"/>
+              <w:ind w:left="100" w:right="100" w:firstLine="0" w:firstLineChars="0"/>
+              <w:rPr>
+                <w:rFonts w:ascii="Arial" w:hAnsi="Arial" w:eastAsia="Arial" w:cs="Arial"/>
+                <w:i w:val="false"/>
+                <w:b w:val="false"/>
+                <w:u w:val="none"/>
+                <w:sz w:val="18"/>
+                <w:szCs w:val="18"/>
+                <w:color w:val="000000"/>
+              </w:rPr>
+            </w:pPr>
+            <w:r>
+              <w:rPr>
+                <w:rFonts w:ascii="Arial" w:hAnsi="Arial" w:eastAsia="Arial" w:cs="Arial"/>
+                <w:i w:val="false"/>
+                <w:b w:val="false"/>
+                <w:u w:val="none"/>
+                <w:sz w:val="18"/>
+                <w:szCs w:val="18"/>
+                <w:color w:val="000000"/>
+              </w:rPr>
+              <w:t xml:space="preserve">0.328**</w:t>
+            </w:r>
+          </w:p>
+        </w:tc>
+      </w:tr>
+      <w:tr>
+        <w:trPr>
+          <w:trHeight w:val="617" w:hRule="auto"/>
+        </w:trPr>
+        body34
+        <w:tc>
+          <w:tcPr>
+            <w:tcBorders>
+              <w:bottom w:val="none" w:sz="0" w:space="0" w:color="000000"/>
+              <w:top w:val="none" w:sz="0" w:space="0" w:color="000000"/>
+              <w:left w:val="none" w:sz="0" w:space="0" w:color="000000"/>
+              <w:right w:val="none" w:sz="0" w:space="0" w:color="000000"/>
+            </w:tcBorders>
+            <w:shd w:val="clear" w:color="auto" w:fill="FFFFFF"/>
+            <w:tcMar>
+              <w:top w:w="0" w:type="dxa"/>
+              <w:bottom w:w="0" w:type="dxa"/>
+              <w:left w:w="0" w:type="dxa"/>
+              <w:right w:w="0" w:type="dxa"/>
+            </w:tcMar>
+            <w:vAlign w:val="top"/>
+          </w:tcPr>
+          <w:p>
+            <w:pPr>
+              <w:jc w:val="left"/>
+              <w:pBdr>
+                <w:bottom w:val="none" w:sz="0" w:space="0" w:color="000000"/>
+                <w:top w:val="none" w:sz="0" w:space="0" w:color="000000"/>
+                <w:left w:val="none" w:sz="0" w:space="0" w:color="000000"/>
+                <w:right w:val="none" w:sz="0" w:space="0" w:color="000000"/>
+              </w:pBdr>
+              <w:spacing w:after="10" w:before="10" w:line="240"/>
+              <w:ind w:left="300" w:right="100" w:firstLine="0" w:firstLineChars="0"/>
+              <w:rPr>
+                <w:rFonts w:ascii="Arial" w:hAnsi="Arial" w:eastAsia="Arial" w:cs="Arial"/>
+                <w:i w:val="false"/>
+                <w:b w:val="false"/>
+                <w:u w:val="none"/>
+                <w:sz w:val="18"/>
+                <w:szCs w:val="18"/>
+                <w:color w:val="000000"/>
+              </w:rPr>
+            </w:pPr>
+            <w:r>
+              <w:rPr>
+                <w:rFonts w:ascii="Arial" w:hAnsi="Arial" w:eastAsia="Arial" w:cs="Arial"/>
+                <w:i w:val="false"/>
+                <w:b w:val="false"/>
+                <w:u w:val="none"/>
+                <w:sz w:val="18"/>
+                <w:szCs w:val="18"/>
+                <w:color w:val="000000"/>
+              </w:rPr>
+              <w:t xml:space="preserve">Normal</w:t>
+            </w:r>
+          </w:p>
+        </w:tc>
+        <w:tc>
+          <w:tcPr>
+            <w:tcBorders>
+              <w:bottom w:val="none" w:sz="0" w:space="0" w:color="000000"/>
+              <w:top w:val="none" w:sz="0" w:space="0" w:color="000000"/>
+              <w:left w:val="none" w:sz="0" w:space="0" w:color="000000"/>
+              <w:right w:val="none" w:sz="0" w:space="0" w:color="000000"/>
+            </w:tcBorders>
+            <w:shd w:val="clear" w:color="auto" w:fill="FFFFFF"/>
+            <w:tcMar>
+              <w:top w:w="0" w:type="dxa"/>
+              <w:bottom w:w="0" w:type="dxa"/>
+              <w:left w:w="0" w:type="dxa"/>
+              <w:right w:w="0" w:type="dxa"/>
+            </w:tcMar>
+            <w:vAlign w:val="top"/>
+          </w:tcPr>
+          <w:p>
+            <w:pPr>
+              <w:jc w:val="center"/>
+              <w:pBdr>
+                <w:bottom w:val="none" w:sz="0" w:space="0" w:color="000000"/>
+                <w:top w:val="none" w:sz="0" w:space="0" w:color="000000"/>
+                <w:left w:val="none" w:sz="0" w:space="0" w:color="000000"/>
+                <w:right w:val="none" w:sz="0" w:space="0" w:color="000000"/>
+              </w:pBdr>
+              <w:spacing w:after="10" w:before="10" w:line="240"/>
+              <w:ind w:left="100" w:right="100" w:firstLine="0" w:firstLineChars="0"/>
+              <w:rPr>
+                <w:rFonts w:ascii="Arial" w:hAnsi="Arial" w:eastAsia="Arial" w:cs="Arial"/>
+                <w:i w:val="false"/>
+                <w:b w:val="false"/>
+                <w:u w:val="none"/>
+                <w:sz w:val="18"/>
+                <w:szCs w:val="18"/>
+                <w:color w:val="000000"/>
+              </w:rPr>
+            </w:pPr>
+            <w:r>
+              <w:rPr>
+                <w:rFonts w:ascii="Arial" w:hAnsi="Arial" w:eastAsia="Arial" w:cs="Arial"/>
+                <w:i w:val="false"/>
+                <w:b w:val="false"/>
+                <w:u w:val="none"/>
+                <w:sz w:val="18"/>
+                <w:szCs w:val="18"/>
+                <w:color w:val="000000"/>
+              </w:rPr>
+              <w:t xml:space="preserve">335 (40.6%)</w:t>
+            </w:r>
+          </w:p>
+        </w:tc>
+        <w:tc>
+          <w:tcPr>
+            <w:tcBorders>
+              <w:bottom w:val="none" w:sz="0" w:space="0" w:color="000000"/>
+              <w:top w:val="none" w:sz="0" w:space="0" w:color="000000"/>
+              <w:left w:val="none" w:sz="0" w:space="0" w:color="000000"/>
+              <w:right w:val="none" w:sz="0" w:space="0" w:color="000000"/>
+            </w:tcBorders>
+            <w:shd w:val="clear" w:color="auto" w:fill="FFFFFF"/>
+            <w:tcMar>
+              <w:top w:w="0" w:type="dxa"/>
+              <w:bottom w:w="0" w:type="dxa"/>
+              <w:left w:w="0" w:type="dxa"/>
+              <w:right w:w="0" w:type="dxa"/>
+            </w:tcMar>
+            <w:vAlign w:val="top"/>
+          </w:tcPr>
+          <w:p>
+            <w:pPr>
+              <w:jc w:val="center"/>
+              <w:pBdr>
+                <w:bottom w:val="none" w:sz="0" w:space="0" w:color="000000"/>
+                <w:top w:val="none" w:sz="0" w:space="0" w:color="000000"/>
+                <w:left w:val="none" w:sz="0" w:space="0" w:color="000000"/>
+                <w:right w:val="none" w:sz="0" w:space="0" w:color="000000"/>
+              </w:pBdr>
+              <w:spacing w:after="10" w:before="10" w:line="240"/>
+              <w:ind w:left="100" w:right="100" w:firstLine="0" w:firstLineChars="0"/>
+              <w:rPr>
+                <w:rFonts w:ascii="Arial" w:hAnsi="Arial" w:eastAsia="Arial" w:cs="Arial"/>
+                <w:i w:val="false"/>
+                <w:b w:val="false"/>
+                <w:u w:val="none"/>
+                <w:sz w:val="18"/>
+                <w:szCs w:val="18"/>
+                <w:color w:val="000000"/>
+              </w:rPr>
+            </w:pPr>
+            <w:r>
+              <w:rPr>
+                <w:rFonts w:ascii="Arial" w:hAnsi="Arial" w:eastAsia="Arial" w:cs="Arial"/>
+                <w:i w:val="false"/>
+                <w:b w:val="false"/>
+                <w:u w:val="none"/>
+                <w:sz w:val="18"/>
+                <w:szCs w:val="18"/>
+                <w:color w:val="000000"/>
+              </w:rPr>
+              <w:t xml:space="preserve">490 (59.4%)</w:t>
+            </w:r>
+          </w:p>
+        </w:tc>
+        <w:tc>
+          <w:tcPr>
+            <w:tcBorders>
+              <w:bottom w:val="none" w:sz="0" w:space="0" w:color="000000"/>
+              <w:top w:val="none" w:sz="0" w:space="0" w:color="000000"/>
+              <w:left w:val="none" w:sz="0" w:space="0" w:color="000000"/>
+              <w:right w:val="none" w:sz="0" w:space="0" w:color="000000"/>
+            </w:tcBorders>
+            <w:shd w:val="clear" w:color="auto" w:fill="FFFFFF"/>
+            <w:tcMar>
+              <w:top w:w="0" w:type="dxa"/>
+              <w:bottom w:w="0" w:type="dxa"/>
+              <w:left w:w="0" w:type="dxa"/>
+              <w:right w:w="0" w:type="dxa"/>
+            </w:tcMar>
+            <w:vAlign w:val="top"/>
+          </w:tcPr>
+          <w:p>
+            <w:pPr>
+              <w:jc w:val="center"/>
+              <w:pBdr>
+                <w:bottom w:val="none" w:sz="0" w:space="0" w:color="000000"/>
+                <w:top w:val="none" w:sz="0" w:space="0" w:color="000000"/>
+                <w:left w:val="none" w:sz="0" w:space="0" w:color="000000"/>
+                <w:right w:val="none" w:sz="0" w:space="0" w:color="000000"/>
+              </w:pBdr>
+              <w:spacing w:after="10" w:before="10" w:line="240"/>
+              <w:ind w:left="100" w:right="100" w:firstLine="0" w:firstLineChars="0"/>
+              <w:rPr>
+                <w:rFonts w:ascii="Arial" w:hAnsi="Arial" w:eastAsia="Arial" w:cs="Arial"/>
+                <w:i w:val="false"/>
+                <w:b w:val="false"/>
+                <w:u w:val="none"/>
+                <w:sz w:val="18"/>
+                <w:szCs w:val="18"/>
+                <w:color w:val="000000"/>
+              </w:rPr>
+            </w:pPr>
+            <w:r>
+              <w:rPr>
+                <w:rFonts w:ascii="Arial" w:hAnsi="Arial" w:eastAsia="Arial" w:cs="Arial"/>
+                <w:i w:val="false"/>
+                <w:b w:val="false"/>
+                <w:u w:val="none"/>
+                <w:sz w:val="18"/>
+                <w:szCs w:val="18"/>
+                <w:color w:val="000000"/>
+              </w:rPr>
+              <w:t xml:space="preserve"/>
+            </w:r>
+          </w:p>
+        </w:tc>
+      </w:tr>
+      <w:tr>
+        <w:trPr>
+          <w:trHeight w:val="617" w:hRule="auto"/>
+        </w:trPr>
+        body35
+        <w:tc>
+          <w:tcPr>
+            <w:tcBorders>
+              <w:bottom w:val="none" w:sz="0" w:space="0" w:color="000000"/>
+              <w:top w:val="none" w:sz="0" w:space="0" w:color="000000"/>
+              <w:left w:val="none" w:sz="0" w:space="0" w:color="000000"/>
+              <w:right w:val="none" w:sz="0" w:space="0" w:color="000000"/>
+            </w:tcBorders>
+            <w:shd w:val="clear" w:color="auto" w:fill="FFFFFF"/>
+            <w:tcMar>
+              <w:top w:w="0" w:type="dxa"/>
+              <w:bottom w:w="0" w:type="dxa"/>
+              <w:left w:w="0" w:type="dxa"/>
+              <w:right w:w="0" w:type="dxa"/>
+            </w:tcMar>
+            <w:vAlign w:val="top"/>
+          </w:tcPr>
+          <w:p>
+            <w:pPr>
+              <w:jc w:val="left"/>
+              <w:pBdr>
+                <w:bottom w:val="none" w:sz="0" w:space="0" w:color="000000"/>
+                <w:top w:val="none" w:sz="0" w:space="0" w:color="000000"/>
+                <w:left w:val="none" w:sz="0" w:space="0" w:color="000000"/>
+                <w:right w:val="none" w:sz="0" w:space="0" w:color="000000"/>
+              </w:pBdr>
+              <w:spacing w:after="10" w:before="10" w:line="240"/>
+              <w:ind w:left="300" w:right="100" w:firstLine="0" w:firstLineChars="0"/>
+              <w:rPr>
+                <w:rFonts w:ascii="Arial" w:hAnsi="Arial" w:eastAsia="Arial" w:cs="Arial"/>
+                <w:i w:val="false"/>
+                <w:b w:val="false"/>
+                <w:u w:val="none"/>
+                <w:sz w:val="18"/>
+                <w:szCs w:val="18"/>
+                <w:color w:val="000000"/>
+              </w:rPr>
+            </w:pPr>
+            <w:r>
+              <w:rPr>
+                <w:rFonts w:ascii="Arial" w:hAnsi="Arial" w:eastAsia="Arial" w:cs="Arial"/>
+                <w:i w:val="false"/>
+                <w:b w:val="false"/>
+                <w:u w:val="none"/>
+                <w:sz w:val="18"/>
+                <w:szCs w:val="18"/>
+                <w:color w:val="000000"/>
+              </w:rPr>
+              <w:t xml:space="preserve">Ferropenia temprana</w:t>
+            </w:r>
+          </w:p>
+        </w:tc>
+        <w:tc>
+          <w:tcPr>
+            <w:tcBorders>
+              <w:bottom w:val="none" w:sz="0" w:space="0" w:color="000000"/>
+              <w:top w:val="none" w:sz="0" w:space="0" w:color="000000"/>
+              <w:left w:val="none" w:sz="0" w:space="0" w:color="000000"/>
+              <w:right w:val="none" w:sz="0" w:space="0" w:color="000000"/>
+            </w:tcBorders>
+            <w:shd w:val="clear" w:color="auto" w:fill="FFFFFF"/>
+            <w:tcMar>
+              <w:top w:w="0" w:type="dxa"/>
+              <w:bottom w:w="0" w:type="dxa"/>
+              <w:left w:w="0" w:type="dxa"/>
+              <w:right w:w="0" w:type="dxa"/>
+            </w:tcMar>
+            <w:vAlign w:val="top"/>
+          </w:tcPr>
+          <w:p>
+            <w:pPr>
+              <w:jc w:val="center"/>
+              <w:pBdr>
+                <w:bottom w:val="none" w:sz="0" w:space="0" w:color="000000"/>
+                <w:top w:val="none" w:sz="0" w:space="0" w:color="000000"/>
+                <w:left w:val="none" w:sz="0" w:space="0" w:color="000000"/>
+                <w:right w:val="none" w:sz="0" w:space="0" w:color="000000"/>
+              </w:pBdr>
+              <w:spacing w:after="10" w:before="10" w:line="240"/>
+              <w:ind w:left="100" w:right="100" w:firstLine="0" w:firstLineChars="0"/>
+              <w:rPr>
+                <w:rFonts w:ascii="Arial" w:hAnsi="Arial" w:eastAsia="Arial" w:cs="Arial"/>
+                <w:i w:val="false"/>
+                <w:b w:val="false"/>
+                <w:u w:val="none"/>
+                <w:sz w:val="18"/>
+                <w:szCs w:val="18"/>
+                <w:color w:val="000000"/>
+              </w:rPr>
+            </w:pPr>
+            <w:r>
+              <w:rPr>
+                <w:rFonts w:ascii="Arial" w:hAnsi="Arial" w:eastAsia="Arial" w:cs="Arial"/>
+                <w:i w:val="false"/>
+                <w:b w:val="false"/>
+                <w:u w:val="none"/>
+                <w:sz w:val="18"/>
+                <w:szCs w:val="18"/>
+                <w:color w:val="000000"/>
+              </w:rPr>
+              <w:t xml:space="preserve">41 (36.3%)</w:t>
+            </w:r>
+          </w:p>
+        </w:tc>
+        <w:tc>
+          <w:tcPr>
+            <w:tcBorders>
+              <w:bottom w:val="none" w:sz="0" w:space="0" w:color="000000"/>
+              <w:top w:val="none" w:sz="0" w:space="0" w:color="000000"/>
+              <w:left w:val="none" w:sz="0" w:space="0" w:color="000000"/>
+              <w:right w:val="none" w:sz="0" w:space="0" w:color="000000"/>
+            </w:tcBorders>
+            <w:shd w:val="clear" w:color="auto" w:fill="FFFFFF"/>
+            <w:tcMar>
+              <w:top w:w="0" w:type="dxa"/>
+              <w:bottom w:w="0" w:type="dxa"/>
+              <w:left w:w="0" w:type="dxa"/>
+              <w:right w:w="0" w:type="dxa"/>
+            </w:tcMar>
+            <w:vAlign w:val="top"/>
+          </w:tcPr>
+          <w:p>
+            <w:pPr>
+              <w:jc w:val="center"/>
+              <w:pBdr>
+                <w:bottom w:val="none" w:sz="0" w:space="0" w:color="000000"/>
+                <w:top w:val="none" w:sz="0" w:space="0" w:color="000000"/>
+                <w:left w:val="none" w:sz="0" w:space="0" w:color="000000"/>
+                <w:right w:val="none" w:sz="0" w:space="0" w:color="000000"/>
+              </w:pBdr>
+              <w:spacing w:after="10" w:before="10" w:line="240"/>
+              <w:ind w:left="100" w:right="100" w:firstLine="0" w:firstLineChars="0"/>
+              <w:rPr>
+                <w:rFonts w:ascii="Arial" w:hAnsi="Arial" w:eastAsia="Arial" w:cs="Arial"/>
+                <w:i w:val="false"/>
+                <w:b w:val="false"/>
+                <w:u w:val="none"/>
+                <w:sz w:val="18"/>
+                <w:szCs w:val="18"/>
+                <w:color w:val="000000"/>
+              </w:rPr>
+            </w:pPr>
+            <w:r>
+              <w:rPr>
+                <w:rFonts w:ascii="Arial" w:hAnsi="Arial" w:eastAsia="Arial" w:cs="Arial"/>
+                <w:i w:val="false"/>
+                <w:b w:val="false"/>
+                <w:u w:val="none"/>
+                <w:sz w:val="18"/>
+                <w:szCs w:val="18"/>
+                <w:color w:val="000000"/>
+              </w:rPr>
+              <w:t xml:space="preserve">72 (63.7%)</w:t>
+            </w:r>
+          </w:p>
+        </w:tc>
+        <w:tc>
+          <w:tcPr>
+            <w:tcBorders>
+              <w:bottom w:val="none" w:sz="0" w:space="0" w:color="000000"/>
+              <w:top w:val="none" w:sz="0" w:space="0" w:color="000000"/>
+              <w:left w:val="none" w:sz="0" w:space="0" w:color="000000"/>
+              <w:right w:val="none" w:sz="0" w:space="0" w:color="000000"/>
+            </w:tcBorders>
+            <w:shd w:val="clear" w:color="auto" w:fill="FFFFFF"/>
+            <w:tcMar>
+              <w:top w:w="0" w:type="dxa"/>
+              <w:bottom w:w="0" w:type="dxa"/>
+              <w:left w:w="0" w:type="dxa"/>
+              <w:right w:w="0" w:type="dxa"/>
+            </w:tcMar>
+            <w:vAlign w:val="top"/>
+          </w:tcPr>
+          <w:p>
+            <w:pPr>
+              <w:jc w:val="center"/>
+              <w:pBdr>
+                <w:bottom w:val="none" w:sz="0" w:space="0" w:color="000000"/>
+                <w:top w:val="none" w:sz="0" w:space="0" w:color="000000"/>
+                <w:left w:val="none" w:sz="0" w:space="0" w:color="000000"/>
+                <w:right w:val="none" w:sz="0" w:space="0" w:color="000000"/>
+              </w:pBdr>
+              <w:spacing w:after="10" w:before="10" w:line="240"/>
+              <w:ind w:left="100" w:right="100" w:firstLine="0" w:firstLineChars="0"/>
+              <w:rPr>
+                <w:rFonts w:ascii="Arial" w:hAnsi="Arial" w:eastAsia="Arial" w:cs="Arial"/>
+                <w:i w:val="false"/>
+                <w:b w:val="false"/>
+                <w:u w:val="none"/>
+                <w:sz w:val="18"/>
+                <w:szCs w:val="18"/>
+                <w:color w:val="000000"/>
+              </w:rPr>
+            </w:pPr>
+            <w:r>
+              <w:rPr>
+                <w:rFonts w:ascii="Arial" w:hAnsi="Arial" w:eastAsia="Arial" w:cs="Arial"/>
+                <w:i w:val="false"/>
+                <w:b w:val="false"/>
+                <w:u w:val="none"/>
+                <w:sz w:val="18"/>
+                <w:szCs w:val="18"/>
+                <w:color w:val="000000"/>
+              </w:rPr>
+              <w:t xml:space="preserve"/>
+            </w:r>
+          </w:p>
+        </w:tc>
+      </w:tr>
+      <w:tr>
+        <w:trPr>
+          <w:trHeight w:val="617" w:hRule="auto"/>
+        </w:trPr>
+        body36
+        <w:tc>
+          <w:tcPr>
+            <w:tcBorders>
+              <w:bottom w:val="none" w:sz="0" w:space="0" w:color="000000"/>
+              <w:top w:val="none" w:sz="0" w:space="0" w:color="000000"/>
+              <w:left w:val="none" w:sz="0" w:space="0" w:color="000000"/>
+              <w:right w:val="none" w:sz="0" w:space="0" w:color="000000"/>
+            </w:tcBorders>
+            <w:shd w:val="clear" w:color="auto" w:fill="FFFFFF"/>
+            <w:tcMar>
+              <w:top w:w="0" w:type="dxa"/>
+              <w:bottom w:w="0" w:type="dxa"/>
+              <w:left w:w="0" w:type="dxa"/>
+              <w:right w:w="0" w:type="dxa"/>
+            </w:tcMar>
+            <w:vAlign w:val="top"/>
+          </w:tcPr>
+          <w:p>
+            <w:pPr>
+              <w:jc w:val="left"/>
+              <w:pBdr>
+                <w:bottom w:val="none" w:sz="0" w:space="0" w:color="000000"/>
+                <w:top w:val="none" w:sz="0" w:space="0" w:color="000000"/>
+                <w:left w:val="none" w:sz="0" w:space="0" w:color="000000"/>
+                <w:right w:val="none" w:sz="0" w:space="0" w:color="000000"/>
+              </w:pBdr>
+              <w:spacing w:after="10" w:before="10" w:line="240"/>
+              <w:ind w:left="300" w:right="100" w:firstLine="0" w:firstLineChars="0"/>
+              <w:rPr>
+                <w:rFonts w:ascii="Arial" w:hAnsi="Arial" w:eastAsia="Arial" w:cs="Arial"/>
+                <w:i w:val="false"/>
+                <w:b w:val="false"/>
+                <w:u w:val="none"/>
+                <w:sz w:val="18"/>
+                <w:szCs w:val="18"/>
+                <w:color w:val="000000"/>
+              </w:rPr>
+            </w:pPr>
+            <w:r>
+              <w:rPr>
+                <w:rFonts w:ascii="Arial" w:hAnsi="Arial" w:eastAsia="Arial" w:cs="Arial"/>
+                <w:i w:val="false"/>
+                <w:b w:val="false"/>
+                <w:u w:val="none"/>
+                <w:sz w:val="18"/>
+                <w:szCs w:val="18"/>
+                <w:color w:val="000000"/>
+              </w:rPr>
+              <w:t xml:space="preserve">Anemia no ferropénica</w:t>
+            </w:r>
+          </w:p>
+        </w:tc>
+        <w:tc>
+          <w:tcPr>
+            <w:tcBorders>
+              <w:bottom w:val="none" w:sz="0" w:space="0" w:color="000000"/>
+              <w:top w:val="none" w:sz="0" w:space="0" w:color="000000"/>
+              <w:left w:val="none" w:sz="0" w:space="0" w:color="000000"/>
+              <w:right w:val="none" w:sz="0" w:space="0" w:color="000000"/>
+            </w:tcBorders>
+            <w:shd w:val="clear" w:color="auto" w:fill="FFFFFF"/>
+            <w:tcMar>
+              <w:top w:w="0" w:type="dxa"/>
+              <w:bottom w:w="0" w:type="dxa"/>
+              <w:left w:w="0" w:type="dxa"/>
+              <w:right w:w="0" w:type="dxa"/>
+            </w:tcMar>
+            <w:vAlign w:val="top"/>
+          </w:tcPr>
+          <w:p>
+            <w:pPr>
+              <w:jc w:val="center"/>
+              <w:pBdr>
+                <w:bottom w:val="none" w:sz="0" w:space="0" w:color="000000"/>
+                <w:top w:val="none" w:sz="0" w:space="0" w:color="000000"/>
+                <w:left w:val="none" w:sz="0" w:space="0" w:color="000000"/>
+                <w:right w:val="none" w:sz="0" w:space="0" w:color="000000"/>
+              </w:pBdr>
+              <w:spacing w:after="10" w:before="10" w:line="240"/>
+              <w:ind w:left="100" w:right="100" w:firstLine="0" w:firstLineChars="0"/>
+              <w:rPr>
+                <w:rFonts w:ascii="Arial" w:hAnsi="Arial" w:eastAsia="Arial" w:cs="Arial"/>
+                <w:i w:val="false"/>
+                <w:b w:val="false"/>
+                <w:u w:val="none"/>
+                <w:sz w:val="18"/>
+                <w:szCs w:val="18"/>
+                <w:color w:val="000000"/>
+              </w:rPr>
+            </w:pPr>
+            <w:r>
+              <w:rPr>
+                <w:rFonts w:ascii="Arial" w:hAnsi="Arial" w:eastAsia="Arial" w:cs="Arial"/>
+                <w:i w:val="false"/>
+                <w:b w:val="false"/>
+                <w:u w:val="none"/>
+                <w:sz w:val="18"/>
+                <w:szCs w:val="18"/>
+                <w:color w:val="000000"/>
+              </w:rPr>
+              <w:t xml:space="preserve">232 (43.9%)</w:t>
+            </w:r>
+          </w:p>
+        </w:tc>
+        <w:tc>
+          <w:tcPr>
+            <w:tcBorders>
+              <w:bottom w:val="none" w:sz="0" w:space="0" w:color="000000"/>
+              <w:top w:val="none" w:sz="0" w:space="0" w:color="000000"/>
+              <w:left w:val="none" w:sz="0" w:space="0" w:color="000000"/>
+              <w:right w:val="none" w:sz="0" w:space="0" w:color="000000"/>
+            </w:tcBorders>
+            <w:shd w:val="clear" w:color="auto" w:fill="FFFFFF"/>
+            <w:tcMar>
+              <w:top w:w="0" w:type="dxa"/>
+              <w:bottom w:w="0" w:type="dxa"/>
+              <w:left w:w="0" w:type="dxa"/>
+              <w:right w:w="0" w:type="dxa"/>
+            </w:tcMar>
+            <w:vAlign w:val="top"/>
+          </w:tcPr>
+          <w:p>
+            <w:pPr>
+              <w:jc w:val="center"/>
+              <w:pBdr>
+                <w:bottom w:val="none" w:sz="0" w:space="0" w:color="000000"/>
+                <w:top w:val="none" w:sz="0" w:space="0" w:color="000000"/>
+                <w:left w:val="none" w:sz="0" w:space="0" w:color="000000"/>
+                <w:right w:val="none" w:sz="0" w:space="0" w:color="000000"/>
+              </w:pBdr>
+              <w:spacing w:after="10" w:before="10" w:line="240"/>
+              <w:ind w:left="100" w:right="100" w:firstLine="0" w:firstLineChars="0"/>
+              <w:rPr>
+                <w:rFonts w:ascii="Arial" w:hAnsi="Arial" w:eastAsia="Arial" w:cs="Arial"/>
+                <w:i w:val="false"/>
+                <w:b w:val="false"/>
+                <w:u w:val="none"/>
+                <w:sz w:val="18"/>
+                <w:szCs w:val="18"/>
+                <w:color w:val="000000"/>
+              </w:rPr>
+            </w:pPr>
+            <w:r>
+              <w:rPr>
+                <w:rFonts w:ascii="Arial" w:hAnsi="Arial" w:eastAsia="Arial" w:cs="Arial"/>
+                <w:i w:val="false"/>
+                <w:b w:val="false"/>
+                <w:u w:val="none"/>
+                <w:sz w:val="18"/>
+                <w:szCs w:val="18"/>
+                <w:color w:val="000000"/>
+              </w:rPr>
+              <w:t xml:space="preserve">296 (56.1%)</w:t>
+            </w:r>
+          </w:p>
+        </w:tc>
+        <w:tc>
+          <w:tcPr>
+            <w:tcBorders>
+              <w:bottom w:val="none" w:sz="0" w:space="0" w:color="000000"/>
+              <w:top w:val="none" w:sz="0" w:space="0" w:color="000000"/>
+              <w:left w:val="none" w:sz="0" w:space="0" w:color="000000"/>
+              <w:right w:val="none" w:sz="0" w:space="0" w:color="000000"/>
+            </w:tcBorders>
+            <w:shd w:val="clear" w:color="auto" w:fill="FFFFFF"/>
+            <w:tcMar>
+              <w:top w:w="0" w:type="dxa"/>
+              <w:bottom w:w="0" w:type="dxa"/>
+              <w:left w:w="0" w:type="dxa"/>
+              <w:right w:w="0" w:type="dxa"/>
+            </w:tcMar>
+            <w:vAlign w:val="top"/>
+          </w:tcPr>
+          <w:p>
+            <w:pPr>
+              <w:jc w:val="center"/>
+              <w:pBdr>
+                <w:bottom w:val="none" w:sz="0" w:space="0" w:color="000000"/>
+                <w:top w:val="none" w:sz="0" w:space="0" w:color="000000"/>
+                <w:left w:val="none" w:sz="0" w:space="0" w:color="000000"/>
+                <w:right w:val="none" w:sz="0" w:space="0" w:color="000000"/>
+              </w:pBdr>
+              <w:spacing w:after="10" w:before="10" w:line="240"/>
+              <w:ind w:left="100" w:right="100" w:firstLine="0" w:firstLineChars="0"/>
+              <w:rPr>
+                <w:rFonts w:ascii="Arial" w:hAnsi="Arial" w:eastAsia="Arial" w:cs="Arial"/>
+                <w:i w:val="false"/>
+                <w:b w:val="false"/>
+                <w:u w:val="none"/>
+                <w:sz w:val="18"/>
+                <w:szCs w:val="18"/>
+                <w:color w:val="000000"/>
+              </w:rPr>
+            </w:pPr>
+            <w:r>
+              <w:rPr>
+                <w:rFonts w:ascii="Arial" w:hAnsi="Arial" w:eastAsia="Arial" w:cs="Arial"/>
+                <w:i w:val="false"/>
+                <w:b w:val="false"/>
+                <w:u w:val="none"/>
+                <w:sz w:val="18"/>
+                <w:szCs w:val="18"/>
+                <w:color w:val="000000"/>
+              </w:rPr>
+              <w:t xml:space="preserve"/>
+            </w:r>
+          </w:p>
+        </w:tc>
+      </w:tr>
+      <w:tr>
+        <w:trPr>
+          <w:trHeight w:val="617" w:hRule="auto"/>
+        </w:trPr>
+        body37
+        <w:tc>
+          <w:tcPr>
+            <w:tcBorders>
+              <w:bottom w:val="none" w:sz="0" w:space="0" w:color="000000"/>
+              <w:top w:val="none" w:sz="0" w:space="0" w:color="000000"/>
+              <w:left w:val="none" w:sz="0" w:space="0" w:color="000000"/>
+              <w:right w:val="none" w:sz="0" w:space="0" w:color="000000"/>
+            </w:tcBorders>
+            <w:shd w:val="clear" w:color="auto" w:fill="FFFFFF"/>
+            <w:tcMar>
+              <w:top w:w="0" w:type="dxa"/>
+              <w:bottom w:w="0" w:type="dxa"/>
+              <w:left w:w="0" w:type="dxa"/>
+              <w:right w:w="0" w:type="dxa"/>
+            </w:tcMar>
+            <w:vAlign w:val="top"/>
+          </w:tcPr>
+          <w:p>
+            <w:pPr>
+              <w:jc w:val="left"/>
+              <w:pBdr>
+                <w:bottom w:val="none" w:sz="0" w:space="0" w:color="000000"/>
+                <w:top w:val="none" w:sz="0" w:space="0" w:color="000000"/>
+                <w:left w:val="none" w:sz="0" w:space="0" w:color="000000"/>
+                <w:right w:val="none" w:sz="0" w:space="0" w:color="000000"/>
+              </w:pBdr>
+              <w:spacing w:after="10" w:before="10" w:line="240"/>
+              <w:ind w:left="300" w:right="100" w:firstLine="0" w:firstLineChars="0"/>
+              <w:rPr>
+                <w:rFonts w:ascii="Arial" w:hAnsi="Arial" w:eastAsia="Arial" w:cs="Arial"/>
+                <w:i w:val="false"/>
+                <w:b w:val="false"/>
+                <w:u w:val="none"/>
+                <w:sz w:val="18"/>
+                <w:szCs w:val="18"/>
+                <w:color w:val="000000"/>
+              </w:rPr>
+            </w:pPr>
+            <w:r>
+              <w:rPr>
+                <w:rFonts w:ascii="Arial" w:hAnsi="Arial" w:eastAsia="Arial" w:cs="Arial"/>
+                <w:i w:val="false"/>
+                <w:b w:val="false"/>
+                <w:u w:val="none"/>
+                <w:sz w:val="18"/>
+                <w:szCs w:val="18"/>
+                <w:color w:val="000000"/>
+              </w:rPr>
+              <w:t xml:space="preserve">Anemia ferropénica</w:t>
+            </w:r>
+          </w:p>
+        </w:tc>
+        <w:tc>
+          <w:tcPr>
+            <w:tcBorders>
+              <w:bottom w:val="none" w:sz="0" w:space="0" w:color="000000"/>
+              <w:top w:val="none" w:sz="0" w:space="0" w:color="000000"/>
+              <w:left w:val="none" w:sz="0" w:space="0" w:color="000000"/>
+              <w:right w:val="none" w:sz="0" w:space="0" w:color="000000"/>
+            </w:tcBorders>
+            <w:shd w:val="clear" w:color="auto" w:fill="FFFFFF"/>
+            <w:tcMar>
+              <w:top w:w="0" w:type="dxa"/>
+              <w:bottom w:w="0" w:type="dxa"/>
+              <w:left w:w="0" w:type="dxa"/>
+              <w:right w:w="0" w:type="dxa"/>
+            </w:tcMar>
+            <w:vAlign w:val="top"/>
+          </w:tcPr>
+          <w:p>
+            <w:pPr>
+              <w:jc w:val="center"/>
+              <w:pBdr>
+                <w:bottom w:val="none" w:sz="0" w:space="0" w:color="000000"/>
+                <w:top w:val="none" w:sz="0" w:space="0" w:color="000000"/>
+                <w:left w:val="none" w:sz="0" w:space="0" w:color="000000"/>
+                <w:right w:val="none" w:sz="0" w:space="0" w:color="000000"/>
+              </w:pBdr>
+              <w:spacing w:after="10" w:before="10" w:line="240"/>
+              <w:ind w:left="100" w:right="100" w:firstLine="0" w:firstLineChars="0"/>
+              <w:rPr>
+                <w:rFonts w:ascii="Arial" w:hAnsi="Arial" w:eastAsia="Arial" w:cs="Arial"/>
+                <w:i w:val="false"/>
+                <w:b w:val="false"/>
+                <w:u w:val="none"/>
+                <w:sz w:val="18"/>
+                <w:szCs w:val="18"/>
+                <w:color w:val="000000"/>
+              </w:rPr>
+            </w:pPr>
+            <w:r>
+              <w:rPr>
+                <w:rFonts w:ascii="Arial" w:hAnsi="Arial" w:eastAsia="Arial" w:cs="Arial"/>
+                <w:i w:val="false"/>
+                <w:b w:val="false"/>
+                <w:u w:val="none"/>
+                <w:sz w:val="18"/>
+                <w:szCs w:val="18"/>
+                <w:color w:val="000000"/>
+              </w:rPr>
+              <w:t xml:space="preserve">72 (38.5%)</w:t>
+            </w:r>
+          </w:p>
+        </w:tc>
+        <w:tc>
+          <w:tcPr>
+            <w:tcBorders>
+              <w:bottom w:val="none" w:sz="0" w:space="0" w:color="000000"/>
+              <w:top w:val="none" w:sz="0" w:space="0" w:color="000000"/>
+              <w:left w:val="none" w:sz="0" w:space="0" w:color="000000"/>
+              <w:right w:val="none" w:sz="0" w:space="0" w:color="000000"/>
+            </w:tcBorders>
+            <w:shd w:val="clear" w:color="auto" w:fill="FFFFFF"/>
+            <w:tcMar>
+              <w:top w:w="0" w:type="dxa"/>
+              <w:bottom w:w="0" w:type="dxa"/>
+              <w:left w:w="0" w:type="dxa"/>
+              <w:right w:w="0" w:type="dxa"/>
+            </w:tcMar>
+            <w:vAlign w:val="top"/>
+          </w:tcPr>
+          <w:p>
+            <w:pPr>
+              <w:jc w:val="center"/>
+              <w:pBdr>
+                <w:bottom w:val="none" w:sz="0" w:space="0" w:color="000000"/>
+                <w:top w:val="none" w:sz="0" w:space="0" w:color="000000"/>
+                <w:left w:val="none" w:sz="0" w:space="0" w:color="000000"/>
+                <w:right w:val="none" w:sz="0" w:space="0" w:color="000000"/>
+              </w:pBdr>
+              <w:spacing w:after="10" w:before="10" w:line="240"/>
+              <w:ind w:left="100" w:right="100" w:firstLine="0" w:firstLineChars="0"/>
+              <w:rPr>
+                <w:rFonts w:ascii="Arial" w:hAnsi="Arial" w:eastAsia="Arial" w:cs="Arial"/>
+                <w:i w:val="false"/>
+                <w:b w:val="false"/>
+                <w:u w:val="none"/>
+                <w:sz w:val="18"/>
+                <w:szCs w:val="18"/>
+                <w:color w:val="000000"/>
+              </w:rPr>
+            </w:pPr>
+            <w:r>
+              <w:rPr>
+                <w:rFonts w:ascii="Arial" w:hAnsi="Arial" w:eastAsia="Arial" w:cs="Arial"/>
+                <w:i w:val="false"/>
+                <w:b w:val="false"/>
+                <w:u w:val="none"/>
+                <w:sz w:val="18"/>
+                <w:szCs w:val="18"/>
+                <w:color w:val="000000"/>
+              </w:rPr>
+              <w:t xml:space="preserve">115 (61.5%)</w:t>
+            </w:r>
+          </w:p>
+        </w:tc>
+        <w:tc>
+          <w:tcPr>
+            <w:tcBorders>
+              <w:bottom w:val="none" w:sz="0" w:space="0" w:color="000000"/>
+              <w:top w:val="none" w:sz="0" w:space="0" w:color="000000"/>
+              <w:left w:val="none" w:sz="0" w:space="0" w:color="000000"/>
+              <w:right w:val="none" w:sz="0" w:space="0" w:color="000000"/>
+            </w:tcBorders>
+            <w:shd w:val="clear" w:color="auto" w:fill="FFFFFF"/>
+            <w:tcMar>
+              <w:top w:w="0" w:type="dxa"/>
+              <w:bottom w:w="0" w:type="dxa"/>
+              <w:left w:w="0" w:type="dxa"/>
+              <w:right w:w="0" w:type="dxa"/>
+            </w:tcMar>
+            <w:vAlign w:val="top"/>
+          </w:tcPr>
+          <w:p>
+            <w:pPr>
+              <w:jc w:val="center"/>
+              <w:pBdr>
+                <w:bottom w:val="none" w:sz="0" w:space="0" w:color="000000"/>
+                <w:top w:val="none" w:sz="0" w:space="0" w:color="000000"/>
+                <w:left w:val="none" w:sz="0" w:space="0" w:color="000000"/>
+                <w:right w:val="none" w:sz="0" w:space="0" w:color="000000"/>
+              </w:pBdr>
+              <w:spacing w:after="10" w:before="10" w:line="240"/>
+              <w:ind w:left="100" w:right="100" w:firstLine="0" w:firstLineChars="0"/>
+              <w:rPr>
+                <w:rFonts w:ascii="Arial" w:hAnsi="Arial" w:eastAsia="Arial" w:cs="Arial"/>
+                <w:i w:val="false"/>
+                <w:b w:val="false"/>
+                <w:u w:val="none"/>
+                <w:sz w:val="18"/>
+                <w:szCs w:val="18"/>
+                <w:color w:val="000000"/>
+              </w:rPr>
+            </w:pPr>
+            <w:r>
+              <w:rPr>
+                <w:rFonts w:ascii="Arial" w:hAnsi="Arial" w:eastAsia="Arial" w:cs="Arial"/>
+                <w:i w:val="false"/>
+                <w:b w:val="false"/>
+                <w:u w:val="none"/>
+                <w:sz w:val="18"/>
+                <w:szCs w:val="18"/>
+                <w:color w:val="000000"/>
+              </w:rPr>
+              <w:t xml:space="preserve"/>
+            </w:r>
+          </w:p>
+        </w:tc>
+      </w:tr>
+      <w:tr>
+        <w:trPr>
+          <w:trHeight w:val="617" w:hRule="auto"/>
+        </w:trPr>
+        body38
+        <w:tc>
+          <w:tcPr>
+            <w:tcBorders>
+              <w:bottom w:val="none" w:sz="0" w:space="0" w:color="000000"/>
+              <w:top w:val="none" w:sz="0" w:space="0" w:color="000000"/>
+              <w:left w:val="none" w:sz="0" w:space="0" w:color="000000"/>
+              <w:right w:val="none" w:sz="0" w:space="0" w:color="000000"/>
+            </w:tcBorders>
+            <w:shd w:val="clear" w:color="auto" w:fill="FFFFFF"/>
+            <w:tcMar>
+              <w:top w:w="0" w:type="dxa"/>
+              <w:bottom w:w="0" w:type="dxa"/>
+              <w:left w:w="0" w:type="dxa"/>
+              <w:right w:w="0" w:type="dxa"/>
+            </w:tcMar>
+            <w:vAlign w:val="top"/>
+          </w:tcPr>
+          <w:p>
+            <w:pPr>
+              <w:jc w:val="left"/>
+              <w:pBdr>
+                <w:bottom w:val="none" w:sz="0" w:space="0" w:color="000000"/>
+                <w:top w:val="none" w:sz="0" w:space="0" w:color="000000"/>
+                <w:left w:val="none" w:sz="0" w:space="0" w:color="000000"/>
+                <w:right w:val="none" w:sz="0" w:space="0" w:color="000000"/>
+              </w:pBdr>
+              <w:spacing w:after="10" w:before="10" w:line="240"/>
+              <w:ind w:left="100" w:right="100" w:firstLine="0" w:firstLineChars="0"/>
+              <w:rPr>
+                <w:rFonts w:ascii="Arial" w:hAnsi="Arial" w:eastAsia="Arial" w:cs="Arial"/>
+                <w:i w:val="false"/>
+                <w:b w:val="false"/>
+                <w:u w:val="none"/>
+                <w:sz w:val="18"/>
+                <w:szCs w:val="18"/>
+                <w:color w:val="000000"/>
+              </w:rPr>
+            </w:pPr>
+            <w:r>
+              <w:rPr>
+                <w:rFonts w:ascii="Arial" w:hAnsi="Arial" w:eastAsia="Arial" w:cs="Arial"/>
+                <w:i w:val="false"/>
+                <w:b w:val="false"/>
+                <w:u w:val="none"/>
+                <w:sz w:val="18"/>
+                <w:szCs w:val="18"/>
+                <w:color w:val="000000"/>
+              </w:rPr>
+              <w:t xml:space="preserve">Alfa-1-glicoproteína ácida (g/L), Mediana (Q1, Q3)</w:t>
+            </w:r>
+          </w:p>
+        </w:tc>
+        <w:tc>
+          <w:tcPr>
+            <w:tcBorders>
+              <w:bottom w:val="none" w:sz="0" w:space="0" w:color="000000"/>
+              <w:top w:val="none" w:sz="0" w:space="0" w:color="000000"/>
+              <w:left w:val="none" w:sz="0" w:space="0" w:color="000000"/>
+              <w:right w:val="none" w:sz="0" w:space="0" w:color="000000"/>
+            </w:tcBorders>
+            <w:shd w:val="clear" w:color="auto" w:fill="FFFFFF"/>
+            <w:tcMar>
+              <w:top w:w="0" w:type="dxa"/>
+              <w:bottom w:w="0" w:type="dxa"/>
+              <w:left w:w="0" w:type="dxa"/>
+              <w:right w:w="0" w:type="dxa"/>
+            </w:tcMar>
+            <w:vAlign w:val="top"/>
+          </w:tcPr>
+          <w:p>
+            <w:pPr>
+              <w:jc w:val="center"/>
+              <w:pBdr>
+                <w:bottom w:val="none" w:sz="0" w:space="0" w:color="000000"/>
+                <w:top w:val="none" w:sz="0" w:space="0" w:color="000000"/>
+                <w:left w:val="none" w:sz="0" w:space="0" w:color="000000"/>
+                <w:right w:val="none" w:sz="0" w:space="0" w:color="000000"/>
+              </w:pBdr>
+              <w:spacing w:after="10" w:before="10" w:line="240"/>
+              <w:ind w:left="100" w:right="100" w:firstLine="0" w:firstLineChars="0"/>
+              <w:rPr>
+                <w:rFonts w:ascii="Arial" w:hAnsi="Arial" w:eastAsia="Arial" w:cs="Arial"/>
+                <w:i w:val="false"/>
+                <w:b w:val="false"/>
+                <w:u w:val="none"/>
+                <w:sz w:val="18"/>
+                <w:szCs w:val="18"/>
+                <w:color w:val="000000"/>
+              </w:rPr>
+            </w:pPr>
+            <w:r>
+              <w:rPr>
+                <w:rFonts w:ascii="Arial" w:hAnsi="Arial" w:eastAsia="Arial" w:cs="Arial"/>
+                <w:i w:val="false"/>
+                <w:b w:val="false"/>
+                <w:u w:val="none"/>
+                <w:sz w:val="18"/>
+                <w:szCs w:val="18"/>
+                <w:color w:val="000000"/>
+              </w:rPr>
+              <w:t xml:space="preserve">0 (0, 1)</w:t>
+            </w:r>
+          </w:p>
+        </w:tc>
+        <w:tc>
+          <w:tcPr>
+            <w:tcBorders>
+              <w:bottom w:val="none" w:sz="0" w:space="0" w:color="000000"/>
+              <w:top w:val="none" w:sz="0" w:space="0" w:color="000000"/>
+              <w:left w:val="none" w:sz="0" w:space="0" w:color="000000"/>
+              <w:right w:val="none" w:sz="0" w:space="0" w:color="000000"/>
+            </w:tcBorders>
+            <w:shd w:val="clear" w:color="auto" w:fill="FFFFFF"/>
+            <w:tcMar>
+              <w:top w:w="0" w:type="dxa"/>
+              <w:bottom w:w="0" w:type="dxa"/>
+              <w:left w:w="0" w:type="dxa"/>
+              <w:right w:w="0" w:type="dxa"/>
+            </w:tcMar>
+            <w:vAlign w:val="top"/>
+          </w:tcPr>
+          <w:p>
+            <w:pPr>
+              <w:jc w:val="center"/>
+              <w:pBdr>
+                <w:bottom w:val="none" w:sz="0" w:space="0" w:color="000000"/>
+                <w:top w:val="none" w:sz="0" w:space="0" w:color="000000"/>
+                <w:left w:val="none" w:sz="0" w:space="0" w:color="000000"/>
+                <w:right w:val="none" w:sz="0" w:space="0" w:color="000000"/>
+              </w:pBdr>
+              <w:spacing w:after="10" w:before="10" w:line="240"/>
+              <w:ind w:left="100" w:right="100" w:firstLine="0" w:firstLineChars="0"/>
+              <w:rPr>
+                <w:rFonts w:ascii="Arial" w:hAnsi="Arial" w:eastAsia="Arial" w:cs="Arial"/>
+                <w:i w:val="false"/>
+                <w:b w:val="false"/>
+                <w:u w:val="none"/>
+                <w:sz w:val="18"/>
+                <w:szCs w:val="18"/>
+                <w:color w:val="000000"/>
+              </w:rPr>
+            </w:pPr>
+            <w:r>
+              <w:rPr>
+                <w:rFonts w:ascii="Arial" w:hAnsi="Arial" w:eastAsia="Arial" w:cs="Arial"/>
+                <w:i w:val="false"/>
+                <w:b w:val="false"/>
+                <w:u w:val="none"/>
+                <w:sz w:val="18"/>
+                <w:szCs w:val="18"/>
+                <w:color w:val="000000"/>
+              </w:rPr>
+              <w:t xml:space="preserve">0 (0, 2)</w:t>
+            </w:r>
+          </w:p>
+        </w:tc>
+        <w:tc>
+          <w:tcPr>
+            <w:tcBorders>
+              <w:bottom w:val="none" w:sz="0" w:space="0" w:color="000000"/>
+              <w:top w:val="none" w:sz="0" w:space="0" w:color="000000"/>
+              <w:left w:val="none" w:sz="0" w:space="0" w:color="000000"/>
+              <w:right w:val="none" w:sz="0" w:space="0" w:color="000000"/>
+            </w:tcBorders>
+            <w:shd w:val="clear" w:color="auto" w:fill="FFFFFF"/>
+            <w:tcMar>
+              <w:top w:w="0" w:type="dxa"/>
+              <w:bottom w:w="0" w:type="dxa"/>
+              <w:left w:w="0" w:type="dxa"/>
+              <w:right w:w="0" w:type="dxa"/>
+            </w:tcMar>
+            <w:vAlign w:val="top"/>
+          </w:tcPr>
+          <w:p>
+            <w:pPr>
+              <w:jc w:val="center"/>
+              <w:pBdr>
+                <w:bottom w:val="none" w:sz="0" w:space="0" w:color="000000"/>
+                <w:top w:val="none" w:sz="0" w:space="0" w:color="000000"/>
+                <w:left w:val="none" w:sz="0" w:space="0" w:color="000000"/>
+                <w:right w:val="none" w:sz="0" w:space="0" w:color="000000"/>
+              </w:pBdr>
+              <w:spacing w:after="10" w:before="10" w:line="240"/>
+              <w:ind w:left="100" w:right="100" w:firstLine="0" w:firstLineChars="0"/>
+              <w:rPr>
+                <w:rFonts w:ascii="Arial" w:hAnsi="Arial" w:eastAsia="Arial" w:cs="Arial"/>
+                <w:i w:val="false"/>
+                <w:b w:val="false"/>
+                <w:u w:val="none"/>
+                <w:sz w:val="18"/>
+                <w:szCs w:val="18"/>
+                <w:color w:val="000000"/>
+              </w:rPr>
+            </w:pPr>
+            <w:r>
+              <w:rPr>
+                <w:rFonts w:ascii="Arial" w:hAnsi="Arial" w:eastAsia="Arial" w:cs="Arial"/>
+                <w:i w:val="false"/>
+                <w:b w:val="false"/>
+                <w:u w:val="none"/>
+                <w:sz w:val="18"/>
+                <w:szCs w:val="18"/>
+                <w:color w:val="000000"/>
+              </w:rPr>
+              <w:t xml:space="preserve">0.200*</w:t>
+            </w:r>
+          </w:p>
+        </w:tc>
+      </w:tr>
+      <w:tr>
+        <w:trPr>
+          <w:trHeight w:val="617" w:hRule="auto"/>
+        </w:trPr>
+        body39
+        <w:tc>
+          <w:tcPr>
+            <w:tcBorders>
+              <w:bottom w:val="single" w:sz="12" w:space="0" w:color="666666"/>
+              <w:top w:val="none" w:sz="0" w:space="0" w:color="000000"/>
+              <w:left w:val="none" w:sz="0" w:space="0" w:color="000000"/>
+              <w:right w:val="none" w:sz="0" w:space="0" w:color="000000"/>
+            </w:tcBorders>
+            <w:shd w:val="clear" w:color="auto" w:fill="FFFFFF"/>
+            <w:tcMar>
+              <w:top w:w="0" w:type="dxa"/>
+              <w:bottom w:w="0" w:type="dxa"/>
+              <w:left w:w="0" w:type="dxa"/>
+              <w:right w:w="0" w:type="dxa"/>
+            </w:tcMar>
+            <w:vAlign w:val="top"/>
+          </w:tcPr>
+          <w:p>
+            <w:pPr>
+              <w:jc w:val="left"/>
+              <w:pBdr>
+                <w:bottom w:val="none" w:sz="0" w:space="0" w:color="000000"/>
+                <w:top w:val="none" w:sz="0" w:space="0" w:color="000000"/>
+                <w:left w:val="none" w:sz="0" w:space="0" w:color="000000"/>
+                <w:right w:val="none" w:sz="0" w:space="0" w:color="000000"/>
+              </w:pBdr>
+              <w:spacing w:after="10" w:before="10" w:line="240"/>
+              <w:ind w:left="100" w:right="100" w:firstLine="0" w:firstLineChars="0"/>
+              <w:rPr>
+                <w:rFonts w:ascii="Arial" w:hAnsi="Arial" w:eastAsia="Arial" w:cs="Arial"/>
+                <w:i w:val="false"/>
+                <w:b w:val="false"/>
+                <w:u w:val="none"/>
+                <w:sz w:val="18"/>
+                <w:szCs w:val="18"/>
+                <w:color w:val="000000"/>
+              </w:rPr>
+            </w:pPr>
+            <w:r>
+              <w:rPr>
+                <w:rFonts w:ascii="Arial" w:hAnsi="Arial" w:eastAsia="Arial" w:cs="Arial"/>
+                <w:i w:val="false"/>
+                <w:b w:val="false"/>
+                <w:u w:val="none"/>
+                <w:sz w:val="18"/>
+                <w:szCs w:val="18"/>
+                <w:color w:val="000000"/>
+              </w:rPr>
+              <w:t xml:space="preserve">Proteína C reactiva (mg/L), Mediana (Q1, Q3)</w:t>
+            </w:r>
+          </w:p>
+        </w:tc>
+        <w:tc>
+          <w:tcPr>
+            <w:tcBorders>
+              <w:bottom w:val="single" w:sz="12" w:space="0" w:color="666666"/>
+              <w:top w:val="none" w:sz="0" w:space="0" w:color="000000"/>
+              <w:left w:val="none" w:sz="0" w:space="0" w:color="000000"/>
+              <w:right w:val="none" w:sz="0" w:space="0" w:color="000000"/>
+            </w:tcBorders>
+            <w:shd w:val="clear" w:color="auto" w:fill="FFFFFF"/>
+            <w:tcMar>
+              <w:top w:w="0" w:type="dxa"/>
+              <w:bottom w:w="0" w:type="dxa"/>
+              <w:left w:w="0" w:type="dxa"/>
+              <w:right w:w="0" w:type="dxa"/>
+            </w:tcMar>
+            <w:vAlign w:val="top"/>
+          </w:tcPr>
+          <w:p>
+            <w:pPr>
+              <w:jc w:val="center"/>
+              <w:pBdr>
+                <w:bottom w:val="none" w:sz="0" w:space="0" w:color="000000"/>
+                <w:top w:val="none" w:sz="0" w:space="0" w:color="000000"/>
+                <w:left w:val="none" w:sz="0" w:space="0" w:color="000000"/>
+                <w:right w:val="none" w:sz="0" w:space="0" w:color="000000"/>
+              </w:pBdr>
+              <w:spacing w:after="10" w:before="10" w:line="240"/>
+              <w:ind w:left="100" w:right="100" w:firstLine="0" w:firstLineChars="0"/>
+              <w:rPr>
+                <w:rFonts w:ascii="Arial" w:hAnsi="Arial" w:eastAsia="Arial" w:cs="Arial"/>
+                <w:i w:val="false"/>
+                <w:b w:val="false"/>
+                <w:u w:val="none"/>
+                <w:sz w:val="18"/>
+                <w:szCs w:val="18"/>
+                <w:color w:val="000000"/>
+              </w:rPr>
+            </w:pPr>
+            <w:r>
+              <w:rPr>
+                <w:rFonts w:ascii="Arial" w:hAnsi="Arial" w:eastAsia="Arial" w:cs="Arial"/>
+                <w:i w:val="false"/>
+                <w:b w:val="false"/>
+                <w:u w:val="none"/>
+                <w:sz w:val="18"/>
+                <w:szCs w:val="18"/>
+                <w:color w:val="000000"/>
+              </w:rPr>
+              <w:t xml:space="preserve">0.50 (0.37, 0.73)</w:t>
+            </w:r>
+          </w:p>
+        </w:tc>
+        <w:tc>
+          <w:tcPr>
+            <w:tcBorders>
+              <w:bottom w:val="single" w:sz="12" w:space="0" w:color="666666"/>
+              <w:top w:val="none" w:sz="0" w:space="0" w:color="000000"/>
+              <w:left w:val="none" w:sz="0" w:space="0" w:color="000000"/>
+              <w:right w:val="none" w:sz="0" w:space="0" w:color="000000"/>
+            </w:tcBorders>
+            <w:shd w:val="clear" w:color="auto" w:fill="FFFFFF"/>
+            <w:tcMar>
+              <w:top w:w="0" w:type="dxa"/>
+              <w:bottom w:w="0" w:type="dxa"/>
+              <w:left w:w="0" w:type="dxa"/>
+              <w:right w:w="0" w:type="dxa"/>
+            </w:tcMar>
+            <w:vAlign w:val="top"/>
+          </w:tcPr>
+          <w:p>
+            <w:pPr>
+              <w:jc w:val="center"/>
+              <w:pBdr>
+                <w:bottom w:val="none" w:sz="0" w:space="0" w:color="000000"/>
+                <w:top w:val="none" w:sz="0" w:space="0" w:color="000000"/>
+                <w:left w:val="none" w:sz="0" w:space="0" w:color="000000"/>
+                <w:right w:val="none" w:sz="0" w:space="0" w:color="000000"/>
+              </w:pBdr>
+              <w:spacing w:after="10" w:before="10" w:line="240"/>
+              <w:ind w:left="100" w:right="100" w:firstLine="0" w:firstLineChars="0"/>
+              <w:rPr>
+                <w:rFonts w:ascii="Arial" w:hAnsi="Arial" w:eastAsia="Arial" w:cs="Arial"/>
+                <w:i w:val="false"/>
+                <w:b w:val="false"/>
+                <w:u w:val="none"/>
+                <w:sz w:val="18"/>
+                <w:szCs w:val="18"/>
+                <w:color w:val="000000"/>
+              </w:rPr>
+            </w:pPr>
+            <w:r>
+              <w:rPr>
+                <w:rFonts w:ascii="Arial" w:hAnsi="Arial" w:eastAsia="Arial" w:cs="Arial"/>
+                <w:i w:val="false"/>
+                <w:b w:val="false"/>
+                <w:u w:val="none"/>
+                <w:sz w:val="18"/>
+                <w:szCs w:val="18"/>
+                <w:color w:val="000000"/>
+              </w:rPr>
+              <w:t xml:space="preserve">0.48 (0.37, 0.69)</w:t>
+            </w:r>
+          </w:p>
+        </w:tc>
+        <w:tc>
+          <w:tcPr>
+            <w:tcBorders>
+              <w:bottom w:val="single" w:sz="12" w:space="0" w:color="666666"/>
+              <w:top w:val="none" w:sz="0" w:space="0" w:color="000000"/>
+              <w:left w:val="none" w:sz="0" w:space="0" w:color="000000"/>
+              <w:right w:val="none" w:sz="0" w:space="0" w:color="000000"/>
+            </w:tcBorders>
+            <w:shd w:val="clear" w:color="auto" w:fill="FFFFFF"/>
+            <w:tcMar>
+              <w:top w:w="0" w:type="dxa"/>
+              <w:bottom w:w="0" w:type="dxa"/>
+              <w:left w:w="0" w:type="dxa"/>
+              <w:right w:w="0" w:type="dxa"/>
+            </w:tcMar>
+            <w:vAlign w:val="top"/>
+          </w:tcPr>
+          <w:p>
+            <w:pPr>
+              <w:jc w:val="center"/>
+              <w:pBdr>
+                <w:bottom w:val="none" w:sz="0" w:space="0" w:color="000000"/>
+                <w:top w:val="none" w:sz="0" w:space="0" w:color="000000"/>
+                <w:left w:val="none" w:sz="0" w:space="0" w:color="000000"/>
+                <w:right w:val="none" w:sz="0" w:space="0" w:color="000000"/>
+              </w:pBdr>
+              <w:spacing w:after="10" w:before="10" w:line="240"/>
+              <w:ind w:left="100" w:right="100" w:firstLine="0" w:firstLineChars="0"/>
+              <w:rPr>
+                <w:rFonts w:ascii="Arial" w:hAnsi="Arial" w:eastAsia="Arial" w:cs="Arial"/>
+                <w:i w:val="false"/>
+                <w:b w:val="false"/>
+                <w:u w:val="none"/>
+                <w:sz w:val="18"/>
+                <w:szCs w:val="18"/>
+                <w:color w:val="000000"/>
+              </w:rPr>
+            </w:pPr>
+            <w:r>
+              <w:rPr>
+                <w:rFonts w:ascii="Arial" w:hAnsi="Arial" w:eastAsia="Arial" w:cs="Arial"/>
+                <w:i w:val="false"/>
+                <w:b w:val="false"/>
+                <w:u w:val="none"/>
+                <w:sz w:val="18"/>
+                <w:szCs w:val="18"/>
+                <w:color w:val="000000"/>
+              </w:rPr>
+              <w:t xml:space="preserve">0.286*</w:t>
+            </w:r>
+          </w:p>
+        </w:tc>
+      </w:tr>
+      <w:tr>
+        <w:trPr>
+          <w:trHeight w:val="360" w:hRule="auto"/>
+        </w:trPr>
+        footer 1
+        <w:tc>
+          <w:tcPr>
+            <w:gridSpan w:val="4"/>
+            <w:tcBorders>
+              <w:bottom w:val="none" w:sz="0" w:space="0" w:color="000000"/>
+              <w:top w:val="single" w:sz="12" w:space="0" w:color="666666"/>
+              <w:left w:val="none" w:sz="0" w:space="0" w:color="000000"/>
+              <w:right w:val="none" w:sz="0" w:space="0" w:color="000000"/>
+            </w:tcBorders>
+            <w:shd w:val="clear" w:color="auto" w:fill="FFFFFF"/>
+            <w:tcMar>
+              <w:top w:w="0" w:type="dxa"/>
+              <w:bottom w:w="0" w:type="dxa"/>
+              <w:left w:w="0" w:type="dxa"/>
+              <w:right w:w="0" w:type="dxa"/>
+            </w:tcMar>
+            <w:vAlign w:val="center"/>
+          </w:tcPr>
+          <w:p>
+            <w:pPr>
+              <w:jc w:val="left"/>
+              <w:pBdr>
+                <w:bottom w:val="none" w:sz="0" w:space="0" w:color="000000"/>
+                <w:top w:val="none" w:sz="0" w:space="0" w:color="000000"/>
+                <w:left w:val="none" w:sz="0" w:space="0" w:color="000000"/>
+                <w:right w:val="none" w:sz="0" w:space="0" w:color="000000"/>
+              </w:pBdr>
+              <w:spacing w:after="10" w:before="10" w:line="240"/>
+              <w:ind w:left="100" w:right="100" w:firstLine="0" w:firstLineChars="0"/>
+              <w:rPr>
+                <w:rFonts w:ascii="Arial" w:hAnsi="Arial" w:eastAsia="Arial" w:cs="Arial"/>
+                <w:i w:val="false"/>
+                <w:b w:val="false"/>
+                <w:u w:val="none"/>
+                <w:sz w:val="18"/>
+                <w:szCs w:val="18"/>
+                <w:color w:val="000000"/>
+              </w:rPr>
+            </w:pPr>
+            <w:r>
+              <w:rPr>
+                <w:rFonts w:ascii="Arial" w:hAnsi="Arial" w:eastAsia="Arial" w:cs="Arial"/>
+                <w:i w:val="false"/>
+                <w:b w:val="false"/>
+                <w:u w:val="none"/>
+                <w:vertAlign w:val="superscript"/>
+                <w:sz w:val="18"/>
+                <w:szCs w:val="18"/>
+                <w:color w:val="000000"/>
+              </w:rPr>
+              <w:t xml:space="preserve">1</w:t>
+            </w:r>
+            <w:r>
+              <w:rPr>
+                <w:rFonts w:ascii="Arial" w:hAnsi="Arial" w:eastAsia="Arial" w:cs="Arial"/>
+                <w:i w:val="false"/>
+                <w:b w:val="false"/>
+                <w:u w:val="none"/>
+                <w:sz w:val="18"/>
+                <w:szCs w:val="18"/>
+                <w:color w:val="000000"/>
+              </w:rPr>
+              <w:t xml:space="preserve">Prueba U de Mann-Whitney (*); Prueba de Chi-cuadrado (**); Prueba exacta de Fisher (†)</w:t>
+            </w:r>
+          </w:p>
+        </w:tc>
+      </w:tr>
+      <w:tr>
+        <w:trPr>
+          <w:trHeight w:val="360" w:hRule="auto"/>
+        </w:trPr>
+        footer 2
+        <w:tc>
+          <w:tcPr>
+            <w:gridSpan w:val="4"/>
+            <w:tcBorders>
+              <w:bottom w:val="single" w:sz="12" w:space="0" w:color="666666"/>
+              <w:top w:val="none" w:sz="0" w:space="0" w:color="000000"/>
+              <w:left w:val="none" w:sz="0" w:space="0" w:color="000000"/>
+              <w:right w:val="none" w:sz="0" w:space="0" w:color="000000"/>
+            </w:tcBorders>
+            <w:shd w:val="clear" w:color="auto" w:fill="FFFFFF"/>
+            <w:tcMar>
+              <w:top w:w="0" w:type="dxa"/>
+              <w:bottom w:w="0" w:type="dxa"/>
+              <w:left w:w="0" w:type="dxa"/>
+              <w:right w:w="0" w:type="dxa"/>
+            </w:tcMar>
+            <w:vAlign w:val="center"/>
+          </w:tcPr>
+          <w:p>
+            <w:pPr>
+              <w:jc w:val="left"/>
+              <w:pBdr>
+                <w:bottom w:val="none" w:sz="0" w:space="0" w:color="000000"/>
+                <w:top w:val="none" w:sz="0" w:space="0" w:color="000000"/>
+                <w:left w:val="none" w:sz="0" w:space="0" w:color="000000"/>
+                <w:right w:val="none" w:sz="0" w:space="0" w:color="000000"/>
+              </w:pBdr>
+              <w:spacing w:after="10" w:before="10" w:line="240"/>
+              <w:ind w:left="100" w:right="100" w:firstLine="0" w:firstLineChars="0"/>
+              <w:rPr>
+                <w:rFonts w:ascii="Arial" w:hAnsi="Arial" w:eastAsia="Arial" w:cs="Arial"/>
+                <w:i w:val="false"/>
+                <w:b w:val="false"/>
+                <w:u w:val="none"/>
+                <w:sz w:val="18"/>
+                <w:szCs w:val="18"/>
+                <w:color w:val="000000"/>
+              </w:rPr>
+            </w:pPr>
+            <w:r>
+              <w:rPr>
+                <w:rFonts w:ascii="Arial" w:hAnsi="Arial" w:eastAsia="Arial" w:cs="Arial"/>
+                <w:i w:val="false"/>
+                <w:b w:val="false"/>
+                <w:u w:val="none"/>
+                <w:sz w:val="18"/>
+                <w:szCs w:val="18"/>
+                <w:color w:val="000000"/>
+              </w:rPr>
+              <w:t xml:space="preserve">Abreviacion: OMS, Organización Mundial de la Salud; SIS, Seguro Integral de Salud</w:t>
+            </w:r>
+          </w:p>
+        </w:tc>
+      </w:tr>
+    </w:tbl>
     <w:sectPr>
-      <w:pgMar w:header="708" w:bottom="1417" w:top="1417" w:right="1417" w:left="1417" w:footer="708" w:gutter="0"/>
+      <w:pgMar w:header="708" w:bottom="720" w:top="720" w:right="720" w:left="720" w:footer="708" w:gutter="0"/>
       <w:pgSz w:h="16838" w:w="11906" w:orient="portrait"/>
       <w:type w:val="continuous"/>
       <w:cols/>

--- a/outputs/Table_S1.docx
+++ b/outputs/Table_S1.docx
@@ -164,7 +164,7 @@
                 <w:szCs w:val="18"/>
                 <w:color w:val="000000"/>
               </w:rPr>
-              <w:t xml:space="preserve">N = 680 (41.1%)</w:t>
+              <w:t xml:space="preserve">N = 694 (41.0%)</w:t>
             </w:r>
           </w:p>
         </w:tc>
@@ -252,7 +252,7 @@
                 <w:szCs w:val="18"/>
                 <w:color w:val="000000"/>
               </w:rPr>
-              <w:t xml:space="preserve">N = 973 (58.9%)</w:t>
+              <w:t xml:space="preserve">N = 999 (59.0%)</w:t>
             </w:r>
           </w:p>
         </w:tc>
@@ -531,7 +531,7 @@
                 <w:szCs w:val="18"/>
                 <w:color w:val="000000"/>
               </w:rPr>
-              <w:t xml:space="preserve">0.018*</w:t>
+              <w:t xml:space="preserve">0.041*</w:t>
             </w:r>
           </w:p>
         </w:tc>
@@ -855,59 +855,59 @@
                 <w:szCs w:val="18"/>
                 <w:color w:val="000000"/>
               </w:rPr>
-              <w:t xml:space="preserve">21 (21.2%)</w:t>
-            </w:r>
-          </w:p>
-        </w:tc>
-        <w:tc>
-          <w:tcPr>
-            <w:tcBorders>
-              <w:bottom w:val="none" w:sz="0" w:space="0" w:color="000000"/>
-              <w:top w:val="none" w:sz="0" w:space="0" w:color="000000"/>
-              <w:left w:val="none" w:sz="0" w:space="0" w:color="000000"/>
-              <w:right w:val="none" w:sz="0" w:space="0" w:color="000000"/>
-            </w:tcBorders>
-            <w:shd w:val="clear" w:color="auto" w:fill="FFFFFF"/>
-            <w:tcMar>
-              <w:top w:w="0" w:type="dxa"/>
-              <w:bottom w:w="0" w:type="dxa"/>
-              <w:left w:w="0" w:type="dxa"/>
-              <w:right w:w="0" w:type="dxa"/>
-            </w:tcMar>
-            <w:vAlign w:val="top"/>
-          </w:tcPr>
-          <w:p>
-            <w:pPr>
-              <w:jc w:val="center"/>
-              <w:pBdr>
-                <w:bottom w:val="none" w:sz="0" w:space="0" w:color="000000"/>
-                <w:top w:val="none" w:sz="0" w:space="0" w:color="000000"/>
-                <w:left w:val="none" w:sz="0" w:space="0" w:color="000000"/>
-                <w:right w:val="none" w:sz="0" w:space="0" w:color="000000"/>
-              </w:pBdr>
-              <w:spacing w:after="10" w:before="10" w:line="240"/>
-              <w:ind w:left="100" w:right="100" w:firstLine="0" w:firstLineChars="0"/>
-              <w:rPr>
-                <w:rFonts w:ascii="Arial" w:hAnsi="Arial" w:eastAsia="Arial" w:cs="Arial"/>
-                <w:i w:val="false"/>
-                <w:b w:val="false"/>
-                <w:u w:val="none"/>
-                <w:sz w:val="18"/>
-                <w:szCs w:val="18"/>
-                <w:color w:val="000000"/>
-              </w:rPr>
-            </w:pPr>
-            <w:r>
-              <w:rPr>
-                <w:rFonts w:ascii="Arial" w:hAnsi="Arial" w:eastAsia="Arial" w:cs="Arial"/>
-                <w:i w:val="false"/>
-                <w:b w:val="false"/>
-                <w:u w:val="none"/>
-                <w:sz w:val="18"/>
-                <w:szCs w:val="18"/>
-                <w:color w:val="000000"/>
-              </w:rPr>
-              <w:t xml:space="preserve">78 (78.8%)</w:t>
+              <w:t xml:space="preserve">22 (22.0%)</w:t>
+            </w:r>
+          </w:p>
+        </w:tc>
+        <w:tc>
+          <w:tcPr>
+            <w:tcBorders>
+              <w:bottom w:val="none" w:sz="0" w:space="0" w:color="000000"/>
+              <w:top w:val="none" w:sz="0" w:space="0" w:color="000000"/>
+              <w:left w:val="none" w:sz="0" w:space="0" w:color="000000"/>
+              <w:right w:val="none" w:sz="0" w:space="0" w:color="000000"/>
+            </w:tcBorders>
+            <w:shd w:val="clear" w:color="auto" w:fill="FFFFFF"/>
+            <w:tcMar>
+              <w:top w:w="0" w:type="dxa"/>
+              <w:bottom w:w="0" w:type="dxa"/>
+              <w:left w:w="0" w:type="dxa"/>
+              <w:right w:w="0" w:type="dxa"/>
+            </w:tcMar>
+            <w:vAlign w:val="top"/>
+          </w:tcPr>
+          <w:p>
+            <w:pPr>
+              <w:jc w:val="center"/>
+              <w:pBdr>
+                <w:bottom w:val="none" w:sz="0" w:space="0" w:color="000000"/>
+                <w:top w:val="none" w:sz="0" w:space="0" w:color="000000"/>
+                <w:left w:val="none" w:sz="0" w:space="0" w:color="000000"/>
+                <w:right w:val="none" w:sz="0" w:space="0" w:color="000000"/>
+              </w:pBdr>
+              <w:spacing w:after="10" w:before="10" w:line="240"/>
+              <w:ind w:left="100" w:right="100" w:firstLine="0" w:firstLineChars="0"/>
+              <w:rPr>
+                <w:rFonts w:ascii="Arial" w:hAnsi="Arial" w:eastAsia="Arial" w:cs="Arial"/>
+                <w:i w:val="false"/>
+                <w:b w:val="false"/>
+                <w:u w:val="none"/>
+                <w:sz w:val="18"/>
+                <w:szCs w:val="18"/>
+                <w:color w:val="000000"/>
+              </w:rPr>
+            </w:pPr>
+            <w:r>
+              <w:rPr>
+                <w:rFonts w:ascii="Arial" w:hAnsi="Arial" w:eastAsia="Arial" w:cs="Arial"/>
+                <w:i w:val="false"/>
+                <w:b w:val="false"/>
+                <w:u w:val="none"/>
+                <w:sz w:val="18"/>
+                <w:szCs w:val="18"/>
+                <w:color w:val="000000"/>
+              </w:rPr>
+              <w:t xml:space="preserve">78 (78.0%)</w:t>
             </w:r>
           </w:p>
         </w:tc>
@@ -1069,59 +1069,59 @@
                 <w:szCs w:val="18"/>
                 <w:color w:val="000000"/>
               </w:rPr>
-              <w:t xml:space="preserve">399 (43.7%)</w:t>
-            </w:r>
-          </w:p>
-        </w:tc>
-        <w:tc>
-          <w:tcPr>
-            <w:tcBorders>
-              <w:bottom w:val="none" w:sz="0" w:space="0" w:color="000000"/>
-              <w:top w:val="none" w:sz="0" w:space="0" w:color="000000"/>
-              <w:left w:val="none" w:sz="0" w:space="0" w:color="000000"/>
-              <w:right w:val="none" w:sz="0" w:space="0" w:color="000000"/>
-            </w:tcBorders>
-            <w:shd w:val="clear" w:color="auto" w:fill="FFFFFF"/>
-            <w:tcMar>
-              <w:top w:w="0" w:type="dxa"/>
-              <w:bottom w:w="0" w:type="dxa"/>
-              <w:left w:w="0" w:type="dxa"/>
-              <w:right w:w="0" w:type="dxa"/>
-            </w:tcMar>
-            <w:vAlign w:val="top"/>
-          </w:tcPr>
-          <w:p>
-            <w:pPr>
-              <w:jc w:val="center"/>
-              <w:pBdr>
-                <w:bottom w:val="none" w:sz="0" w:space="0" w:color="000000"/>
-                <w:top w:val="none" w:sz="0" w:space="0" w:color="000000"/>
-                <w:left w:val="none" w:sz="0" w:space="0" w:color="000000"/>
-                <w:right w:val="none" w:sz="0" w:space="0" w:color="000000"/>
-              </w:pBdr>
-              <w:spacing w:after="10" w:before="10" w:line="240"/>
-              <w:ind w:left="100" w:right="100" w:firstLine="0" w:firstLineChars="0"/>
-              <w:rPr>
-                <w:rFonts w:ascii="Arial" w:hAnsi="Arial" w:eastAsia="Arial" w:cs="Arial"/>
-                <w:i w:val="false"/>
-                <w:b w:val="false"/>
-                <w:u w:val="none"/>
-                <w:sz w:val="18"/>
-                <w:szCs w:val="18"/>
-                <w:color w:val="000000"/>
-              </w:rPr>
-            </w:pPr>
-            <w:r>
-              <w:rPr>
-                <w:rFonts w:ascii="Arial" w:hAnsi="Arial" w:eastAsia="Arial" w:cs="Arial"/>
-                <w:i w:val="false"/>
-                <w:b w:val="false"/>
-                <w:u w:val="none"/>
-                <w:sz w:val="18"/>
-                <w:szCs w:val="18"/>
-                <w:color w:val="000000"/>
-              </w:rPr>
-              <w:t xml:space="preserve">514 (56.3%)</w:t>
+              <w:t xml:space="preserve">404 (43.1%)</w:t>
+            </w:r>
+          </w:p>
+        </w:tc>
+        <w:tc>
+          <w:tcPr>
+            <w:tcBorders>
+              <w:bottom w:val="none" w:sz="0" w:space="0" w:color="000000"/>
+              <w:top w:val="none" w:sz="0" w:space="0" w:color="000000"/>
+              <w:left w:val="none" w:sz="0" w:space="0" w:color="000000"/>
+              <w:right w:val="none" w:sz="0" w:space="0" w:color="000000"/>
+            </w:tcBorders>
+            <w:shd w:val="clear" w:color="auto" w:fill="FFFFFF"/>
+            <w:tcMar>
+              <w:top w:w="0" w:type="dxa"/>
+              <w:bottom w:w="0" w:type="dxa"/>
+              <w:left w:w="0" w:type="dxa"/>
+              <w:right w:w="0" w:type="dxa"/>
+            </w:tcMar>
+            <w:vAlign w:val="top"/>
+          </w:tcPr>
+          <w:p>
+            <w:pPr>
+              <w:jc w:val="center"/>
+              <w:pBdr>
+                <w:bottom w:val="none" w:sz="0" w:space="0" w:color="000000"/>
+                <w:top w:val="none" w:sz="0" w:space="0" w:color="000000"/>
+                <w:left w:val="none" w:sz="0" w:space="0" w:color="000000"/>
+                <w:right w:val="none" w:sz="0" w:space="0" w:color="000000"/>
+              </w:pBdr>
+              <w:spacing w:after="10" w:before="10" w:line="240"/>
+              <w:ind w:left="100" w:right="100" w:firstLine="0" w:firstLineChars="0"/>
+              <w:rPr>
+                <w:rFonts w:ascii="Arial" w:hAnsi="Arial" w:eastAsia="Arial" w:cs="Arial"/>
+                <w:i w:val="false"/>
+                <w:b w:val="false"/>
+                <w:u w:val="none"/>
+                <w:sz w:val="18"/>
+                <w:szCs w:val="18"/>
+                <w:color w:val="000000"/>
+              </w:rPr>
+            </w:pPr>
+            <w:r>
+              <w:rPr>
+                <w:rFonts w:ascii="Arial" w:hAnsi="Arial" w:eastAsia="Arial" w:cs="Arial"/>
+                <w:i w:val="false"/>
+                <w:b w:val="false"/>
+                <w:u w:val="none"/>
+                <w:sz w:val="18"/>
+                <w:szCs w:val="18"/>
+                <w:color w:val="000000"/>
+              </w:rPr>
+              <w:t xml:space="preserve">533 (56.9%)</w:t>
             </w:r>
           </w:p>
         </w:tc>
@@ -1283,59 +1283,59 @@
                 <w:szCs w:val="18"/>
                 <w:color w:val="000000"/>
               </w:rPr>
-              <w:t xml:space="preserve">260 (40.6%)</w:t>
-            </w:r>
-          </w:p>
-        </w:tc>
-        <w:tc>
-          <w:tcPr>
-            <w:tcBorders>
-              <w:bottom w:val="none" w:sz="0" w:space="0" w:color="000000"/>
-              <w:top w:val="none" w:sz="0" w:space="0" w:color="000000"/>
-              <w:left w:val="none" w:sz="0" w:space="0" w:color="000000"/>
-              <w:right w:val="none" w:sz="0" w:space="0" w:color="000000"/>
-            </w:tcBorders>
-            <w:shd w:val="clear" w:color="auto" w:fill="FFFFFF"/>
-            <w:tcMar>
-              <w:top w:w="0" w:type="dxa"/>
-              <w:bottom w:w="0" w:type="dxa"/>
-              <w:left w:w="0" w:type="dxa"/>
-              <w:right w:w="0" w:type="dxa"/>
-            </w:tcMar>
-            <w:vAlign w:val="top"/>
-          </w:tcPr>
-          <w:p>
-            <w:pPr>
-              <w:jc w:val="center"/>
-              <w:pBdr>
-                <w:bottom w:val="none" w:sz="0" w:space="0" w:color="000000"/>
-                <w:top w:val="none" w:sz="0" w:space="0" w:color="000000"/>
-                <w:left w:val="none" w:sz="0" w:space="0" w:color="000000"/>
-                <w:right w:val="none" w:sz="0" w:space="0" w:color="000000"/>
-              </w:pBdr>
-              <w:spacing w:after="10" w:before="10" w:line="240"/>
-              <w:ind w:left="100" w:right="100" w:firstLine="0" w:firstLineChars="0"/>
-              <w:rPr>
-                <w:rFonts w:ascii="Arial" w:hAnsi="Arial" w:eastAsia="Arial" w:cs="Arial"/>
-                <w:i w:val="false"/>
-                <w:b w:val="false"/>
-                <w:u w:val="none"/>
-                <w:sz w:val="18"/>
-                <w:szCs w:val="18"/>
-                <w:color w:val="000000"/>
-              </w:rPr>
-            </w:pPr>
-            <w:r>
-              <w:rPr>
-                <w:rFonts w:ascii="Arial" w:hAnsi="Arial" w:eastAsia="Arial" w:cs="Arial"/>
-                <w:i w:val="false"/>
-                <w:b w:val="false"/>
-                <w:u w:val="none"/>
-                <w:sz w:val="18"/>
-                <w:szCs w:val="18"/>
-                <w:color w:val="000000"/>
-              </w:rPr>
-              <w:t xml:space="preserve">381 (59.4%)</w:t>
+              <w:t xml:space="preserve">268 (40.9%)</w:t>
+            </w:r>
+          </w:p>
+        </w:tc>
+        <w:tc>
+          <w:tcPr>
+            <w:tcBorders>
+              <w:bottom w:val="none" w:sz="0" w:space="0" w:color="000000"/>
+              <w:top w:val="none" w:sz="0" w:space="0" w:color="000000"/>
+              <w:left w:val="none" w:sz="0" w:space="0" w:color="000000"/>
+              <w:right w:val="none" w:sz="0" w:space="0" w:color="000000"/>
+            </w:tcBorders>
+            <w:shd w:val="clear" w:color="auto" w:fill="FFFFFF"/>
+            <w:tcMar>
+              <w:top w:w="0" w:type="dxa"/>
+              <w:bottom w:w="0" w:type="dxa"/>
+              <w:left w:w="0" w:type="dxa"/>
+              <w:right w:w="0" w:type="dxa"/>
+            </w:tcMar>
+            <w:vAlign w:val="top"/>
+          </w:tcPr>
+          <w:p>
+            <w:pPr>
+              <w:jc w:val="center"/>
+              <w:pBdr>
+                <w:bottom w:val="none" w:sz="0" w:space="0" w:color="000000"/>
+                <w:top w:val="none" w:sz="0" w:space="0" w:color="000000"/>
+                <w:left w:val="none" w:sz="0" w:space="0" w:color="000000"/>
+                <w:right w:val="none" w:sz="0" w:space="0" w:color="000000"/>
+              </w:pBdr>
+              <w:spacing w:after="10" w:before="10" w:line="240"/>
+              <w:ind w:left="100" w:right="100" w:firstLine="0" w:firstLineChars="0"/>
+              <w:rPr>
+                <w:rFonts w:ascii="Arial" w:hAnsi="Arial" w:eastAsia="Arial" w:cs="Arial"/>
+                <w:i w:val="false"/>
+                <w:b w:val="false"/>
+                <w:u w:val="none"/>
+                <w:sz w:val="18"/>
+                <w:szCs w:val="18"/>
+                <w:color w:val="000000"/>
+              </w:rPr>
+            </w:pPr>
+            <w:r>
+              <w:rPr>
+                <w:rFonts w:ascii="Arial" w:hAnsi="Arial" w:eastAsia="Arial" w:cs="Arial"/>
+                <w:i w:val="false"/>
+                <w:b w:val="false"/>
+                <w:u w:val="none"/>
+                <w:sz w:val="18"/>
+                <w:szCs w:val="18"/>
+                <w:color w:val="000000"/>
+              </w:rPr>
+              <w:t xml:space="preserve">388 (59.1%)</w:t>
             </w:r>
           </w:p>
         </w:tc>
@@ -1601,7 +1601,7 @@
                 <w:szCs w:val="18"/>
                 <w:color w:val="000000"/>
               </w:rPr>
-              <w:t xml:space="preserve">0.666**</w:t>
+              <w:t xml:space="preserve">0.670**</w:t>
             </w:r>
           </w:p>
         </w:tc>
@@ -1711,59 +1711,59 @@
                 <w:szCs w:val="18"/>
                 <w:color w:val="000000"/>
               </w:rPr>
-              <w:t xml:space="preserve">359 (41.7%)</w:t>
-            </w:r>
-          </w:p>
-        </w:tc>
-        <w:tc>
-          <w:tcPr>
-            <w:tcBorders>
-              <w:bottom w:val="none" w:sz="0" w:space="0" w:color="000000"/>
-              <w:top w:val="none" w:sz="0" w:space="0" w:color="000000"/>
-              <w:left w:val="none" w:sz="0" w:space="0" w:color="000000"/>
-              <w:right w:val="none" w:sz="0" w:space="0" w:color="000000"/>
-            </w:tcBorders>
-            <w:shd w:val="clear" w:color="auto" w:fill="FFFFFF"/>
-            <w:tcMar>
-              <w:top w:w="0" w:type="dxa"/>
-              <w:bottom w:w="0" w:type="dxa"/>
-              <w:left w:w="0" w:type="dxa"/>
-              <w:right w:w="0" w:type="dxa"/>
-            </w:tcMar>
-            <w:vAlign w:val="top"/>
-          </w:tcPr>
-          <w:p>
-            <w:pPr>
-              <w:jc w:val="center"/>
-              <w:pBdr>
-                <w:bottom w:val="none" w:sz="0" w:space="0" w:color="000000"/>
-                <w:top w:val="none" w:sz="0" w:space="0" w:color="000000"/>
-                <w:left w:val="none" w:sz="0" w:space="0" w:color="000000"/>
-                <w:right w:val="none" w:sz="0" w:space="0" w:color="000000"/>
-              </w:pBdr>
-              <w:spacing w:after="10" w:before="10" w:line="240"/>
-              <w:ind w:left="100" w:right="100" w:firstLine="0" w:firstLineChars="0"/>
-              <w:rPr>
-                <w:rFonts w:ascii="Arial" w:hAnsi="Arial" w:eastAsia="Arial" w:cs="Arial"/>
-                <w:i w:val="false"/>
-                <w:b w:val="false"/>
-                <w:u w:val="none"/>
-                <w:sz w:val="18"/>
-                <w:szCs w:val="18"/>
-                <w:color w:val="000000"/>
-              </w:rPr>
-            </w:pPr>
-            <w:r>
-              <w:rPr>
-                <w:rFonts w:ascii="Arial" w:hAnsi="Arial" w:eastAsia="Arial" w:cs="Arial"/>
-                <w:i w:val="false"/>
-                <w:b w:val="false"/>
-                <w:u w:val="none"/>
-                <w:sz w:val="18"/>
-                <w:szCs w:val="18"/>
-                <w:color w:val="000000"/>
-              </w:rPr>
-              <w:t xml:space="preserve">502 (58.3%)</w:t>
+              <w:t xml:space="preserve">368 (41.5%)</w:t>
+            </w:r>
+          </w:p>
+        </w:tc>
+        <w:tc>
+          <w:tcPr>
+            <w:tcBorders>
+              <w:bottom w:val="none" w:sz="0" w:space="0" w:color="000000"/>
+              <w:top w:val="none" w:sz="0" w:space="0" w:color="000000"/>
+              <w:left w:val="none" w:sz="0" w:space="0" w:color="000000"/>
+              <w:right w:val="none" w:sz="0" w:space="0" w:color="000000"/>
+            </w:tcBorders>
+            <w:shd w:val="clear" w:color="auto" w:fill="FFFFFF"/>
+            <w:tcMar>
+              <w:top w:w="0" w:type="dxa"/>
+              <w:bottom w:w="0" w:type="dxa"/>
+              <w:left w:w="0" w:type="dxa"/>
+              <w:right w:w="0" w:type="dxa"/>
+            </w:tcMar>
+            <w:vAlign w:val="top"/>
+          </w:tcPr>
+          <w:p>
+            <w:pPr>
+              <w:jc w:val="center"/>
+              <w:pBdr>
+                <w:bottom w:val="none" w:sz="0" w:space="0" w:color="000000"/>
+                <w:top w:val="none" w:sz="0" w:space="0" w:color="000000"/>
+                <w:left w:val="none" w:sz="0" w:space="0" w:color="000000"/>
+                <w:right w:val="none" w:sz="0" w:space="0" w:color="000000"/>
+              </w:pBdr>
+              <w:spacing w:after="10" w:before="10" w:line="240"/>
+              <w:ind w:left="100" w:right="100" w:firstLine="0" w:firstLineChars="0"/>
+              <w:rPr>
+                <w:rFonts w:ascii="Arial" w:hAnsi="Arial" w:eastAsia="Arial" w:cs="Arial"/>
+                <w:i w:val="false"/>
+                <w:b w:val="false"/>
+                <w:u w:val="none"/>
+                <w:sz w:val="18"/>
+                <w:szCs w:val="18"/>
+                <w:color w:val="000000"/>
+              </w:rPr>
+            </w:pPr>
+            <w:r>
+              <w:rPr>
+                <w:rFonts w:ascii="Arial" w:hAnsi="Arial" w:eastAsia="Arial" w:cs="Arial"/>
+                <w:i w:val="false"/>
+                <w:b w:val="false"/>
+                <w:u w:val="none"/>
+                <w:sz w:val="18"/>
+                <w:szCs w:val="18"/>
+                <w:color w:val="000000"/>
+              </w:rPr>
+              <w:t xml:space="preserve">518 (58.5%)</w:t>
             </w:r>
           </w:p>
         </w:tc>
@@ -1925,59 +1925,59 @@
                 <w:szCs w:val="18"/>
                 <w:color w:val="000000"/>
               </w:rPr>
-              <w:t xml:space="preserve">321 (40.5%)</w:t>
-            </w:r>
-          </w:p>
-        </w:tc>
-        <w:tc>
-          <w:tcPr>
-            <w:tcBorders>
-              <w:bottom w:val="none" w:sz="0" w:space="0" w:color="000000"/>
-              <w:top w:val="none" w:sz="0" w:space="0" w:color="000000"/>
-              <w:left w:val="none" w:sz="0" w:space="0" w:color="000000"/>
-              <w:right w:val="none" w:sz="0" w:space="0" w:color="000000"/>
-            </w:tcBorders>
-            <w:shd w:val="clear" w:color="auto" w:fill="FFFFFF"/>
-            <w:tcMar>
-              <w:top w:w="0" w:type="dxa"/>
-              <w:bottom w:w="0" w:type="dxa"/>
-              <w:left w:w="0" w:type="dxa"/>
-              <w:right w:w="0" w:type="dxa"/>
-            </w:tcMar>
-            <w:vAlign w:val="top"/>
-          </w:tcPr>
-          <w:p>
-            <w:pPr>
-              <w:jc w:val="center"/>
-              <w:pBdr>
-                <w:bottom w:val="none" w:sz="0" w:space="0" w:color="000000"/>
-                <w:top w:val="none" w:sz="0" w:space="0" w:color="000000"/>
-                <w:left w:val="none" w:sz="0" w:space="0" w:color="000000"/>
-                <w:right w:val="none" w:sz="0" w:space="0" w:color="000000"/>
-              </w:pBdr>
-              <w:spacing w:after="10" w:before="10" w:line="240"/>
-              <w:ind w:left="100" w:right="100" w:firstLine="0" w:firstLineChars="0"/>
-              <w:rPr>
-                <w:rFonts w:ascii="Arial" w:hAnsi="Arial" w:eastAsia="Arial" w:cs="Arial"/>
-                <w:i w:val="false"/>
-                <w:b w:val="false"/>
-                <w:u w:val="none"/>
-                <w:sz w:val="18"/>
-                <w:szCs w:val="18"/>
-                <w:color w:val="000000"/>
-              </w:rPr>
-            </w:pPr>
-            <w:r>
-              <w:rPr>
-                <w:rFonts w:ascii="Arial" w:hAnsi="Arial" w:eastAsia="Arial" w:cs="Arial"/>
-                <w:i w:val="false"/>
-                <w:b w:val="false"/>
-                <w:u w:val="none"/>
-                <w:sz w:val="18"/>
-                <w:szCs w:val="18"/>
-                <w:color w:val="000000"/>
-              </w:rPr>
-              <w:t xml:space="preserve">471 (59.5%)</w:t>
+              <w:t xml:space="preserve">326 (40.4%)</w:t>
+            </w:r>
+          </w:p>
+        </w:tc>
+        <w:tc>
+          <w:tcPr>
+            <w:tcBorders>
+              <w:bottom w:val="none" w:sz="0" w:space="0" w:color="000000"/>
+              <w:top w:val="none" w:sz="0" w:space="0" w:color="000000"/>
+              <w:left w:val="none" w:sz="0" w:space="0" w:color="000000"/>
+              <w:right w:val="none" w:sz="0" w:space="0" w:color="000000"/>
+            </w:tcBorders>
+            <w:shd w:val="clear" w:color="auto" w:fill="FFFFFF"/>
+            <w:tcMar>
+              <w:top w:w="0" w:type="dxa"/>
+              <w:bottom w:w="0" w:type="dxa"/>
+              <w:left w:w="0" w:type="dxa"/>
+              <w:right w:w="0" w:type="dxa"/>
+            </w:tcMar>
+            <w:vAlign w:val="top"/>
+          </w:tcPr>
+          <w:p>
+            <w:pPr>
+              <w:jc w:val="center"/>
+              <w:pBdr>
+                <w:bottom w:val="none" w:sz="0" w:space="0" w:color="000000"/>
+                <w:top w:val="none" w:sz="0" w:space="0" w:color="000000"/>
+                <w:left w:val="none" w:sz="0" w:space="0" w:color="000000"/>
+                <w:right w:val="none" w:sz="0" w:space="0" w:color="000000"/>
+              </w:pBdr>
+              <w:spacing w:after="10" w:before="10" w:line="240"/>
+              <w:ind w:left="100" w:right="100" w:firstLine="0" w:firstLineChars="0"/>
+              <w:rPr>
+                <w:rFonts w:ascii="Arial" w:hAnsi="Arial" w:eastAsia="Arial" w:cs="Arial"/>
+                <w:i w:val="false"/>
+                <w:b w:val="false"/>
+                <w:u w:val="none"/>
+                <w:sz w:val="18"/>
+                <w:szCs w:val="18"/>
+                <w:color w:val="000000"/>
+              </w:rPr>
+            </w:pPr>
+            <w:r>
+              <w:rPr>
+                <w:rFonts w:ascii="Arial" w:hAnsi="Arial" w:eastAsia="Arial" w:cs="Arial"/>
+                <w:i w:val="false"/>
+                <w:b w:val="false"/>
+                <w:u w:val="none"/>
+                <w:sz w:val="18"/>
+                <w:szCs w:val="18"/>
+                <w:color w:val="000000"/>
+              </w:rPr>
+              <w:t xml:space="preserve">481 (59.6%)</w:t>
             </w:r>
           </w:p>
         </w:tc>
@@ -2353,59 +2353,59 @@
                 <w:szCs w:val="18"/>
                 <w:color w:val="000000"/>
               </w:rPr>
-              <w:t xml:space="preserve">617 (39.6%)</w:t>
-            </w:r>
-          </w:p>
-        </w:tc>
-        <w:tc>
-          <w:tcPr>
-            <w:tcBorders>
-              <w:bottom w:val="none" w:sz="0" w:space="0" w:color="000000"/>
-              <w:top w:val="none" w:sz="0" w:space="0" w:color="000000"/>
-              <w:left w:val="none" w:sz="0" w:space="0" w:color="000000"/>
-              <w:right w:val="none" w:sz="0" w:space="0" w:color="000000"/>
-            </w:tcBorders>
-            <w:shd w:val="clear" w:color="auto" w:fill="FFFFFF"/>
-            <w:tcMar>
-              <w:top w:w="0" w:type="dxa"/>
-              <w:bottom w:w="0" w:type="dxa"/>
-              <w:left w:w="0" w:type="dxa"/>
-              <w:right w:w="0" w:type="dxa"/>
-            </w:tcMar>
-            <w:vAlign w:val="top"/>
-          </w:tcPr>
-          <w:p>
-            <w:pPr>
-              <w:jc w:val="center"/>
-              <w:pBdr>
-                <w:bottom w:val="none" w:sz="0" w:space="0" w:color="000000"/>
-                <w:top w:val="none" w:sz="0" w:space="0" w:color="000000"/>
-                <w:left w:val="none" w:sz="0" w:space="0" w:color="000000"/>
-                <w:right w:val="none" w:sz="0" w:space="0" w:color="000000"/>
-              </w:pBdr>
-              <w:spacing w:after="10" w:before="10" w:line="240"/>
-              <w:ind w:left="100" w:right="100" w:firstLine="0" w:firstLineChars="0"/>
-              <w:rPr>
-                <w:rFonts w:ascii="Arial" w:hAnsi="Arial" w:eastAsia="Arial" w:cs="Arial"/>
-                <w:i w:val="false"/>
-                <w:b w:val="false"/>
-                <w:u w:val="none"/>
-                <w:sz w:val="18"/>
-                <w:szCs w:val="18"/>
-                <w:color w:val="000000"/>
-              </w:rPr>
-            </w:pPr>
-            <w:r>
-              <w:rPr>
-                <w:rFonts w:ascii="Arial" w:hAnsi="Arial" w:eastAsia="Arial" w:cs="Arial"/>
-                <w:i w:val="false"/>
-                <w:b w:val="false"/>
-                <w:u w:val="none"/>
-                <w:sz w:val="18"/>
-                <w:szCs w:val="18"/>
-                <w:color w:val="000000"/>
-              </w:rPr>
-              <w:t xml:space="preserve">943 (60.4%)</w:t>
+              <w:t xml:space="preserve">629 (39.4%)</w:t>
+            </w:r>
+          </w:p>
+        </w:tc>
+        <w:tc>
+          <w:tcPr>
+            <w:tcBorders>
+              <w:bottom w:val="none" w:sz="0" w:space="0" w:color="000000"/>
+              <w:top w:val="none" w:sz="0" w:space="0" w:color="000000"/>
+              <w:left w:val="none" w:sz="0" w:space="0" w:color="000000"/>
+              <w:right w:val="none" w:sz="0" w:space="0" w:color="000000"/>
+            </w:tcBorders>
+            <w:shd w:val="clear" w:color="auto" w:fill="FFFFFF"/>
+            <w:tcMar>
+              <w:top w:w="0" w:type="dxa"/>
+              <w:bottom w:w="0" w:type="dxa"/>
+              <w:left w:w="0" w:type="dxa"/>
+              <w:right w:w="0" w:type="dxa"/>
+            </w:tcMar>
+            <w:vAlign w:val="top"/>
+          </w:tcPr>
+          <w:p>
+            <w:pPr>
+              <w:jc w:val="center"/>
+              <w:pBdr>
+                <w:bottom w:val="none" w:sz="0" w:space="0" w:color="000000"/>
+                <w:top w:val="none" w:sz="0" w:space="0" w:color="000000"/>
+                <w:left w:val="none" w:sz="0" w:space="0" w:color="000000"/>
+                <w:right w:val="none" w:sz="0" w:space="0" w:color="000000"/>
+              </w:pBdr>
+              <w:spacing w:after="10" w:before="10" w:line="240"/>
+              <w:ind w:left="100" w:right="100" w:firstLine="0" w:firstLineChars="0"/>
+              <w:rPr>
+                <w:rFonts w:ascii="Arial" w:hAnsi="Arial" w:eastAsia="Arial" w:cs="Arial"/>
+                <w:i w:val="false"/>
+                <w:b w:val="false"/>
+                <w:u w:val="none"/>
+                <w:sz w:val="18"/>
+                <w:szCs w:val="18"/>
+                <w:color w:val="000000"/>
+              </w:rPr>
+            </w:pPr>
+            <w:r>
+              <w:rPr>
+                <w:rFonts w:ascii="Arial" w:hAnsi="Arial" w:eastAsia="Arial" w:cs="Arial"/>
+                <w:i w:val="false"/>
+                <w:b w:val="false"/>
+                <w:u w:val="none"/>
+                <w:sz w:val="18"/>
+                <w:szCs w:val="18"/>
+                <w:color w:val="000000"/>
+              </w:rPr>
+              <w:t xml:space="preserve">968 (60.6%)</w:t>
             </w:r>
           </w:p>
         </w:tc>
@@ -2781,59 +2781,59 @@
                 <w:szCs w:val="18"/>
                 <w:color w:val="000000"/>
               </w:rPr>
-              <w:t xml:space="preserve">56 (65.9%)</w:t>
-            </w:r>
-          </w:p>
-        </w:tc>
-        <w:tc>
-          <w:tcPr>
-            <w:tcBorders>
-              <w:bottom w:val="none" w:sz="0" w:space="0" w:color="000000"/>
-              <w:top w:val="none" w:sz="0" w:space="0" w:color="000000"/>
-              <w:left w:val="none" w:sz="0" w:space="0" w:color="000000"/>
-              <w:right w:val="none" w:sz="0" w:space="0" w:color="000000"/>
-            </w:tcBorders>
-            <w:shd w:val="clear" w:color="auto" w:fill="FFFFFF"/>
-            <w:tcMar>
-              <w:top w:w="0" w:type="dxa"/>
-              <w:bottom w:w="0" w:type="dxa"/>
-              <w:left w:w="0" w:type="dxa"/>
-              <w:right w:w="0" w:type="dxa"/>
-            </w:tcMar>
-            <w:vAlign w:val="top"/>
-          </w:tcPr>
-          <w:p>
-            <w:pPr>
-              <w:jc w:val="center"/>
-              <w:pBdr>
-                <w:bottom w:val="none" w:sz="0" w:space="0" w:color="000000"/>
-                <w:top w:val="none" w:sz="0" w:space="0" w:color="000000"/>
-                <w:left w:val="none" w:sz="0" w:space="0" w:color="000000"/>
-                <w:right w:val="none" w:sz="0" w:space="0" w:color="000000"/>
-              </w:pBdr>
-              <w:spacing w:after="10" w:before="10" w:line="240"/>
-              <w:ind w:left="100" w:right="100" w:firstLine="0" w:firstLineChars="0"/>
-              <w:rPr>
-                <w:rFonts w:ascii="Arial" w:hAnsi="Arial" w:eastAsia="Arial" w:cs="Arial"/>
-                <w:i w:val="false"/>
-                <w:b w:val="false"/>
-                <w:u w:val="none"/>
-                <w:sz w:val="18"/>
-                <w:szCs w:val="18"/>
-                <w:color w:val="000000"/>
-              </w:rPr>
-            </w:pPr>
-            <w:r>
-              <w:rPr>
-                <w:rFonts w:ascii="Arial" w:hAnsi="Arial" w:eastAsia="Arial" w:cs="Arial"/>
-                <w:i w:val="false"/>
-                <w:b w:val="false"/>
-                <w:u w:val="none"/>
-                <w:sz w:val="18"/>
-                <w:szCs w:val="18"/>
-                <w:color w:val="000000"/>
-              </w:rPr>
-              <w:t xml:space="preserve">29 (34.1%)</w:t>
+              <w:t xml:space="preserve">58 (65.9%)</w:t>
+            </w:r>
+          </w:p>
+        </w:tc>
+        <w:tc>
+          <w:tcPr>
+            <w:tcBorders>
+              <w:bottom w:val="none" w:sz="0" w:space="0" w:color="000000"/>
+              <w:top w:val="none" w:sz="0" w:space="0" w:color="000000"/>
+              <w:left w:val="none" w:sz="0" w:space="0" w:color="000000"/>
+              <w:right w:val="none" w:sz="0" w:space="0" w:color="000000"/>
+            </w:tcBorders>
+            <w:shd w:val="clear" w:color="auto" w:fill="FFFFFF"/>
+            <w:tcMar>
+              <w:top w:w="0" w:type="dxa"/>
+              <w:bottom w:w="0" w:type="dxa"/>
+              <w:left w:w="0" w:type="dxa"/>
+              <w:right w:w="0" w:type="dxa"/>
+            </w:tcMar>
+            <w:vAlign w:val="top"/>
+          </w:tcPr>
+          <w:p>
+            <w:pPr>
+              <w:jc w:val="center"/>
+              <w:pBdr>
+                <w:bottom w:val="none" w:sz="0" w:space="0" w:color="000000"/>
+                <w:top w:val="none" w:sz="0" w:space="0" w:color="000000"/>
+                <w:left w:val="none" w:sz="0" w:space="0" w:color="000000"/>
+                <w:right w:val="none" w:sz="0" w:space="0" w:color="000000"/>
+              </w:pBdr>
+              <w:spacing w:after="10" w:before="10" w:line="240"/>
+              <w:ind w:left="100" w:right="100" w:firstLine="0" w:firstLineChars="0"/>
+              <w:rPr>
+                <w:rFonts w:ascii="Arial" w:hAnsi="Arial" w:eastAsia="Arial" w:cs="Arial"/>
+                <w:i w:val="false"/>
+                <w:b w:val="false"/>
+                <w:u w:val="none"/>
+                <w:sz w:val="18"/>
+                <w:szCs w:val="18"/>
+                <w:color w:val="000000"/>
+              </w:rPr>
+            </w:pPr>
+            <w:r>
+              <w:rPr>
+                <w:rFonts w:ascii="Arial" w:hAnsi="Arial" w:eastAsia="Arial" w:cs="Arial"/>
+                <w:i w:val="false"/>
+                <w:b w:val="false"/>
+                <w:u w:val="none"/>
+                <w:sz w:val="18"/>
+                <w:szCs w:val="18"/>
+                <w:color w:val="000000"/>
+              </w:rPr>
+              <w:t xml:space="preserve">30 (34.1%)</w:t>
             </w:r>
           </w:p>
         </w:tc>
@@ -3209,59 +3209,59 @@
                 <w:szCs w:val="18"/>
                 <w:color w:val="000000"/>
               </w:rPr>
-              <w:t xml:space="preserve">154 (27.8%)</w:t>
-            </w:r>
-          </w:p>
-        </w:tc>
-        <w:tc>
-          <w:tcPr>
-            <w:tcBorders>
-              <w:bottom w:val="none" w:sz="0" w:space="0" w:color="000000"/>
-              <w:top w:val="none" w:sz="0" w:space="0" w:color="000000"/>
-              <w:left w:val="none" w:sz="0" w:space="0" w:color="000000"/>
-              <w:right w:val="none" w:sz="0" w:space="0" w:color="000000"/>
-            </w:tcBorders>
-            <w:shd w:val="clear" w:color="auto" w:fill="FFFFFF"/>
-            <w:tcMar>
-              <w:top w:w="0" w:type="dxa"/>
-              <w:bottom w:w="0" w:type="dxa"/>
-              <w:left w:w="0" w:type="dxa"/>
-              <w:right w:w="0" w:type="dxa"/>
-            </w:tcMar>
-            <w:vAlign w:val="top"/>
-          </w:tcPr>
-          <w:p>
-            <w:pPr>
-              <w:jc w:val="center"/>
-              <w:pBdr>
-                <w:bottom w:val="none" w:sz="0" w:space="0" w:color="000000"/>
-                <w:top w:val="none" w:sz="0" w:space="0" w:color="000000"/>
-                <w:left w:val="none" w:sz="0" w:space="0" w:color="000000"/>
-                <w:right w:val="none" w:sz="0" w:space="0" w:color="000000"/>
-              </w:pBdr>
-              <w:spacing w:after="10" w:before="10" w:line="240"/>
-              <w:ind w:left="100" w:right="100" w:firstLine="0" w:firstLineChars="0"/>
-              <w:rPr>
-                <w:rFonts w:ascii="Arial" w:hAnsi="Arial" w:eastAsia="Arial" w:cs="Arial"/>
-                <w:i w:val="false"/>
-                <w:b w:val="false"/>
-                <w:u w:val="none"/>
-                <w:sz w:val="18"/>
-                <w:szCs w:val="18"/>
-                <w:color w:val="000000"/>
-              </w:rPr>
-            </w:pPr>
-            <w:r>
-              <w:rPr>
-                <w:rFonts w:ascii="Arial" w:hAnsi="Arial" w:eastAsia="Arial" w:cs="Arial"/>
-                <w:i w:val="false"/>
-                <w:b w:val="false"/>
-                <w:u w:val="none"/>
-                <w:sz w:val="18"/>
-                <w:szCs w:val="18"/>
-                <w:color w:val="000000"/>
-              </w:rPr>
-              <w:t xml:space="preserve">400 (72.2%)</w:t>
+              <w:t xml:space="preserve">231 (39.7%)</w:t>
+            </w:r>
+          </w:p>
+        </w:tc>
+        <w:tc>
+          <w:tcPr>
+            <w:tcBorders>
+              <w:bottom w:val="none" w:sz="0" w:space="0" w:color="000000"/>
+              <w:top w:val="none" w:sz="0" w:space="0" w:color="000000"/>
+              <w:left w:val="none" w:sz="0" w:space="0" w:color="000000"/>
+              <w:right w:val="none" w:sz="0" w:space="0" w:color="000000"/>
+            </w:tcBorders>
+            <w:shd w:val="clear" w:color="auto" w:fill="FFFFFF"/>
+            <w:tcMar>
+              <w:top w:w="0" w:type="dxa"/>
+              <w:bottom w:w="0" w:type="dxa"/>
+              <w:left w:w="0" w:type="dxa"/>
+              <w:right w:w="0" w:type="dxa"/>
+            </w:tcMar>
+            <w:vAlign w:val="top"/>
+          </w:tcPr>
+          <w:p>
+            <w:pPr>
+              <w:jc w:val="center"/>
+              <w:pBdr>
+                <w:bottom w:val="none" w:sz="0" w:space="0" w:color="000000"/>
+                <w:top w:val="none" w:sz="0" w:space="0" w:color="000000"/>
+                <w:left w:val="none" w:sz="0" w:space="0" w:color="000000"/>
+                <w:right w:val="none" w:sz="0" w:space="0" w:color="000000"/>
+              </w:pBdr>
+              <w:spacing w:after="10" w:before="10" w:line="240"/>
+              <w:ind w:left="100" w:right="100" w:firstLine="0" w:firstLineChars="0"/>
+              <w:rPr>
+                <w:rFonts w:ascii="Arial" w:hAnsi="Arial" w:eastAsia="Arial" w:cs="Arial"/>
+                <w:i w:val="false"/>
+                <w:b w:val="false"/>
+                <w:u w:val="none"/>
+                <w:sz w:val="18"/>
+                <w:szCs w:val="18"/>
+                <w:color w:val="000000"/>
+              </w:rPr>
+            </w:pPr>
+            <w:r>
+              <w:rPr>
+                <w:rFonts w:ascii="Arial" w:hAnsi="Arial" w:eastAsia="Arial" w:cs="Arial"/>
+                <w:i w:val="false"/>
+                <w:b w:val="false"/>
+                <w:u w:val="none"/>
+                <w:sz w:val="18"/>
+                <w:szCs w:val="18"/>
+                <w:color w:val="000000"/>
+              </w:rPr>
+              <w:t xml:space="preserve">351 (60.3%)</w:t>
             </w:r>
           </w:p>
         </w:tc>
@@ -3423,59 +3423,59 @@
                 <w:szCs w:val="18"/>
                 <w:color w:val="000000"/>
               </w:rPr>
-              <w:t xml:space="preserve">355 (45.0%)</w:t>
-            </w:r>
-          </w:p>
-        </w:tc>
-        <w:tc>
-          <w:tcPr>
-            <w:tcBorders>
-              <w:bottom w:val="none" w:sz="0" w:space="0" w:color="000000"/>
-              <w:top w:val="none" w:sz="0" w:space="0" w:color="000000"/>
-              <w:left w:val="none" w:sz="0" w:space="0" w:color="000000"/>
-              <w:right w:val="none" w:sz="0" w:space="0" w:color="000000"/>
-            </w:tcBorders>
-            <w:shd w:val="clear" w:color="auto" w:fill="FFFFFF"/>
-            <w:tcMar>
-              <w:top w:w="0" w:type="dxa"/>
-              <w:bottom w:w="0" w:type="dxa"/>
-              <w:left w:w="0" w:type="dxa"/>
-              <w:right w:w="0" w:type="dxa"/>
-            </w:tcMar>
-            <w:vAlign w:val="top"/>
-          </w:tcPr>
-          <w:p>
-            <w:pPr>
-              <w:jc w:val="center"/>
-              <w:pBdr>
-                <w:bottom w:val="none" w:sz="0" w:space="0" w:color="000000"/>
-                <w:top w:val="none" w:sz="0" w:space="0" w:color="000000"/>
-                <w:left w:val="none" w:sz="0" w:space="0" w:color="000000"/>
-                <w:right w:val="none" w:sz="0" w:space="0" w:color="000000"/>
-              </w:pBdr>
-              <w:spacing w:after="10" w:before="10" w:line="240"/>
-              <w:ind w:left="100" w:right="100" w:firstLine="0" w:firstLineChars="0"/>
-              <w:rPr>
-                <w:rFonts w:ascii="Arial" w:hAnsi="Arial" w:eastAsia="Arial" w:cs="Arial"/>
-                <w:i w:val="false"/>
-                <w:b w:val="false"/>
-                <w:u w:val="none"/>
-                <w:sz w:val="18"/>
-                <w:szCs w:val="18"/>
-                <w:color w:val="000000"/>
-              </w:rPr>
-            </w:pPr>
-            <w:r>
-              <w:rPr>
-                <w:rFonts w:ascii="Arial" w:hAnsi="Arial" w:eastAsia="Arial" w:cs="Arial"/>
-                <w:i w:val="false"/>
-                <w:b w:val="false"/>
-                <w:u w:val="none"/>
-                <w:sz w:val="18"/>
-                <w:szCs w:val="18"/>
-                <w:color w:val="000000"/>
-              </w:rPr>
-              <w:t xml:space="preserve">434 (55.0%)</w:t>
+              <w:t xml:space="preserve">100 (17.6%)</w:t>
+            </w:r>
+          </w:p>
+        </w:tc>
+        <w:tc>
+          <w:tcPr>
+            <w:tcBorders>
+              <w:bottom w:val="none" w:sz="0" w:space="0" w:color="000000"/>
+              <w:top w:val="none" w:sz="0" w:space="0" w:color="000000"/>
+              <w:left w:val="none" w:sz="0" w:space="0" w:color="000000"/>
+              <w:right w:val="none" w:sz="0" w:space="0" w:color="000000"/>
+            </w:tcBorders>
+            <w:shd w:val="clear" w:color="auto" w:fill="FFFFFF"/>
+            <w:tcMar>
+              <w:top w:w="0" w:type="dxa"/>
+              <w:bottom w:w="0" w:type="dxa"/>
+              <w:left w:w="0" w:type="dxa"/>
+              <w:right w:w="0" w:type="dxa"/>
+            </w:tcMar>
+            <w:vAlign w:val="top"/>
+          </w:tcPr>
+          <w:p>
+            <w:pPr>
+              <w:jc w:val="center"/>
+              <w:pBdr>
+                <w:bottom w:val="none" w:sz="0" w:space="0" w:color="000000"/>
+                <w:top w:val="none" w:sz="0" w:space="0" w:color="000000"/>
+                <w:left w:val="none" w:sz="0" w:space="0" w:color="000000"/>
+                <w:right w:val="none" w:sz="0" w:space="0" w:color="000000"/>
+              </w:pBdr>
+              <w:spacing w:after="10" w:before="10" w:line="240"/>
+              <w:ind w:left="100" w:right="100" w:firstLine="0" w:firstLineChars="0"/>
+              <w:rPr>
+                <w:rFonts w:ascii="Arial" w:hAnsi="Arial" w:eastAsia="Arial" w:cs="Arial"/>
+                <w:i w:val="false"/>
+                <w:b w:val="false"/>
+                <w:u w:val="none"/>
+                <w:sz w:val="18"/>
+                <w:szCs w:val="18"/>
+                <w:color w:val="000000"/>
+              </w:rPr>
+            </w:pPr>
+            <w:r>
+              <w:rPr>
+                <w:rFonts w:ascii="Arial" w:hAnsi="Arial" w:eastAsia="Arial" w:cs="Arial"/>
+                <w:i w:val="false"/>
+                <w:b w:val="false"/>
+                <w:u w:val="none"/>
+                <w:sz w:val="18"/>
+                <w:szCs w:val="18"/>
+                <w:color w:val="000000"/>
+              </w:rPr>
+              <w:t xml:space="preserve">469 (82.4%)</w:t>
             </w:r>
           </w:p>
         </w:tc>
@@ -3637,59 +3637,59 @@
                 <w:szCs w:val="18"/>
                 <w:color w:val="000000"/>
               </w:rPr>
-              <w:t xml:space="preserve">171 (55.2%)</w:t>
-            </w:r>
-          </w:p>
-        </w:tc>
-        <w:tc>
-          <w:tcPr>
-            <w:tcBorders>
-              <w:bottom w:val="none" w:sz="0" w:space="0" w:color="000000"/>
-              <w:top w:val="none" w:sz="0" w:space="0" w:color="000000"/>
-              <w:left w:val="none" w:sz="0" w:space="0" w:color="000000"/>
-              <w:right w:val="none" w:sz="0" w:space="0" w:color="000000"/>
-            </w:tcBorders>
-            <w:shd w:val="clear" w:color="auto" w:fill="FFFFFF"/>
-            <w:tcMar>
-              <w:top w:w="0" w:type="dxa"/>
-              <w:bottom w:w="0" w:type="dxa"/>
-              <w:left w:w="0" w:type="dxa"/>
-              <w:right w:w="0" w:type="dxa"/>
-            </w:tcMar>
-            <w:vAlign w:val="top"/>
-          </w:tcPr>
-          <w:p>
-            <w:pPr>
-              <w:jc w:val="center"/>
-              <w:pBdr>
-                <w:bottom w:val="none" w:sz="0" w:space="0" w:color="000000"/>
-                <w:top w:val="none" w:sz="0" w:space="0" w:color="000000"/>
-                <w:left w:val="none" w:sz="0" w:space="0" w:color="000000"/>
-                <w:right w:val="none" w:sz="0" w:space="0" w:color="000000"/>
-              </w:pBdr>
-              <w:spacing w:after="10" w:before="10" w:line="240"/>
-              <w:ind w:left="100" w:right="100" w:firstLine="0" w:firstLineChars="0"/>
-              <w:rPr>
-                <w:rFonts w:ascii="Arial" w:hAnsi="Arial" w:eastAsia="Arial" w:cs="Arial"/>
-                <w:i w:val="false"/>
-                <w:b w:val="false"/>
-                <w:u w:val="none"/>
-                <w:sz w:val="18"/>
-                <w:szCs w:val="18"/>
-                <w:color w:val="000000"/>
-              </w:rPr>
-            </w:pPr>
-            <w:r>
-              <w:rPr>
-                <w:rFonts w:ascii="Arial" w:hAnsi="Arial" w:eastAsia="Arial" w:cs="Arial"/>
-                <w:i w:val="false"/>
-                <w:b w:val="false"/>
-                <w:u w:val="none"/>
-                <w:sz w:val="18"/>
-                <w:szCs w:val="18"/>
-                <w:color w:val="000000"/>
-              </w:rPr>
-              <w:t xml:space="preserve">139 (44.8%)</w:t>
+              <w:t xml:space="preserve">363 (67.0%)</w:t>
+            </w:r>
+          </w:p>
+        </w:tc>
+        <w:tc>
+          <w:tcPr>
+            <w:tcBorders>
+              <w:bottom w:val="none" w:sz="0" w:space="0" w:color="000000"/>
+              <w:top w:val="none" w:sz="0" w:space="0" w:color="000000"/>
+              <w:left w:val="none" w:sz="0" w:space="0" w:color="000000"/>
+              <w:right w:val="none" w:sz="0" w:space="0" w:color="000000"/>
+            </w:tcBorders>
+            <w:shd w:val="clear" w:color="auto" w:fill="FFFFFF"/>
+            <w:tcMar>
+              <w:top w:w="0" w:type="dxa"/>
+              <w:bottom w:w="0" w:type="dxa"/>
+              <w:left w:w="0" w:type="dxa"/>
+              <w:right w:w="0" w:type="dxa"/>
+            </w:tcMar>
+            <w:vAlign w:val="top"/>
+          </w:tcPr>
+          <w:p>
+            <w:pPr>
+              <w:jc w:val="center"/>
+              <w:pBdr>
+                <w:bottom w:val="none" w:sz="0" w:space="0" w:color="000000"/>
+                <w:top w:val="none" w:sz="0" w:space="0" w:color="000000"/>
+                <w:left w:val="none" w:sz="0" w:space="0" w:color="000000"/>
+                <w:right w:val="none" w:sz="0" w:space="0" w:color="000000"/>
+              </w:pBdr>
+              <w:spacing w:after="10" w:before="10" w:line="240"/>
+              <w:ind w:left="100" w:right="100" w:firstLine="0" w:firstLineChars="0"/>
+              <w:rPr>
+                <w:rFonts w:ascii="Arial" w:hAnsi="Arial" w:eastAsia="Arial" w:cs="Arial"/>
+                <w:i w:val="false"/>
+                <w:b w:val="false"/>
+                <w:u w:val="none"/>
+                <w:sz w:val="18"/>
+                <w:szCs w:val="18"/>
+                <w:color w:val="000000"/>
+              </w:rPr>
+            </w:pPr>
+            <w:r>
+              <w:rPr>
+                <w:rFonts w:ascii="Arial" w:hAnsi="Arial" w:eastAsia="Arial" w:cs="Arial"/>
+                <w:i w:val="false"/>
+                <w:b w:val="false"/>
+                <w:u w:val="none"/>
+                <w:sz w:val="18"/>
+                <w:szCs w:val="18"/>
+                <w:color w:val="000000"/>
+              </w:rPr>
+              <w:t xml:space="preserve">179 (33.0%)</w:t>
             </w:r>
           </w:p>
         </w:tc>
@@ -4065,59 +4065,59 @@
                 <w:szCs w:val="18"/>
                 <w:color w:val="000000"/>
               </w:rPr>
-              <w:t xml:space="preserve">373 (80.9%)</w:t>
-            </w:r>
-          </w:p>
-        </w:tc>
-        <w:tc>
-          <w:tcPr>
-            <w:tcBorders>
-              <w:bottom w:val="none" w:sz="0" w:space="0" w:color="000000"/>
-              <w:top w:val="none" w:sz="0" w:space="0" w:color="000000"/>
-              <w:left w:val="none" w:sz="0" w:space="0" w:color="000000"/>
-              <w:right w:val="none" w:sz="0" w:space="0" w:color="000000"/>
-            </w:tcBorders>
-            <w:shd w:val="clear" w:color="auto" w:fill="FFFFFF"/>
-            <w:tcMar>
-              <w:top w:w="0" w:type="dxa"/>
-              <w:bottom w:w="0" w:type="dxa"/>
-              <w:left w:w="0" w:type="dxa"/>
-              <w:right w:w="0" w:type="dxa"/>
-            </w:tcMar>
-            <w:vAlign w:val="top"/>
-          </w:tcPr>
-          <w:p>
-            <w:pPr>
-              <w:jc w:val="center"/>
-              <w:pBdr>
-                <w:bottom w:val="none" w:sz="0" w:space="0" w:color="000000"/>
-                <w:top w:val="none" w:sz="0" w:space="0" w:color="000000"/>
-                <w:left w:val="none" w:sz="0" w:space="0" w:color="000000"/>
-                <w:right w:val="none" w:sz="0" w:space="0" w:color="000000"/>
-              </w:pBdr>
-              <w:spacing w:after="10" w:before="10" w:line="240"/>
-              <w:ind w:left="100" w:right="100" w:firstLine="0" w:firstLineChars="0"/>
-              <w:rPr>
-                <w:rFonts w:ascii="Arial" w:hAnsi="Arial" w:eastAsia="Arial" w:cs="Arial"/>
-                <w:i w:val="false"/>
-                <w:b w:val="false"/>
-                <w:u w:val="none"/>
-                <w:sz w:val="18"/>
-                <w:szCs w:val="18"/>
-                <w:color w:val="000000"/>
-              </w:rPr>
-            </w:pPr>
-            <w:r>
-              <w:rPr>
-                <w:rFonts w:ascii="Arial" w:hAnsi="Arial" w:eastAsia="Arial" w:cs="Arial"/>
-                <w:i w:val="false"/>
-                <w:b w:val="false"/>
-                <w:u w:val="none"/>
-                <w:sz w:val="18"/>
-                <w:szCs w:val="18"/>
-                <w:color w:val="000000"/>
-              </w:rPr>
-              <w:t xml:space="preserve">88 (19.1%)</w:t>
+              <w:t xml:space="preserve">382 (81.1%)</w:t>
+            </w:r>
+          </w:p>
+        </w:tc>
+        <w:tc>
+          <w:tcPr>
+            <w:tcBorders>
+              <w:bottom w:val="none" w:sz="0" w:space="0" w:color="000000"/>
+              <w:top w:val="none" w:sz="0" w:space="0" w:color="000000"/>
+              <w:left w:val="none" w:sz="0" w:space="0" w:color="000000"/>
+              <w:right w:val="none" w:sz="0" w:space="0" w:color="000000"/>
+            </w:tcBorders>
+            <w:shd w:val="clear" w:color="auto" w:fill="FFFFFF"/>
+            <w:tcMar>
+              <w:top w:w="0" w:type="dxa"/>
+              <w:bottom w:w="0" w:type="dxa"/>
+              <w:left w:w="0" w:type="dxa"/>
+              <w:right w:w="0" w:type="dxa"/>
+            </w:tcMar>
+            <w:vAlign w:val="top"/>
+          </w:tcPr>
+          <w:p>
+            <w:pPr>
+              <w:jc w:val="center"/>
+              <w:pBdr>
+                <w:bottom w:val="none" w:sz="0" w:space="0" w:color="000000"/>
+                <w:top w:val="none" w:sz="0" w:space="0" w:color="000000"/>
+                <w:left w:val="none" w:sz="0" w:space="0" w:color="000000"/>
+                <w:right w:val="none" w:sz="0" w:space="0" w:color="000000"/>
+              </w:pBdr>
+              <w:spacing w:after="10" w:before="10" w:line="240"/>
+              <w:ind w:left="100" w:right="100" w:firstLine="0" w:firstLineChars="0"/>
+              <w:rPr>
+                <w:rFonts w:ascii="Arial" w:hAnsi="Arial" w:eastAsia="Arial" w:cs="Arial"/>
+                <w:i w:val="false"/>
+                <w:b w:val="false"/>
+                <w:u w:val="none"/>
+                <w:sz w:val="18"/>
+                <w:szCs w:val="18"/>
+                <w:color w:val="000000"/>
+              </w:rPr>
+            </w:pPr>
+            <w:r>
+              <w:rPr>
+                <w:rFonts w:ascii="Arial" w:hAnsi="Arial" w:eastAsia="Arial" w:cs="Arial"/>
+                <w:i w:val="false"/>
+                <w:b w:val="false"/>
+                <w:u w:val="none"/>
+                <w:sz w:val="18"/>
+                <w:szCs w:val="18"/>
+                <w:color w:val="000000"/>
+              </w:rPr>
+              <w:t xml:space="preserve">89 (18.9%)</w:t>
             </w:r>
           </w:p>
         </w:tc>
@@ -4279,59 +4279,59 @@
                 <w:szCs w:val="18"/>
                 <w:color w:val="000000"/>
               </w:rPr>
-              <w:t xml:space="preserve">214 (44.0%)</w:t>
-            </w:r>
-          </w:p>
-        </w:tc>
-        <w:tc>
-          <w:tcPr>
-            <w:tcBorders>
-              <w:bottom w:val="none" w:sz="0" w:space="0" w:color="000000"/>
-              <w:top w:val="none" w:sz="0" w:space="0" w:color="000000"/>
-              <w:left w:val="none" w:sz="0" w:space="0" w:color="000000"/>
-              <w:right w:val="none" w:sz="0" w:space="0" w:color="000000"/>
-            </w:tcBorders>
-            <w:shd w:val="clear" w:color="auto" w:fill="FFFFFF"/>
-            <w:tcMar>
-              <w:top w:w="0" w:type="dxa"/>
-              <w:bottom w:w="0" w:type="dxa"/>
-              <w:left w:w="0" w:type="dxa"/>
-              <w:right w:w="0" w:type="dxa"/>
-            </w:tcMar>
-            <w:vAlign w:val="top"/>
-          </w:tcPr>
-          <w:p>
-            <w:pPr>
-              <w:jc w:val="center"/>
-              <w:pBdr>
-                <w:bottom w:val="none" w:sz="0" w:space="0" w:color="000000"/>
-                <w:top w:val="none" w:sz="0" w:space="0" w:color="000000"/>
-                <w:left w:val="none" w:sz="0" w:space="0" w:color="000000"/>
-                <w:right w:val="none" w:sz="0" w:space="0" w:color="000000"/>
-              </w:pBdr>
-              <w:spacing w:after="10" w:before="10" w:line="240"/>
-              <w:ind w:left="100" w:right="100" w:firstLine="0" w:firstLineChars="0"/>
-              <w:rPr>
-                <w:rFonts w:ascii="Arial" w:hAnsi="Arial" w:eastAsia="Arial" w:cs="Arial"/>
-                <w:i w:val="false"/>
-                <w:b w:val="false"/>
-                <w:u w:val="none"/>
-                <w:sz w:val="18"/>
-                <w:szCs w:val="18"/>
-                <w:color w:val="000000"/>
-              </w:rPr>
-            </w:pPr>
-            <w:r>
-              <w:rPr>
-                <w:rFonts w:ascii="Arial" w:hAnsi="Arial" w:eastAsia="Arial" w:cs="Arial"/>
-                <w:i w:val="false"/>
-                <w:b w:val="false"/>
-                <w:u w:val="none"/>
-                <w:sz w:val="18"/>
-                <w:szCs w:val="18"/>
-                <w:color w:val="000000"/>
-              </w:rPr>
-              <w:t xml:space="preserve">272 (56.0%)</w:t>
+              <w:t xml:space="preserve">215 (43.3%)</w:t>
+            </w:r>
+          </w:p>
+        </w:tc>
+        <w:tc>
+          <w:tcPr>
+            <w:tcBorders>
+              <w:bottom w:val="none" w:sz="0" w:space="0" w:color="000000"/>
+              <w:top w:val="none" w:sz="0" w:space="0" w:color="000000"/>
+              <w:left w:val="none" w:sz="0" w:space="0" w:color="000000"/>
+              <w:right w:val="none" w:sz="0" w:space="0" w:color="000000"/>
+            </w:tcBorders>
+            <w:shd w:val="clear" w:color="auto" w:fill="FFFFFF"/>
+            <w:tcMar>
+              <w:top w:w="0" w:type="dxa"/>
+              <w:bottom w:w="0" w:type="dxa"/>
+              <w:left w:w="0" w:type="dxa"/>
+              <w:right w:w="0" w:type="dxa"/>
+            </w:tcMar>
+            <w:vAlign w:val="top"/>
+          </w:tcPr>
+          <w:p>
+            <w:pPr>
+              <w:jc w:val="center"/>
+              <w:pBdr>
+                <w:bottom w:val="none" w:sz="0" w:space="0" w:color="000000"/>
+                <w:top w:val="none" w:sz="0" w:space="0" w:color="000000"/>
+                <w:left w:val="none" w:sz="0" w:space="0" w:color="000000"/>
+                <w:right w:val="none" w:sz="0" w:space="0" w:color="000000"/>
+              </w:pBdr>
+              <w:spacing w:after="10" w:before="10" w:line="240"/>
+              <w:ind w:left="100" w:right="100" w:firstLine="0" w:firstLineChars="0"/>
+              <w:rPr>
+                <w:rFonts w:ascii="Arial" w:hAnsi="Arial" w:eastAsia="Arial" w:cs="Arial"/>
+                <w:i w:val="false"/>
+                <w:b w:val="false"/>
+                <w:u w:val="none"/>
+                <w:sz w:val="18"/>
+                <w:szCs w:val="18"/>
+                <w:color w:val="000000"/>
+              </w:rPr>
+            </w:pPr>
+            <w:r>
+              <w:rPr>
+                <w:rFonts w:ascii="Arial" w:hAnsi="Arial" w:eastAsia="Arial" w:cs="Arial"/>
+                <w:i w:val="false"/>
+                <w:b w:val="false"/>
+                <w:u w:val="none"/>
+                <w:sz w:val="18"/>
+                <w:szCs w:val="18"/>
+                <w:color w:val="000000"/>
+              </w:rPr>
+              <w:t xml:space="preserve">282 (56.7%)</w:t>
             </w:r>
           </w:p>
         </w:tc>
@@ -4493,59 +4493,59 @@
                 <w:szCs w:val="18"/>
                 <w:color w:val="000000"/>
               </w:rPr>
-              <w:t xml:space="preserve">73 (20.1%)</w:t>
-            </w:r>
-          </w:p>
-        </w:tc>
-        <w:tc>
-          <w:tcPr>
-            <w:tcBorders>
-              <w:bottom w:val="none" w:sz="0" w:space="0" w:color="000000"/>
-              <w:top w:val="none" w:sz="0" w:space="0" w:color="000000"/>
-              <w:left w:val="none" w:sz="0" w:space="0" w:color="000000"/>
-              <w:right w:val="none" w:sz="0" w:space="0" w:color="000000"/>
-            </w:tcBorders>
-            <w:shd w:val="clear" w:color="auto" w:fill="FFFFFF"/>
-            <w:tcMar>
-              <w:top w:w="0" w:type="dxa"/>
-              <w:bottom w:w="0" w:type="dxa"/>
-              <w:left w:w="0" w:type="dxa"/>
-              <w:right w:w="0" w:type="dxa"/>
-            </w:tcMar>
-            <w:vAlign w:val="top"/>
-          </w:tcPr>
-          <w:p>
-            <w:pPr>
-              <w:jc w:val="center"/>
-              <w:pBdr>
-                <w:bottom w:val="none" w:sz="0" w:space="0" w:color="000000"/>
-                <w:top w:val="none" w:sz="0" w:space="0" w:color="000000"/>
-                <w:left w:val="none" w:sz="0" w:space="0" w:color="000000"/>
-                <w:right w:val="none" w:sz="0" w:space="0" w:color="000000"/>
-              </w:pBdr>
-              <w:spacing w:after="10" w:before="10" w:line="240"/>
-              <w:ind w:left="100" w:right="100" w:firstLine="0" w:firstLineChars="0"/>
-              <w:rPr>
-                <w:rFonts w:ascii="Arial" w:hAnsi="Arial" w:eastAsia="Arial" w:cs="Arial"/>
-                <w:i w:val="false"/>
-                <w:b w:val="false"/>
-                <w:u w:val="none"/>
-                <w:sz w:val="18"/>
-                <w:szCs w:val="18"/>
-                <w:color w:val="000000"/>
-              </w:rPr>
-            </w:pPr>
-            <w:r>
-              <w:rPr>
-                <w:rFonts w:ascii="Arial" w:hAnsi="Arial" w:eastAsia="Arial" w:cs="Arial"/>
-                <w:i w:val="false"/>
-                <w:b w:val="false"/>
-                <w:u w:val="none"/>
-                <w:sz w:val="18"/>
-                <w:szCs w:val="18"/>
-                <w:color w:val="000000"/>
-              </w:rPr>
-              <w:t xml:space="preserve">291 (79.9%)</w:t>
+              <w:t xml:space="preserve">75 (20.2%)</w:t>
+            </w:r>
+          </w:p>
+        </w:tc>
+        <w:tc>
+          <w:tcPr>
+            <w:tcBorders>
+              <w:bottom w:val="none" w:sz="0" w:space="0" w:color="000000"/>
+              <w:top w:val="none" w:sz="0" w:space="0" w:color="000000"/>
+              <w:left w:val="none" w:sz="0" w:space="0" w:color="000000"/>
+              <w:right w:val="none" w:sz="0" w:space="0" w:color="000000"/>
+            </w:tcBorders>
+            <w:shd w:val="clear" w:color="auto" w:fill="FFFFFF"/>
+            <w:tcMar>
+              <w:top w:w="0" w:type="dxa"/>
+              <w:bottom w:w="0" w:type="dxa"/>
+              <w:left w:w="0" w:type="dxa"/>
+              <w:right w:w="0" w:type="dxa"/>
+            </w:tcMar>
+            <w:vAlign w:val="top"/>
+          </w:tcPr>
+          <w:p>
+            <w:pPr>
+              <w:jc w:val="center"/>
+              <w:pBdr>
+                <w:bottom w:val="none" w:sz="0" w:space="0" w:color="000000"/>
+                <w:top w:val="none" w:sz="0" w:space="0" w:color="000000"/>
+                <w:left w:val="none" w:sz="0" w:space="0" w:color="000000"/>
+                <w:right w:val="none" w:sz="0" w:space="0" w:color="000000"/>
+              </w:pBdr>
+              <w:spacing w:after="10" w:before="10" w:line="240"/>
+              <w:ind w:left="100" w:right="100" w:firstLine="0" w:firstLineChars="0"/>
+              <w:rPr>
+                <w:rFonts w:ascii="Arial" w:hAnsi="Arial" w:eastAsia="Arial" w:cs="Arial"/>
+                <w:i w:val="false"/>
+                <w:b w:val="false"/>
+                <w:u w:val="none"/>
+                <w:sz w:val="18"/>
+                <w:szCs w:val="18"/>
+                <w:color w:val="000000"/>
+              </w:rPr>
+            </w:pPr>
+            <w:r>
+              <w:rPr>
+                <w:rFonts w:ascii="Arial" w:hAnsi="Arial" w:eastAsia="Arial" w:cs="Arial"/>
+                <w:i w:val="false"/>
+                <w:b w:val="false"/>
+                <w:u w:val="none"/>
+                <w:sz w:val="18"/>
+                <w:szCs w:val="18"/>
+                <w:color w:val="000000"/>
+              </w:rPr>
+              <w:t xml:space="preserve">296 (79.8%)</w:t>
             </w:r>
           </w:p>
         </w:tc>
@@ -4707,59 +4707,59 @@
                 <w:szCs w:val="18"/>
                 <w:color w:val="000000"/>
               </w:rPr>
-              <w:t xml:space="preserve">20 (5.8%)</w:t>
-            </w:r>
-          </w:p>
-        </w:tc>
-        <w:tc>
-          <w:tcPr>
-            <w:tcBorders>
-              <w:bottom w:val="none" w:sz="0" w:space="0" w:color="000000"/>
-              <w:top w:val="none" w:sz="0" w:space="0" w:color="000000"/>
-              <w:left w:val="none" w:sz="0" w:space="0" w:color="000000"/>
-              <w:right w:val="none" w:sz="0" w:space="0" w:color="000000"/>
-            </w:tcBorders>
-            <w:shd w:val="clear" w:color="auto" w:fill="FFFFFF"/>
-            <w:tcMar>
-              <w:top w:w="0" w:type="dxa"/>
-              <w:bottom w:w="0" w:type="dxa"/>
-              <w:left w:w="0" w:type="dxa"/>
-              <w:right w:w="0" w:type="dxa"/>
-            </w:tcMar>
-            <w:vAlign w:val="top"/>
-          </w:tcPr>
-          <w:p>
-            <w:pPr>
-              <w:jc w:val="center"/>
-              <w:pBdr>
-                <w:bottom w:val="none" w:sz="0" w:space="0" w:color="000000"/>
-                <w:top w:val="none" w:sz="0" w:space="0" w:color="000000"/>
-                <w:left w:val="none" w:sz="0" w:space="0" w:color="000000"/>
-                <w:right w:val="none" w:sz="0" w:space="0" w:color="000000"/>
-              </w:pBdr>
-              <w:spacing w:after="10" w:before="10" w:line="240"/>
-              <w:ind w:left="100" w:right="100" w:firstLine="0" w:firstLineChars="0"/>
-              <w:rPr>
-                <w:rFonts w:ascii="Arial" w:hAnsi="Arial" w:eastAsia="Arial" w:cs="Arial"/>
-                <w:i w:val="false"/>
-                <w:b w:val="false"/>
-                <w:u w:val="none"/>
-                <w:sz w:val="18"/>
-                <w:szCs w:val="18"/>
-                <w:color w:val="000000"/>
-              </w:rPr>
-            </w:pPr>
-            <w:r>
-              <w:rPr>
-                <w:rFonts w:ascii="Arial" w:hAnsi="Arial" w:eastAsia="Arial" w:cs="Arial"/>
-                <w:i w:val="false"/>
-                <w:b w:val="false"/>
-                <w:u w:val="none"/>
-                <w:sz w:val="18"/>
-                <w:szCs w:val="18"/>
-                <w:color w:val="000000"/>
-              </w:rPr>
-              <w:t xml:space="preserve">322 (94.2%)</w:t>
+              <w:t xml:space="preserve">22 (6.2%)</w:t>
+            </w:r>
+          </w:p>
+        </w:tc>
+        <w:tc>
+          <w:tcPr>
+            <w:tcBorders>
+              <w:bottom w:val="none" w:sz="0" w:space="0" w:color="000000"/>
+              <w:top w:val="none" w:sz="0" w:space="0" w:color="000000"/>
+              <w:left w:val="none" w:sz="0" w:space="0" w:color="000000"/>
+              <w:right w:val="none" w:sz="0" w:space="0" w:color="000000"/>
+            </w:tcBorders>
+            <w:shd w:val="clear" w:color="auto" w:fill="FFFFFF"/>
+            <w:tcMar>
+              <w:top w:w="0" w:type="dxa"/>
+              <w:bottom w:w="0" w:type="dxa"/>
+              <w:left w:w="0" w:type="dxa"/>
+              <w:right w:w="0" w:type="dxa"/>
+            </w:tcMar>
+            <w:vAlign w:val="top"/>
+          </w:tcPr>
+          <w:p>
+            <w:pPr>
+              <w:jc w:val="center"/>
+              <w:pBdr>
+                <w:bottom w:val="none" w:sz="0" w:space="0" w:color="000000"/>
+                <w:top w:val="none" w:sz="0" w:space="0" w:color="000000"/>
+                <w:left w:val="none" w:sz="0" w:space="0" w:color="000000"/>
+                <w:right w:val="none" w:sz="0" w:space="0" w:color="000000"/>
+              </w:pBdr>
+              <w:spacing w:after="10" w:before="10" w:line="240"/>
+              <w:ind w:left="100" w:right="100" w:firstLine="0" w:firstLineChars="0"/>
+              <w:rPr>
+                <w:rFonts w:ascii="Arial" w:hAnsi="Arial" w:eastAsia="Arial" w:cs="Arial"/>
+                <w:i w:val="false"/>
+                <w:b w:val="false"/>
+                <w:u w:val="none"/>
+                <w:sz w:val="18"/>
+                <w:szCs w:val="18"/>
+                <w:color w:val="000000"/>
+              </w:rPr>
+            </w:pPr>
+            <w:r>
+              <w:rPr>
+                <w:rFonts w:ascii="Arial" w:hAnsi="Arial" w:eastAsia="Arial" w:cs="Arial"/>
+                <w:i w:val="false"/>
+                <w:b w:val="false"/>
+                <w:u w:val="none"/>
+                <w:sz w:val="18"/>
+                <w:szCs w:val="18"/>
+                <w:color w:val="000000"/>
+              </w:rPr>
+              <w:t xml:space="preserve">332 (93.8%)</w:t>
             </w:r>
           </w:p>
         </w:tc>
@@ -5135,59 +5135,59 @@
                 <w:szCs w:val="18"/>
                 <w:color w:val="000000"/>
               </w:rPr>
-              <w:t xml:space="preserve">214 (44.0%)</w:t>
-            </w:r>
-          </w:p>
-        </w:tc>
-        <w:tc>
-          <w:tcPr>
-            <w:tcBorders>
-              <w:bottom w:val="none" w:sz="0" w:space="0" w:color="000000"/>
-              <w:top w:val="none" w:sz="0" w:space="0" w:color="000000"/>
-              <w:left w:val="none" w:sz="0" w:space="0" w:color="000000"/>
-              <w:right w:val="none" w:sz="0" w:space="0" w:color="000000"/>
-            </w:tcBorders>
-            <w:shd w:val="clear" w:color="auto" w:fill="FFFFFF"/>
-            <w:tcMar>
-              <w:top w:w="0" w:type="dxa"/>
-              <w:bottom w:w="0" w:type="dxa"/>
-              <w:left w:w="0" w:type="dxa"/>
-              <w:right w:w="0" w:type="dxa"/>
-            </w:tcMar>
-            <w:vAlign w:val="top"/>
-          </w:tcPr>
-          <w:p>
-            <w:pPr>
-              <w:jc w:val="center"/>
-              <w:pBdr>
-                <w:bottom w:val="none" w:sz="0" w:space="0" w:color="000000"/>
-                <w:top w:val="none" w:sz="0" w:space="0" w:color="000000"/>
-                <w:left w:val="none" w:sz="0" w:space="0" w:color="000000"/>
-                <w:right w:val="none" w:sz="0" w:space="0" w:color="000000"/>
-              </w:pBdr>
-              <w:spacing w:after="10" w:before="10" w:line="240"/>
-              <w:ind w:left="100" w:right="100" w:firstLine="0" w:firstLineChars="0"/>
-              <w:rPr>
-                <w:rFonts w:ascii="Arial" w:hAnsi="Arial" w:eastAsia="Arial" w:cs="Arial"/>
-                <w:i w:val="false"/>
-                <w:b w:val="false"/>
-                <w:u w:val="none"/>
-                <w:sz w:val="18"/>
-                <w:szCs w:val="18"/>
-                <w:color w:val="000000"/>
-              </w:rPr>
-            </w:pPr>
-            <w:r>
-              <w:rPr>
-                <w:rFonts w:ascii="Arial" w:hAnsi="Arial" w:eastAsia="Arial" w:cs="Arial"/>
-                <w:i w:val="false"/>
-                <w:b w:val="false"/>
-                <w:u w:val="none"/>
-                <w:sz w:val="18"/>
-                <w:szCs w:val="18"/>
-                <w:color w:val="000000"/>
-              </w:rPr>
-              <w:t xml:space="preserve">272 (56.0%)</w:t>
+              <w:t xml:space="preserve">215 (43.3%)</w:t>
+            </w:r>
+          </w:p>
+        </w:tc>
+        <w:tc>
+          <w:tcPr>
+            <w:tcBorders>
+              <w:bottom w:val="none" w:sz="0" w:space="0" w:color="000000"/>
+              <w:top w:val="none" w:sz="0" w:space="0" w:color="000000"/>
+              <w:left w:val="none" w:sz="0" w:space="0" w:color="000000"/>
+              <w:right w:val="none" w:sz="0" w:space="0" w:color="000000"/>
+            </w:tcBorders>
+            <w:shd w:val="clear" w:color="auto" w:fill="FFFFFF"/>
+            <w:tcMar>
+              <w:top w:w="0" w:type="dxa"/>
+              <w:bottom w:w="0" w:type="dxa"/>
+              <w:left w:w="0" w:type="dxa"/>
+              <w:right w:w="0" w:type="dxa"/>
+            </w:tcMar>
+            <w:vAlign w:val="top"/>
+          </w:tcPr>
+          <w:p>
+            <w:pPr>
+              <w:jc w:val="center"/>
+              <w:pBdr>
+                <w:bottom w:val="none" w:sz="0" w:space="0" w:color="000000"/>
+                <w:top w:val="none" w:sz="0" w:space="0" w:color="000000"/>
+                <w:left w:val="none" w:sz="0" w:space="0" w:color="000000"/>
+                <w:right w:val="none" w:sz="0" w:space="0" w:color="000000"/>
+              </w:pBdr>
+              <w:spacing w:after="10" w:before="10" w:line="240"/>
+              <w:ind w:left="100" w:right="100" w:firstLine="0" w:firstLineChars="0"/>
+              <w:rPr>
+                <w:rFonts w:ascii="Arial" w:hAnsi="Arial" w:eastAsia="Arial" w:cs="Arial"/>
+                <w:i w:val="false"/>
+                <w:b w:val="false"/>
+                <w:u w:val="none"/>
+                <w:sz w:val="18"/>
+                <w:szCs w:val="18"/>
+                <w:color w:val="000000"/>
+              </w:rPr>
+            </w:pPr>
+            <w:r>
+              <w:rPr>
+                <w:rFonts w:ascii="Arial" w:hAnsi="Arial" w:eastAsia="Arial" w:cs="Arial"/>
+                <w:i w:val="false"/>
+                <w:b w:val="false"/>
+                <w:u w:val="none"/>
+                <w:sz w:val="18"/>
+                <w:szCs w:val="18"/>
+                <w:color w:val="000000"/>
+              </w:rPr>
+              <w:t xml:space="preserve">282 (56.7%)</w:t>
             </w:r>
           </w:p>
         </w:tc>
@@ -5349,59 +5349,59 @@
                 <w:szCs w:val="18"/>
                 <w:color w:val="000000"/>
               </w:rPr>
-              <w:t xml:space="preserve">373 (80.9%)</w:t>
-            </w:r>
-          </w:p>
-        </w:tc>
-        <w:tc>
-          <w:tcPr>
-            <w:tcBorders>
-              <w:bottom w:val="none" w:sz="0" w:space="0" w:color="000000"/>
-              <w:top w:val="none" w:sz="0" w:space="0" w:color="000000"/>
-              <w:left w:val="none" w:sz="0" w:space="0" w:color="000000"/>
-              <w:right w:val="none" w:sz="0" w:space="0" w:color="000000"/>
-            </w:tcBorders>
-            <w:shd w:val="clear" w:color="auto" w:fill="FFFFFF"/>
-            <w:tcMar>
-              <w:top w:w="0" w:type="dxa"/>
-              <w:bottom w:w="0" w:type="dxa"/>
-              <w:left w:w="0" w:type="dxa"/>
-              <w:right w:w="0" w:type="dxa"/>
-            </w:tcMar>
-            <w:vAlign w:val="top"/>
-          </w:tcPr>
-          <w:p>
-            <w:pPr>
-              <w:jc w:val="center"/>
-              <w:pBdr>
-                <w:bottom w:val="none" w:sz="0" w:space="0" w:color="000000"/>
-                <w:top w:val="none" w:sz="0" w:space="0" w:color="000000"/>
-                <w:left w:val="none" w:sz="0" w:space="0" w:color="000000"/>
-                <w:right w:val="none" w:sz="0" w:space="0" w:color="000000"/>
-              </w:pBdr>
-              <w:spacing w:after="10" w:before="10" w:line="240"/>
-              <w:ind w:left="100" w:right="100" w:firstLine="0" w:firstLineChars="0"/>
-              <w:rPr>
-                <w:rFonts w:ascii="Arial" w:hAnsi="Arial" w:eastAsia="Arial" w:cs="Arial"/>
-                <w:i w:val="false"/>
-                <w:b w:val="false"/>
-                <w:u w:val="none"/>
-                <w:sz w:val="18"/>
-                <w:szCs w:val="18"/>
-                <w:color w:val="000000"/>
-              </w:rPr>
-            </w:pPr>
-            <w:r>
-              <w:rPr>
-                <w:rFonts w:ascii="Arial" w:hAnsi="Arial" w:eastAsia="Arial" w:cs="Arial"/>
-                <w:i w:val="false"/>
-                <w:b w:val="false"/>
-                <w:u w:val="none"/>
-                <w:sz w:val="18"/>
-                <w:szCs w:val="18"/>
-                <w:color w:val="000000"/>
-              </w:rPr>
-              <w:t xml:space="preserve">88 (19.1%)</w:t>
+              <w:t xml:space="preserve">382 (81.1%)</w:t>
+            </w:r>
+          </w:p>
+        </w:tc>
+        <w:tc>
+          <w:tcPr>
+            <w:tcBorders>
+              <w:bottom w:val="none" w:sz="0" w:space="0" w:color="000000"/>
+              <w:top w:val="none" w:sz="0" w:space="0" w:color="000000"/>
+              <w:left w:val="none" w:sz="0" w:space="0" w:color="000000"/>
+              <w:right w:val="none" w:sz="0" w:space="0" w:color="000000"/>
+            </w:tcBorders>
+            <w:shd w:val="clear" w:color="auto" w:fill="FFFFFF"/>
+            <w:tcMar>
+              <w:top w:w="0" w:type="dxa"/>
+              <w:bottom w:w="0" w:type="dxa"/>
+              <w:left w:w="0" w:type="dxa"/>
+              <w:right w:w="0" w:type="dxa"/>
+            </w:tcMar>
+            <w:vAlign w:val="top"/>
+          </w:tcPr>
+          <w:p>
+            <w:pPr>
+              <w:jc w:val="center"/>
+              <w:pBdr>
+                <w:bottom w:val="none" w:sz="0" w:space="0" w:color="000000"/>
+                <w:top w:val="none" w:sz="0" w:space="0" w:color="000000"/>
+                <w:left w:val="none" w:sz="0" w:space="0" w:color="000000"/>
+                <w:right w:val="none" w:sz="0" w:space="0" w:color="000000"/>
+              </w:pBdr>
+              <w:spacing w:after="10" w:before="10" w:line="240"/>
+              <w:ind w:left="100" w:right="100" w:firstLine="0" w:firstLineChars="0"/>
+              <w:rPr>
+                <w:rFonts w:ascii="Arial" w:hAnsi="Arial" w:eastAsia="Arial" w:cs="Arial"/>
+                <w:i w:val="false"/>
+                <w:b w:val="false"/>
+                <w:u w:val="none"/>
+                <w:sz w:val="18"/>
+                <w:szCs w:val="18"/>
+                <w:color w:val="000000"/>
+              </w:rPr>
+            </w:pPr>
+            <w:r>
+              <w:rPr>
+                <w:rFonts w:ascii="Arial" w:hAnsi="Arial" w:eastAsia="Arial" w:cs="Arial"/>
+                <w:i w:val="false"/>
+                <w:b w:val="false"/>
+                <w:u w:val="none"/>
+                <w:sz w:val="18"/>
+                <w:szCs w:val="18"/>
+                <w:color w:val="000000"/>
+              </w:rPr>
+              <w:t xml:space="preserve">89 (18.9%)</w:t>
             </w:r>
           </w:p>
         </w:tc>
@@ -5563,59 +5563,59 @@
                 <w:szCs w:val="18"/>
                 <w:color w:val="000000"/>
               </w:rPr>
-              <w:t xml:space="preserve">78 (20.4%)</w:t>
-            </w:r>
-          </w:p>
-        </w:tc>
-        <w:tc>
-          <w:tcPr>
-            <w:tcBorders>
-              <w:bottom w:val="none" w:sz="0" w:space="0" w:color="000000"/>
-              <w:top w:val="none" w:sz="0" w:space="0" w:color="000000"/>
-              <w:left w:val="none" w:sz="0" w:space="0" w:color="000000"/>
-              <w:right w:val="none" w:sz="0" w:space="0" w:color="000000"/>
-            </w:tcBorders>
-            <w:shd w:val="clear" w:color="auto" w:fill="FFFFFF"/>
-            <w:tcMar>
-              <w:top w:w="0" w:type="dxa"/>
-              <w:bottom w:w="0" w:type="dxa"/>
-              <w:left w:w="0" w:type="dxa"/>
-              <w:right w:w="0" w:type="dxa"/>
-            </w:tcMar>
-            <w:vAlign w:val="top"/>
-          </w:tcPr>
-          <w:p>
-            <w:pPr>
-              <w:jc w:val="center"/>
-              <w:pBdr>
-                <w:bottom w:val="none" w:sz="0" w:space="0" w:color="000000"/>
-                <w:top w:val="none" w:sz="0" w:space="0" w:color="000000"/>
-                <w:left w:val="none" w:sz="0" w:space="0" w:color="000000"/>
-                <w:right w:val="none" w:sz="0" w:space="0" w:color="000000"/>
-              </w:pBdr>
-              <w:spacing w:after="10" w:before="10" w:line="240"/>
-              <w:ind w:left="100" w:right="100" w:firstLine="0" w:firstLineChars="0"/>
-              <w:rPr>
-                <w:rFonts w:ascii="Arial" w:hAnsi="Arial" w:eastAsia="Arial" w:cs="Arial"/>
-                <w:i w:val="false"/>
-                <w:b w:val="false"/>
-                <w:u w:val="none"/>
-                <w:sz w:val="18"/>
-                <w:szCs w:val="18"/>
-                <w:color w:val="000000"/>
-              </w:rPr>
-            </w:pPr>
-            <w:r>
-              <w:rPr>
-                <w:rFonts w:ascii="Arial" w:hAnsi="Arial" w:eastAsia="Arial" w:cs="Arial"/>
-                <w:i w:val="false"/>
-                <w:b w:val="false"/>
-                <w:u w:val="none"/>
-                <w:sz w:val="18"/>
-                <w:szCs w:val="18"/>
-                <w:color w:val="000000"/>
-              </w:rPr>
-              <w:t xml:space="preserve">304 (79.6%)</w:t>
+              <w:t xml:space="preserve">80 (20.4%)</w:t>
+            </w:r>
+          </w:p>
+        </w:tc>
+        <w:tc>
+          <w:tcPr>
+            <w:tcBorders>
+              <w:bottom w:val="none" w:sz="0" w:space="0" w:color="000000"/>
+              <w:top w:val="none" w:sz="0" w:space="0" w:color="000000"/>
+              <w:left w:val="none" w:sz="0" w:space="0" w:color="000000"/>
+              <w:right w:val="none" w:sz="0" w:space="0" w:color="000000"/>
+            </w:tcBorders>
+            <w:shd w:val="clear" w:color="auto" w:fill="FFFFFF"/>
+            <w:tcMar>
+              <w:top w:w="0" w:type="dxa"/>
+              <w:bottom w:w="0" w:type="dxa"/>
+              <w:left w:w="0" w:type="dxa"/>
+              <w:right w:w="0" w:type="dxa"/>
+            </w:tcMar>
+            <w:vAlign w:val="top"/>
+          </w:tcPr>
+          <w:p>
+            <w:pPr>
+              <w:jc w:val="center"/>
+              <w:pBdr>
+                <w:bottom w:val="none" w:sz="0" w:space="0" w:color="000000"/>
+                <w:top w:val="none" w:sz="0" w:space="0" w:color="000000"/>
+                <w:left w:val="none" w:sz="0" w:space="0" w:color="000000"/>
+                <w:right w:val="none" w:sz="0" w:space="0" w:color="000000"/>
+              </w:pBdr>
+              <w:spacing w:after="10" w:before="10" w:line="240"/>
+              <w:ind w:left="100" w:right="100" w:firstLine="0" w:firstLineChars="0"/>
+              <w:rPr>
+                <w:rFonts w:ascii="Arial" w:hAnsi="Arial" w:eastAsia="Arial" w:cs="Arial"/>
+                <w:i w:val="false"/>
+                <w:b w:val="false"/>
+                <w:u w:val="none"/>
+                <w:sz w:val="18"/>
+                <w:szCs w:val="18"/>
+                <w:color w:val="000000"/>
+              </w:rPr>
+            </w:pPr>
+            <w:r>
+              <w:rPr>
+                <w:rFonts w:ascii="Arial" w:hAnsi="Arial" w:eastAsia="Arial" w:cs="Arial"/>
+                <w:i w:val="false"/>
+                <w:b w:val="false"/>
+                <w:u w:val="none"/>
+                <w:sz w:val="18"/>
+                <w:szCs w:val="18"/>
+                <w:color w:val="000000"/>
+              </w:rPr>
+              <w:t xml:space="preserve">312 (79.6%)</w:t>
             </w:r>
           </w:p>
         </w:tc>
@@ -5777,59 +5777,59 @@
                 <w:szCs w:val="18"/>
                 <w:color w:val="000000"/>
               </w:rPr>
-              <w:t xml:space="preserve">15 (4.6%)</w:t>
-            </w:r>
-          </w:p>
-        </w:tc>
-        <w:tc>
-          <w:tcPr>
-            <w:tcBorders>
-              <w:bottom w:val="none" w:sz="0" w:space="0" w:color="000000"/>
-              <w:top w:val="none" w:sz="0" w:space="0" w:color="000000"/>
-              <w:left w:val="none" w:sz="0" w:space="0" w:color="000000"/>
-              <w:right w:val="none" w:sz="0" w:space="0" w:color="000000"/>
-            </w:tcBorders>
-            <w:shd w:val="clear" w:color="auto" w:fill="FFFFFF"/>
-            <w:tcMar>
-              <w:top w:w="0" w:type="dxa"/>
-              <w:bottom w:w="0" w:type="dxa"/>
-              <w:left w:w="0" w:type="dxa"/>
-              <w:right w:w="0" w:type="dxa"/>
-            </w:tcMar>
-            <w:vAlign w:val="top"/>
-          </w:tcPr>
-          <w:p>
-            <w:pPr>
-              <w:jc w:val="center"/>
-              <w:pBdr>
-                <w:bottom w:val="none" w:sz="0" w:space="0" w:color="000000"/>
-                <w:top w:val="none" w:sz="0" w:space="0" w:color="000000"/>
-                <w:left w:val="none" w:sz="0" w:space="0" w:color="000000"/>
-                <w:right w:val="none" w:sz="0" w:space="0" w:color="000000"/>
-              </w:pBdr>
-              <w:spacing w:after="10" w:before="10" w:line="240"/>
-              <w:ind w:left="100" w:right="100" w:firstLine="0" w:firstLineChars="0"/>
-              <w:rPr>
-                <w:rFonts w:ascii="Arial" w:hAnsi="Arial" w:eastAsia="Arial" w:cs="Arial"/>
-                <w:i w:val="false"/>
-                <w:b w:val="false"/>
-                <w:u w:val="none"/>
-                <w:sz w:val="18"/>
-                <w:szCs w:val="18"/>
-                <w:color w:val="000000"/>
-              </w:rPr>
-            </w:pPr>
-            <w:r>
-              <w:rPr>
-                <w:rFonts w:ascii="Arial" w:hAnsi="Arial" w:eastAsia="Arial" w:cs="Arial"/>
-                <w:i w:val="false"/>
-                <w:b w:val="false"/>
-                <w:u w:val="none"/>
-                <w:sz w:val="18"/>
-                <w:szCs w:val="18"/>
-                <w:color w:val="000000"/>
-              </w:rPr>
-              <w:t xml:space="preserve">309 (95.4%)</w:t>
+              <w:t xml:space="preserve">17 (5.1%)</w:t>
+            </w:r>
+          </w:p>
+        </w:tc>
+        <w:tc>
+          <w:tcPr>
+            <w:tcBorders>
+              <w:bottom w:val="none" w:sz="0" w:space="0" w:color="000000"/>
+              <w:top w:val="none" w:sz="0" w:space="0" w:color="000000"/>
+              <w:left w:val="none" w:sz="0" w:space="0" w:color="000000"/>
+              <w:right w:val="none" w:sz="0" w:space="0" w:color="000000"/>
+            </w:tcBorders>
+            <w:shd w:val="clear" w:color="auto" w:fill="FFFFFF"/>
+            <w:tcMar>
+              <w:top w:w="0" w:type="dxa"/>
+              <w:bottom w:w="0" w:type="dxa"/>
+              <w:left w:w="0" w:type="dxa"/>
+              <w:right w:w="0" w:type="dxa"/>
+            </w:tcMar>
+            <w:vAlign w:val="top"/>
+          </w:tcPr>
+          <w:p>
+            <w:pPr>
+              <w:jc w:val="center"/>
+              <w:pBdr>
+                <w:bottom w:val="none" w:sz="0" w:space="0" w:color="000000"/>
+                <w:top w:val="none" w:sz="0" w:space="0" w:color="000000"/>
+                <w:left w:val="none" w:sz="0" w:space="0" w:color="000000"/>
+                <w:right w:val="none" w:sz="0" w:space="0" w:color="000000"/>
+              </w:pBdr>
+              <w:spacing w:after="10" w:before="10" w:line="240"/>
+              <w:ind w:left="100" w:right="100" w:firstLine="0" w:firstLineChars="0"/>
+              <w:rPr>
+                <w:rFonts w:ascii="Arial" w:hAnsi="Arial" w:eastAsia="Arial" w:cs="Arial"/>
+                <w:i w:val="false"/>
+                <w:b w:val="false"/>
+                <w:u w:val="none"/>
+                <w:sz w:val="18"/>
+                <w:szCs w:val="18"/>
+                <w:color w:val="000000"/>
+              </w:rPr>
+            </w:pPr>
+            <w:r>
+              <w:rPr>
+                <w:rFonts w:ascii="Arial" w:hAnsi="Arial" w:eastAsia="Arial" w:cs="Arial"/>
+                <w:i w:val="false"/>
+                <w:b w:val="false"/>
+                <w:u w:val="none"/>
+                <w:sz w:val="18"/>
+                <w:szCs w:val="18"/>
+                <w:color w:val="000000"/>
+              </w:rPr>
+              <w:t xml:space="preserve">316 (94.9%)</w:t>
             </w:r>
           </w:p>
         </w:tc>
@@ -6095,7 +6095,7 @@
                 <w:szCs w:val="18"/>
                 <w:color w:val="000000"/>
               </w:rPr>
-              <w:t xml:space="preserve">0.345**</w:t>
+              <w:t xml:space="preserve">0.413**</w:t>
             </w:r>
           </w:p>
         </w:tc>
@@ -6205,59 +6205,59 @@
                 <w:szCs w:val="18"/>
                 <w:color w:val="000000"/>
               </w:rPr>
-              <w:t xml:space="preserve">376 (40.1%)</w:t>
-            </w:r>
-          </w:p>
-        </w:tc>
-        <w:tc>
-          <w:tcPr>
-            <w:tcBorders>
-              <w:bottom w:val="none" w:sz="0" w:space="0" w:color="000000"/>
-              <w:top w:val="none" w:sz="0" w:space="0" w:color="000000"/>
-              <w:left w:val="none" w:sz="0" w:space="0" w:color="000000"/>
-              <w:right w:val="none" w:sz="0" w:space="0" w:color="000000"/>
-            </w:tcBorders>
-            <w:shd w:val="clear" w:color="auto" w:fill="FFFFFF"/>
-            <w:tcMar>
-              <w:top w:w="0" w:type="dxa"/>
-              <w:bottom w:w="0" w:type="dxa"/>
-              <w:left w:w="0" w:type="dxa"/>
-              <w:right w:w="0" w:type="dxa"/>
-            </w:tcMar>
-            <w:vAlign w:val="top"/>
-          </w:tcPr>
-          <w:p>
-            <w:pPr>
-              <w:jc w:val="center"/>
-              <w:pBdr>
-                <w:bottom w:val="none" w:sz="0" w:space="0" w:color="000000"/>
-                <w:top w:val="none" w:sz="0" w:space="0" w:color="000000"/>
-                <w:left w:val="none" w:sz="0" w:space="0" w:color="000000"/>
-                <w:right w:val="none" w:sz="0" w:space="0" w:color="000000"/>
-              </w:pBdr>
-              <w:spacing w:after="10" w:before="10" w:line="240"/>
-              <w:ind w:left="100" w:right="100" w:firstLine="0" w:firstLineChars="0"/>
-              <w:rPr>
-                <w:rFonts w:ascii="Arial" w:hAnsi="Arial" w:eastAsia="Arial" w:cs="Arial"/>
-                <w:i w:val="false"/>
-                <w:b w:val="false"/>
-                <w:u w:val="none"/>
-                <w:sz w:val="18"/>
-                <w:szCs w:val="18"/>
-                <w:color w:val="000000"/>
-              </w:rPr>
-            </w:pPr>
-            <w:r>
-              <w:rPr>
-                <w:rFonts w:ascii="Arial" w:hAnsi="Arial" w:eastAsia="Arial" w:cs="Arial"/>
-                <w:i w:val="false"/>
-                <w:b w:val="false"/>
-                <w:u w:val="none"/>
-                <w:sz w:val="18"/>
-                <w:szCs w:val="18"/>
-                <w:color w:val="000000"/>
-              </w:rPr>
-              <w:t xml:space="preserve">562 (59.9%)</w:t>
+              <w:t xml:space="preserve">384 (40.1%)</w:t>
+            </w:r>
+          </w:p>
+        </w:tc>
+        <w:tc>
+          <w:tcPr>
+            <w:tcBorders>
+              <w:bottom w:val="none" w:sz="0" w:space="0" w:color="000000"/>
+              <w:top w:val="none" w:sz="0" w:space="0" w:color="000000"/>
+              <w:left w:val="none" w:sz="0" w:space="0" w:color="000000"/>
+              <w:right w:val="none" w:sz="0" w:space="0" w:color="000000"/>
+            </w:tcBorders>
+            <w:shd w:val="clear" w:color="auto" w:fill="FFFFFF"/>
+            <w:tcMar>
+              <w:top w:w="0" w:type="dxa"/>
+              <w:bottom w:w="0" w:type="dxa"/>
+              <w:left w:w="0" w:type="dxa"/>
+              <w:right w:w="0" w:type="dxa"/>
+            </w:tcMar>
+            <w:vAlign w:val="top"/>
+          </w:tcPr>
+          <w:p>
+            <w:pPr>
+              <w:jc w:val="center"/>
+              <w:pBdr>
+                <w:bottom w:val="none" w:sz="0" w:space="0" w:color="000000"/>
+                <w:top w:val="none" w:sz="0" w:space="0" w:color="000000"/>
+                <w:left w:val="none" w:sz="0" w:space="0" w:color="000000"/>
+                <w:right w:val="none" w:sz="0" w:space="0" w:color="000000"/>
+              </w:pBdr>
+              <w:spacing w:after="10" w:before="10" w:line="240"/>
+              <w:ind w:left="100" w:right="100" w:firstLine="0" w:firstLineChars="0"/>
+              <w:rPr>
+                <w:rFonts w:ascii="Arial" w:hAnsi="Arial" w:eastAsia="Arial" w:cs="Arial"/>
+                <w:i w:val="false"/>
+                <w:b w:val="false"/>
+                <w:u w:val="none"/>
+                <w:sz w:val="18"/>
+                <w:szCs w:val="18"/>
+                <w:color w:val="000000"/>
+              </w:rPr>
+            </w:pPr>
+            <w:r>
+              <w:rPr>
+                <w:rFonts w:ascii="Arial" w:hAnsi="Arial" w:eastAsia="Arial" w:cs="Arial"/>
+                <w:i w:val="false"/>
+                <w:b w:val="false"/>
+                <w:u w:val="none"/>
+                <w:sz w:val="18"/>
+                <w:szCs w:val="18"/>
+                <w:color w:val="000000"/>
+              </w:rPr>
+              <w:t xml:space="preserve">574 (59.9%)</w:t>
             </w:r>
           </w:p>
         </w:tc>
@@ -6419,59 +6419,59 @@
                 <w:szCs w:val="18"/>
                 <w:color w:val="000000"/>
               </w:rPr>
-              <w:t xml:space="preserve">304 (42.5%)</w:t>
-            </w:r>
-          </w:p>
-        </w:tc>
-        <w:tc>
-          <w:tcPr>
-            <w:tcBorders>
-              <w:bottom w:val="none" w:sz="0" w:space="0" w:color="000000"/>
-              <w:top w:val="none" w:sz="0" w:space="0" w:color="000000"/>
-              <w:left w:val="none" w:sz="0" w:space="0" w:color="000000"/>
-              <w:right w:val="none" w:sz="0" w:space="0" w:color="000000"/>
-            </w:tcBorders>
-            <w:shd w:val="clear" w:color="auto" w:fill="FFFFFF"/>
-            <w:tcMar>
-              <w:top w:w="0" w:type="dxa"/>
-              <w:bottom w:w="0" w:type="dxa"/>
-              <w:left w:w="0" w:type="dxa"/>
-              <w:right w:w="0" w:type="dxa"/>
-            </w:tcMar>
-            <w:vAlign w:val="top"/>
-          </w:tcPr>
-          <w:p>
-            <w:pPr>
-              <w:jc w:val="center"/>
-              <w:pBdr>
-                <w:bottom w:val="none" w:sz="0" w:space="0" w:color="000000"/>
-                <w:top w:val="none" w:sz="0" w:space="0" w:color="000000"/>
-                <w:left w:val="none" w:sz="0" w:space="0" w:color="000000"/>
-                <w:right w:val="none" w:sz="0" w:space="0" w:color="000000"/>
-              </w:pBdr>
-              <w:spacing w:after="10" w:before="10" w:line="240"/>
-              <w:ind w:left="100" w:right="100" w:firstLine="0" w:firstLineChars="0"/>
-              <w:rPr>
-                <w:rFonts w:ascii="Arial" w:hAnsi="Arial" w:eastAsia="Arial" w:cs="Arial"/>
-                <w:i w:val="false"/>
-                <w:b w:val="false"/>
-                <w:u w:val="none"/>
-                <w:sz w:val="18"/>
-                <w:szCs w:val="18"/>
-                <w:color w:val="000000"/>
-              </w:rPr>
-            </w:pPr>
-            <w:r>
-              <w:rPr>
-                <w:rFonts w:ascii="Arial" w:hAnsi="Arial" w:eastAsia="Arial" w:cs="Arial"/>
-                <w:i w:val="false"/>
-                <w:b w:val="false"/>
-                <w:u w:val="none"/>
-                <w:sz w:val="18"/>
-                <w:szCs w:val="18"/>
-                <w:color w:val="000000"/>
-              </w:rPr>
-              <w:t xml:space="preserve">411 (57.5%)</w:t>
+              <w:t xml:space="preserve">310 (42.2%)</w:t>
+            </w:r>
+          </w:p>
+        </w:tc>
+        <w:tc>
+          <w:tcPr>
+            <w:tcBorders>
+              <w:bottom w:val="none" w:sz="0" w:space="0" w:color="000000"/>
+              <w:top w:val="none" w:sz="0" w:space="0" w:color="000000"/>
+              <w:left w:val="none" w:sz="0" w:space="0" w:color="000000"/>
+              <w:right w:val="none" w:sz="0" w:space="0" w:color="000000"/>
+            </w:tcBorders>
+            <w:shd w:val="clear" w:color="auto" w:fill="FFFFFF"/>
+            <w:tcMar>
+              <w:top w:w="0" w:type="dxa"/>
+              <w:bottom w:w="0" w:type="dxa"/>
+              <w:left w:w="0" w:type="dxa"/>
+              <w:right w:w="0" w:type="dxa"/>
+            </w:tcMar>
+            <w:vAlign w:val="top"/>
+          </w:tcPr>
+          <w:p>
+            <w:pPr>
+              <w:jc w:val="center"/>
+              <w:pBdr>
+                <w:bottom w:val="none" w:sz="0" w:space="0" w:color="000000"/>
+                <w:top w:val="none" w:sz="0" w:space="0" w:color="000000"/>
+                <w:left w:val="none" w:sz="0" w:space="0" w:color="000000"/>
+                <w:right w:val="none" w:sz="0" w:space="0" w:color="000000"/>
+              </w:pBdr>
+              <w:spacing w:after="10" w:before="10" w:line="240"/>
+              <w:ind w:left="100" w:right="100" w:firstLine="0" w:firstLineChars="0"/>
+              <w:rPr>
+                <w:rFonts w:ascii="Arial" w:hAnsi="Arial" w:eastAsia="Arial" w:cs="Arial"/>
+                <w:i w:val="false"/>
+                <w:b w:val="false"/>
+                <w:u w:val="none"/>
+                <w:sz w:val="18"/>
+                <w:szCs w:val="18"/>
+                <w:color w:val="000000"/>
+              </w:rPr>
+            </w:pPr>
+            <w:r>
+              <w:rPr>
+                <w:rFonts w:ascii="Arial" w:hAnsi="Arial" w:eastAsia="Arial" w:cs="Arial"/>
+                <w:i w:val="false"/>
+                <w:b w:val="false"/>
+                <w:u w:val="none"/>
+                <w:sz w:val="18"/>
+                <w:szCs w:val="18"/>
+                <w:color w:val="000000"/>
+              </w:rPr>
+              <w:t xml:space="preserve">425 (57.8%)</w:t>
             </w:r>
           </w:p>
         </w:tc>
@@ -6737,7 +6737,7 @@
                 <w:szCs w:val="18"/>
                 <w:color w:val="000000"/>
               </w:rPr>
-              <w:t xml:space="preserve">0.199**</w:t>
+              <w:t xml:space="preserve">0.168**</w:t>
             </w:r>
           </w:p>
         </w:tc>
@@ -6847,59 +6847,59 @@
                 <w:szCs w:val="18"/>
                 <w:color w:val="000000"/>
               </w:rPr>
-              <w:t xml:space="preserve">567 (41.9%)</w:t>
-            </w:r>
-          </w:p>
-        </w:tc>
-        <w:tc>
-          <w:tcPr>
-            <w:tcBorders>
-              <w:bottom w:val="none" w:sz="0" w:space="0" w:color="000000"/>
-              <w:top w:val="none" w:sz="0" w:space="0" w:color="000000"/>
-              <w:left w:val="none" w:sz="0" w:space="0" w:color="000000"/>
-              <w:right w:val="none" w:sz="0" w:space="0" w:color="000000"/>
-            </w:tcBorders>
-            <w:shd w:val="clear" w:color="auto" w:fill="FFFFFF"/>
-            <w:tcMar>
-              <w:top w:w="0" w:type="dxa"/>
-              <w:bottom w:w="0" w:type="dxa"/>
-              <w:left w:w="0" w:type="dxa"/>
-              <w:right w:w="0" w:type="dxa"/>
-            </w:tcMar>
-            <w:vAlign w:val="top"/>
-          </w:tcPr>
-          <w:p>
-            <w:pPr>
-              <w:jc w:val="center"/>
-              <w:pBdr>
-                <w:bottom w:val="none" w:sz="0" w:space="0" w:color="000000"/>
-                <w:top w:val="none" w:sz="0" w:space="0" w:color="000000"/>
-                <w:left w:val="none" w:sz="0" w:space="0" w:color="000000"/>
-                <w:right w:val="none" w:sz="0" w:space="0" w:color="000000"/>
-              </w:pBdr>
-              <w:spacing w:after="10" w:before="10" w:line="240"/>
-              <w:ind w:left="100" w:right="100" w:firstLine="0" w:firstLineChars="0"/>
-              <w:rPr>
-                <w:rFonts w:ascii="Arial" w:hAnsi="Arial" w:eastAsia="Arial" w:cs="Arial"/>
-                <w:i w:val="false"/>
-                <w:b w:val="false"/>
-                <w:u w:val="none"/>
-                <w:sz w:val="18"/>
-                <w:szCs w:val="18"/>
-                <w:color w:val="000000"/>
-              </w:rPr>
-            </w:pPr>
-            <w:r>
-              <w:rPr>
-                <w:rFonts w:ascii="Arial" w:hAnsi="Arial" w:eastAsia="Arial" w:cs="Arial"/>
-                <w:i w:val="false"/>
-                <w:b w:val="false"/>
-                <w:u w:val="none"/>
-                <w:sz w:val="18"/>
-                <w:szCs w:val="18"/>
-                <w:color w:val="000000"/>
-              </w:rPr>
-              <w:t xml:space="preserve">786 (58.1%)</w:t>
+              <w:t xml:space="preserve">579 (41.8%)</w:t>
+            </w:r>
+          </w:p>
+        </w:tc>
+        <w:tc>
+          <w:tcPr>
+            <w:tcBorders>
+              <w:bottom w:val="none" w:sz="0" w:space="0" w:color="000000"/>
+              <w:top w:val="none" w:sz="0" w:space="0" w:color="000000"/>
+              <w:left w:val="none" w:sz="0" w:space="0" w:color="000000"/>
+              <w:right w:val="none" w:sz="0" w:space="0" w:color="000000"/>
+            </w:tcBorders>
+            <w:shd w:val="clear" w:color="auto" w:fill="FFFFFF"/>
+            <w:tcMar>
+              <w:top w:w="0" w:type="dxa"/>
+              <w:bottom w:w="0" w:type="dxa"/>
+              <w:left w:w="0" w:type="dxa"/>
+              <w:right w:w="0" w:type="dxa"/>
+            </w:tcMar>
+            <w:vAlign w:val="top"/>
+          </w:tcPr>
+          <w:p>
+            <w:pPr>
+              <w:jc w:val="center"/>
+              <w:pBdr>
+                <w:bottom w:val="none" w:sz="0" w:space="0" w:color="000000"/>
+                <w:top w:val="none" w:sz="0" w:space="0" w:color="000000"/>
+                <w:left w:val="none" w:sz="0" w:space="0" w:color="000000"/>
+                <w:right w:val="none" w:sz="0" w:space="0" w:color="000000"/>
+              </w:pBdr>
+              <w:spacing w:after="10" w:before="10" w:line="240"/>
+              <w:ind w:left="100" w:right="100" w:firstLine="0" w:firstLineChars="0"/>
+              <w:rPr>
+                <w:rFonts w:ascii="Arial" w:hAnsi="Arial" w:eastAsia="Arial" w:cs="Arial"/>
+                <w:i w:val="false"/>
+                <w:b w:val="false"/>
+                <w:u w:val="none"/>
+                <w:sz w:val="18"/>
+                <w:szCs w:val="18"/>
+                <w:color w:val="000000"/>
+              </w:rPr>
+            </w:pPr>
+            <w:r>
+              <w:rPr>
+                <w:rFonts w:ascii="Arial" w:hAnsi="Arial" w:eastAsia="Arial" w:cs="Arial"/>
+                <w:i w:val="false"/>
+                <w:b w:val="false"/>
+                <w:u w:val="none"/>
+                <w:sz w:val="18"/>
+                <w:szCs w:val="18"/>
+                <w:color w:val="000000"/>
+              </w:rPr>
+              <w:t xml:space="preserve">806 (58.2%)</w:t>
             </w:r>
           </w:p>
         </w:tc>
@@ -7061,59 +7061,59 @@
                 <w:szCs w:val="18"/>
                 <w:color w:val="000000"/>
               </w:rPr>
-              <w:t xml:space="preserve">113 (37.7%)</w:t>
-            </w:r>
-          </w:p>
-        </w:tc>
-        <w:tc>
-          <w:tcPr>
-            <w:tcBorders>
-              <w:bottom w:val="none" w:sz="0" w:space="0" w:color="000000"/>
-              <w:top w:val="none" w:sz="0" w:space="0" w:color="000000"/>
-              <w:left w:val="none" w:sz="0" w:space="0" w:color="000000"/>
-              <w:right w:val="none" w:sz="0" w:space="0" w:color="000000"/>
-            </w:tcBorders>
-            <w:shd w:val="clear" w:color="auto" w:fill="FFFFFF"/>
-            <w:tcMar>
-              <w:top w:w="0" w:type="dxa"/>
-              <w:bottom w:w="0" w:type="dxa"/>
-              <w:left w:w="0" w:type="dxa"/>
-              <w:right w:w="0" w:type="dxa"/>
-            </w:tcMar>
-            <w:vAlign w:val="top"/>
-          </w:tcPr>
-          <w:p>
-            <w:pPr>
-              <w:jc w:val="center"/>
-              <w:pBdr>
-                <w:bottom w:val="none" w:sz="0" w:space="0" w:color="000000"/>
-                <w:top w:val="none" w:sz="0" w:space="0" w:color="000000"/>
-                <w:left w:val="none" w:sz="0" w:space="0" w:color="000000"/>
-                <w:right w:val="none" w:sz="0" w:space="0" w:color="000000"/>
-              </w:pBdr>
-              <w:spacing w:after="10" w:before="10" w:line="240"/>
-              <w:ind w:left="100" w:right="100" w:firstLine="0" w:firstLineChars="0"/>
-              <w:rPr>
-                <w:rFonts w:ascii="Arial" w:hAnsi="Arial" w:eastAsia="Arial" w:cs="Arial"/>
-                <w:i w:val="false"/>
-                <w:b w:val="false"/>
-                <w:u w:val="none"/>
-                <w:sz w:val="18"/>
-                <w:szCs w:val="18"/>
-                <w:color w:val="000000"/>
-              </w:rPr>
-            </w:pPr>
-            <w:r>
-              <w:rPr>
-                <w:rFonts w:ascii="Arial" w:hAnsi="Arial" w:eastAsia="Arial" w:cs="Arial"/>
-                <w:i w:val="false"/>
-                <w:b w:val="false"/>
-                <w:u w:val="none"/>
-                <w:sz w:val="18"/>
-                <w:szCs w:val="18"/>
-                <w:color w:val="000000"/>
-              </w:rPr>
-              <w:t xml:space="preserve">187 (62.3%)</w:t>
+              <w:t xml:space="preserve">115 (37.3%)</w:t>
+            </w:r>
+          </w:p>
+        </w:tc>
+        <w:tc>
+          <w:tcPr>
+            <w:tcBorders>
+              <w:bottom w:val="none" w:sz="0" w:space="0" w:color="000000"/>
+              <w:top w:val="none" w:sz="0" w:space="0" w:color="000000"/>
+              <w:left w:val="none" w:sz="0" w:space="0" w:color="000000"/>
+              <w:right w:val="none" w:sz="0" w:space="0" w:color="000000"/>
+            </w:tcBorders>
+            <w:shd w:val="clear" w:color="auto" w:fill="FFFFFF"/>
+            <w:tcMar>
+              <w:top w:w="0" w:type="dxa"/>
+              <w:bottom w:w="0" w:type="dxa"/>
+              <w:left w:w="0" w:type="dxa"/>
+              <w:right w:w="0" w:type="dxa"/>
+            </w:tcMar>
+            <w:vAlign w:val="top"/>
+          </w:tcPr>
+          <w:p>
+            <w:pPr>
+              <w:jc w:val="center"/>
+              <w:pBdr>
+                <w:bottom w:val="none" w:sz="0" w:space="0" w:color="000000"/>
+                <w:top w:val="none" w:sz="0" w:space="0" w:color="000000"/>
+                <w:left w:val="none" w:sz="0" w:space="0" w:color="000000"/>
+                <w:right w:val="none" w:sz="0" w:space="0" w:color="000000"/>
+              </w:pBdr>
+              <w:spacing w:after="10" w:before="10" w:line="240"/>
+              <w:ind w:left="100" w:right="100" w:firstLine="0" w:firstLineChars="0"/>
+              <w:rPr>
+                <w:rFonts w:ascii="Arial" w:hAnsi="Arial" w:eastAsia="Arial" w:cs="Arial"/>
+                <w:i w:val="false"/>
+                <w:b w:val="false"/>
+                <w:u w:val="none"/>
+                <w:sz w:val="18"/>
+                <w:szCs w:val="18"/>
+                <w:color w:val="000000"/>
+              </w:rPr>
+            </w:pPr>
+            <w:r>
+              <w:rPr>
+                <w:rFonts w:ascii="Arial" w:hAnsi="Arial" w:eastAsia="Arial" w:cs="Arial"/>
+                <w:i w:val="false"/>
+                <w:b w:val="false"/>
+                <w:u w:val="none"/>
+                <w:sz w:val="18"/>
+                <w:szCs w:val="18"/>
+                <w:color w:val="000000"/>
+              </w:rPr>
+              <w:t xml:space="preserve">193 (62.7%)</w:t>
             </w:r>
           </w:p>
         </w:tc>
@@ -7379,7 +7379,7 @@
                 <w:szCs w:val="18"/>
                 <w:color w:val="000000"/>
               </w:rPr>
-              <w:t xml:space="preserve">0.328**</w:t>
+              <w:t xml:space="preserve">0.333**</w:t>
             </w:r>
           </w:p>
         </w:tc>
@@ -7489,59 +7489,59 @@
                 <w:szCs w:val="18"/>
                 <w:color w:val="000000"/>
               </w:rPr>
-              <w:t xml:space="preserve">335 (40.6%)</w:t>
-            </w:r>
-          </w:p>
-        </w:tc>
-        <w:tc>
-          <w:tcPr>
-            <w:tcBorders>
-              <w:bottom w:val="none" w:sz="0" w:space="0" w:color="000000"/>
-              <w:top w:val="none" w:sz="0" w:space="0" w:color="000000"/>
-              <w:left w:val="none" w:sz="0" w:space="0" w:color="000000"/>
-              <w:right w:val="none" w:sz="0" w:space="0" w:color="000000"/>
-            </w:tcBorders>
-            <w:shd w:val="clear" w:color="auto" w:fill="FFFFFF"/>
-            <w:tcMar>
-              <w:top w:w="0" w:type="dxa"/>
-              <w:bottom w:w="0" w:type="dxa"/>
-              <w:left w:w="0" w:type="dxa"/>
-              <w:right w:w="0" w:type="dxa"/>
-            </w:tcMar>
-            <w:vAlign w:val="top"/>
-          </w:tcPr>
-          <w:p>
-            <w:pPr>
-              <w:jc w:val="center"/>
-              <w:pBdr>
-                <w:bottom w:val="none" w:sz="0" w:space="0" w:color="000000"/>
-                <w:top w:val="none" w:sz="0" w:space="0" w:color="000000"/>
-                <w:left w:val="none" w:sz="0" w:space="0" w:color="000000"/>
-                <w:right w:val="none" w:sz="0" w:space="0" w:color="000000"/>
-              </w:pBdr>
-              <w:spacing w:after="10" w:before="10" w:line="240"/>
-              <w:ind w:left="100" w:right="100" w:firstLine="0" w:firstLineChars="0"/>
-              <w:rPr>
-                <w:rFonts w:ascii="Arial" w:hAnsi="Arial" w:eastAsia="Arial" w:cs="Arial"/>
-                <w:i w:val="false"/>
-                <w:b w:val="false"/>
-                <w:u w:val="none"/>
-                <w:sz w:val="18"/>
-                <w:szCs w:val="18"/>
-                <w:color w:val="000000"/>
-              </w:rPr>
-            </w:pPr>
-            <w:r>
-              <w:rPr>
-                <w:rFonts w:ascii="Arial" w:hAnsi="Arial" w:eastAsia="Arial" w:cs="Arial"/>
-                <w:i w:val="false"/>
-                <w:b w:val="false"/>
-                <w:u w:val="none"/>
-                <w:sz w:val="18"/>
-                <w:szCs w:val="18"/>
-                <w:color w:val="000000"/>
-              </w:rPr>
-              <w:t xml:space="preserve">490 (59.4%)</w:t>
+              <w:t xml:space="preserve">343 (40.7%)</w:t>
+            </w:r>
+          </w:p>
+        </w:tc>
+        <w:tc>
+          <w:tcPr>
+            <w:tcBorders>
+              <w:bottom w:val="none" w:sz="0" w:space="0" w:color="000000"/>
+              <w:top w:val="none" w:sz="0" w:space="0" w:color="000000"/>
+              <w:left w:val="none" w:sz="0" w:space="0" w:color="000000"/>
+              <w:right w:val="none" w:sz="0" w:space="0" w:color="000000"/>
+            </w:tcBorders>
+            <w:shd w:val="clear" w:color="auto" w:fill="FFFFFF"/>
+            <w:tcMar>
+              <w:top w:w="0" w:type="dxa"/>
+              <w:bottom w:w="0" w:type="dxa"/>
+              <w:left w:w="0" w:type="dxa"/>
+              <w:right w:w="0" w:type="dxa"/>
+            </w:tcMar>
+            <w:vAlign w:val="top"/>
+          </w:tcPr>
+          <w:p>
+            <w:pPr>
+              <w:jc w:val="center"/>
+              <w:pBdr>
+                <w:bottom w:val="none" w:sz="0" w:space="0" w:color="000000"/>
+                <w:top w:val="none" w:sz="0" w:space="0" w:color="000000"/>
+                <w:left w:val="none" w:sz="0" w:space="0" w:color="000000"/>
+                <w:right w:val="none" w:sz="0" w:space="0" w:color="000000"/>
+              </w:pBdr>
+              <w:spacing w:after="10" w:before="10" w:line="240"/>
+              <w:ind w:left="100" w:right="100" w:firstLine="0" w:firstLineChars="0"/>
+              <w:rPr>
+                <w:rFonts w:ascii="Arial" w:hAnsi="Arial" w:eastAsia="Arial" w:cs="Arial"/>
+                <w:i w:val="false"/>
+                <w:b w:val="false"/>
+                <w:u w:val="none"/>
+                <w:sz w:val="18"/>
+                <w:szCs w:val="18"/>
+                <w:color w:val="000000"/>
+              </w:rPr>
+            </w:pPr>
+            <w:r>
+              <w:rPr>
+                <w:rFonts w:ascii="Arial" w:hAnsi="Arial" w:eastAsia="Arial" w:cs="Arial"/>
+                <w:i w:val="false"/>
+                <w:b w:val="false"/>
+                <w:u w:val="none"/>
+                <w:sz w:val="18"/>
+                <w:szCs w:val="18"/>
+                <w:color w:val="000000"/>
+              </w:rPr>
+              <w:t xml:space="preserve">500 (59.3%)</w:t>
             </w:r>
           </w:p>
         </w:tc>
@@ -7703,59 +7703,59 @@
                 <w:szCs w:val="18"/>
                 <w:color w:val="000000"/>
               </w:rPr>
-              <w:t xml:space="preserve">41 (36.3%)</w:t>
-            </w:r>
-          </w:p>
-        </w:tc>
-        <w:tc>
-          <w:tcPr>
-            <w:tcBorders>
-              <w:bottom w:val="none" w:sz="0" w:space="0" w:color="000000"/>
-              <w:top w:val="none" w:sz="0" w:space="0" w:color="000000"/>
-              <w:left w:val="none" w:sz="0" w:space="0" w:color="000000"/>
-              <w:right w:val="none" w:sz="0" w:space="0" w:color="000000"/>
-            </w:tcBorders>
-            <w:shd w:val="clear" w:color="auto" w:fill="FFFFFF"/>
-            <w:tcMar>
-              <w:top w:w="0" w:type="dxa"/>
-              <w:bottom w:w="0" w:type="dxa"/>
-              <w:left w:w="0" w:type="dxa"/>
-              <w:right w:w="0" w:type="dxa"/>
-            </w:tcMar>
-            <w:vAlign w:val="top"/>
-          </w:tcPr>
-          <w:p>
-            <w:pPr>
-              <w:jc w:val="center"/>
-              <w:pBdr>
-                <w:bottom w:val="none" w:sz="0" w:space="0" w:color="000000"/>
-                <w:top w:val="none" w:sz="0" w:space="0" w:color="000000"/>
-                <w:left w:val="none" w:sz="0" w:space="0" w:color="000000"/>
-                <w:right w:val="none" w:sz="0" w:space="0" w:color="000000"/>
-              </w:pBdr>
-              <w:spacing w:after="10" w:before="10" w:line="240"/>
-              <w:ind w:left="100" w:right="100" w:firstLine="0" w:firstLineChars="0"/>
-              <w:rPr>
-                <w:rFonts w:ascii="Arial" w:hAnsi="Arial" w:eastAsia="Arial" w:cs="Arial"/>
-                <w:i w:val="false"/>
-                <w:b w:val="false"/>
-                <w:u w:val="none"/>
-                <w:sz w:val="18"/>
-                <w:szCs w:val="18"/>
-                <w:color w:val="000000"/>
-              </w:rPr>
-            </w:pPr>
-            <w:r>
-              <w:rPr>
-                <w:rFonts w:ascii="Arial" w:hAnsi="Arial" w:eastAsia="Arial" w:cs="Arial"/>
-                <w:i w:val="false"/>
-                <w:b w:val="false"/>
-                <w:u w:val="none"/>
-                <w:sz w:val="18"/>
-                <w:szCs w:val="18"/>
-                <w:color w:val="000000"/>
-              </w:rPr>
-              <w:t xml:space="preserve">72 (63.7%)</w:t>
+              <w:t xml:space="preserve">41 (35.7%)</w:t>
+            </w:r>
+          </w:p>
+        </w:tc>
+        <w:tc>
+          <w:tcPr>
+            <w:tcBorders>
+              <w:bottom w:val="none" w:sz="0" w:space="0" w:color="000000"/>
+              <w:top w:val="none" w:sz="0" w:space="0" w:color="000000"/>
+              <w:left w:val="none" w:sz="0" w:space="0" w:color="000000"/>
+              <w:right w:val="none" w:sz="0" w:space="0" w:color="000000"/>
+            </w:tcBorders>
+            <w:shd w:val="clear" w:color="auto" w:fill="FFFFFF"/>
+            <w:tcMar>
+              <w:top w:w="0" w:type="dxa"/>
+              <w:bottom w:w="0" w:type="dxa"/>
+              <w:left w:w="0" w:type="dxa"/>
+              <w:right w:w="0" w:type="dxa"/>
+            </w:tcMar>
+            <w:vAlign w:val="top"/>
+          </w:tcPr>
+          <w:p>
+            <w:pPr>
+              <w:jc w:val="center"/>
+              <w:pBdr>
+                <w:bottom w:val="none" w:sz="0" w:space="0" w:color="000000"/>
+                <w:top w:val="none" w:sz="0" w:space="0" w:color="000000"/>
+                <w:left w:val="none" w:sz="0" w:space="0" w:color="000000"/>
+                <w:right w:val="none" w:sz="0" w:space="0" w:color="000000"/>
+              </w:pBdr>
+              <w:spacing w:after="10" w:before="10" w:line="240"/>
+              <w:ind w:left="100" w:right="100" w:firstLine="0" w:firstLineChars="0"/>
+              <w:rPr>
+                <w:rFonts w:ascii="Arial" w:hAnsi="Arial" w:eastAsia="Arial" w:cs="Arial"/>
+                <w:i w:val="false"/>
+                <w:b w:val="false"/>
+                <w:u w:val="none"/>
+                <w:sz w:val="18"/>
+                <w:szCs w:val="18"/>
+                <w:color w:val="000000"/>
+              </w:rPr>
+            </w:pPr>
+            <w:r>
+              <w:rPr>
+                <w:rFonts w:ascii="Arial" w:hAnsi="Arial" w:eastAsia="Arial" w:cs="Arial"/>
+                <w:i w:val="false"/>
+                <w:b w:val="false"/>
+                <w:u w:val="none"/>
+                <w:sz w:val="18"/>
+                <w:szCs w:val="18"/>
+                <w:color w:val="000000"/>
+              </w:rPr>
+              <w:t xml:space="preserve">74 (64.3%)</w:t>
             </w:r>
           </w:p>
         </w:tc>
@@ -7917,59 +7917,59 @@
                 <w:szCs w:val="18"/>
                 <w:color w:val="000000"/>
               </w:rPr>
-              <w:t xml:space="preserve">232 (43.9%)</w:t>
-            </w:r>
-          </w:p>
-        </w:tc>
-        <w:tc>
-          <w:tcPr>
-            <w:tcBorders>
-              <w:bottom w:val="none" w:sz="0" w:space="0" w:color="000000"/>
-              <w:top w:val="none" w:sz="0" w:space="0" w:color="000000"/>
-              <w:left w:val="none" w:sz="0" w:space="0" w:color="000000"/>
-              <w:right w:val="none" w:sz="0" w:space="0" w:color="000000"/>
-            </w:tcBorders>
-            <w:shd w:val="clear" w:color="auto" w:fill="FFFFFF"/>
-            <w:tcMar>
-              <w:top w:w="0" w:type="dxa"/>
-              <w:bottom w:w="0" w:type="dxa"/>
-              <w:left w:w="0" w:type="dxa"/>
-              <w:right w:w="0" w:type="dxa"/>
-            </w:tcMar>
-            <w:vAlign w:val="top"/>
-          </w:tcPr>
-          <w:p>
-            <w:pPr>
-              <w:jc w:val="center"/>
-              <w:pBdr>
-                <w:bottom w:val="none" w:sz="0" w:space="0" w:color="000000"/>
-                <w:top w:val="none" w:sz="0" w:space="0" w:color="000000"/>
-                <w:left w:val="none" w:sz="0" w:space="0" w:color="000000"/>
-                <w:right w:val="none" w:sz="0" w:space="0" w:color="000000"/>
-              </w:pBdr>
-              <w:spacing w:after="10" w:before="10" w:line="240"/>
-              <w:ind w:left="100" w:right="100" w:firstLine="0" w:firstLineChars="0"/>
-              <w:rPr>
-                <w:rFonts w:ascii="Arial" w:hAnsi="Arial" w:eastAsia="Arial" w:cs="Arial"/>
-                <w:i w:val="false"/>
-                <w:b w:val="false"/>
-                <w:u w:val="none"/>
-                <w:sz w:val="18"/>
-                <w:szCs w:val="18"/>
-                <w:color w:val="000000"/>
-              </w:rPr>
-            </w:pPr>
-            <w:r>
-              <w:rPr>
-                <w:rFonts w:ascii="Arial" w:hAnsi="Arial" w:eastAsia="Arial" w:cs="Arial"/>
-                <w:i w:val="false"/>
-                <w:b w:val="false"/>
-                <w:u w:val="none"/>
-                <w:sz w:val="18"/>
-                <w:szCs w:val="18"/>
-                <w:color w:val="000000"/>
-              </w:rPr>
-              <w:t xml:space="preserve">296 (56.1%)</w:t>
+              <w:t xml:space="preserve">236 (43.5%)</w:t>
+            </w:r>
+          </w:p>
+        </w:tc>
+        <w:tc>
+          <w:tcPr>
+            <w:tcBorders>
+              <w:bottom w:val="none" w:sz="0" w:space="0" w:color="000000"/>
+              <w:top w:val="none" w:sz="0" w:space="0" w:color="000000"/>
+              <w:left w:val="none" w:sz="0" w:space="0" w:color="000000"/>
+              <w:right w:val="none" w:sz="0" w:space="0" w:color="000000"/>
+            </w:tcBorders>
+            <w:shd w:val="clear" w:color="auto" w:fill="FFFFFF"/>
+            <w:tcMar>
+              <w:top w:w="0" w:type="dxa"/>
+              <w:bottom w:w="0" w:type="dxa"/>
+              <w:left w:w="0" w:type="dxa"/>
+              <w:right w:w="0" w:type="dxa"/>
+            </w:tcMar>
+            <w:vAlign w:val="top"/>
+          </w:tcPr>
+          <w:p>
+            <w:pPr>
+              <w:jc w:val="center"/>
+              <w:pBdr>
+                <w:bottom w:val="none" w:sz="0" w:space="0" w:color="000000"/>
+                <w:top w:val="none" w:sz="0" w:space="0" w:color="000000"/>
+                <w:left w:val="none" w:sz="0" w:space="0" w:color="000000"/>
+                <w:right w:val="none" w:sz="0" w:space="0" w:color="000000"/>
+              </w:pBdr>
+              <w:spacing w:after="10" w:before="10" w:line="240"/>
+              <w:ind w:left="100" w:right="100" w:firstLine="0" w:firstLineChars="0"/>
+              <w:rPr>
+                <w:rFonts w:ascii="Arial" w:hAnsi="Arial" w:eastAsia="Arial" w:cs="Arial"/>
+                <w:i w:val="false"/>
+                <w:b w:val="false"/>
+                <w:u w:val="none"/>
+                <w:sz w:val="18"/>
+                <w:szCs w:val="18"/>
+                <w:color w:val="000000"/>
+              </w:rPr>
+            </w:pPr>
+            <w:r>
+              <w:rPr>
+                <w:rFonts w:ascii="Arial" w:hAnsi="Arial" w:eastAsia="Arial" w:cs="Arial"/>
+                <w:i w:val="false"/>
+                <w:b w:val="false"/>
+                <w:u w:val="none"/>
+                <w:sz w:val="18"/>
+                <w:szCs w:val="18"/>
+                <w:color w:val="000000"/>
+              </w:rPr>
+              <w:t xml:space="preserve">306 (56.5%)</w:t>
             </w:r>
           </w:p>
         </w:tc>
@@ -8131,59 +8131,59 @@
                 <w:szCs w:val="18"/>
                 <w:color w:val="000000"/>
               </w:rPr>
-              <w:t xml:space="preserve">72 (38.5%)</w:t>
-            </w:r>
-          </w:p>
-        </w:tc>
-        <w:tc>
-          <w:tcPr>
-            <w:tcBorders>
-              <w:bottom w:val="none" w:sz="0" w:space="0" w:color="000000"/>
-              <w:top w:val="none" w:sz="0" w:space="0" w:color="000000"/>
-              <w:left w:val="none" w:sz="0" w:space="0" w:color="000000"/>
-              <w:right w:val="none" w:sz="0" w:space="0" w:color="000000"/>
-            </w:tcBorders>
-            <w:shd w:val="clear" w:color="auto" w:fill="FFFFFF"/>
-            <w:tcMar>
-              <w:top w:w="0" w:type="dxa"/>
-              <w:bottom w:w="0" w:type="dxa"/>
-              <w:left w:w="0" w:type="dxa"/>
-              <w:right w:w="0" w:type="dxa"/>
-            </w:tcMar>
-            <w:vAlign w:val="top"/>
-          </w:tcPr>
-          <w:p>
-            <w:pPr>
-              <w:jc w:val="center"/>
-              <w:pBdr>
-                <w:bottom w:val="none" w:sz="0" w:space="0" w:color="000000"/>
-                <w:top w:val="none" w:sz="0" w:space="0" w:color="000000"/>
-                <w:left w:val="none" w:sz="0" w:space="0" w:color="000000"/>
-                <w:right w:val="none" w:sz="0" w:space="0" w:color="000000"/>
-              </w:pBdr>
-              <w:spacing w:after="10" w:before="10" w:line="240"/>
-              <w:ind w:left="100" w:right="100" w:firstLine="0" w:firstLineChars="0"/>
-              <w:rPr>
-                <w:rFonts w:ascii="Arial" w:hAnsi="Arial" w:eastAsia="Arial" w:cs="Arial"/>
-                <w:i w:val="false"/>
-                <w:b w:val="false"/>
-                <w:u w:val="none"/>
-                <w:sz w:val="18"/>
-                <w:szCs w:val="18"/>
-                <w:color w:val="000000"/>
-              </w:rPr>
-            </w:pPr>
-            <w:r>
-              <w:rPr>
-                <w:rFonts w:ascii="Arial" w:hAnsi="Arial" w:eastAsia="Arial" w:cs="Arial"/>
-                <w:i w:val="false"/>
-                <w:b w:val="false"/>
-                <w:u w:val="none"/>
-                <w:sz w:val="18"/>
-                <w:szCs w:val="18"/>
-                <w:color w:val="000000"/>
-              </w:rPr>
-              <w:t xml:space="preserve">115 (61.5%)</w:t>
+              <w:t xml:space="preserve">74 (38.3%)</w:t>
+            </w:r>
+          </w:p>
+        </w:tc>
+        <w:tc>
+          <w:tcPr>
+            <w:tcBorders>
+              <w:bottom w:val="none" w:sz="0" w:space="0" w:color="000000"/>
+              <w:top w:val="none" w:sz="0" w:space="0" w:color="000000"/>
+              <w:left w:val="none" w:sz="0" w:space="0" w:color="000000"/>
+              <w:right w:val="none" w:sz="0" w:space="0" w:color="000000"/>
+            </w:tcBorders>
+            <w:shd w:val="clear" w:color="auto" w:fill="FFFFFF"/>
+            <w:tcMar>
+              <w:top w:w="0" w:type="dxa"/>
+              <w:bottom w:w="0" w:type="dxa"/>
+              <w:left w:w="0" w:type="dxa"/>
+              <w:right w:w="0" w:type="dxa"/>
+            </w:tcMar>
+            <w:vAlign w:val="top"/>
+          </w:tcPr>
+          <w:p>
+            <w:pPr>
+              <w:jc w:val="center"/>
+              <w:pBdr>
+                <w:bottom w:val="none" w:sz="0" w:space="0" w:color="000000"/>
+                <w:top w:val="none" w:sz="0" w:space="0" w:color="000000"/>
+                <w:left w:val="none" w:sz="0" w:space="0" w:color="000000"/>
+                <w:right w:val="none" w:sz="0" w:space="0" w:color="000000"/>
+              </w:pBdr>
+              <w:spacing w:after="10" w:before="10" w:line="240"/>
+              <w:ind w:left="100" w:right="100" w:firstLine="0" w:firstLineChars="0"/>
+              <w:rPr>
+                <w:rFonts w:ascii="Arial" w:hAnsi="Arial" w:eastAsia="Arial" w:cs="Arial"/>
+                <w:i w:val="false"/>
+                <w:b w:val="false"/>
+                <w:u w:val="none"/>
+                <w:sz w:val="18"/>
+                <w:szCs w:val="18"/>
+                <w:color w:val="000000"/>
+              </w:rPr>
+            </w:pPr>
+            <w:r>
+              <w:rPr>
+                <w:rFonts w:ascii="Arial" w:hAnsi="Arial" w:eastAsia="Arial" w:cs="Arial"/>
+                <w:i w:val="false"/>
+                <w:b w:val="false"/>
+                <w:u w:val="none"/>
+                <w:sz w:val="18"/>
+                <w:szCs w:val="18"/>
+                <w:color w:val="000000"/>
+              </w:rPr>
+              <w:t xml:space="preserve">119 (61.7%)</w:t>
             </w:r>
           </w:p>
         </w:tc>
@@ -8449,7 +8449,7 @@
                 <w:szCs w:val="18"/>
                 <w:color w:val="000000"/>
               </w:rPr>
-              <w:t xml:space="preserve">0.200*</w:t>
+              <w:t xml:space="preserve">0.174*</w:t>
             </w:r>
           </w:p>
         </w:tc>
@@ -8663,7 +8663,7 @@
                 <w:szCs w:val="18"/>
                 <w:color w:val="000000"/>
               </w:rPr>
-              <w:t xml:space="preserve">0.286*</w:t>
+              <w:t xml:space="preserve">0.364*</w:t>
             </w:r>
           </w:p>
         </w:tc>
